--- a/Ansible to Orchestrator Transition/vmops/Cleanup VM Snapshots/Documentation/02_Design_Document.docx
+++ b/Ansible to Orchestrator Transition/vmops/Cleanup VM Snapshots/Documentation/02_Design_Document.docx
@@ -1,6 +1,6 @@
 
 <file path=word/document.xml><?xml version="1.0" encoding="utf-8"?>
-<w:document xmlns:wpc="http://schemas.microsoft.com/office/word/2010/wordprocessingCanvas" xmlns:cx="http://schemas.microsoft.com/office/drawing/2014/chartex" xmlns:cx1="http://schemas.microsoft.com/office/drawing/2015/9/8/chartex" xmlns:cx2="http://schemas.microsoft.com/office/drawing/2015/10/21/chartex" xmlns:cx3="http://schemas.microsoft.com/office/drawing/2016/5/9/chartex" xmlns:cx4="http://schemas.microsoft.com/office/drawing/2016/5/10/chartex" xmlns:cx5="http://schemas.microsoft.com/office/drawing/2016/5/11/chartex" xmlns:cx6="http://schemas.microsoft.com/office/drawing/2016/5/12/chartex" xmlns:cx7="http://schemas.microsoft.com/office/drawing/2016/5/13/chartex" xmlns:cx8="http://schemas.microsoft.com/office/drawing/2016/5/14/chartex" xmlns:mc="http://schemas.openxmlformats.org/markup-compatibility/2006" xmlns:aink="http://schemas.microsoft.com/office/drawing/2016/ink" xmlns:am3d="http://schemas.microsoft.com/office/drawing/2017/model3d" xmlns:o="urn:schemas-microsoft-com:office:office" xmlns:oel="http://schemas.microsoft.com/office/2019/extlst" xmlns:r="http://schemas.openxmlformats.org/officeDocument/2006/relationships" xmlns:m="http://schemas.openxmlformats.org/officeDocument/2006/math" xmlns:v="urn:schemas-microsoft-com:vml" xmlns:wp14="http://schemas.microsoft.com/office/word/2010/wordprocessingDrawing" xmlns:wp="http://schemas.openxmlformats.org/drawingml/2006/wordprocessingDrawing" xmlns:w10="urn:schemas-microsoft-com:office:word" xmlns:w="http://schemas.openxmlformats.org/wordprocessingml/2006/main" xmlns:w14="http://schemas.microsoft.com/office/word/2010/wordml" xmlns:w15="http://schemas.microsoft.com/office/word/2012/wordml" xmlns:w16cex="http://schemas.microsoft.com/office/word/2018/wordml/cex" xmlns:w16cid="http://schemas.microsoft.com/office/word/2016/wordml/cid" xmlns:w16="http://schemas.microsoft.com/office/word/2018/wordml" xmlns:w16du="http://schemas.microsoft.com/office/word/2023/wordml/word16du" xmlns:w16sdtdh="http://schemas.microsoft.com/office/word/2020/wordml/sdtdatahash" xmlns:w16sdtfl="http://schemas.microsoft.com/office/word/2024/wordml/sdtformatlock" xmlns:w16se="http://schemas.microsoft.com/office/word/2015/wordml/symex" xmlns:wpg="http://schemas.microsoft.com/office/word/2010/wordprocessingGroup" xmlns:wpi="http://schemas.microsoft.com/office/word/2010/wordprocessingInk" xmlns:wne="http://schemas.microsoft.com/office/word/2006/wordml" xmlns:wps="http://schemas.microsoft.com/office/word/2010/wordprocessingShape" mc:Ignorable="w14 w15 w16se w16cid w16 w16cex w16sdtdh w16sdtfl w16du wp14">
+<w:document xmlns:wpc="http://schemas.microsoft.com/office/word/2010/wordprocessingCanvas" xmlns:cx="http://schemas.microsoft.com/office/drawing/2014/chartex" xmlns:cx1="http://schemas.microsoft.com/office/drawing/2015/9/8/chartex" xmlns:cx2="http://schemas.microsoft.com/office/drawing/2015/10/21/chartex" xmlns:cx3="http://schemas.microsoft.com/office/drawing/2016/5/9/chartex" xmlns:cx4="http://schemas.microsoft.com/office/drawing/2016/5/10/chartex" xmlns:cx5="http://schemas.microsoft.com/office/drawing/2016/5/11/chartex" xmlns:cx6="http://schemas.microsoft.com/office/drawing/2016/5/12/chartex" xmlns:cx7="http://schemas.microsoft.com/office/drawing/2016/5/13/chartex" xmlns:cx8="http://schemas.microsoft.com/office/drawing/2016/5/14/chartex" xmlns:mc="http://schemas.openxmlformats.org/markup-compatibility/2006" xmlns:aink="http://schemas.microsoft.com/office/drawing/2016/ink" xmlns:am3d="http://schemas.microsoft.com/office/drawing/2017/model3d" xmlns:o="urn:schemas-microsoft-com:office:office" xmlns:oel="http://schemas.microsoft.com/office/2019/extlst" xmlns:r="http://schemas.openxmlformats.org/officeDocument/2006/relationships" xmlns:m="http://schemas.openxmlformats.org/officeDocument/2006/math" xmlns:v="urn:schemas-microsoft-com:vml" xmlns:wp14="http://schemas.microsoft.com/office/word/2010/wordprocessingDrawing" xmlns:wp="http://schemas.openxmlformats.org/drawingml/2006/wordprocessingDrawing" xmlns:w10="urn:schemas-microsoft-com:office:word" xmlns:w="http://schemas.openxmlformats.org/wordprocessingml/2006/main" xmlns:w14="http://schemas.microsoft.com/office/word/2010/wordml" xmlns:w15="http://schemas.microsoft.com/office/word/2012/wordml" xmlns:w16cex="http://schemas.microsoft.com/office/word/2018/wordml/cex" xmlns:w16cid="http://schemas.microsoft.com/office/word/2016/wordml/cid" xmlns:w16="http://schemas.microsoft.com/office/word/2018/wordml" xmlns:w16du="http://schemas.microsoft.com/office/word/2023/wordml/word16du" xmlns:w16sdtdh="http://schemas.microsoft.com/office/word/2020/wordml/sdtdatahash" xmlns:w16sdtfl="http://schemas.microsoft.com/office/word/2024/wordml/sdtformatlock" xmlns:w16se="http://schemas.microsoft.com/office/word/2015/wordml/symex" xmlns:wpg="http://schemas.microsoft.com/office/word/2010/wordprocessingGroup" xmlns:wpi="http://schemas.microsoft.com/office/word/2010/wordprocessingInk" xmlns:wne="http://schemas.microsoft.com/office/word/2006/wordml" xmlns:wps="http://schemas.microsoft.com/office/word/2010/wordprocessingShape" xmlns:a="http://schemas.openxmlformats.org/drawingml/2006/main" xmlns:pic="http://schemas.openxmlformats.org/drawingml/2006/picture" xmlns:a14="http://schemas.microsoft.com/office/drawing/2010/main" mc:Ignorable="w14 w15 w16se w16cid w16 w16cex w16sdtdh w16sdtfl w16du wp14">
   <w:body>
     <w:p>
       <w:pPr>
@@ -62,7 +62,7 @@
         <w:spacing w:after="160"/>
         <w:jc w:val="center"/>
         <w:rPr>
-          <w:rFonts w:ascii="Arial" w:eastAsia="Arial" w:hAnsi="Arial" w:cs="Arial"/>
+          <w:rFonts w:ascii="Arial" w:hAnsi="Arial" w:eastAsia="Arial" w:cs="Arial"/>
           <w:color w:val="5BA3E8"/>
           <w:sz w:val="20"/>
           <w:szCs w:val="20"/>
@@ -70,14 +70,38 @@
       </w:pPr>
       <w:r>
         <w:rPr>
-          <w:rFonts w:ascii="Arial" w:eastAsia="Arial" w:hAnsi="Arial" w:cs="Arial"/>
+          <w:rFonts w:ascii="Arial" w:hAnsi="Arial" w:eastAsia="Arial" w:cs="Arial"/>
           <w:b/>
           <w:bCs/>
           <w:color w:val="5BA3E8"/>
           <w:sz w:val="20"/>
           <w:szCs w:val="20"/>
         </w:rPr>
-        <w:t>TECHNICAL ADVISORY  ·  PRIVATE CLOUD OPERATIONS</w:t>
+        <w:t xml:space="preserve">TECHNICAL </w:t>
+      </w:r>
+      <w:proofErr w:type="gramStart"/>
+      <w:r>
+        <w:rPr>
+          <w:rFonts w:ascii="Arial" w:hAnsi="Arial" w:eastAsia="Arial" w:cs="Arial"/>
+          <w:b/>
+          <w:bCs/>
+          <w:color w:val="5BA3E8"/>
+          <w:sz w:val="20"/>
+          <w:szCs w:val="20"/>
+        </w:rPr>
+        <w:t>ADVISORY  ·</w:t>
+      </w:r>
+      <w:proofErr w:type="gramEnd"/>
+      <w:r>
+        <w:rPr>
+          <w:rFonts w:ascii="Arial" w:hAnsi="Arial" w:eastAsia="Arial" w:cs="Arial"/>
+          <w:b/>
+          <w:bCs/>
+          <w:color w:val="5BA3E8"/>
+          <w:sz w:val="20"/>
+          <w:szCs w:val="20"/>
+        </w:rPr>
+        <w:t xml:space="preserve">  PRIVATE CLOUD OPERATIONS</w:t>
       </w:r>
     </w:p>
     <w:p>
@@ -85,7 +109,7 @@
         <w:spacing w:after="80" w:line="259" w:lineRule="auto"/>
         <w:jc w:val="center"/>
         <w:rPr>
-          <w:rFonts w:ascii="Arial" w:eastAsia="Arial" w:hAnsi="Arial" w:cs="Arial"/>
+          <w:rFonts w:ascii="Arial" w:hAnsi="Arial" w:eastAsia="Arial" w:cs="Arial"/>
           <w:color w:val="0A1F3D"/>
           <w:sz w:val="48"/>
           <w:szCs w:val="48"/>
@@ -93,7 +117,7 @@
       </w:pPr>
       <w:r>
         <w:rPr>
-          <w:rFonts w:ascii="Arial" w:eastAsia="Arial" w:hAnsi="Arial" w:cs="Arial"/>
+          <w:rFonts w:ascii="Arial" w:hAnsi="Arial" w:eastAsia="Arial" w:cs="Arial"/>
           <w:b/>
           <w:bCs/>
           <w:color w:val="0A1F3D"/>
@@ -108,7 +132,7 @@
         <w:spacing w:after="240" w:line="259" w:lineRule="auto"/>
         <w:jc w:val="center"/>
         <w:rPr>
-          <w:rFonts w:ascii="Arial" w:eastAsia="Arial" w:hAnsi="Arial" w:cs="Arial"/>
+          <w:rFonts w:ascii="Arial" w:hAnsi="Arial" w:eastAsia="Arial" w:cs="Arial"/>
           <w:color w:val="1565C0"/>
           <w:sz w:val="30"/>
           <w:szCs w:val="30"/>
@@ -116,7 +140,7 @@
       </w:pPr>
       <w:r>
         <w:rPr>
-          <w:rFonts w:ascii="Arial" w:eastAsia="Arial" w:hAnsi="Arial" w:cs="Arial"/>
+          <w:rFonts w:ascii="Arial" w:hAnsi="Arial" w:eastAsia="Arial" w:cs="Arial"/>
           <w:b/>
           <w:bCs/>
           <w:color w:val="1565C0"/>
@@ -129,18 +153,18 @@
     <w:p>
       <w:pPr>
         <w:pBdr>
-          <w:bottom w:val="single" w:sz="18" w:space="4" w:color="1565C0"/>
+          <w:bottom w:val="single" w:color="1565C0" w:sz="18" w:space="4"/>
         </w:pBdr>
         <w:spacing w:after="240"/>
         <w:jc w:val="center"/>
         <w:rPr>
-          <w:rFonts w:ascii="Arial" w:eastAsia="Arial" w:hAnsi="Arial" w:cs="Arial"/>
+          <w:rFonts w:ascii="Arial" w:hAnsi="Arial" w:eastAsia="Arial" w:cs="Arial"/>
           <w:color w:val="000000" w:themeColor="text1"/>
         </w:rPr>
       </w:pPr>
       <w:r>
         <w:rPr>
-          <w:rFonts w:ascii="Arial" w:eastAsia="Arial" w:hAnsi="Arial" w:cs="Arial"/>
+          <w:rFonts w:ascii="Arial" w:hAnsi="Arial" w:eastAsia="Arial" w:cs="Arial"/>
           <w:color w:val="000000" w:themeColor="text1"/>
         </w:rPr>
         <w:t xml:space="preserve"> </w:t>
@@ -151,7 +175,7 @@
         <w:spacing w:after="480" w:line="259" w:lineRule="auto"/>
         <w:jc w:val="center"/>
         <w:rPr>
-          <w:rFonts w:ascii="Arial" w:eastAsia="Arial" w:hAnsi="Arial" w:cs="Arial"/>
+          <w:rFonts w:ascii="Arial" w:hAnsi="Arial" w:eastAsia="Arial" w:cs="Arial"/>
           <w:color w:val="000000" w:themeColor="text1"/>
           <w:sz w:val="24"/>
           <w:szCs w:val="24"/>
@@ -159,7 +183,7 @@
       </w:pPr>
       <w:r>
         <w:rPr>
-          <w:rFonts w:ascii="Arial" w:eastAsia="Arial" w:hAnsi="Arial" w:cs="Arial"/>
+          <w:rFonts w:ascii="Arial" w:hAnsi="Arial" w:eastAsia="Arial" w:cs="Arial"/>
           <w:i/>
           <w:iCs/>
           <w:color w:val="000000" w:themeColor="text1"/>
@@ -173,7 +197,7 @@
       <w:pPr>
         <w:jc w:val="center"/>
         <w:rPr>
-          <w:rFonts w:ascii="Arial" w:eastAsia="Arial" w:hAnsi="Arial" w:cs="Arial"/>
+          <w:rFonts w:ascii="Arial" w:hAnsi="Arial" w:eastAsia="Arial" w:cs="Arial"/>
           <w:color w:val="000000" w:themeColor="text1"/>
           <w:sz w:val="18"/>
           <w:szCs w:val="18"/>
@@ -181,7 +205,7 @@
       </w:pPr>
       <w:r>
         <w:rPr>
-          <w:rFonts w:ascii="Arial" w:eastAsia="Arial" w:hAnsi="Arial" w:cs="Arial"/>
+          <w:rFonts w:ascii="Arial" w:hAnsi="Arial" w:eastAsia="Arial" w:cs="Arial"/>
           <w:b/>
           <w:bCs/>
           <w:color w:val="707070"/>
@@ -192,7 +216,7 @@
       </w:r>
       <w:r>
         <w:rPr>
-          <w:rFonts w:ascii="Arial" w:eastAsia="Arial" w:hAnsi="Arial" w:cs="Arial"/>
+          <w:rFonts w:ascii="Arial" w:hAnsi="Arial" w:eastAsia="Arial" w:cs="Arial"/>
           <w:color w:val="000000" w:themeColor="text1"/>
           <w:sz w:val="18"/>
           <w:szCs w:val="18"/>
@@ -201,7 +225,7 @@
       </w:r>
       <w:r>
         <w:rPr>
-          <w:rFonts w:ascii="Arial" w:eastAsia="Arial" w:hAnsi="Arial" w:cs="Arial"/>
+          <w:rFonts w:ascii="Arial" w:hAnsi="Arial" w:eastAsia="Arial" w:cs="Arial"/>
           <w:color w:val="707070"/>
           <w:sz w:val="18"/>
           <w:szCs w:val="18"/>
@@ -210,20 +234,51 @@
       </w:r>
       <w:r>
         <w:rPr>
-          <w:rFonts w:ascii="Arial" w:eastAsia="Arial" w:hAnsi="Arial" w:cs="Arial"/>
+          <w:rFonts w:ascii="Arial" w:hAnsi="Arial" w:eastAsia="Arial" w:cs="Arial"/>
           <w:b/>
           <w:bCs/>
           <w:color w:val="707070"/>
           <w:sz w:val="18"/>
           <w:szCs w:val="18"/>
         </w:rPr>
-        <w:t>AUDIENCE:  &lt;customer&gt;, &lt;groups&gt;</w:t>
+        <w:t>AUDIENCE</w:t>
+      </w:r>
+      <w:proofErr w:type="gramStart"/>
+      <w:r>
+        <w:rPr>
+          <w:rFonts w:ascii="Arial" w:hAnsi="Arial" w:eastAsia="Arial" w:cs="Arial"/>
+          <w:b/>
+          <w:bCs/>
+          <w:color w:val="707070"/>
+          <w:sz w:val="18"/>
+          <w:szCs w:val="18"/>
+        </w:rPr>
+        <w:t xml:space="preserve">:  </w:t>
+      </w:r>
+      <w:r>
+        <w:rPr>
+          <w:rFonts w:ascii="Arial" w:hAnsi="Arial" w:eastAsia="Arial" w:cs="Arial"/>
+          <w:color w:val="000000" w:themeColor="text1"/>
+          <w:sz w:val="18"/>
+          <w:szCs w:val="18"/>
+        </w:rPr>
+        <w:t>Department</w:t>
+      </w:r>
+      <w:proofErr w:type="gramEnd"/>
+      <w:r>
+        <w:rPr>
+          <w:rFonts w:ascii="Arial" w:hAnsi="Arial" w:eastAsia="Arial" w:cs="Arial"/>
+          <w:color w:val="000000" w:themeColor="text1"/>
+          <w:sz w:val="18"/>
+          <w:szCs w:val="18"/>
+        </w:rPr>
+        <w:t xml:space="preserve"> of State, DT/EI/IM/CVS, IT Leadership, Infrastructure Management</w:t>
       </w:r>
     </w:p>
     <w:p>
       <w:pPr>
         <w:pBdr>
-          <w:bottom w:val="single" w:sz="18" w:space="6" w:color="2E75B6"/>
+          <w:bottom w:val="single" w:color="2E75B6" w:sz="18" w:space="6"/>
         </w:pBdr>
         <w:spacing w:after="360"/>
       </w:pPr>
@@ -238,9 +293,13 @@
         <w:pStyle w:val="heading10"/>
       </w:pPr>
       <w:r>
-        <w:lastRenderedPageBreak/>
-        <w:t>1. Goals and Non-Goals</w:t>
-      </w:r>
+        <w:t xml:space="preserve">1. Goals and </w:t>
+      </w:r>
+      <w:proofErr w:type="gramStart"/>
+      <w:r>
+        <w:t>Non-Goals</w:t>
+      </w:r>
+      <w:proofErr w:type="gramEnd"/>
     </w:p>
     <w:p>
       <w:pPr>
@@ -338,8 +397,13 @@
         <w:pStyle w:val="heading20"/>
       </w:pPr>
       <w:r>
-        <w:t>1.2 Non-Goals</w:t>
-      </w:r>
+        <w:t xml:space="preserve">1.2 </w:t>
+      </w:r>
+      <w:proofErr w:type="gramStart"/>
+      <w:r>
+        <w:t>Non-Goals</w:t>
+      </w:r>
+      <w:proofErr w:type="gramEnd"/>
     </w:p>
     <w:p>
       <w:pPr>
@@ -418,7 +482,15 @@
         <w:t>ST-08</w:t>
       </w:r>
       <w:r>
-        <w:t xml:space="preserve">) and one exception handler. Each scriptable task is a self-contained JavaScript program that reads workflow attributes, performs one logical step, and writes attributes for the next task to consume. Three of the steps delegate to </w:t>
+        <w:t xml:space="preserve">) and one exception handler. Each scriptable task is a self-contained JavaScript program that reads workflow attributes, performs one logical step, and writes attributes for the next task to consume. Three of the steps </w:t>
+      </w:r>
+      <w:proofErr w:type="gramStart"/>
+      <w:r>
+        <w:t>delegate</w:t>
+      </w:r>
+      <w:proofErr w:type="gramEnd"/>
+      <w:r>
+        <w:t xml:space="preserve"> to </w:t>
       </w:r>
       <w:r>
         <w:t>VCF Orchestrator</w:t>
@@ -440,12 +512,12 @@
         <w:tblW w:w="9360" w:type="dxa"/>
         <w:tblInd w:w="-3" w:type="dxa"/>
         <w:tblBorders>
-          <w:top w:val="single" w:sz="4" w:space="0" w:color="auto"/>
-          <w:left w:val="single" w:sz="4" w:space="0" w:color="auto"/>
-          <w:bottom w:val="single" w:sz="4" w:space="0" w:color="auto"/>
-          <w:right w:val="single" w:sz="4" w:space="0" w:color="auto"/>
-          <w:insideH w:val="single" w:sz="4" w:space="0" w:color="auto"/>
-          <w:insideV w:val="single" w:sz="4" w:space="0" w:color="auto"/>
+          <w:top w:val="single" w:color="auto" w:sz="4" w:space="0"/>
+          <w:left w:val="single" w:color="auto" w:sz="4" w:space="0"/>
+          <w:bottom w:val="single" w:color="auto" w:sz="4" w:space="0"/>
+          <w:right w:val="single" w:color="auto" w:sz="4" w:space="0"/>
+          <w:insideH w:val="single" w:color="auto" w:sz="4" w:space="0"/>
+          <w:insideV w:val="single" w:color="auto" w:sz="4" w:space="0"/>
         </w:tblBorders>
         <w:tblCellMar>
           <w:left w:w="10" w:type="dxa"/>
@@ -466,10 +538,10 @@
           <w:tcPr>
             <w:tcW w:w="1000" w:type="dxa"/>
             <w:tcBorders>
-              <w:top w:val="single" w:sz="4" w:space="0" w:color="BFBFBF" w:themeColor="background1" w:themeShade="BF"/>
-              <w:left w:val="single" w:sz="4" w:space="0" w:color="BFBFBF" w:themeColor="background1" w:themeShade="BF"/>
-              <w:bottom w:val="single" w:sz="4" w:space="0" w:color="BFBFBF" w:themeColor="background1" w:themeShade="BF"/>
-              <w:right w:val="single" w:sz="4" w:space="0" w:color="BFBFBF" w:themeColor="background1" w:themeShade="BF"/>
+              <w:top w:val="single" w:color="BFBFBF" w:themeColor="background1" w:themeShade="BF" w:sz="4" w:space="0"/>
+              <w:left w:val="single" w:color="BFBFBF" w:themeColor="background1" w:themeShade="BF" w:sz="4" w:space="0"/>
+              <w:bottom w:val="single" w:color="BFBFBF" w:themeColor="background1" w:themeShade="BF" w:sz="4" w:space="0"/>
+              <w:right w:val="single" w:color="BFBFBF" w:themeColor="background1" w:themeShade="BF" w:sz="4" w:space="0"/>
             </w:tcBorders>
             <w:shd w:val="clear" w:color="auto" w:fill="1F3864" w:themeFill="accent1" w:themeFillShade="80"/>
             <w:tcMar>
@@ -494,10 +566,10 @@
           <w:tcPr>
             <w:tcW w:w="2300" w:type="dxa"/>
             <w:tcBorders>
-              <w:top w:val="single" w:sz="4" w:space="0" w:color="BFBFBF" w:themeColor="background1" w:themeShade="BF"/>
-              <w:left w:val="single" w:sz="4" w:space="0" w:color="BFBFBF" w:themeColor="background1" w:themeShade="BF"/>
-              <w:bottom w:val="single" w:sz="4" w:space="0" w:color="BFBFBF" w:themeColor="background1" w:themeShade="BF"/>
-              <w:right w:val="single" w:sz="4" w:space="0" w:color="BFBFBF" w:themeColor="background1" w:themeShade="BF"/>
+              <w:top w:val="single" w:color="BFBFBF" w:themeColor="background1" w:themeShade="BF" w:sz="4" w:space="0"/>
+              <w:left w:val="single" w:color="BFBFBF" w:themeColor="background1" w:themeShade="BF" w:sz="4" w:space="0"/>
+              <w:bottom w:val="single" w:color="BFBFBF" w:themeColor="background1" w:themeShade="BF" w:sz="4" w:space="0"/>
+              <w:right w:val="single" w:color="BFBFBF" w:themeColor="background1" w:themeShade="BF" w:sz="4" w:space="0"/>
             </w:tcBorders>
             <w:shd w:val="clear" w:color="auto" w:fill="1F3864" w:themeFill="accent1" w:themeFillShade="80"/>
             <w:tcMar>
@@ -522,10 +594,10 @@
           <w:tcPr>
             <w:tcW w:w="6060" w:type="dxa"/>
             <w:tcBorders>
-              <w:top w:val="single" w:sz="4" w:space="0" w:color="BFBFBF" w:themeColor="background1" w:themeShade="BF"/>
-              <w:left w:val="single" w:sz="4" w:space="0" w:color="BFBFBF" w:themeColor="background1" w:themeShade="BF"/>
-              <w:bottom w:val="single" w:sz="4" w:space="0" w:color="BFBFBF" w:themeColor="background1" w:themeShade="BF"/>
-              <w:right w:val="single" w:sz="4" w:space="0" w:color="BFBFBF" w:themeColor="background1" w:themeShade="BF"/>
+              <w:top w:val="single" w:color="BFBFBF" w:themeColor="background1" w:themeShade="BF" w:sz="4" w:space="0"/>
+              <w:left w:val="single" w:color="BFBFBF" w:themeColor="background1" w:themeShade="BF" w:sz="4" w:space="0"/>
+              <w:bottom w:val="single" w:color="BFBFBF" w:themeColor="background1" w:themeShade="BF" w:sz="4" w:space="0"/>
+              <w:right w:val="single" w:color="BFBFBF" w:themeColor="background1" w:themeShade="BF" w:sz="4" w:space="0"/>
             </w:tcBorders>
             <w:shd w:val="clear" w:color="auto" w:fill="1F3864" w:themeFill="accent1" w:themeFillShade="80"/>
             <w:tcMar>
@@ -552,10 +624,10 @@
           <w:tcPr>
             <w:tcW w:w="1000" w:type="dxa"/>
             <w:tcBorders>
-              <w:top w:val="single" w:sz="4" w:space="0" w:color="BFBFBF" w:themeColor="background1" w:themeShade="BF"/>
-              <w:left w:val="single" w:sz="4" w:space="0" w:color="BFBFBF" w:themeColor="background1" w:themeShade="BF"/>
-              <w:bottom w:val="single" w:sz="4" w:space="0" w:color="BFBFBF" w:themeColor="background1" w:themeShade="BF"/>
-              <w:right w:val="single" w:sz="4" w:space="0" w:color="BFBFBF" w:themeColor="background1" w:themeShade="BF"/>
+              <w:top w:val="single" w:color="BFBFBF" w:themeColor="background1" w:themeShade="BF" w:sz="4" w:space="0"/>
+              <w:left w:val="single" w:color="BFBFBF" w:themeColor="background1" w:themeShade="BF" w:sz="4" w:space="0"/>
+              <w:bottom w:val="single" w:color="BFBFBF" w:themeColor="background1" w:themeShade="BF" w:sz="4" w:space="0"/>
+              <w:right w:val="single" w:color="BFBFBF" w:themeColor="background1" w:themeShade="BF" w:sz="4" w:space="0"/>
             </w:tcBorders>
             <w:shd w:val="clear" w:color="auto" w:fill="FFFFFF" w:themeFill="background1"/>
             <w:tcMar>
@@ -582,10 +654,10 @@
           <w:tcPr>
             <w:tcW w:w="2300" w:type="dxa"/>
             <w:tcBorders>
-              <w:top w:val="single" w:sz="4" w:space="0" w:color="BFBFBF" w:themeColor="background1" w:themeShade="BF"/>
-              <w:left w:val="single" w:sz="4" w:space="0" w:color="BFBFBF" w:themeColor="background1" w:themeShade="BF"/>
-              <w:bottom w:val="single" w:sz="4" w:space="0" w:color="BFBFBF" w:themeColor="background1" w:themeShade="BF"/>
-              <w:right w:val="single" w:sz="4" w:space="0" w:color="BFBFBF" w:themeColor="background1" w:themeShade="BF"/>
+              <w:top w:val="single" w:color="BFBFBF" w:themeColor="background1" w:themeShade="BF" w:sz="4" w:space="0"/>
+              <w:left w:val="single" w:color="BFBFBF" w:themeColor="background1" w:themeShade="BF" w:sz="4" w:space="0"/>
+              <w:bottom w:val="single" w:color="BFBFBF" w:themeColor="background1" w:themeShade="BF" w:sz="4" w:space="0"/>
+              <w:right w:val="single" w:color="BFBFBF" w:themeColor="background1" w:themeShade="BF" w:sz="4" w:space="0"/>
             </w:tcBorders>
             <w:shd w:val="clear" w:color="auto" w:fill="FFFFFF" w:themeFill="background1"/>
             <w:tcMar>
@@ -623,10 +695,10 @@
           <w:tcPr>
             <w:tcW w:w="6060" w:type="dxa"/>
             <w:tcBorders>
-              <w:top w:val="single" w:sz="4" w:space="0" w:color="BFBFBF" w:themeColor="background1" w:themeShade="BF"/>
-              <w:left w:val="single" w:sz="4" w:space="0" w:color="BFBFBF" w:themeColor="background1" w:themeShade="BF"/>
-              <w:bottom w:val="single" w:sz="4" w:space="0" w:color="BFBFBF" w:themeColor="background1" w:themeShade="BF"/>
-              <w:right w:val="single" w:sz="4" w:space="0" w:color="BFBFBF" w:themeColor="background1" w:themeShade="BF"/>
+              <w:top w:val="single" w:color="BFBFBF" w:themeColor="background1" w:themeShade="BF" w:sz="4" w:space="0"/>
+              <w:left w:val="single" w:color="BFBFBF" w:themeColor="background1" w:themeShade="BF" w:sz="4" w:space="0"/>
+              <w:bottom w:val="single" w:color="BFBFBF" w:themeColor="background1" w:themeShade="BF" w:sz="4" w:space="0"/>
+              <w:right w:val="single" w:color="BFBFBF" w:themeColor="background1" w:themeShade="BF" w:sz="4" w:space="0"/>
             </w:tcBorders>
             <w:shd w:val="clear" w:color="auto" w:fill="FFFFFF" w:themeFill="background1"/>
             <w:tcMar>
@@ -663,7 +735,23 @@
                 <w:sz w:val="20"/>
                 <w:szCs w:val="20"/>
               </w:rPr>
-              <w:t xml:space="preserve"> human-readable input thresholds into internal units (bytes, ms), </w:t>
+              <w:t xml:space="preserve"> human-readable input thresholds into internal units (bytes, </w:t>
+            </w:r>
+            <w:proofErr w:type="spellStart"/>
+            <w:r>
+              <w:rPr>
+                <w:sz w:val="20"/>
+                <w:szCs w:val="20"/>
+              </w:rPr>
+              <w:t>ms</w:t>
+            </w:r>
+            <w:proofErr w:type="spellEnd"/>
+            <w:r>
+              <w:rPr>
+                <w:sz w:val="20"/>
+                <w:szCs w:val="20"/>
+              </w:rPr>
+              <w:t xml:space="preserve">), </w:t>
             </w:r>
             <w:r>
               <w:rPr>
@@ -677,7 +765,23 @@
                 <w:sz w:val="20"/>
                 <w:szCs w:val="20"/>
               </w:rPr>
-              <w:t xml:space="preserve"> the runLog accumulator.</w:t>
+              <w:t xml:space="preserve"> the </w:t>
+            </w:r>
+            <w:proofErr w:type="spellStart"/>
+            <w:r>
+              <w:rPr>
+                <w:sz w:val="20"/>
+                <w:szCs w:val="20"/>
+              </w:rPr>
+              <w:t>runLog</w:t>
+            </w:r>
+            <w:proofErr w:type="spellEnd"/>
+            <w:r>
+              <w:rPr>
+                <w:sz w:val="20"/>
+                <w:szCs w:val="20"/>
+              </w:rPr>
+              <w:t xml:space="preserve"> accumulator.</w:t>
             </w:r>
           </w:p>
         </w:tc>
@@ -687,10 +791,10 @@
           <w:tcPr>
             <w:tcW w:w="1000" w:type="dxa"/>
             <w:tcBorders>
-              <w:top w:val="single" w:sz="4" w:space="0" w:color="BFBFBF" w:themeColor="background1" w:themeShade="BF"/>
-              <w:left w:val="single" w:sz="4" w:space="0" w:color="BFBFBF" w:themeColor="background1" w:themeShade="BF"/>
-              <w:bottom w:val="single" w:sz="4" w:space="0" w:color="BFBFBF" w:themeColor="background1" w:themeShade="BF"/>
-              <w:right w:val="single" w:sz="4" w:space="0" w:color="BFBFBF" w:themeColor="background1" w:themeShade="BF"/>
+              <w:top w:val="single" w:color="BFBFBF" w:themeColor="background1" w:themeShade="BF" w:sz="4" w:space="0"/>
+              <w:left w:val="single" w:color="BFBFBF" w:themeColor="background1" w:themeShade="BF" w:sz="4" w:space="0"/>
+              <w:bottom w:val="single" w:color="BFBFBF" w:themeColor="background1" w:themeShade="BF" w:sz="4" w:space="0"/>
+              <w:right w:val="single" w:color="BFBFBF" w:themeColor="background1" w:themeShade="BF" w:sz="4" w:space="0"/>
             </w:tcBorders>
             <w:shd w:val="clear" w:color="auto" w:fill="F2F2F2" w:themeFill="background1" w:themeFillShade="F2"/>
             <w:tcMar>
@@ -717,10 +821,10 @@
           <w:tcPr>
             <w:tcW w:w="2300" w:type="dxa"/>
             <w:tcBorders>
-              <w:top w:val="single" w:sz="4" w:space="0" w:color="BFBFBF" w:themeColor="background1" w:themeShade="BF"/>
-              <w:left w:val="single" w:sz="4" w:space="0" w:color="BFBFBF" w:themeColor="background1" w:themeShade="BF"/>
-              <w:bottom w:val="single" w:sz="4" w:space="0" w:color="BFBFBF" w:themeColor="background1" w:themeShade="BF"/>
-              <w:right w:val="single" w:sz="4" w:space="0" w:color="BFBFBF" w:themeColor="background1" w:themeShade="BF"/>
+              <w:top w:val="single" w:color="BFBFBF" w:themeColor="background1" w:themeShade="BF" w:sz="4" w:space="0"/>
+              <w:left w:val="single" w:color="BFBFBF" w:themeColor="background1" w:themeShade="BF" w:sz="4" w:space="0"/>
+              <w:bottom w:val="single" w:color="BFBFBF" w:themeColor="background1" w:themeShade="BF" w:sz="4" w:space="0"/>
+              <w:right w:val="single" w:color="BFBFBF" w:themeColor="background1" w:themeShade="BF" w:sz="4" w:space="0"/>
             </w:tcBorders>
             <w:shd w:val="clear" w:color="auto" w:fill="F2F2F2" w:themeFill="background1" w:themeFillShade="F2"/>
             <w:tcMar>
@@ -747,10 +851,10 @@
           <w:tcPr>
             <w:tcW w:w="6060" w:type="dxa"/>
             <w:tcBorders>
-              <w:top w:val="single" w:sz="4" w:space="0" w:color="BFBFBF" w:themeColor="background1" w:themeShade="BF"/>
-              <w:left w:val="single" w:sz="4" w:space="0" w:color="BFBFBF" w:themeColor="background1" w:themeShade="BF"/>
-              <w:bottom w:val="single" w:sz="4" w:space="0" w:color="BFBFBF" w:themeColor="background1" w:themeShade="BF"/>
-              <w:right w:val="single" w:sz="4" w:space="0" w:color="BFBFBF" w:themeColor="background1" w:themeShade="BF"/>
+              <w:top w:val="single" w:color="BFBFBF" w:themeColor="background1" w:themeShade="BF" w:sz="4" w:space="0"/>
+              <w:left w:val="single" w:color="BFBFBF" w:themeColor="background1" w:themeShade="BF" w:sz="4" w:space="0"/>
+              <w:bottom w:val="single" w:color="BFBFBF" w:themeColor="background1" w:themeShade="BF" w:sz="4" w:space="0"/>
+              <w:right w:val="single" w:color="BFBFBF" w:themeColor="background1" w:themeShade="BF" w:sz="4" w:space="0"/>
             </w:tcBorders>
             <w:shd w:val="clear" w:color="auto" w:fill="F2F2F2" w:themeFill="background1" w:themeFillShade="F2"/>
             <w:tcMar>
@@ -769,7 +873,71 @@
                 <w:sz w:val="20"/>
                 <w:szCs w:val="20"/>
               </w:rPr>
-              <w:t>Read the runLock attribute from the RuntimeState configuration element. If non-empty, throw to route via the Exception Handler as MUTEX_ABORT. Otherwise write runId into runLock to claim it.</w:t>
+              <w:t xml:space="preserve">Read the </w:t>
+            </w:r>
+            <w:proofErr w:type="spellStart"/>
+            <w:r>
+              <w:rPr>
+                <w:sz w:val="20"/>
+                <w:szCs w:val="20"/>
+              </w:rPr>
+              <w:t>runLock</w:t>
+            </w:r>
+            <w:proofErr w:type="spellEnd"/>
+            <w:r>
+              <w:rPr>
+                <w:sz w:val="20"/>
+                <w:szCs w:val="20"/>
+              </w:rPr>
+              <w:t xml:space="preserve"> attribute from the </w:t>
+            </w:r>
+            <w:proofErr w:type="spellStart"/>
+            <w:r>
+              <w:rPr>
+                <w:sz w:val="20"/>
+                <w:szCs w:val="20"/>
+              </w:rPr>
+              <w:t>RuntimeState</w:t>
+            </w:r>
+            <w:proofErr w:type="spellEnd"/>
+            <w:r>
+              <w:rPr>
+                <w:sz w:val="20"/>
+                <w:szCs w:val="20"/>
+              </w:rPr>
+              <w:t xml:space="preserve"> configuration element. If non-empty, throw to route via the Exception Handler as MUTEX_ABORT. Otherwise write </w:t>
+            </w:r>
+            <w:proofErr w:type="spellStart"/>
+            <w:r>
+              <w:rPr>
+                <w:sz w:val="20"/>
+                <w:szCs w:val="20"/>
+              </w:rPr>
+              <w:t>runId</w:t>
+            </w:r>
+            <w:proofErr w:type="spellEnd"/>
+            <w:r>
+              <w:rPr>
+                <w:sz w:val="20"/>
+                <w:szCs w:val="20"/>
+              </w:rPr>
+              <w:t xml:space="preserve"> into </w:t>
+            </w:r>
+            <w:proofErr w:type="spellStart"/>
+            <w:r>
+              <w:rPr>
+                <w:sz w:val="20"/>
+                <w:szCs w:val="20"/>
+              </w:rPr>
+              <w:t>runLock</w:t>
+            </w:r>
+            <w:proofErr w:type="spellEnd"/>
+            <w:r>
+              <w:rPr>
+                <w:sz w:val="20"/>
+                <w:szCs w:val="20"/>
+              </w:rPr>
+              <w:t xml:space="preserve"> to claim it.</w:t>
             </w:r>
           </w:p>
         </w:tc>
@@ -779,10 +947,10 @@
           <w:tcPr>
             <w:tcW w:w="1000" w:type="dxa"/>
             <w:tcBorders>
-              <w:top w:val="single" w:sz="4" w:space="0" w:color="BFBFBF" w:themeColor="background1" w:themeShade="BF"/>
-              <w:left w:val="single" w:sz="4" w:space="0" w:color="BFBFBF" w:themeColor="background1" w:themeShade="BF"/>
-              <w:bottom w:val="single" w:sz="4" w:space="0" w:color="BFBFBF" w:themeColor="background1" w:themeShade="BF"/>
-              <w:right w:val="single" w:sz="4" w:space="0" w:color="BFBFBF" w:themeColor="background1" w:themeShade="BF"/>
+              <w:top w:val="single" w:color="BFBFBF" w:themeColor="background1" w:themeShade="BF" w:sz="4" w:space="0"/>
+              <w:left w:val="single" w:color="BFBFBF" w:themeColor="background1" w:themeShade="BF" w:sz="4" w:space="0"/>
+              <w:bottom w:val="single" w:color="BFBFBF" w:themeColor="background1" w:themeShade="BF" w:sz="4" w:space="0"/>
+              <w:right w:val="single" w:color="BFBFBF" w:themeColor="background1" w:themeShade="BF" w:sz="4" w:space="0"/>
             </w:tcBorders>
             <w:shd w:val="clear" w:color="auto" w:fill="FFFFFF" w:themeFill="background1"/>
             <w:tcMar>
@@ -801,7 +969,6 @@
                 <w:sz w:val="20"/>
                 <w:szCs w:val="20"/>
               </w:rPr>
-              <w:lastRenderedPageBreak/>
               <w:t>ST-03</w:t>
             </w:r>
           </w:p>
@@ -810,10 +977,10 @@
           <w:tcPr>
             <w:tcW w:w="2300" w:type="dxa"/>
             <w:tcBorders>
-              <w:top w:val="single" w:sz="4" w:space="0" w:color="BFBFBF" w:themeColor="background1" w:themeShade="BF"/>
-              <w:left w:val="single" w:sz="4" w:space="0" w:color="BFBFBF" w:themeColor="background1" w:themeShade="BF"/>
-              <w:bottom w:val="single" w:sz="4" w:space="0" w:color="BFBFBF" w:themeColor="background1" w:themeShade="BF"/>
-              <w:right w:val="single" w:sz="4" w:space="0" w:color="BFBFBF" w:themeColor="background1" w:themeShade="BF"/>
+              <w:top w:val="single" w:color="BFBFBF" w:themeColor="background1" w:themeShade="BF" w:sz="4" w:space="0"/>
+              <w:left w:val="single" w:color="BFBFBF" w:themeColor="background1" w:themeShade="BF" w:sz="4" w:space="0"/>
+              <w:bottom w:val="single" w:color="BFBFBF" w:themeColor="background1" w:themeShade="BF" w:sz="4" w:space="0"/>
+              <w:right w:val="single" w:color="BFBFBF" w:themeColor="background1" w:themeShade="BF" w:sz="4" w:space="0"/>
             </w:tcBorders>
             <w:shd w:val="clear" w:color="auto" w:fill="FFFFFF" w:themeFill="background1"/>
             <w:tcMar>
@@ -836,18 +1003,27 @@
                 <w:sz w:val="20"/>
                 <w:szCs w:val="20"/>
               </w:rPr>
-              <w:t>Enumerate vCenters</w:t>
-            </w:r>
+              <w:t xml:space="preserve">Enumerate </w:t>
+            </w:r>
+            <w:proofErr w:type="spellStart"/>
+            <w:r>
+              <w:rPr>
+                <w:sz w:val="20"/>
+                <w:szCs w:val="20"/>
+              </w:rPr>
+              <w:t>vCenters</w:t>
+            </w:r>
+            <w:proofErr w:type="spellEnd"/>
           </w:p>
         </w:tc>
         <w:tc>
           <w:tcPr>
             <w:tcW w:w="6060" w:type="dxa"/>
             <w:tcBorders>
-              <w:top w:val="single" w:sz="4" w:space="0" w:color="BFBFBF" w:themeColor="background1" w:themeShade="BF"/>
-              <w:left w:val="single" w:sz="4" w:space="0" w:color="BFBFBF" w:themeColor="background1" w:themeShade="BF"/>
-              <w:bottom w:val="single" w:sz="4" w:space="0" w:color="BFBFBF" w:themeColor="background1" w:themeShade="BF"/>
-              <w:right w:val="single" w:sz="4" w:space="0" w:color="BFBFBF" w:themeColor="background1" w:themeShade="BF"/>
+              <w:top w:val="single" w:color="BFBFBF" w:themeColor="background1" w:themeShade="BF" w:sz="4" w:space="0"/>
+              <w:left w:val="single" w:color="BFBFBF" w:themeColor="background1" w:themeShade="BF" w:sz="4" w:space="0"/>
+              <w:bottom w:val="single" w:color="BFBFBF" w:themeColor="background1" w:themeShade="BF" w:sz="4" w:space="0"/>
+              <w:right w:val="single" w:color="BFBFBF" w:themeColor="background1" w:themeShade="BF" w:sz="4" w:space="0"/>
             </w:tcBorders>
             <w:shd w:val="clear" w:color="auto" w:fill="FFFFFF" w:themeFill="background1"/>
             <w:tcMar>
@@ -866,7 +1042,55 @@
                 <w:sz w:val="20"/>
                 <w:szCs w:val="20"/>
               </w:rPr>
-              <w:t>Iterate VcPlugin.allSdkConnections; for each, call _getSnapshotCandidates and merge results into a single flat array. Per-vCenter failures are isolated as enum_error log entries; they do not abort the run.</w:t>
+              <w:t xml:space="preserve">Iterate </w:t>
+            </w:r>
+            <w:proofErr w:type="spellStart"/>
+            <w:r>
+              <w:rPr>
+                <w:sz w:val="20"/>
+                <w:szCs w:val="20"/>
+              </w:rPr>
+              <w:t>VcPlugin.allSdkConnections</w:t>
+            </w:r>
+            <w:proofErr w:type="spellEnd"/>
+            <w:r>
+              <w:rPr>
+                <w:sz w:val="20"/>
+                <w:szCs w:val="20"/>
+              </w:rPr>
+              <w:t>; for each, call _</w:t>
+            </w:r>
+            <w:proofErr w:type="spellStart"/>
+            <w:r>
+              <w:rPr>
+                <w:sz w:val="20"/>
+                <w:szCs w:val="20"/>
+              </w:rPr>
+              <w:t>getSnapshotCandidates</w:t>
+            </w:r>
+            <w:proofErr w:type="spellEnd"/>
+            <w:r>
+              <w:rPr>
+                <w:sz w:val="20"/>
+                <w:szCs w:val="20"/>
+              </w:rPr>
+              <w:t xml:space="preserve"> and merge results into a single flat array. Per-vCenter failures are isolated as </w:t>
+            </w:r>
+            <w:proofErr w:type="spellStart"/>
+            <w:r>
+              <w:rPr>
+                <w:sz w:val="20"/>
+                <w:szCs w:val="20"/>
+              </w:rPr>
+              <w:t>enum_error</w:t>
+            </w:r>
+            <w:proofErr w:type="spellEnd"/>
+            <w:r>
+              <w:rPr>
+                <w:sz w:val="20"/>
+                <w:szCs w:val="20"/>
+              </w:rPr>
+              <w:t xml:space="preserve"> log entries; they do not abort the run.</w:t>
             </w:r>
           </w:p>
         </w:tc>
@@ -876,10 +1100,10 @@
           <w:tcPr>
             <w:tcW w:w="1000" w:type="dxa"/>
             <w:tcBorders>
-              <w:top w:val="single" w:sz="4" w:space="0" w:color="BFBFBF" w:themeColor="background1" w:themeShade="BF"/>
-              <w:left w:val="single" w:sz="4" w:space="0" w:color="BFBFBF" w:themeColor="background1" w:themeShade="BF"/>
-              <w:bottom w:val="single" w:sz="4" w:space="0" w:color="BFBFBF" w:themeColor="background1" w:themeShade="BF"/>
-              <w:right w:val="single" w:sz="4" w:space="0" w:color="BFBFBF" w:themeColor="background1" w:themeShade="BF"/>
+              <w:top w:val="single" w:color="BFBFBF" w:themeColor="background1" w:themeShade="BF" w:sz="4" w:space="0"/>
+              <w:left w:val="single" w:color="BFBFBF" w:themeColor="background1" w:themeShade="BF" w:sz="4" w:space="0"/>
+              <w:bottom w:val="single" w:color="BFBFBF" w:themeColor="background1" w:themeShade="BF" w:sz="4" w:space="0"/>
+              <w:right w:val="single" w:color="BFBFBF" w:themeColor="background1" w:themeShade="BF" w:sz="4" w:space="0"/>
             </w:tcBorders>
             <w:shd w:val="clear" w:color="auto" w:fill="F2F2F2" w:themeFill="background1" w:themeFillShade="F2"/>
             <w:tcMar>
@@ -906,10 +1130,10 @@
           <w:tcPr>
             <w:tcW w:w="2300" w:type="dxa"/>
             <w:tcBorders>
-              <w:top w:val="single" w:sz="4" w:space="0" w:color="BFBFBF" w:themeColor="background1" w:themeShade="BF"/>
-              <w:left w:val="single" w:sz="4" w:space="0" w:color="BFBFBF" w:themeColor="background1" w:themeShade="BF"/>
-              <w:bottom w:val="single" w:sz="4" w:space="0" w:color="BFBFBF" w:themeColor="background1" w:themeShade="BF"/>
-              <w:right w:val="single" w:sz="4" w:space="0" w:color="BFBFBF" w:themeColor="background1" w:themeShade="BF"/>
+              <w:top w:val="single" w:color="BFBFBF" w:themeColor="background1" w:themeShade="BF" w:sz="4" w:space="0"/>
+              <w:left w:val="single" w:color="BFBFBF" w:themeColor="background1" w:themeShade="BF" w:sz="4" w:space="0"/>
+              <w:bottom w:val="single" w:color="BFBFBF" w:themeColor="background1" w:themeShade="BF" w:sz="4" w:space="0"/>
+              <w:right w:val="single" w:color="BFBFBF" w:themeColor="background1" w:themeShade="BF" w:sz="4" w:space="0"/>
             </w:tcBorders>
             <w:shd w:val="clear" w:color="auto" w:fill="F2F2F2" w:themeFill="background1" w:themeFillShade="F2"/>
             <w:tcMar>
@@ -936,10 +1160,10 @@
           <w:tcPr>
             <w:tcW w:w="6060" w:type="dxa"/>
             <w:tcBorders>
-              <w:top w:val="single" w:sz="4" w:space="0" w:color="BFBFBF" w:themeColor="background1" w:themeShade="BF"/>
-              <w:left w:val="single" w:sz="4" w:space="0" w:color="BFBFBF" w:themeColor="background1" w:themeShade="BF"/>
-              <w:bottom w:val="single" w:sz="4" w:space="0" w:color="BFBFBF" w:themeColor="background1" w:themeShade="BF"/>
-              <w:right w:val="single" w:sz="4" w:space="0" w:color="BFBFBF" w:themeColor="background1" w:themeShade="BF"/>
+              <w:top w:val="single" w:color="BFBFBF" w:themeColor="background1" w:themeShade="BF" w:sz="4" w:space="0"/>
+              <w:left w:val="single" w:color="BFBFBF" w:themeColor="background1" w:themeShade="BF" w:sz="4" w:space="0"/>
+              <w:bottom w:val="single" w:color="BFBFBF" w:themeColor="background1" w:themeShade="BF" w:sz="4" w:space="0"/>
+              <w:right w:val="single" w:color="BFBFBF" w:themeColor="background1" w:themeShade="BF" w:sz="4" w:space="0"/>
             </w:tcBorders>
             <w:shd w:val="clear" w:color="auto" w:fill="F2F2F2" w:themeFill="background1" w:themeFillShade="F2"/>
             <w:tcMar>
@@ -958,7 +1182,23 @@
                 <w:sz w:val="20"/>
                 <w:szCs w:val="20"/>
               </w:rPr>
-              <w:t>Early-exit gate. Sets candidatesFound=true/false. A Decision element after this task routes false directly to ST-0</w:t>
+              <w:t xml:space="preserve">Early-exit gate. Sets </w:t>
+            </w:r>
+            <w:proofErr w:type="spellStart"/>
+            <w:r>
+              <w:rPr>
+                <w:sz w:val="20"/>
+                <w:szCs w:val="20"/>
+              </w:rPr>
+              <w:t>candidatesFound</w:t>
+            </w:r>
+            <w:proofErr w:type="spellEnd"/>
+            <w:r>
+              <w:rPr>
+                <w:sz w:val="20"/>
+                <w:szCs w:val="20"/>
+              </w:rPr>
+              <w:t>=true/false. A Decision element after this task routes false directly to ST-0</w:t>
             </w:r>
             <w:r>
               <w:rPr>
@@ -982,10 +1222,10 @@
           <w:tcPr>
             <w:tcW w:w="1000" w:type="dxa"/>
             <w:tcBorders>
-              <w:top w:val="single" w:sz="4" w:space="0" w:color="BFBFBF" w:themeColor="background1" w:themeShade="BF"/>
-              <w:left w:val="single" w:sz="4" w:space="0" w:color="BFBFBF" w:themeColor="background1" w:themeShade="BF"/>
-              <w:bottom w:val="single" w:sz="4" w:space="0" w:color="BFBFBF" w:themeColor="background1" w:themeShade="BF"/>
-              <w:right w:val="single" w:sz="4" w:space="0" w:color="BFBFBF" w:themeColor="background1" w:themeShade="BF"/>
+              <w:top w:val="single" w:color="BFBFBF" w:themeColor="background1" w:themeShade="BF" w:sz="4" w:space="0"/>
+              <w:left w:val="single" w:color="BFBFBF" w:themeColor="background1" w:themeShade="BF" w:sz="4" w:space="0"/>
+              <w:bottom w:val="single" w:color="BFBFBF" w:themeColor="background1" w:themeShade="BF" w:sz="4" w:space="0"/>
+              <w:right w:val="single" w:color="BFBFBF" w:themeColor="background1" w:themeShade="BF" w:sz="4" w:space="0"/>
             </w:tcBorders>
             <w:shd w:val="clear" w:color="auto" w:fill="FFFFFF" w:themeFill="background1"/>
             <w:tcMar>
@@ -1012,10 +1252,10 @@
           <w:tcPr>
             <w:tcW w:w="2300" w:type="dxa"/>
             <w:tcBorders>
-              <w:top w:val="single" w:sz="4" w:space="0" w:color="BFBFBF" w:themeColor="background1" w:themeShade="BF"/>
-              <w:left w:val="single" w:sz="4" w:space="0" w:color="BFBFBF" w:themeColor="background1" w:themeShade="BF"/>
-              <w:bottom w:val="single" w:sz="4" w:space="0" w:color="BFBFBF" w:themeColor="background1" w:themeShade="BF"/>
-              <w:right w:val="single" w:sz="4" w:space="0" w:color="BFBFBF" w:themeColor="background1" w:themeShade="BF"/>
+              <w:top w:val="single" w:color="BFBFBF" w:themeColor="background1" w:themeShade="BF" w:sz="4" w:space="0"/>
+              <w:left w:val="single" w:color="BFBFBF" w:themeColor="background1" w:themeShade="BF" w:sz="4" w:space="0"/>
+              <w:bottom w:val="single" w:color="BFBFBF" w:themeColor="background1" w:themeShade="BF" w:sz="4" w:space="0"/>
+              <w:right w:val="single" w:color="BFBFBF" w:themeColor="background1" w:themeShade="BF" w:sz="4" w:space="0"/>
             </w:tcBorders>
             <w:shd w:val="clear" w:color="auto" w:fill="FFFFFF" w:themeFill="background1"/>
             <w:tcMar>
@@ -1042,10 +1282,10 @@
           <w:tcPr>
             <w:tcW w:w="6060" w:type="dxa"/>
             <w:tcBorders>
-              <w:top w:val="single" w:sz="4" w:space="0" w:color="BFBFBF" w:themeColor="background1" w:themeShade="BF"/>
-              <w:left w:val="single" w:sz="4" w:space="0" w:color="BFBFBF" w:themeColor="background1" w:themeShade="BF"/>
-              <w:bottom w:val="single" w:sz="4" w:space="0" w:color="BFBFBF" w:themeColor="background1" w:themeShade="BF"/>
-              <w:right w:val="single" w:sz="4" w:space="0" w:color="BFBFBF" w:themeColor="background1" w:themeShade="BF"/>
+              <w:top w:val="single" w:color="BFBFBF" w:themeColor="background1" w:themeShade="BF" w:sz="4" w:space="0"/>
+              <w:left w:val="single" w:color="BFBFBF" w:themeColor="background1" w:themeShade="BF" w:sz="4" w:space="0"/>
+              <w:bottom w:val="single" w:color="BFBFBF" w:themeColor="background1" w:themeShade="BF" w:sz="4" w:space="0"/>
+              <w:right w:val="single" w:color="BFBFBF" w:themeColor="background1" w:themeShade="BF" w:sz="4" w:space="0"/>
             </w:tcBorders>
             <w:shd w:val="clear" w:color="auto" w:fill="FFFFFF" w:themeFill="background1"/>
             <w:tcMar>
@@ -1074,10 +1314,10 @@
           <w:tcPr>
             <w:tcW w:w="1000" w:type="dxa"/>
             <w:tcBorders>
-              <w:top w:val="single" w:sz="4" w:space="0" w:color="BFBFBF" w:themeColor="background1" w:themeShade="BF"/>
-              <w:left w:val="single" w:sz="4" w:space="0" w:color="BFBFBF" w:themeColor="background1" w:themeShade="BF"/>
-              <w:bottom w:val="single" w:sz="4" w:space="0" w:color="BFBFBF" w:themeColor="background1" w:themeShade="BF"/>
-              <w:right w:val="single" w:sz="4" w:space="0" w:color="BFBFBF" w:themeColor="background1" w:themeShade="BF"/>
+              <w:top w:val="single" w:color="BFBFBF" w:themeColor="background1" w:themeShade="BF" w:sz="4" w:space="0"/>
+              <w:left w:val="single" w:color="BFBFBF" w:themeColor="background1" w:themeShade="BF" w:sz="4" w:space="0"/>
+              <w:bottom w:val="single" w:color="BFBFBF" w:themeColor="background1" w:themeShade="BF" w:sz="4" w:space="0"/>
+              <w:right w:val="single" w:color="BFBFBF" w:themeColor="background1" w:themeShade="BF" w:sz="4" w:space="0"/>
             </w:tcBorders>
             <w:shd w:val="clear" w:color="auto" w:fill="F2F2F2" w:themeFill="background1" w:themeFillShade="F2"/>
             <w:tcMar>
@@ -1104,10 +1344,10 @@
           <w:tcPr>
             <w:tcW w:w="2300" w:type="dxa"/>
             <w:tcBorders>
-              <w:top w:val="single" w:sz="4" w:space="0" w:color="BFBFBF" w:themeColor="background1" w:themeShade="BF"/>
-              <w:left w:val="single" w:sz="4" w:space="0" w:color="BFBFBF" w:themeColor="background1" w:themeShade="BF"/>
-              <w:bottom w:val="single" w:sz="4" w:space="0" w:color="BFBFBF" w:themeColor="background1" w:themeShade="BF"/>
-              <w:right w:val="single" w:sz="4" w:space="0" w:color="BFBFBF" w:themeColor="background1" w:themeShade="BF"/>
+              <w:top w:val="single" w:color="BFBFBF" w:themeColor="background1" w:themeShade="BF" w:sz="4" w:space="0"/>
+              <w:left w:val="single" w:color="BFBFBF" w:themeColor="background1" w:themeShade="BF" w:sz="4" w:space="0"/>
+              <w:bottom w:val="single" w:color="BFBFBF" w:themeColor="background1" w:themeShade="BF" w:sz="4" w:space="0"/>
+              <w:right w:val="single" w:color="BFBFBF" w:themeColor="background1" w:themeShade="BF" w:sz="4" w:space="0"/>
             </w:tcBorders>
             <w:shd w:val="clear" w:color="auto" w:fill="F2F2F2" w:themeFill="background1" w:themeFillShade="F2"/>
             <w:tcMar>
@@ -1134,10 +1374,10 @@
           <w:tcPr>
             <w:tcW w:w="6060" w:type="dxa"/>
             <w:tcBorders>
-              <w:top w:val="single" w:sz="4" w:space="0" w:color="BFBFBF" w:themeColor="background1" w:themeShade="BF"/>
-              <w:left w:val="single" w:sz="4" w:space="0" w:color="BFBFBF" w:themeColor="background1" w:themeShade="BF"/>
-              <w:bottom w:val="single" w:sz="4" w:space="0" w:color="BFBFBF" w:themeColor="background1" w:themeShade="BF"/>
-              <w:right w:val="single" w:sz="4" w:space="0" w:color="BFBFBF" w:themeColor="background1" w:themeShade="BF"/>
+              <w:top w:val="single" w:color="BFBFBF" w:themeColor="background1" w:themeShade="BF" w:sz="4" w:space="0"/>
+              <w:left w:val="single" w:color="BFBFBF" w:themeColor="background1" w:themeShade="BF" w:sz="4" w:space="0"/>
+              <w:bottom w:val="single" w:color="BFBFBF" w:themeColor="background1" w:themeShade="BF" w:sz="4" w:space="0"/>
+              <w:right w:val="single" w:color="BFBFBF" w:themeColor="background1" w:themeShade="BF" w:sz="4" w:space="0"/>
             </w:tcBorders>
             <w:shd w:val="clear" w:color="auto" w:fill="F2F2F2" w:themeFill="background1" w:themeFillShade="F2"/>
             <w:tcMar>
@@ -1156,7 +1396,39 @@
                 <w:sz w:val="20"/>
                 <w:szCs w:val="20"/>
               </w:rPr>
-              <w:t>Adaptive dispatch: start with concurrency 1, ramp up to maxParallel as the governor approves. Hard constraint: at most one task per VM at a time. Captures pre/post metrics into datastoreStateJson for governor calibration.</w:t>
+              <w:t xml:space="preserve">Adaptive dispatch: start with concurrency 1, ramp up to </w:t>
+            </w:r>
+            <w:proofErr w:type="spellStart"/>
+            <w:r>
+              <w:rPr>
+                <w:sz w:val="20"/>
+                <w:szCs w:val="20"/>
+              </w:rPr>
+              <w:t>maxParallel</w:t>
+            </w:r>
+            <w:proofErr w:type="spellEnd"/>
+            <w:r>
+              <w:rPr>
+                <w:sz w:val="20"/>
+                <w:szCs w:val="20"/>
+              </w:rPr>
+              <w:t xml:space="preserve"> as the governor approves. Hard constraint: at most one task per VM at a time. Captures pre/post metrics into </w:t>
+            </w:r>
+            <w:proofErr w:type="spellStart"/>
+            <w:r>
+              <w:rPr>
+                <w:sz w:val="20"/>
+                <w:szCs w:val="20"/>
+              </w:rPr>
+              <w:t>datastoreStateJson</w:t>
+            </w:r>
+            <w:proofErr w:type="spellEnd"/>
+            <w:r>
+              <w:rPr>
+                <w:sz w:val="20"/>
+                <w:szCs w:val="20"/>
+              </w:rPr>
+              <w:t xml:space="preserve"> for governor calibration.</w:t>
             </w:r>
           </w:p>
         </w:tc>
@@ -1166,10 +1438,10 @@
           <w:tcPr>
             <w:tcW w:w="1000" w:type="dxa"/>
             <w:tcBorders>
-              <w:top w:val="single" w:sz="4" w:space="0" w:color="BFBFBF" w:themeColor="background1" w:themeShade="BF"/>
-              <w:left w:val="single" w:sz="4" w:space="0" w:color="BFBFBF" w:themeColor="background1" w:themeShade="BF"/>
-              <w:bottom w:val="single" w:sz="4" w:space="0" w:color="BFBFBF" w:themeColor="background1" w:themeShade="BF"/>
-              <w:right w:val="single" w:sz="4" w:space="0" w:color="BFBFBF" w:themeColor="background1" w:themeShade="BF"/>
+              <w:top w:val="single" w:color="BFBFBF" w:themeColor="background1" w:themeShade="BF" w:sz="4" w:space="0"/>
+              <w:left w:val="single" w:color="BFBFBF" w:themeColor="background1" w:themeShade="BF" w:sz="4" w:space="0"/>
+              <w:bottom w:val="single" w:color="BFBFBF" w:themeColor="background1" w:themeShade="BF" w:sz="4" w:space="0"/>
+              <w:right w:val="single" w:color="BFBFBF" w:themeColor="background1" w:themeShade="BF" w:sz="4" w:space="0"/>
             </w:tcBorders>
             <w:shd w:val="clear" w:color="auto" w:fill="FFFFFF" w:themeFill="background1"/>
             <w:tcMar>
@@ -1196,10 +1468,10 @@
           <w:tcPr>
             <w:tcW w:w="2300" w:type="dxa"/>
             <w:tcBorders>
-              <w:top w:val="single" w:sz="4" w:space="0" w:color="BFBFBF" w:themeColor="background1" w:themeShade="BF"/>
-              <w:left w:val="single" w:sz="4" w:space="0" w:color="BFBFBF" w:themeColor="background1" w:themeShade="BF"/>
-              <w:bottom w:val="single" w:sz="4" w:space="0" w:color="BFBFBF" w:themeColor="background1" w:themeShade="BF"/>
-              <w:right w:val="single" w:sz="4" w:space="0" w:color="BFBFBF" w:themeColor="background1" w:themeShade="BF"/>
+              <w:top w:val="single" w:color="BFBFBF" w:themeColor="background1" w:themeShade="BF" w:sz="4" w:space="0"/>
+              <w:left w:val="single" w:color="BFBFBF" w:themeColor="background1" w:themeShade="BF" w:sz="4" w:space="0"/>
+              <w:bottom w:val="single" w:color="BFBFBF" w:themeColor="background1" w:themeShade="BF" w:sz="4" w:space="0"/>
+              <w:right w:val="single" w:color="BFBFBF" w:themeColor="background1" w:themeShade="BF" w:sz="4" w:space="0"/>
             </w:tcBorders>
             <w:shd w:val="clear" w:color="auto" w:fill="FFFFFF" w:themeFill="background1"/>
             <w:tcMar>
@@ -1226,10 +1498,10 @@
           <w:tcPr>
             <w:tcW w:w="6060" w:type="dxa"/>
             <w:tcBorders>
-              <w:top w:val="single" w:sz="4" w:space="0" w:color="BFBFBF" w:themeColor="background1" w:themeShade="BF"/>
-              <w:left w:val="single" w:sz="4" w:space="0" w:color="BFBFBF" w:themeColor="background1" w:themeShade="BF"/>
-              <w:bottom w:val="single" w:sz="4" w:space="0" w:color="BFBFBF" w:themeColor="background1" w:themeShade="BF"/>
-              <w:right w:val="single" w:sz="4" w:space="0" w:color="BFBFBF" w:themeColor="background1" w:themeShade="BF"/>
+              <w:top w:val="single" w:color="BFBFBF" w:themeColor="background1" w:themeShade="BF" w:sz="4" w:space="0"/>
+              <w:left w:val="single" w:color="BFBFBF" w:themeColor="background1" w:themeShade="BF" w:sz="4" w:space="0"/>
+              <w:bottom w:val="single" w:color="BFBFBF" w:themeColor="background1" w:themeShade="BF" w:sz="4" w:space="0"/>
+              <w:right w:val="single" w:color="BFBFBF" w:themeColor="background1" w:themeShade="BF" w:sz="4" w:space="0"/>
             </w:tcBorders>
             <w:shd w:val="clear" w:color="auto" w:fill="FFFFFF" w:themeFill="background1"/>
             <w:tcMar>
@@ -1248,7 +1520,23 @@
                 <w:sz w:val="20"/>
                 <w:szCs w:val="20"/>
               </w:rPr>
-              <w:t>Sequential processing with no per-VM concurrency limit (no stun risk on powered-off VMs). Inherits dsState calibration from ST-06 so shared datastores do not start blind.</w:t>
+              <w:t xml:space="preserve">Sequential processing with no per-VM concurrency limit (no stun risk on powered-off VMs). Inherits </w:t>
+            </w:r>
+            <w:proofErr w:type="spellStart"/>
+            <w:r>
+              <w:rPr>
+                <w:sz w:val="20"/>
+                <w:szCs w:val="20"/>
+              </w:rPr>
+              <w:t>dsState</w:t>
+            </w:r>
+            <w:proofErr w:type="spellEnd"/>
+            <w:r>
+              <w:rPr>
+                <w:sz w:val="20"/>
+                <w:szCs w:val="20"/>
+              </w:rPr>
+              <w:t xml:space="preserve"> calibration from ST-06 so shared datastores do not start blind.</w:t>
             </w:r>
           </w:p>
         </w:tc>
@@ -1258,10 +1546,10 @@
           <w:tcPr>
             <w:tcW w:w="1000" w:type="dxa"/>
             <w:tcBorders>
-              <w:top w:val="single" w:sz="4" w:space="0" w:color="BFBFBF" w:themeColor="background1" w:themeShade="BF"/>
-              <w:left w:val="single" w:sz="4" w:space="0" w:color="BFBFBF" w:themeColor="background1" w:themeShade="BF"/>
-              <w:bottom w:val="single" w:sz="4" w:space="0" w:color="BFBFBF" w:themeColor="background1" w:themeShade="BF"/>
-              <w:right w:val="single" w:sz="4" w:space="0" w:color="BFBFBF" w:themeColor="background1" w:themeShade="BF"/>
+              <w:top w:val="single" w:color="BFBFBF" w:themeColor="background1" w:themeShade="BF" w:sz="4" w:space="0"/>
+              <w:left w:val="single" w:color="BFBFBF" w:themeColor="background1" w:themeShade="BF" w:sz="4" w:space="0"/>
+              <w:bottom w:val="single" w:color="BFBFBF" w:themeColor="background1" w:themeShade="BF" w:sz="4" w:space="0"/>
+              <w:right w:val="single" w:color="BFBFBF" w:themeColor="background1" w:themeShade="BF" w:sz="4" w:space="0"/>
             </w:tcBorders>
             <w:shd w:val="clear" w:color="auto" w:fill="F2F2F2" w:themeFill="background1" w:themeFillShade="F2"/>
             <w:tcMar>
@@ -1280,7 +1568,14 @@
                 <w:sz w:val="20"/>
                 <w:szCs w:val="20"/>
               </w:rPr>
-              <w:t>ST-08</w:t>
+              <w:t>ST-0</w:t>
+            </w:r>
+            <w:r>
+              <w:rPr>
+                <w:sz w:val="20"/>
+                <w:szCs w:val="20"/>
+              </w:rPr>
+              <w:t>8</w:t>
             </w:r>
           </w:p>
         </w:tc>
@@ -1288,10 +1583,10 @@
           <w:tcPr>
             <w:tcW w:w="2300" w:type="dxa"/>
             <w:tcBorders>
-              <w:top w:val="single" w:sz="4" w:space="0" w:color="BFBFBF" w:themeColor="background1" w:themeShade="BF"/>
-              <w:left w:val="single" w:sz="4" w:space="0" w:color="BFBFBF" w:themeColor="background1" w:themeShade="BF"/>
-              <w:bottom w:val="single" w:sz="4" w:space="0" w:color="BFBFBF" w:themeColor="background1" w:themeShade="BF"/>
-              <w:right w:val="single" w:sz="4" w:space="0" w:color="BFBFBF" w:themeColor="background1" w:themeShade="BF"/>
+              <w:top w:val="single" w:color="BFBFBF" w:themeColor="background1" w:themeShade="BF" w:sz="4" w:space="0"/>
+              <w:left w:val="single" w:color="BFBFBF" w:themeColor="background1" w:themeShade="BF" w:sz="4" w:space="0"/>
+              <w:bottom w:val="single" w:color="BFBFBF" w:themeColor="background1" w:themeShade="BF" w:sz="4" w:space="0"/>
+              <w:right w:val="single" w:color="BFBFBF" w:themeColor="background1" w:themeShade="BF" w:sz="4" w:space="0"/>
             </w:tcBorders>
             <w:shd w:val="clear" w:color="auto" w:fill="F2F2F2" w:themeFill="background1" w:themeFillShade="F2"/>
             <w:tcMar>
@@ -1310,18 +1605,27 @@
                 <w:sz w:val="20"/>
                 <w:szCs w:val="20"/>
               </w:rPr>
-              <w:t>Release Mutex &amp; Finalise</w:t>
-            </w:r>
+              <w:t xml:space="preserve">Release Mutex &amp; </w:t>
+            </w:r>
+            <w:proofErr w:type="spellStart"/>
+            <w:r>
+              <w:rPr>
+                <w:sz w:val="20"/>
+                <w:szCs w:val="20"/>
+              </w:rPr>
+              <w:t>Finalise</w:t>
+            </w:r>
+            <w:proofErr w:type="spellEnd"/>
           </w:p>
         </w:tc>
         <w:tc>
           <w:tcPr>
             <w:tcW w:w="6060" w:type="dxa"/>
             <w:tcBorders>
-              <w:top w:val="single" w:sz="4" w:space="0" w:color="BFBFBF" w:themeColor="background1" w:themeShade="BF"/>
-              <w:left w:val="single" w:sz="4" w:space="0" w:color="BFBFBF" w:themeColor="background1" w:themeShade="BF"/>
-              <w:bottom w:val="single" w:sz="4" w:space="0" w:color="BFBFBF" w:themeColor="background1" w:themeShade="BF"/>
-              <w:right w:val="single" w:sz="4" w:space="0" w:color="BFBFBF" w:themeColor="background1" w:themeShade="BF"/>
+              <w:top w:val="single" w:color="BFBFBF" w:themeColor="background1" w:themeShade="BF" w:sz="4" w:space="0"/>
+              <w:left w:val="single" w:color="BFBFBF" w:themeColor="background1" w:themeShade="BF" w:sz="4" w:space="0"/>
+              <w:bottom w:val="single" w:color="BFBFBF" w:themeColor="background1" w:themeShade="BF" w:sz="4" w:space="0"/>
+              <w:right w:val="single" w:color="BFBFBF" w:themeColor="background1" w:themeShade="BF" w:sz="4" w:space="0"/>
             </w:tcBorders>
             <w:shd w:val="clear" w:color="auto" w:fill="F2F2F2" w:themeFill="background1" w:themeFillShade="F2"/>
             <w:tcMar>
@@ -1344,7 +1648,39 @@
                 <w:sz w:val="20"/>
                 <w:szCs w:val="20"/>
               </w:rPr>
-              <w:t>Always-executes terminal task. Releases the lock, tallies counts, emits the SNAPSHOT CLEANUP COMPLETE result block, writes the structured runSummaryJson output.</w:t>
+              <w:t xml:space="preserve">Always-executes terminal task. Releases the lock, tallies </w:t>
+            </w:r>
+            <w:proofErr w:type="gramStart"/>
+            <w:r>
+              <w:rPr>
+                <w:sz w:val="20"/>
+                <w:szCs w:val="20"/>
+              </w:rPr>
+              <w:t>counts</w:t>
+            </w:r>
+            <w:proofErr w:type="gramEnd"/>
+            <w:r>
+              <w:rPr>
+                <w:sz w:val="20"/>
+                <w:szCs w:val="20"/>
+              </w:rPr>
+              <w:t xml:space="preserve">, emits the SNAPSHOT CLEANUP COMPLETE result block, writes the structured </w:t>
+            </w:r>
+            <w:proofErr w:type="spellStart"/>
+            <w:r>
+              <w:rPr>
+                <w:sz w:val="20"/>
+                <w:szCs w:val="20"/>
+              </w:rPr>
+              <w:t>runSummaryJson</w:t>
+            </w:r>
+            <w:proofErr w:type="spellEnd"/>
+            <w:r>
+              <w:rPr>
+                <w:sz w:val="20"/>
+                <w:szCs w:val="20"/>
+              </w:rPr>
+              <w:t xml:space="preserve"> output.</w:t>
             </w:r>
           </w:p>
         </w:tc>
@@ -1354,10 +1690,10 @@
           <w:tcPr>
             <w:tcW w:w="1000" w:type="dxa"/>
             <w:tcBorders>
-              <w:top w:val="single" w:sz="4" w:space="0" w:color="BFBFBF" w:themeColor="background1" w:themeShade="BF"/>
-              <w:left w:val="single" w:sz="4" w:space="0" w:color="BFBFBF" w:themeColor="background1" w:themeShade="BF"/>
-              <w:bottom w:val="single" w:sz="4" w:space="0" w:color="BFBFBF" w:themeColor="background1" w:themeShade="BF"/>
-              <w:right w:val="single" w:sz="4" w:space="0" w:color="BFBFBF" w:themeColor="background1" w:themeShade="BF"/>
+              <w:top w:val="single" w:color="BFBFBF" w:themeColor="background1" w:themeShade="BF" w:sz="4" w:space="0"/>
+              <w:left w:val="single" w:color="BFBFBF" w:themeColor="background1" w:themeShade="BF" w:sz="4" w:space="0"/>
+              <w:bottom w:val="single" w:color="BFBFBF" w:themeColor="background1" w:themeShade="BF" w:sz="4" w:space="0"/>
+              <w:right w:val="single" w:color="BFBFBF" w:themeColor="background1" w:themeShade="BF" w:sz="4" w:space="0"/>
             </w:tcBorders>
             <w:shd w:val="clear" w:color="auto" w:fill="FFFFFF" w:themeFill="background1"/>
             <w:tcMar>
@@ -1384,10 +1720,10 @@
           <w:tcPr>
             <w:tcW w:w="2300" w:type="dxa"/>
             <w:tcBorders>
-              <w:top w:val="single" w:sz="4" w:space="0" w:color="BFBFBF" w:themeColor="background1" w:themeShade="BF"/>
-              <w:left w:val="single" w:sz="4" w:space="0" w:color="BFBFBF" w:themeColor="background1" w:themeShade="BF"/>
-              <w:bottom w:val="single" w:sz="4" w:space="0" w:color="BFBFBF" w:themeColor="background1" w:themeShade="BF"/>
-              <w:right w:val="single" w:sz="4" w:space="0" w:color="BFBFBF" w:themeColor="background1" w:themeShade="BF"/>
+              <w:top w:val="single" w:color="BFBFBF" w:themeColor="background1" w:themeShade="BF" w:sz="4" w:space="0"/>
+              <w:left w:val="single" w:color="BFBFBF" w:themeColor="background1" w:themeShade="BF" w:sz="4" w:space="0"/>
+              <w:bottom w:val="single" w:color="BFBFBF" w:themeColor="background1" w:themeShade="BF" w:sz="4" w:space="0"/>
+              <w:right w:val="single" w:color="BFBFBF" w:themeColor="background1" w:themeShade="BF" w:sz="4" w:space="0"/>
             </w:tcBorders>
             <w:shd w:val="clear" w:color="auto" w:fill="FFFFFF" w:themeFill="background1"/>
             <w:tcMar>
@@ -1420,10 +1756,10 @@
           <w:tcPr>
             <w:tcW w:w="6060" w:type="dxa"/>
             <w:tcBorders>
-              <w:top w:val="single" w:sz="4" w:space="0" w:color="BFBFBF" w:themeColor="background1" w:themeShade="BF"/>
-              <w:left w:val="single" w:sz="4" w:space="0" w:color="BFBFBF" w:themeColor="background1" w:themeShade="BF"/>
-              <w:bottom w:val="single" w:sz="4" w:space="0" w:color="BFBFBF" w:themeColor="background1" w:themeShade="BF"/>
-              <w:right w:val="single" w:sz="4" w:space="0" w:color="BFBFBF" w:themeColor="background1" w:themeShade="BF"/>
+              <w:top w:val="single" w:color="BFBFBF" w:themeColor="background1" w:themeShade="BF" w:sz="4" w:space="0"/>
+              <w:left w:val="single" w:color="BFBFBF" w:themeColor="background1" w:themeShade="BF" w:sz="4" w:space="0"/>
+              <w:bottom w:val="single" w:color="BFBFBF" w:themeColor="background1" w:themeShade="BF" w:sz="4" w:space="0"/>
+              <w:right w:val="single" w:color="BFBFBF" w:themeColor="background1" w:themeShade="BF" w:sz="4" w:space="0"/>
             </w:tcBorders>
             <w:shd w:val="clear" w:color="auto" w:fill="FFFFFF" w:themeFill="background1"/>
             <w:tcMar>
@@ -1442,7 +1778,55 @@
                 <w:sz w:val="20"/>
                 <w:szCs w:val="20"/>
               </w:rPr>
-              <w:t>Connected to the error output of every scriptable task. Classifies errors as MUTEX_ABORT, CLEAN_EXIT, or ERROR. Releases the lock if it was held by this run; re-throws real errors so VCF Orchestrator marks the run failed.</w:t>
+              <w:t xml:space="preserve">Connected to the error output of every scriptable task. </w:t>
+            </w:r>
+            <w:proofErr w:type="gramStart"/>
+            <w:r>
+              <w:rPr>
+                <w:sz w:val="20"/>
+                <w:szCs w:val="20"/>
+              </w:rPr>
+              <w:t>Classifies</w:t>
+            </w:r>
+            <w:proofErr w:type="gramEnd"/>
+            <w:r>
+              <w:rPr>
+                <w:sz w:val="20"/>
+                <w:szCs w:val="20"/>
+              </w:rPr>
+              <w:t xml:space="preserve"> </w:t>
+            </w:r>
+            <w:proofErr w:type="gramStart"/>
+            <w:r>
+              <w:rPr>
+                <w:sz w:val="20"/>
+                <w:szCs w:val="20"/>
+              </w:rPr>
+              <w:t>errors</w:t>
+            </w:r>
+            <w:proofErr w:type="gramEnd"/>
+            <w:r>
+              <w:rPr>
+                <w:sz w:val="20"/>
+                <w:szCs w:val="20"/>
+              </w:rPr>
+              <w:t xml:space="preserve"> as MUTEX_ABORT, CLEAN_EXIT, or ERROR. </w:t>
+            </w:r>
+            <w:proofErr w:type="gramStart"/>
+            <w:r>
+              <w:rPr>
+                <w:sz w:val="20"/>
+                <w:szCs w:val="20"/>
+              </w:rPr>
+              <w:t>Releases</w:t>
+            </w:r>
+            <w:proofErr w:type="gramEnd"/>
+            <w:r>
+              <w:rPr>
+                <w:sz w:val="20"/>
+                <w:szCs w:val="20"/>
+              </w:rPr>
+              <w:t xml:space="preserve"> the lock if it was held by this run; re-throws real errors so VCF Orchestrator marks the run failed.</w:t>
             </w:r>
           </w:p>
         </w:tc>
@@ -1469,12 +1853,12 @@
         <w:tblW w:w="9360" w:type="dxa"/>
         <w:tblInd w:w="-3" w:type="dxa"/>
         <w:tblBorders>
-          <w:top w:val="single" w:sz="4" w:space="0" w:color="auto"/>
-          <w:left w:val="single" w:sz="4" w:space="0" w:color="auto"/>
-          <w:bottom w:val="single" w:sz="4" w:space="0" w:color="auto"/>
-          <w:right w:val="single" w:sz="4" w:space="0" w:color="auto"/>
-          <w:insideH w:val="single" w:sz="4" w:space="0" w:color="auto"/>
-          <w:insideV w:val="single" w:sz="4" w:space="0" w:color="auto"/>
+          <w:top w:val="single" w:color="auto" w:sz="4" w:space="0"/>
+          <w:left w:val="single" w:color="auto" w:sz="4" w:space="0"/>
+          <w:bottom w:val="single" w:color="auto" w:sz="4" w:space="0"/>
+          <w:right w:val="single" w:color="auto" w:sz="4" w:space="0"/>
+          <w:insideH w:val="single" w:color="auto" w:sz="4" w:space="0"/>
+          <w:insideV w:val="single" w:color="auto" w:sz="4" w:space="0"/>
         </w:tblBorders>
         <w:tblCellMar>
           <w:left w:w="10" w:type="dxa"/>
@@ -1494,10 +1878,10 @@
           <w:tcPr>
             <w:tcW w:w="3500" w:type="dxa"/>
             <w:tcBorders>
-              <w:top w:val="single" w:sz="4" w:space="0" w:color="BFBFBF" w:themeColor="background1" w:themeShade="BF"/>
-              <w:left w:val="single" w:sz="4" w:space="0" w:color="BFBFBF" w:themeColor="background1" w:themeShade="BF"/>
-              <w:bottom w:val="single" w:sz="4" w:space="0" w:color="BFBFBF" w:themeColor="background1" w:themeShade="BF"/>
-              <w:right w:val="single" w:sz="4" w:space="0" w:color="BFBFBF" w:themeColor="background1" w:themeShade="BF"/>
+              <w:top w:val="single" w:color="BFBFBF" w:themeColor="background1" w:themeShade="BF" w:sz="4" w:space="0"/>
+              <w:left w:val="single" w:color="BFBFBF" w:themeColor="background1" w:themeShade="BF" w:sz="4" w:space="0"/>
+              <w:bottom w:val="single" w:color="BFBFBF" w:themeColor="background1" w:themeShade="BF" w:sz="4" w:space="0"/>
+              <w:right w:val="single" w:color="BFBFBF" w:themeColor="background1" w:themeShade="BF" w:sz="4" w:space="0"/>
             </w:tcBorders>
             <w:shd w:val="clear" w:color="auto" w:fill="1F3864" w:themeFill="accent1" w:themeFillShade="80"/>
             <w:tcMar>
@@ -1522,10 +1906,10 @@
           <w:tcPr>
             <w:tcW w:w="5860" w:type="dxa"/>
             <w:tcBorders>
-              <w:top w:val="single" w:sz="4" w:space="0" w:color="BFBFBF" w:themeColor="background1" w:themeShade="BF"/>
-              <w:left w:val="single" w:sz="4" w:space="0" w:color="BFBFBF" w:themeColor="background1" w:themeShade="BF"/>
-              <w:bottom w:val="single" w:sz="4" w:space="0" w:color="BFBFBF" w:themeColor="background1" w:themeShade="BF"/>
-              <w:right w:val="single" w:sz="4" w:space="0" w:color="BFBFBF" w:themeColor="background1" w:themeShade="BF"/>
+              <w:top w:val="single" w:color="BFBFBF" w:themeColor="background1" w:themeShade="BF" w:sz="4" w:space="0"/>
+              <w:left w:val="single" w:color="BFBFBF" w:themeColor="background1" w:themeShade="BF" w:sz="4" w:space="0"/>
+              <w:bottom w:val="single" w:color="BFBFBF" w:themeColor="background1" w:themeShade="BF" w:sz="4" w:space="0"/>
+              <w:right w:val="single" w:color="BFBFBF" w:themeColor="background1" w:themeShade="BF" w:sz="4" w:space="0"/>
             </w:tcBorders>
             <w:shd w:val="clear" w:color="auto" w:fill="1F3864" w:themeFill="accent1" w:themeFillShade="80"/>
             <w:tcMar>
@@ -1552,10 +1936,10 @@
           <w:tcPr>
             <w:tcW w:w="3500" w:type="dxa"/>
             <w:tcBorders>
-              <w:top w:val="single" w:sz="4" w:space="0" w:color="BFBFBF" w:themeColor="background1" w:themeShade="BF"/>
-              <w:left w:val="single" w:sz="4" w:space="0" w:color="BFBFBF" w:themeColor="background1" w:themeShade="BF"/>
-              <w:bottom w:val="single" w:sz="4" w:space="0" w:color="BFBFBF" w:themeColor="background1" w:themeShade="BF"/>
-              <w:right w:val="single" w:sz="4" w:space="0" w:color="BFBFBF" w:themeColor="background1" w:themeShade="BF"/>
+              <w:top w:val="single" w:color="BFBFBF" w:themeColor="background1" w:themeShade="BF" w:sz="4" w:space="0"/>
+              <w:left w:val="single" w:color="BFBFBF" w:themeColor="background1" w:themeShade="BF" w:sz="4" w:space="0"/>
+              <w:bottom w:val="single" w:color="BFBFBF" w:themeColor="background1" w:themeShade="BF" w:sz="4" w:space="0"/>
+              <w:right w:val="single" w:color="BFBFBF" w:themeColor="background1" w:themeShade="BF" w:sz="4" w:space="0"/>
             </w:tcBorders>
             <w:shd w:val="clear" w:color="auto" w:fill="FFFFFF" w:themeFill="background1"/>
             <w:tcMar>
@@ -1573,6 +1957,8 @@
                 <w:szCs w:val="20"/>
               </w:rPr>
             </w:pPr>
+            <w:proofErr w:type="spellStart"/>
+            <w:proofErr w:type="gramStart"/>
             <w:r>
               <w:rPr>
                 <w:sz w:val="20"/>
@@ -1580,16 +1966,18 @@
               </w:rPr>
               <w:t>com.broadcom.pso.vc.vm.snapshots</w:t>
             </w:r>
+            <w:proofErr w:type="spellEnd"/>
+            <w:proofErr w:type="gramEnd"/>
           </w:p>
         </w:tc>
         <w:tc>
           <w:tcPr>
             <w:tcW w:w="5860" w:type="dxa"/>
             <w:tcBorders>
-              <w:top w:val="single" w:sz="4" w:space="0" w:color="BFBFBF" w:themeColor="background1" w:themeShade="BF"/>
-              <w:left w:val="single" w:sz="4" w:space="0" w:color="BFBFBF" w:themeColor="background1" w:themeShade="BF"/>
-              <w:bottom w:val="single" w:sz="4" w:space="0" w:color="BFBFBF" w:themeColor="background1" w:themeShade="BF"/>
-              <w:right w:val="single" w:sz="4" w:space="0" w:color="BFBFBF" w:themeColor="background1" w:themeShade="BF"/>
+              <w:top w:val="single" w:color="BFBFBF" w:themeColor="background1" w:themeShade="BF" w:sz="4" w:space="0"/>
+              <w:left w:val="single" w:color="BFBFBF" w:themeColor="background1" w:themeShade="BF" w:sz="4" w:space="0"/>
+              <w:bottom w:val="single" w:color="BFBFBF" w:themeColor="background1" w:themeShade="BF" w:sz="4" w:space="0"/>
+              <w:right w:val="single" w:color="BFBFBF" w:themeColor="background1" w:themeShade="BF" w:sz="4" w:space="0"/>
             </w:tcBorders>
             <w:shd w:val="clear" w:color="auto" w:fill="FFFFFF" w:themeFill="background1"/>
             <w:tcMar>
@@ -1612,7 +2000,57 @@
                 <w:sz w:val="20"/>
                 <w:szCs w:val="20"/>
               </w:rPr>
-              <w:t xml:space="preserve">_getSnapshotCandidates, _deleteSnapshot — VM and snapshot enumeration and deletion. Operate against VC:SdkConnection objects through the </w:t>
+              <w:t>_</w:t>
+            </w:r>
+            <w:proofErr w:type="spellStart"/>
+            <w:r>
+              <w:rPr>
+                <w:sz w:val="20"/>
+                <w:szCs w:val="20"/>
+              </w:rPr>
+              <w:t>getSnapshotCandidates</w:t>
+            </w:r>
+            <w:proofErr w:type="spellEnd"/>
+            <w:r>
+              <w:rPr>
+                <w:sz w:val="20"/>
+                <w:szCs w:val="20"/>
+              </w:rPr>
+              <w:t>, _</w:t>
+            </w:r>
+            <w:proofErr w:type="spellStart"/>
+            <w:r>
+              <w:rPr>
+                <w:sz w:val="20"/>
+                <w:szCs w:val="20"/>
+              </w:rPr>
+              <w:t>deleteSnapshot</w:t>
+            </w:r>
+            <w:proofErr w:type="spellEnd"/>
+            <w:r>
+              <w:rPr>
+                <w:sz w:val="20"/>
+                <w:szCs w:val="20"/>
+              </w:rPr>
+              <w:t xml:space="preserve"> — VM and snapshot enumeration and deletion. Operate against </w:t>
+            </w:r>
+            <w:proofErr w:type="spellStart"/>
+            <w:proofErr w:type="gramStart"/>
+            <w:r>
+              <w:rPr>
+                <w:sz w:val="20"/>
+                <w:szCs w:val="20"/>
+              </w:rPr>
+              <w:t>VC:SdkConnection</w:t>
+            </w:r>
+            <w:proofErr w:type="spellEnd"/>
+            <w:proofErr w:type="gramEnd"/>
+            <w:r>
+              <w:rPr>
+                <w:sz w:val="20"/>
+                <w:szCs w:val="20"/>
+              </w:rPr>
+              <w:t xml:space="preserve"> objects through the </w:t>
             </w:r>
             <w:r>
               <w:rPr>
@@ -1626,7 +2064,23 @@
                 <w:sz w:val="20"/>
                 <w:szCs w:val="20"/>
               </w:rPr>
-              <w:t xml:space="preserve"> inventory tree (no REST, no MoRef construction).</w:t>
+              <w:t xml:space="preserve"> inventory tree (no REST, no </w:t>
+            </w:r>
+            <w:proofErr w:type="spellStart"/>
+            <w:r>
+              <w:rPr>
+                <w:sz w:val="20"/>
+                <w:szCs w:val="20"/>
+              </w:rPr>
+              <w:t>MoRef</w:t>
+            </w:r>
+            <w:proofErr w:type="spellEnd"/>
+            <w:r>
+              <w:rPr>
+                <w:sz w:val="20"/>
+                <w:szCs w:val="20"/>
+              </w:rPr>
+              <w:t xml:space="preserve"> construction).</w:t>
             </w:r>
           </w:p>
         </w:tc>
@@ -1636,10 +2090,10 @@
           <w:tcPr>
             <w:tcW w:w="3500" w:type="dxa"/>
             <w:tcBorders>
-              <w:top w:val="single" w:sz="4" w:space="0" w:color="BFBFBF" w:themeColor="background1" w:themeShade="BF"/>
-              <w:left w:val="single" w:sz="4" w:space="0" w:color="BFBFBF" w:themeColor="background1" w:themeShade="BF"/>
-              <w:bottom w:val="single" w:sz="4" w:space="0" w:color="BFBFBF" w:themeColor="background1" w:themeShade="BF"/>
-              <w:right w:val="single" w:sz="4" w:space="0" w:color="BFBFBF" w:themeColor="background1" w:themeShade="BF"/>
+              <w:top w:val="single" w:color="BFBFBF" w:themeColor="background1" w:themeShade="BF" w:sz="4" w:space="0"/>
+              <w:left w:val="single" w:color="BFBFBF" w:themeColor="background1" w:themeShade="BF" w:sz="4" w:space="0"/>
+              <w:bottom w:val="single" w:color="BFBFBF" w:themeColor="background1" w:themeShade="BF" w:sz="4" w:space="0"/>
+              <w:right w:val="single" w:color="BFBFBF" w:themeColor="background1" w:themeShade="BF" w:sz="4" w:space="0"/>
             </w:tcBorders>
             <w:shd w:val="clear" w:color="auto" w:fill="F2F2F2" w:themeFill="background1" w:themeFillShade="F2"/>
             <w:tcMar>
@@ -1657,6 +2111,8 @@
                 <w:szCs w:val="20"/>
               </w:rPr>
             </w:pPr>
+            <w:proofErr w:type="spellStart"/>
+            <w:proofErr w:type="gramStart"/>
             <w:r>
               <w:rPr>
                 <w:sz w:val="20"/>
@@ -1664,16 +2120,18 @@
               </w:rPr>
               <w:t>com.broadcom.pso.vc.storage</w:t>
             </w:r>
+            <w:proofErr w:type="spellEnd"/>
+            <w:proofErr w:type="gramEnd"/>
           </w:p>
         </w:tc>
         <w:tc>
           <w:tcPr>
             <w:tcW w:w="5860" w:type="dxa"/>
             <w:tcBorders>
-              <w:top w:val="single" w:sz="4" w:space="0" w:color="BFBFBF" w:themeColor="background1" w:themeShade="BF"/>
-              <w:left w:val="single" w:sz="4" w:space="0" w:color="BFBFBF" w:themeColor="background1" w:themeShade="BF"/>
-              <w:bottom w:val="single" w:sz="4" w:space="0" w:color="BFBFBF" w:themeColor="background1" w:themeShade="BF"/>
-              <w:right w:val="single" w:sz="4" w:space="0" w:color="BFBFBF" w:themeColor="background1" w:themeShade="BF"/>
+              <w:top w:val="single" w:color="BFBFBF" w:themeColor="background1" w:themeShade="BF" w:sz="4" w:space="0"/>
+              <w:left w:val="single" w:color="BFBFBF" w:themeColor="background1" w:themeShade="BF" w:sz="4" w:space="0"/>
+              <w:bottom w:val="single" w:color="BFBFBF" w:themeColor="background1" w:themeShade="BF" w:sz="4" w:space="0"/>
+              <w:right w:val="single" w:color="BFBFBF" w:themeColor="background1" w:themeShade="BF" w:sz="4" w:space="0"/>
             </w:tcBorders>
             <w:shd w:val="clear" w:color="auto" w:fill="F2F2F2" w:themeFill="background1" w:themeFillShade="F2"/>
             <w:tcMar>
@@ -1696,21 +2154,78 @@
                 <w:sz w:val="20"/>
                 <w:szCs w:val="20"/>
               </w:rPr>
-              <w:t xml:space="preserve">_getDatastoreMetrics, </w:t>
-            </w:r>
-            <w:r>
-              <w:rPr>
-                <w:sz w:val="20"/>
-                <w:szCs w:val="20"/>
-              </w:rPr>
               <w:t>_</w:t>
             </w:r>
-            <w:r>
-              <w:rPr>
-                <w:sz w:val="20"/>
-                <w:szCs w:val="20"/>
-              </w:rPr>
-              <w:t>adaptiveGovernorCheck — datastore performance sampling (VMFS/NFS via PerformanceManager.queryPerf, vSAN via HostVsanInternalSystem.queryVsanStatistics) and the governor decision engine.</w:t>
+            <w:proofErr w:type="spellStart"/>
+            <w:r>
+              <w:rPr>
+                <w:sz w:val="20"/>
+                <w:szCs w:val="20"/>
+              </w:rPr>
+              <w:t>getDatastoreMetrics</w:t>
+            </w:r>
+            <w:proofErr w:type="spellEnd"/>
+            <w:r>
+              <w:rPr>
+                <w:sz w:val="20"/>
+                <w:szCs w:val="20"/>
+              </w:rPr>
+              <w:t xml:space="preserve">, </w:t>
+            </w:r>
+            <w:r>
+              <w:rPr>
+                <w:sz w:val="20"/>
+                <w:szCs w:val="20"/>
+              </w:rPr>
+              <w:t>_</w:t>
+            </w:r>
+            <w:proofErr w:type="spellStart"/>
+            <w:r>
+              <w:rPr>
+                <w:sz w:val="20"/>
+                <w:szCs w:val="20"/>
+              </w:rPr>
+              <w:t>adaptiveGovernorCheck</w:t>
+            </w:r>
+            <w:proofErr w:type="spellEnd"/>
+            <w:r>
+              <w:rPr>
+                <w:sz w:val="20"/>
+                <w:szCs w:val="20"/>
+              </w:rPr>
+              <w:t xml:space="preserve"> — datastore performance sampling (VMFS/NFS via </w:t>
+            </w:r>
+            <w:proofErr w:type="spellStart"/>
+            <w:r>
+              <w:rPr>
+                <w:sz w:val="20"/>
+                <w:szCs w:val="20"/>
+              </w:rPr>
+              <w:t>PerformanceManager.queryPerf</w:t>
+            </w:r>
+            <w:proofErr w:type="spellEnd"/>
+            <w:r>
+              <w:rPr>
+                <w:sz w:val="20"/>
+                <w:szCs w:val="20"/>
+              </w:rPr>
+              <w:t xml:space="preserve">, vSAN via </w:t>
+            </w:r>
+            <w:proofErr w:type="spellStart"/>
+            <w:r>
+              <w:rPr>
+                <w:sz w:val="20"/>
+                <w:szCs w:val="20"/>
+              </w:rPr>
+              <w:t>HostVsanInternalSystem.queryVsanStatistics</w:t>
+            </w:r>
+            <w:proofErr w:type="spellEnd"/>
+            <w:r>
+              <w:rPr>
+                <w:sz w:val="20"/>
+                <w:szCs w:val="20"/>
+              </w:rPr>
+              <w:t>) and the governor decision engine.</w:t>
             </w:r>
           </w:p>
         </w:tc>
@@ -1737,7 +2252,6 @@
         <w:spacing w:after="120"/>
       </w:pPr>
       <w:r>
-        <w:lastRenderedPageBreak/>
         <w:t xml:space="preserve">There is exactly one </w:t>
       </w:r>
       <w:r>
@@ -1746,23 +2260,27 @@
       <w:r>
         <w:t xml:space="preserve"> Configuration Element required by this solution, under category </w:t>
       </w:r>
+      <w:proofErr w:type="spellStart"/>
       <w:r>
         <w:rPr>
-          <w:rFonts w:ascii="Consolas" w:eastAsia="Consolas" w:hAnsi="Consolas" w:cs="Consolas"/>
+          <w:rFonts w:ascii="Consolas" w:hAnsi="Consolas" w:eastAsia="Consolas" w:cs="Consolas"/>
         </w:rPr>
         <w:t>SnapshotCleanup</w:t>
       </w:r>
+      <w:proofErr w:type="spellEnd"/>
       <w:r>
         <w:t xml:space="preserve">: </w:t>
       </w:r>
+      <w:proofErr w:type="spellStart"/>
       <w:r>
         <w:rPr>
-          <w:rFonts w:ascii="Consolas" w:eastAsia="Consolas" w:hAnsi="Consolas" w:cs="Consolas"/>
+          <w:rFonts w:ascii="Consolas" w:hAnsi="Consolas" w:eastAsia="Consolas" w:cs="Consolas"/>
           <w:b/>
           <w:bCs/>
         </w:rPr>
         <w:t>RuntimeState</w:t>
       </w:r>
+      <w:proofErr w:type="spellEnd"/>
       <w:r>
         <w:t xml:space="preserve">. All threshold and policy values are workflow input parameters, set as defaults on the workflow Inputs tab and overridable per schedule. There is no separate file-logging configuration; all audit output goes to the </w:t>
       </w:r>
@@ -1778,7 +2296,15 @@
         <w:pStyle w:val="heading20"/>
       </w:pPr>
       <w:r>
-        <w:t>3.1 RuntimeState attributes</w:t>
+        <w:t xml:space="preserve">3.1 </w:t>
+      </w:r>
+      <w:proofErr w:type="spellStart"/>
+      <w:r>
+        <w:t>RuntimeState</w:t>
+      </w:r>
+      <w:proofErr w:type="spellEnd"/>
+      <w:r>
+        <w:t xml:space="preserve"> attributes</w:t>
       </w:r>
     </w:p>
     <w:tbl>
@@ -1786,12 +2312,12 @@
         <w:tblW w:w="9360" w:type="dxa"/>
         <w:tblInd w:w="-3" w:type="dxa"/>
         <w:tblBorders>
-          <w:top w:val="single" w:sz="4" w:space="0" w:color="auto"/>
-          <w:left w:val="single" w:sz="4" w:space="0" w:color="auto"/>
-          <w:bottom w:val="single" w:sz="4" w:space="0" w:color="auto"/>
-          <w:right w:val="single" w:sz="4" w:space="0" w:color="auto"/>
-          <w:insideH w:val="single" w:sz="4" w:space="0" w:color="auto"/>
-          <w:insideV w:val="single" w:sz="4" w:space="0" w:color="auto"/>
+          <w:top w:val="single" w:color="auto" w:sz="4" w:space="0"/>
+          <w:left w:val="single" w:color="auto" w:sz="4" w:space="0"/>
+          <w:bottom w:val="single" w:color="auto" w:sz="4" w:space="0"/>
+          <w:right w:val="single" w:color="auto" w:sz="4" w:space="0"/>
+          <w:insideH w:val="single" w:color="auto" w:sz="4" w:space="0"/>
+          <w:insideV w:val="single" w:color="auto" w:sz="4" w:space="0"/>
         </w:tblBorders>
         <w:tblCellMar>
           <w:left w:w="10" w:type="dxa"/>
@@ -1812,10 +2338,10 @@
           <w:tcPr>
             <w:tcW w:w="2000" w:type="dxa"/>
             <w:tcBorders>
-              <w:top w:val="single" w:sz="4" w:space="0" w:color="BFBFBF" w:themeColor="background1" w:themeShade="BF"/>
-              <w:left w:val="single" w:sz="4" w:space="0" w:color="BFBFBF" w:themeColor="background1" w:themeShade="BF"/>
-              <w:bottom w:val="single" w:sz="4" w:space="0" w:color="BFBFBF" w:themeColor="background1" w:themeShade="BF"/>
-              <w:right w:val="single" w:sz="4" w:space="0" w:color="BFBFBF" w:themeColor="background1" w:themeShade="BF"/>
+              <w:top w:val="single" w:color="BFBFBF" w:themeColor="background1" w:themeShade="BF" w:sz="4" w:space="0"/>
+              <w:left w:val="single" w:color="BFBFBF" w:themeColor="background1" w:themeShade="BF" w:sz="4" w:space="0"/>
+              <w:bottom w:val="single" w:color="BFBFBF" w:themeColor="background1" w:themeShade="BF" w:sz="4" w:space="0"/>
+              <w:right w:val="single" w:color="BFBFBF" w:themeColor="background1" w:themeShade="BF" w:sz="4" w:space="0"/>
             </w:tcBorders>
             <w:shd w:val="clear" w:color="auto" w:fill="1F3864" w:themeFill="accent1" w:themeFillShade="80"/>
             <w:tcMar>
@@ -1840,10 +2366,10 @@
           <w:tcPr>
             <w:tcW w:w="1200" w:type="dxa"/>
             <w:tcBorders>
-              <w:top w:val="single" w:sz="4" w:space="0" w:color="BFBFBF" w:themeColor="background1" w:themeShade="BF"/>
-              <w:left w:val="single" w:sz="4" w:space="0" w:color="BFBFBF" w:themeColor="background1" w:themeShade="BF"/>
-              <w:bottom w:val="single" w:sz="4" w:space="0" w:color="BFBFBF" w:themeColor="background1" w:themeShade="BF"/>
-              <w:right w:val="single" w:sz="4" w:space="0" w:color="BFBFBF" w:themeColor="background1" w:themeShade="BF"/>
+              <w:top w:val="single" w:color="BFBFBF" w:themeColor="background1" w:themeShade="BF" w:sz="4" w:space="0"/>
+              <w:left w:val="single" w:color="BFBFBF" w:themeColor="background1" w:themeShade="BF" w:sz="4" w:space="0"/>
+              <w:bottom w:val="single" w:color="BFBFBF" w:themeColor="background1" w:themeShade="BF" w:sz="4" w:space="0"/>
+              <w:right w:val="single" w:color="BFBFBF" w:themeColor="background1" w:themeShade="BF" w:sz="4" w:space="0"/>
             </w:tcBorders>
             <w:shd w:val="clear" w:color="auto" w:fill="1F3864" w:themeFill="accent1" w:themeFillShade="80"/>
             <w:tcMar>
@@ -1868,10 +2394,10 @@
           <w:tcPr>
             <w:tcW w:w="6160" w:type="dxa"/>
             <w:tcBorders>
-              <w:top w:val="single" w:sz="4" w:space="0" w:color="BFBFBF" w:themeColor="background1" w:themeShade="BF"/>
-              <w:left w:val="single" w:sz="4" w:space="0" w:color="BFBFBF" w:themeColor="background1" w:themeShade="BF"/>
-              <w:bottom w:val="single" w:sz="4" w:space="0" w:color="BFBFBF" w:themeColor="background1" w:themeShade="BF"/>
-              <w:right w:val="single" w:sz="4" w:space="0" w:color="BFBFBF" w:themeColor="background1" w:themeShade="BF"/>
+              <w:top w:val="single" w:color="BFBFBF" w:themeColor="background1" w:themeShade="BF" w:sz="4" w:space="0"/>
+              <w:left w:val="single" w:color="BFBFBF" w:themeColor="background1" w:themeShade="BF" w:sz="4" w:space="0"/>
+              <w:bottom w:val="single" w:color="BFBFBF" w:themeColor="background1" w:themeShade="BF" w:sz="4" w:space="0"/>
+              <w:right w:val="single" w:color="BFBFBF" w:themeColor="background1" w:themeShade="BF" w:sz="4" w:space="0"/>
             </w:tcBorders>
             <w:shd w:val="clear" w:color="auto" w:fill="1F3864" w:themeFill="accent1" w:themeFillShade="80"/>
             <w:tcMar>
@@ -1898,10 +2424,10 @@
           <w:tcPr>
             <w:tcW w:w="2000" w:type="dxa"/>
             <w:tcBorders>
-              <w:top w:val="single" w:sz="4" w:space="0" w:color="BFBFBF" w:themeColor="background1" w:themeShade="BF"/>
-              <w:left w:val="single" w:sz="4" w:space="0" w:color="BFBFBF" w:themeColor="background1" w:themeShade="BF"/>
-              <w:bottom w:val="single" w:sz="4" w:space="0" w:color="BFBFBF" w:themeColor="background1" w:themeShade="BF"/>
-              <w:right w:val="single" w:sz="4" w:space="0" w:color="BFBFBF" w:themeColor="background1" w:themeShade="BF"/>
+              <w:top w:val="single" w:color="BFBFBF" w:themeColor="background1" w:themeShade="BF" w:sz="4" w:space="0"/>
+              <w:left w:val="single" w:color="BFBFBF" w:themeColor="background1" w:themeShade="BF" w:sz="4" w:space="0"/>
+              <w:bottom w:val="single" w:color="BFBFBF" w:themeColor="background1" w:themeShade="BF" w:sz="4" w:space="0"/>
+              <w:right w:val="single" w:color="BFBFBF" w:themeColor="background1" w:themeShade="BF" w:sz="4" w:space="0"/>
             </w:tcBorders>
             <w:shd w:val="clear" w:color="auto" w:fill="FFFFFF" w:themeFill="background1"/>
             <w:tcMar>
@@ -1919,6 +2445,7 @@
                 <w:szCs w:val="20"/>
               </w:rPr>
             </w:pPr>
+            <w:proofErr w:type="spellStart"/>
             <w:r>
               <w:rPr>
                 <w:sz w:val="20"/>
@@ -1926,16 +2453,17 @@
               </w:rPr>
               <w:t>runLock</w:t>
             </w:r>
+            <w:proofErr w:type="spellEnd"/>
           </w:p>
         </w:tc>
         <w:tc>
           <w:tcPr>
             <w:tcW w:w="1200" w:type="dxa"/>
             <w:tcBorders>
-              <w:top w:val="single" w:sz="4" w:space="0" w:color="BFBFBF" w:themeColor="background1" w:themeShade="BF"/>
-              <w:left w:val="single" w:sz="4" w:space="0" w:color="BFBFBF" w:themeColor="background1" w:themeShade="BF"/>
-              <w:bottom w:val="single" w:sz="4" w:space="0" w:color="BFBFBF" w:themeColor="background1" w:themeShade="BF"/>
-              <w:right w:val="single" w:sz="4" w:space="0" w:color="BFBFBF" w:themeColor="background1" w:themeShade="BF"/>
+              <w:top w:val="single" w:color="BFBFBF" w:themeColor="background1" w:themeShade="BF" w:sz="4" w:space="0"/>
+              <w:left w:val="single" w:color="BFBFBF" w:themeColor="background1" w:themeShade="BF" w:sz="4" w:space="0"/>
+              <w:bottom w:val="single" w:color="BFBFBF" w:themeColor="background1" w:themeShade="BF" w:sz="4" w:space="0"/>
+              <w:right w:val="single" w:color="BFBFBF" w:themeColor="background1" w:themeShade="BF" w:sz="4" w:space="0"/>
             </w:tcBorders>
             <w:shd w:val="clear" w:color="auto" w:fill="FFFFFF" w:themeFill="background1"/>
             <w:tcMar>
@@ -1962,10 +2490,10 @@
           <w:tcPr>
             <w:tcW w:w="6160" w:type="dxa"/>
             <w:tcBorders>
-              <w:top w:val="single" w:sz="4" w:space="0" w:color="BFBFBF" w:themeColor="background1" w:themeShade="BF"/>
-              <w:left w:val="single" w:sz="4" w:space="0" w:color="BFBFBF" w:themeColor="background1" w:themeShade="BF"/>
-              <w:bottom w:val="single" w:sz="4" w:space="0" w:color="BFBFBF" w:themeColor="background1" w:themeShade="BF"/>
-              <w:right w:val="single" w:sz="4" w:space="0" w:color="BFBFBF" w:themeColor="background1" w:themeShade="BF"/>
+              <w:top w:val="single" w:color="BFBFBF" w:themeColor="background1" w:themeShade="BF" w:sz="4" w:space="0"/>
+              <w:left w:val="single" w:color="BFBFBF" w:themeColor="background1" w:themeShade="BF" w:sz="4" w:space="0"/>
+              <w:bottom w:val="single" w:color="BFBFBF" w:themeColor="background1" w:themeShade="BF" w:sz="4" w:space="0"/>
+              <w:right w:val="single" w:color="BFBFBF" w:themeColor="background1" w:themeShade="BF" w:sz="4" w:space="0"/>
             </w:tcBorders>
             <w:shd w:val="clear" w:color="auto" w:fill="FFFFFF" w:themeFill="background1"/>
             <w:tcMar>
@@ -2026,10 +2554,10 @@
           <w:tcPr>
             <w:tcW w:w="2000" w:type="dxa"/>
             <w:tcBorders>
-              <w:top w:val="single" w:sz="4" w:space="0" w:color="BFBFBF" w:themeColor="background1" w:themeShade="BF"/>
-              <w:left w:val="single" w:sz="4" w:space="0" w:color="BFBFBF" w:themeColor="background1" w:themeShade="BF"/>
-              <w:bottom w:val="single" w:sz="4" w:space="0" w:color="BFBFBF" w:themeColor="background1" w:themeShade="BF"/>
-              <w:right w:val="single" w:sz="4" w:space="0" w:color="BFBFBF" w:themeColor="background1" w:themeShade="BF"/>
+              <w:top w:val="single" w:color="BFBFBF" w:themeColor="background1" w:themeShade="BF" w:sz="4" w:space="0"/>
+              <w:left w:val="single" w:color="BFBFBF" w:themeColor="background1" w:themeShade="BF" w:sz="4" w:space="0"/>
+              <w:bottom w:val="single" w:color="BFBFBF" w:themeColor="background1" w:themeShade="BF" w:sz="4" w:space="0"/>
+              <w:right w:val="single" w:color="BFBFBF" w:themeColor="background1" w:themeShade="BF" w:sz="4" w:space="0"/>
             </w:tcBorders>
             <w:shd w:val="clear" w:color="auto" w:fill="F2F2F2" w:themeFill="background1" w:themeFillShade="F2"/>
             <w:tcMar>
@@ -2047,6 +2575,7 @@
                 <w:szCs w:val="20"/>
               </w:rPr>
             </w:pPr>
+            <w:proofErr w:type="spellStart"/>
             <w:r>
               <w:rPr>
                 <w:sz w:val="20"/>
@@ -2054,16 +2583,17 @@
               </w:rPr>
               <w:t>lastRunId</w:t>
             </w:r>
+            <w:proofErr w:type="spellEnd"/>
           </w:p>
         </w:tc>
         <w:tc>
           <w:tcPr>
             <w:tcW w:w="1200" w:type="dxa"/>
             <w:tcBorders>
-              <w:top w:val="single" w:sz="4" w:space="0" w:color="BFBFBF" w:themeColor="background1" w:themeShade="BF"/>
-              <w:left w:val="single" w:sz="4" w:space="0" w:color="BFBFBF" w:themeColor="background1" w:themeShade="BF"/>
-              <w:bottom w:val="single" w:sz="4" w:space="0" w:color="BFBFBF" w:themeColor="background1" w:themeShade="BF"/>
-              <w:right w:val="single" w:sz="4" w:space="0" w:color="BFBFBF" w:themeColor="background1" w:themeShade="BF"/>
+              <w:top w:val="single" w:color="BFBFBF" w:themeColor="background1" w:themeShade="BF" w:sz="4" w:space="0"/>
+              <w:left w:val="single" w:color="BFBFBF" w:themeColor="background1" w:themeShade="BF" w:sz="4" w:space="0"/>
+              <w:bottom w:val="single" w:color="BFBFBF" w:themeColor="background1" w:themeShade="BF" w:sz="4" w:space="0"/>
+              <w:right w:val="single" w:color="BFBFBF" w:themeColor="background1" w:themeShade="BF" w:sz="4" w:space="0"/>
             </w:tcBorders>
             <w:shd w:val="clear" w:color="auto" w:fill="F2F2F2" w:themeFill="background1" w:themeFillShade="F2"/>
             <w:tcMar>
@@ -2090,10 +2620,10 @@
           <w:tcPr>
             <w:tcW w:w="6160" w:type="dxa"/>
             <w:tcBorders>
-              <w:top w:val="single" w:sz="4" w:space="0" w:color="BFBFBF" w:themeColor="background1" w:themeShade="BF"/>
-              <w:left w:val="single" w:sz="4" w:space="0" w:color="BFBFBF" w:themeColor="background1" w:themeShade="BF"/>
-              <w:bottom w:val="single" w:sz="4" w:space="0" w:color="BFBFBF" w:themeColor="background1" w:themeShade="BF"/>
-              <w:right w:val="single" w:sz="4" w:space="0" w:color="BFBFBF" w:themeColor="background1" w:themeShade="BF"/>
+              <w:top w:val="single" w:color="BFBFBF" w:themeColor="background1" w:themeShade="BF" w:sz="4" w:space="0"/>
+              <w:left w:val="single" w:color="BFBFBF" w:themeColor="background1" w:themeShade="BF" w:sz="4" w:space="0"/>
+              <w:bottom w:val="single" w:color="BFBFBF" w:themeColor="background1" w:themeShade="BF" w:sz="4" w:space="0"/>
+              <w:right w:val="single" w:color="BFBFBF" w:themeColor="background1" w:themeShade="BF" w:sz="4" w:space="0"/>
             </w:tcBorders>
             <w:shd w:val="clear" w:color="auto" w:fill="F2F2F2" w:themeFill="background1" w:themeFillShade="F2"/>
             <w:tcMar>
@@ -2122,10 +2652,10 @@
           <w:tcPr>
             <w:tcW w:w="2000" w:type="dxa"/>
             <w:tcBorders>
-              <w:top w:val="single" w:sz="4" w:space="0" w:color="BFBFBF" w:themeColor="background1" w:themeShade="BF"/>
-              <w:left w:val="single" w:sz="4" w:space="0" w:color="BFBFBF" w:themeColor="background1" w:themeShade="BF"/>
-              <w:bottom w:val="single" w:sz="4" w:space="0" w:color="BFBFBF" w:themeColor="background1" w:themeShade="BF"/>
-              <w:right w:val="single" w:sz="4" w:space="0" w:color="BFBFBF" w:themeColor="background1" w:themeShade="BF"/>
+              <w:top w:val="single" w:color="BFBFBF" w:themeColor="background1" w:themeShade="BF" w:sz="4" w:space="0"/>
+              <w:left w:val="single" w:color="BFBFBF" w:themeColor="background1" w:themeShade="BF" w:sz="4" w:space="0"/>
+              <w:bottom w:val="single" w:color="BFBFBF" w:themeColor="background1" w:themeShade="BF" w:sz="4" w:space="0"/>
+              <w:right w:val="single" w:color="BFBFBF" w:themeColor="background1" w:themeShade="BF" w:sz="4" w:space="0"/>
             </w:tcBorders>
             <w:shd w:val="clear" w:color="auto" w:fill="FFFFFF" w:themeFill="background1"/>
             <w:tcMar>
@@ -2143,6 +2673,7 @@
                 <w:szCs w:val="20"/>
               </w:rPr>
             </w:pPr>
+            <w:proofErr w:type="spellStart"/>
             <w:r>
               <w:rPr>
                 <w:sz w:val="20"/>
@@ -2150,16 +2681,17 @@
               </w:rPr>
               <w:t>lastRunCompletedAt</w:t>
             </w:r>
+            <w:proofErr w:type="spellEnd"/>
           </w:p>
         </w:tc>
         <w:tc>
           <w:tcPr>
             <w:tcW w:w="1200" w:type="dxa"/>
             <w:tcBorders>
-              <w:top w:val="single" w:sz="4" w:space="0" w:color="BFBFBF" w:themeColor="background1" w:themeShade="BF"/>
-              <w:left w:val="single" w:sz="4" w:space="0" w:color="BFBFBF" w:themeColor="background1" w:themeShade="BF"/>
-              <w:bottom w:val="single" w:sz="4" w:space="0" w:color="BFBFBF" w:themeColor="background1" w:themeShade="BF"/>
-              <w:right w:val="single" w:sz="4" w:space="0" w:color="BFBFBF" w:themeColor="background1" w:themeShade="BF"/>
+              <w:top w:val="single" w:color="BFBFBF" w:themeColor="background1" w:themeShade="BF" w:sz="4" w:space="0"/>
+              <w:left w:val="single" w:color="BFBFBF" w:themeColor="background1" w:themeShade="BF" w:sz="4" w:space="0"/>
+              <w:bottom w:val="single" w:color="BFBFBF" w:themeColor="background1" w:themeShade="BF" w:sz="4" w:space="0"/>
+              <w:right w:val="single" w:color="BFBFBF" w:themeColor="background1" w:themeShade="BF" w:sz="4" w:space="0"/>
             </w:tcBorders>
             <w:shd w:val="clear" w:color="auto" w:fill="FFFFFF" w:themeFill="background1"/>
             <w:tcMar>
@@ -2186,10 +2718,10 @@
           <w:tcPr>
             <w:tcW w:w="6160" w:type="dxa"/>
             <w:tcBorders>
-              <w:top w:val="single" w:sz="4" w:space="0" w:color="BFBFBF" w:themeColor="background1" w:themeShade="BF"/>
-              <w:left w:val="single" w:sz="4" w:space="0" w:color="BFBFBF" w:themeColor="background1" w:themeShade="BF"/>
-              <w:bottom w:val="single" w:sz="4" w:space="0" w:color="BFBFBF" w:themeColor="background1" w:themeShade="BF"/>
-              <w:right w:val="single" w:sz="4" w:space="0" w:color="BFBFBF" w:themeColor="background1" w:themeShade="BF"/>
+              <w:top w:val="single" w:color="BFBFBF" w:themeColor="background1" w:themeShade="BF" w:sz="4" w:space="0"/>
+              <w:left w:val="single" w:color="BFBFBF" w:themeColor="background1" w:themeShade="BF" w:sz="4" w:space="0"/>
+              <w:bottom w:val="single" w:color="BFBFBF" w:themeColor="background1" w:themeShade="BF" w:sz="4" w:space="0"/>
+              <w:right w:val="single" w:color="BFBFBF" w:themeColor="background1" w:themeShade="BF" w:sz="4" w:space="0"/>
             </w:tcBorders>
             <w:shd w:val="clear" w:color="auto" w:fill="FFFFFF" w:themeFill="background1"/>
             <w:tcMar>
@@ -2218,10 +2750,10 @@
           <w:tcPr>
             <w:tcW w:w="2000" w:type="dxa"/>
             <w:tcBorders>
-              <w:top w:val="single" w:sz="4" w:space="0" w:color="BFBFBF" w:themeColor="background1" w:themeShade="BF"/>
-              <w:left w:val="single" w:sz="4" w:space="0" w:color="BFBFBF" w:themeColor="background1" w:themeShade="BF"/>
-              <w:bottom w:val="single" w:sz="4" w:space="0" w:color="BFBFBF" w:themeColor="background1" w:themeShade="BF"/>
-              <w:right w:val="single" w:sz="4" w:space="0" w:color="BFBFBF" w:themeColor="background1" w:themeShade="BF"/>
+              <w:top w:val="single" w:color="BFBFBF" w:themeColor="background1" w:themeShade="BF" w:sz="4" w:space="0"/>
+              <w:left w:val="single" w:color="BFBFBF" w:themeColor="background1" w:themeShade="BF" w:sz="4" w:space="0"/>
+              <w:bottom w:val="single" w:color="BFBFBF" w:themeColor="background1" w:themeShade="BF" w:sz="4" w:space="0"/>
+              <w:right w:val="single" w:color="BFBFBF" w:themeColor="background1" w:themeShade="BF" w:sz="4" w:space="0"/>
             </w:tcBorders>
             <w:shd w:val="clear" w:color="auto" w:fill="F2F2F2" w:themeFill="background1" w:themeFillShade="F2"/>
             <w:tcMar>
@@ -2239,6 +2771,7 @@
                 <w:szCs w:val="20"/>
               </w:rPr>
             </w:pPr>
+            <w:proofErr w:type="spellStart"/>
             <w:r>
               <w:rPr>
                 <w:sz w:val="20"/>
@@ -2246,16 +2779,17 @@
               </w:rPr>
               <w:t>lastRunOutcome</w:t>
             </w:r>
+            <w:proofErr w:type="spellEnd"/>
           </w:p>
         </w:tc>
         <w:tc>
           <w:tcPr>
             <w:tcW w:w="1200" w:type="dxa"/>
             <w:tcBorders>
-              <w:top w:val="single" w:sz="4" w:space="0" w:color="BFBFBF" w:themeColor="background1" w:themeShade="BF"/>
-              <w:left w:val="single" w:sz="4" w:space="0" w:color="BFBFBF" w:themeColor="background1" w:themeShade="BF"/>
-              <w:bottom w:val="single" w:sz="4" w:space="0" w:color="BFBFBF" w:themeColor="background1" w:themeShade="BF"/>
-              <w:right w:val="single" w:sz="4" w:space="0" w:color="BFBFBF" w:themeColor="background1" w:themeShade="BF"/>
+              <w:top w:val="single" w:color="BFBFBF" w:themeColor="background1" w:themeShade="BF" w:sz="4" w:space="0"/>
+              <w:left w:val="single" w:color="BFBFBF" w:themeColor="background1" w:themeShade="BF" w:sz="4" w:space="0"/>
+              <w:bottom w:val="single" w:color="BFBFBF" w:themeColor="background1" w:themeShade="BF" w:sz="4" w:space="0"/>
+              <w:right w:val="single" w:color="BFBFBF" w:themeColor="background1" w:themeShade="BF" w:sz="4" w:space="0"/>
             </w:tcBorders>
             <w:shd w:val="clear" w:color="auto" w:fill="F2F2F2" w:themeFill="background1" w:themeFillShade="F2"/>
             <w:tcMar>
@@ -2282,10 +2816,10 @@
           <w:tcPr>
             <w:tcW w:w="6160" w:type="dxa"/>
             <w:tcBorders>
-              <w:top w:val="single" w:sz="4" w:space="0" w:color="BFBFBF" w:themeColor="background1" w:themeShade="BF"/>
-              <w:left w:val="single" w:sz="4" w:space="0" w:color="BFBFBF" w:themeColor="background1" w:themeShade="BF"/>
-              <w:bottom w:val="single" w:sz="4" w:space="0" w:color="BFBFBF" w:themeColor="background1" w:themeShade="BF"/>
-              <w:right w:val="single" w:sz="4" w:space="0" w:color="BFBFBF" w:themeColor="background1" w:themeShade="BF"/>
+              <w:top w:val="single" w:color="BFBFBF" w:themeColor="background1" w:themeShade="BF" w:sz="4" w:space="0"/>
+              <w:left w:val="single" w:color="BFBFBF" w:themeColor="background1" w:themeShade="BF" w:sz="4" w:space="0"/>
+              <w:bottom w:val="single" w:color="BFBFBF" w:themeColor="background1" w:themeShade="BF" w:sz="4" w:space="0"/>
+              <w:right w:val="single" w:color="BFBFBF" w:themeColor="background1" w:themeShade="BF" w:sz="4" w:space="0"/>
             </w:tcBorders>
             <w:shd w:val="clear" w:color="auto" w:fill="F2F2F2" w:themeFill="background1" w:themeFillShade="F2"/>
             <w:tcMar>
@@ -2337,12 +2871,12 @@
         <w:tblW w:w="9360" w:type="dxa"/>
         <w:tblInd w:w="-3" w:type="dxa"/>
         <w:tblBorders>
-          <w:top w:val="single" w:sz="4" w:space="0" w:color="auto"/>
-          <w:left w:val="single" w:sz="4" w:space="0" w:color="auto"/>
-          <w:bottom w:val="single" w:sz="4" w:space="0" w:color="auto"/>
-          <w:right w:val="single" w:sz="4" w:space="0" w:color="auto"/>
-          <w:insideH w:val="single" w:sz="4" w:space="0" w:color="auto"/>
-          <w:insideV w:val="single" w:sz="4" w:space="0" w:color="auto"/>
+          <w:top w:val="single" w:color="auto" w:sz="4" w:space="0"/>
+          <w:left w:val="single" w:color="auto" w:sz="4" w:space="0"/>
+          <w:bottom w:val="single" w:color="auto" w:sz="4" w:space="0"/>
+          <w:right w:val="single" w:color="auto" w:sz="4" w:space="0"/>
+          <w:insideH w:val="single" w:color="auto" w:sz="4" w:space="0"/>
+          <w:insideV w:val="single" w:color="auto" w:sz="4" w:space="0"/>
         </w:tblBorders>
         <w:tblCellMar>
           <w:left w:w="10" w:type="dxa"/>
@@ -2364,10 +2898,10 @@
           <w:tcPr>
             <w:tcW w:w="2400" w:type="dxa"/>
             <w:tcBorders>
-              <w:top w:val="single" w:sz="4" w:space="0" w:color="BFBFBF" w:themeColor="background1" w:themeShade="BF"/>
-              <w:left w:val="single" w:sz="4" w:space="0" w:color="BFBFBF" w:themeColor="background1" w:themeShade="BF"/>
-              <w:bottom w:val="single" w:sz="4" w:space="0" w:color="BFBFBF" w:themeColor="background1" w:themeShade="BF"/>
-              <w:right w:val="single" w:sz="4" w:space="0" w:color="BFBFBF" w:themeColor="background1" w:themeShade="BF"/>
+              <w:top w:val="single" w:color="BFBFBF" w:themeColor="background1" w:themeShade="BF" w:sz="4" w:space="0"/>
+              <w:left w:val="single" w:color="BFBFBF" w:themeColor="background1" w:themeShade="BF" w:sz="4" w:space="0"/>
+              <w:bottom w:val="single" w:color="BFBFBF" w:themeColor="background1" w:themeShade="BF" w:sz="4" w:space="0"/>
+              <w:right w:val="single" w:color="BFBFBF" w:themeColor="background1" w:themeShade="BF" w:sz="4" w:space="0"/>
             </w:tcBorders>
             <w:shd w:val="clear" w:color="auto" w:fill="1F3864" w:themeFill="accent1" w:themeFillShade="80"/>
             <w:tcMar>
@@ -2392,10 +2926,10 @@
           <w:tcPr>
             <w:tcW w:w="1100" w:type="dxa"/>
             <w:tcBorders>
-              <w:top w:val="single" w:sz="4" w:space="0" w:color="BFBFBF" w:themeColor="background1" w:themeShade="BF"/>
-              <w:left w:val="single" w:sz="4" w:space="0" w:color="BFBFBF" w:themeColor="background1" w:themeShade="BF"/>
-              <w:bottom w:val="single" w:sz="4" w:space="0" w:color="BFBFBF" w:themeColor="background1" w:themeShade="BF"/>
-              <w:right w:val="single" w:sz="4" w:space="0" w:color="BFBFBF" w:themeColor="background1" w:themeShade="BF"/>
+              <w:top w:val="single" w:color="BFBFBF" w:themeColor="background1" w:themeShade="BF" w:sz="4" w:space="0"/>
+              <w:left w:val="single" w:color="BFBFBF" w:themeColor="background1" w:themeShade="BF" w:sz="4" w:space="0"/>
+              <w:bottom w:val="single" w:color="BFBFBF" w:themeColor="background1" w:themeShade="BF" w:sz="4" w:space="0"/>
+              <w:right w:val="single" w:color="BFBFBF" w:themeColor="background1" w:themeShade="BF" w:sz="4" w:space="0"/>
             </w:tcBorders>
             <w:shd w:val="clear" w:color="auto" w:fill="1F3864" w:themeFill="accent1" w:themeFillShade="80"/>
             <w:tcMar>
@@ -2420,10 +2954,10 @@
           <w:tcPr>
             <w:tcW w:w="1100" w:type="dxa"/>
             <w:tcBorders>
-              <w:top w:val="single" w:sz="4" w:space="0" w:color="BFBFBF" w:themeColor="background1" w:themeShade="BF"/>
-              <w:left w:val="single" w:sz="4" w:space="0" w:color="BFBFBF" w:themeColor="background1" w:themeShade="BF"/>
-              <w:bottom w:val="single" w:sz="4" w:space="0" w:color="BFBFBF" w:themeColor="background1" w:themeShade="BF"/>
-              <w:right w:val="single" w:sz="4" w:space="0" w:color="BFBFBF" w:themeColor="background1" w:themeShade="BF"/>
+              <w:top w:val="single" w:color="BFBFBF" w:themeColor="background1" w:themeShade="BF" w:sz="4" w:space="0"/>
+              <w:left w:val="single" w:color="BFBFBF" w:themeColor="background1" w:themeShade="BF" w:sz="4" w:space="0"/>
+              <w:bottom w:val="single" w:color="BFBFBF" w:themeColor="background1" w:themeShade="BF" w:sz="4" w:space="0"/>
+              <w:right w:val="single" w:color="BFBFBF" w:themeColor="background1" w:themeShade="BF" w:sz="4" w:space="0"/>
             </w:tcBorders>
             <w:shd w:val="clear" w:color="auto" w:fill="1F3864" w:themeFill="accent1" w:themeFillShade="80"/>
             <w:tcMar>
@@ -2448,10 +2982,10 @@
           <w:tcPr>
             <w:tcW w:w="4760" w:type="dxa"/>
             <w:tcBorders>
-              <w:top w:val="single" w:sz="4" w:space="0" w:color="BFBFBF" w:themeColor="background1" w:themeShade="BF"/>
-              <w:left w:val="single" w:sz="4" w:space="0" w:color="BFBFBF" w:themeColor="background1" w:themeShade="BF"/>
-              <w:bottom w:val="single" w:sz="4" w:space="0" w:color="BFBFBF" w:themeColor="background1" w:themeShade="BF"/>
-              <w:right w:val="single" w:sz="4" w:space="0" w:color="BFBFBF" w:themeColor="background1" w:themeShade="BF"/>
+              <w:top w:val="single" w:color="BFBFBF" w:themeColor="background1" w:themeShade="BF" w:sz="4" w:space="0"/>
+              <w:left w:val="single" w:color="BFBFBF" w:themeColor="background1" w:themeShade="BF" w:sz="4" w:space="0"/>
+              <w:bottom w:val="single" w:color="BFBFBF" w:themeColor="background1" w:themeShade="BF" w:sz="4" w:space="0"/>
+              <w:right w:val="single" w:color="BFBFBF" w:themeColor="background1" w:themeShade="BF" w:sz="4" w:space="0"/>
             </w:tcBorders>
             <w:shd w:val="clear" w:color="auto" w:fill="1F3864" w:themeFill="accent1" w:themeFillShade="80"/>
             <w:tcMar>
@@ -2478,10 +3012,10 @@
           <w:tcPr>
             <w:tcW w:w="2400" w:type="dxa"/>
             <w:tcBorders>
-              <w:top w:val="single" w:sz="4" w:space="0" w:color="BFBFBF" w:themeColor="background1" w:themeShade="BF"/>
-              <w:left w:val="single" w:sz="4" w:space="0" w:color="BFBFBF" w:themeColor="background1" w:themeShade="BF"/>
-              <w:bottom w:val="single" w:sz="4" w:space="0" w:color="BFBFBF" w:themeColor="background1" w:themeShade="BF"/>
-              <w:right w:val="single" w:sz="4" w:space="0" w:color="BFBFBF" w:themeColor="background1" w:themeShade="BF"/>
+              <w:top w:val="single" w:color="BFBFBF" w:themeColor="background1" w:themeShade="BF" w:sz="4" w:space="0"/>
+              <w:left w:val="single" w:color="BFBFBF" w:themeColor="background1" w:themeShade="BF" w:sz="4" w:space="0"/>
+              <w:bottom w:val="single" w:color="BFBFBF" w:themeColor="background1" w:themeShade="BF" w:sz="4" w:space="0"/>
+              <w:right w:val="single" w:color="BFBFBF" w:themeColor="background1" w:themeShade="BF" w:sz="4" w:space="0"/>
             </w:tcBorders>
             <w:shd w:val="clear" w:color="auto" w:fill="FFFFFF" w:themeFill="background1"/>
             <w:tcMar>
@@ -2499,6 +3033,7 @@
                 <w:szCs w:val="20"/>
               </w:rPr>
             </w:pPr>
+            <w:proofErr w:type="spellStart"/>
             <w:r>
               <w:rPr>
                 <w:sz w:val="20"/>
@@ -2506,16 +3041,17 @@
               </w:rPr>
               <w:t>maxAgeMinutes</w:t>
             </w:r>
+            <w:proofErr w:type="spellEnd"/>
           </w:p>
         </w:tc>
         <w:tc>
           <w:tcPr>
             <w:tcW w:w="1100" w:type="dxa"/>
             <w:tcBorders>
-              <w:top w:val="single" w:sz="4" w:space="0" w:color="BFBFBF" w:themeColor="background1" w:themeShade="BF"/>
-              <w:left w:val="single" w:sz="4" w:space="0" w:color="BFBFBF" w:themeColor="background1" w:themeShade="BF"/>
-              <w:bottom w:val="single" w:sz="4" w:space="0" w:color="BFBFBF" w:themeColor="background1" w:themeShade="BF"/>
-              <w:right w:val="single" w:sz="4" w:space="0" w:color="BFBFBF" w:themeColor="background1" w:themeShade="BF"/>
+              <w:top w:val="single" w:color="BFBFBF" w:themeColor="background1" w:themeShade="BF" w:sz="4" w:space="0"/>
+              <w:left w:val="single" w:color="BFBFBF" w:themeColor="background1" w:themeShade="BF" w:sz="4" w:space="0"/>
+              <w:bottom w:val="single" w:color="BFBFBF" w:themeColor="background1" w:themeShade="BF" w:sz="4" w:space="0"/>
+              <w:right w:val="single" w:color="BFBFBF" w:themeColor="background1" w:themeShade="BF" w:sz="4" w:space="0"/>
             </w:tcBorders>
             <w:shd w:val="clear" w:color="auto" w:fill="FFFFFF" w:themeFill="background1"/>
             <w:tcMar>
@@ -2542,10 +3078,10 @@
           <w:tcPr>
             <w:tcW w:w="1100" w:type="dxa"/>
             <w:tcBorders>
-              <w:top w:val="single" w:sz="4" w:space="0" w:color="BFBFBF" w:themeColor="background1" w:themeShade="BF"/>
-              <w:left w:val="single" w:sz="4" w:space="0" w:color="BFBFBF" w:themeColor="background1" w:themeShade="BF"/>
-              <w:bottom w:val="single" w:sz="4" w:space="0" w:color="BFBFBF" w:themeColor="background1" w:themeShade="BF"/>
-              <w:right w:val="single" w:sz="4" w:space="0" w:color="BFBFBF" w:themeColor="background1" w:themeShade="BF"/>
+              <w:top w:val="single" w:color="BFBFBF" w:themeColor="background1" w:themeShade="BF" w:sz="4" w:space="0"/>
+              <w:left w:val="single" w:color="BFBFBF" w:themeColor="background1" w:themeShade="BF" w:sz="4" w:space="0"/>
+              <w:bottom w:val="single" w:color="BFBFBF" w:themeColor="background1" w:themeShade="BF" w:sz="4" w:space="0"/>
+              <w:right w:val="single" w:color="BFBFBF" w:themeColor="background1" w:themeShade="BF" w:sz="4" w:space="0"/>
             </w:tcBorders>
             <w:shd w:val="clear" w:color="auto" w:fill="FFFFFF" w:themeFill="background1"/>
             <w:tcMar>
@@ -2572,10 +3108,10 @@
           <w:tcPr>
             <w:tcW w:w="4760" w:type="dxa"/>
             <w:tcBorders>
-              <w:top w:val="single" w:sz="4" w:space="0" w:color="BFBFBF" w:themeColor="background1" w:themeShade="BF"/>
-              <w:left w:val="single" w:sz="4" w:space="0" w:color="BFBFBF" w:themeColor="background1" w:themeShade="BF"/>
-              <w:bottom w:val="single" w:sz="4" w:space="0" w:color="BFBFBF" w:themeColor="background1" w:themeShade="BF"/>
-              <w:right w:val="single" w:sz="4" w:space="0" w:color="BFBFBF" w:themeColor="background1" w:themeShade="BF"/>
+              <w:top w:val="single" w:color="BFBFBF" w:themeColor="background1" w:themeShade="BF" w:sz="4" w:space="0"/>
+              <w:left w:val="single" w:color="BFBFBF" w:themeColor="background1" w:themeShade="BF" w:sz="4" w:space="0"/>
+              <w:bottom w:val="single" w:color="BFBFBF" w:themeColor="background1" w:themeShade="BF" w:sz="4" w:space="0"/>
+              <w:right w:val="single" w:color="BFBFBF" w:themeColor="background1" w:themeShade="BF" w:sz="4" w:space="0"/>
             </w:tcBorders>
             <w:shd w:val="clear" w:color="auto" w:fill="FFFFFF" w:themeFill="background1"/>
             <w:tcMar>
@@ -2604,10 +3140,10 @@
           <w:tcPr>
             <w:tcW w:w="2400" w:type="dxa"/>
             <w:tcBorders>
-              <w:top w:val="single" w:sz="4" w:space="0" w:color="BFBFBF" w:themeColor="background1" w:themeShade="BF"/>
-              <w:left w:val="single" w:sz="4" w:space="0" w:color="BFBFBF" w:themeColor="background1" w:themeShade="BF"/>
-              <w:bottom w:val="single" w:sz="4" w:space="0" w:color="BFBFBF" w:themeColor="background1" w:themeShade="BF"/>
-              <w:right w:val="single" w:sz="4" w:space="0" w:color="BFBFBF" w:themeColor="background1" w:themeShade="BF"/>
+              <w:top w:val="single" w:color="BFBFBF" w:themeColor="background1" w:themeShade="BF" w:sz="4" w:space="0"/>
+              <w:left w:val="single" w:color="BFBFBF" w:themeColor="background1" w:themeShade="BF" w:sz="4" w:space="0"/>
+              <w:bottom w:val="single" w:color="BFBFBF" w:themeColor="background1" w:themeShade="BF" w:sz="4" w:space="0"/>
+              <w:right w:val="single" w:color="BFBFBF" w:themeColor="background1" w:themeShade="BF" w:sz="4" w:space="0"/>
             </w:tcBorders>
             <w:shd w:val="clear" w:color="auto" w:fill="FFFFFF" w:themeFill="background1"/>
             <w:tcMar>
@@ -2625,6 +3161,7 @@
                 <w:szCs w:val="20"/>
               </w:rPr>
             </w:pPr>
+            <w:proofErr w:type="spellStart"/>
             <w:r>
               <w:rPr>
                 <w:sz w:val="20"/>
@@ -2632,16 +3169,17 @@
               </w:rPr>
               <w:t>descIgnoreString</w:t>
             </w:r>
+            <w:proofErr w:type="spellEnd"/>
           </w:p>
         </w:tc>
         <w:tc>
           <w:tcPr>
             <w:tcW w:w="1100" w:type="dxa"/>
             <w:tcBorders>
-              <w:top w:val="single" w:sz="4" w:space="0" w:color="BFBFBF" w:themeColor="background1" w:themeShade="BF"/>
-              <w:left w:val="single" w:sz="4" w:space="0" w:color="BFBFBF" w:themeColor="background1" w:themeShade="BF"/>
-              <w:bottom w:val="single" w:sz="4" w:space="0" w:color="BFBFBF" w:themeColor="background1" w:themeShade="BF"/>
-              <w:right w:val="single" w:sz="4" w:space="0" w:color="BFBFBF" w:themeColor="background1" w:themeShade="BF"/>
+              <w:top w:val="single" w:color="BFBFBF" w:themeColor="background1" w:themeShade="BF" w:sz="4" w:space="0"/>
+              <w:left w:val="single" w:color="BFBFBF" w:themeColor="background1" w:themeShade="BF" w:sz="4" w:space="0"/>
+              <w:bottom w:val="single" w:color="BFBFBF" w:themeColor="background1" w:themeShade="BF" w:sz="4" w:space="0"/>
+              <w:right w:val="single" w:color="BFBFBF" w:themeColor="background1" w:themeShade="BF" w:sz="4" w:space="0"/>
             </w:tcBorders>
             <w:shd w:val="clear" w:color="auto" w:fill="FFFFFF" w:themeFill="background1"/>
             <w:tcMar>
@@ -2668,10 +3206,10 @@
           <w:tcPr>
             <w:tcW w:w="1100" w:type="dxa"/>
             <w:tcBorders>
-              <w:top w:val="single" w:sz="4" w:space="0" w:color="BFBFBF" w:themeColor="background1" w:themeShade="BF"/>
-              <w:left w:val="single" w:sz="4" w:space="0" w:color="BFBFBF" w:themeColor="background1" w:themeShade="BF"/>
-              <w:bottom w:val="single" w:sz="4" w:space="0" w:color="BFBFBF" w:themeColor="background1" w:themeShade="BF"/>
-              <w:right w:val="single" w:sz="4" w:space="0" w:color="BFBFBF" w:themeColor="background1" w:themeShade="BF"/>
+              <w:top w:val="single" w:color="BFBFBF" w:themeColor="background1" w:themeShade="BF" w:sz="4" w:space="0"/>
+              <w:left w:val="single" w:color="BFBFBF" w:themeColor="background1" w:themeShade="BF" w:sz="4" w:space="0"/>
+              <w:bottom w:val="single" w:color="BFBFBF" w:themeColor="background1" w:themeShade="BF" w:sz="4" w:space="0"/>
+              <w:right w:val="single" w:color="BFBFBF" w:themeColor="background1" w:themeShade="BF" w:sz="4" w:space="0"/>
             </w:tcBorders>
             <w:shd w:val="clear" w:color="auto" w:fill="FFFFFF" w:themeFill="background1"/>
             <w:tcMar>
@@ -2698,10 +3236,10 @@
           <w:tcPr>
             <w:tcW w:w="4760" w:type="dxa"/>
             <w:tcBorders>
-              <w:top w:val="single" w:sz="4" w:space="0" w:color="BFBFBF" w:themeColor="background1" w:themeShade="BF"/>
-              <w:left w:val="single" w:sz="4" w:space="0" w:color="BFBFBF" w:themeColor="background1" w:themeShade="BF"/>
-              <w:bottom w:val="single" w:sz="4" w:space="0" w:color="BFBFBF" w:themeColor="background1" w:themeShade="BF"/>
-              <w:right w:val="single" w:sz="4" w:space="0" w:color="BFBFBF" w:themeColor="background1" w:themeShade="BF"/>
+              <w:top w:val="single" w:color="BFBFBF" w:themeColor="background1" w:themeShade="BF" w:sz="4" w:space="0"/>
+              <w:left w:val="single" w:color="BFBFBF" w:themeColor="background1" w:themeShade="BF" w:sz="4" w:space="0"/>
+              <w:bottom w:val="single" w:color="BFBFBF" w:themeColor="background1" w:themeShade="BF" w:sz="4" w:space="0"/>
+              <w:right w:val="single" w:color="BFBFBF" w:themeColor="background1" w:themeShade="BF" w:sz="4" w:space="0"/>
             </w:tcBorders>
             <w:shd w:val="clear" w:color="auto" w:fill="FFFFFF" w:themeFill="background1"/>
             <w:tcMar>
@@ -2730,10 +3268,10 @@
           <w:tcPr>
             <w:tcW w:w="2400" w:type="dxa"/>
             <w:tcBorders>
-              <w:top w:val="single" w:sz="4" w:space="0" w:color="BFBFBF" w:themeColor="background1" w:themeShade="BF"/>
-              <w:left w:val="single" w:sz="4" w:space="0" w:color="BFBFBF" w:themeColor="background1" w:themeShade="BF"/>
-              <w:bottom w:val="single" w:sz="4" w:space="0" w:color="BFBFBF" w:themeColor="background1" w:themeShade="BF"/>
-              <w:right w:val="single" w:sz="4" w:space="0" w:color="BFBFBF" w:themeColor="background1" w:themeShade="BF"/>
+              <w:top w:val="single" w:color="BFBFBF" w:themeColor="background1" w:themeShade="BF" w:sz="4" w:space="0"/>
+              <w:left w:val="single" w:color="BFBFBF" w:themeColor="background1" w:themeShade="BF" w:sz="4" w:space="0"/>
+              <w:bottom w:val="single" w:color="BFBFBF" w:themeColor="background1" w:themeShade="BF" w:sz="4" w:space="0"/>
+              <w:right w:val="single" w:color="BFBFBF" w:themeColor="background1" w:themeShade="BF" w:sz="4" w:space="0"/>
             </w:tcBorders>
             <w:shd w:val="clear" w:color="auto" w:fill="FFFFFF" w:themeFill="background1"/>
             <w:tcMar>
@@ -2751,6 +3289,7 @@
                 <w:szCs w:val="20"/>
               </w:rPr>
             </w:pPr>
+            <w:proofErr w:type="spellStart"/>
             <w:r>
               <w:rPr>
                 <w:sz w:val="20"/>
@@ -2758,16 +3297,17 @@
               </w:rPr>
               <w:t>latencyThresholdMs</w:t>
             </w:r>
+            <w:proofErr w:type="spellEnd"/>
           </w:p>
         </w:tc>
         <w:tc>
           <w:tcPr>
             <w:tcW w:w="1100" w:type="dxa"/>
             <w:tcBorders>
-              <w:top w:val="single" w:sz="4" w:space="0" w:color="BFBFBF" w:themeColor="background1" w:themeShade="BF"/>
-              <w:left w:val="single" w:sz="4" w:space="0" w:color="BFBFBF" w:themeColor="background1" w:themeShade="BF"/>
-              <w:bottom w:val="single" w:sz="4" w:space="0" w:color="BFBFBF" w:themeColor="background1" w:themeShade="BF"/>
-              <w:right w:val="single" w:sz="4" w:space="0" w:color="BFBFBF" w:themeColor="background1" w:themeShade="BF"/>
+              <w:top w:val="single" w:color="BFBFBF" w:themeColor="background1" w:themeShade="BF" w:sz="4" w:space="0"/>
+              <w:left w:val="single" w:color="BFBFBF" w:themeColor="background1" w:themeShade="BF" w:sz="4" w:space="0"/>
+              <w:bottom w:val="single" w:color="BFBFBF" w:themeColor="background1" w:themeShade="BF" w:sz="4" w:space="0"/>
+              <w:right w:val="single" w:color="BFBFBF" w:themeColor="background1" w:themeShade="BF" w:sz="4" w:space="0"/>
             </w:tcBorders>
             <w:shd w:val="clear" w:color="auto" w:fill="FFFFFF" w:themeFill="background1"/>
             <w:tcMar>
@@ -2794,10 +3334,10 @@
           <w:tcPr>
             <w:tcW w:w="1100" w:type="dxa"/>
             <w:tcBorders>
-              <w:top w:val="single" w:sz="4" w:space="0" w:color="BFBFBF" w:themeColor="background1" w:themeShade="BF"/>
-              <w:left w:val="single" w:sz="4" w:space="0" w:color="BFBFBF" w:themeColor="background1" w:themeShade="BF"/>
-              <w:bottom w:val="single" w:sz="4" w:space="0" w:color="BFBFBF" w:themeColor="background1" w:themeShade="BF"/>
-              <w:right w:val="single" w:sz="4" w:space="0" w:color="BFBFBF" w:themeColor="background1" w:themeShade="BF"/>
+              <w:top w:val="single" w:color="BFBFBF" w:themeColor="background1" w:themeShade="BF" w:sz="4" w:space="0"/>
+              <w:left w:val="single" w:color="BFBFBF" w:themeColor="background1" w:themeShade="BF" w:sz="4" w:space="0"/>
+              <w:bottom w:val="single" w:color="BFBFBF" w:themeColor="background1" w:themeShade="BF" w:sz="4" w:space="0"/>
+              <w:right w:val="single" w:color="BFBFBF" w:themeColor="background1" w:themeShade="BF" w:sz="4" w:space="0"/>
             </w:tcBorders>
             <w:shd w:val="clear" w:color="auto" w:fill="FFFFFF" w:themeFill="background1"/>
             <w:tcMar>
@@ -2824,10 +3364,10 @@
           <w:tcPr>
             <w:tcW w:w="4760" w:type="dxa"/>
             <w:tcBorders>
-              <w:top w:val="single" w:sz="4" w:space="0" w:color="BFBFBF" w:themeColor="background1" w:themeShade="BF"/>
-              <w:left w:val="single" w:sz="4" w:space="0" w:color="BFBFBF" w:themeColor="background1" w:themeShade="BF"/>
-              <w:bottom w:val="single" w:sz="4" w:space="0" w:color="BFBFBF" w:themeColor="background1" w:themeShade="BF"/>
-              <w:right w:val="single" w:sz="4" w:space="0" w:color="BFBFBF" w:themeColor="background1" w:themeShade="BF"/>
+              <w:top w:val="single" w:color="BFBFBF" w:themeColor="background1" w:themeShade="BF" w:sz="4" w:space="0"/>
+              <w:left w:val="single" w:color="BFBFBF" w:themeColor="background1" w:themeShade="BF" w:sz="4" w:space="0"/>
+              <w:bottom w:val="single" w:color="BFBFBF" w:themeColor="background1" w:themeShade="BF" w:sz="4" w:space="0"/>
+              <w:right w:val="single" w:color="BFBFBF" w:themeColor="background1" w:themeShade="BF" w:sz="4" w:space="0"/>
             </w:tcBorders>
             <w:shd w:val="clear" w:color="auto" w:fill="FFFFFF" w:themeFill="background1"/>
             <w:tcMar>
@@ -2856,10 +3396,10 @@
           <w:tcPr>
             <w:tcW w:w="2400" w:type="dxa"/>
             <w:tcBorders>
-              <w:top w:val="single" w:sz="4" w:space="0" w:color="BFBFBF" w:themeColor="background1" w:themeShade="BF"/>
-              <w:left w:val="single" w:sz="4" w:space="0" w:color="BFBFBF" w:themeColor="background1" w:themeShade="BF"/>
-              <w:bottom w:val="single" w:sz="4" w:space="0" w:color="BFBFBF" w:themeColor="background1" w:themeShade="BF"/>
-              <w:right w:val="single" w:sz="4" w:space="0" w:color="BFBFBF" w:themeColor="background1" w:themeShade="BF"/>
+              <w:top w:val="single" w:color="BFBFBF" w:themeColor="background1" w:themeShade="BF" w:sz="4" w:space="0"/>
+              <w:left w:val="single" w:color="BFBFBF" w:themeColor="background1" w:themeShade="BF" w:sz="4" w:space="0"/>
+              <w:bottom w:val="single" w:color="BFBFBF" w:themeColor="background1" w:themeShade="BF" w:sz="4" w:space="0"/>
+              <w:right w:val="single" w:color="BFBFBF" w:themeColor="background1" w:themeShade="BF" w:sz="4" w:space="0"/>
             </w:tcBorders>
             <w:shd w:val="clear" w:color="auto" w:fill="F2F2F2" w:themeFill="background1" w:themeFillShade="F2"/>
             <w:tcMar>
@@ -2877,6 +3417,7 @@
                 <w:szCs w:val="20"/>
               </w:rPr>
             </w:pPr>
+            <w:proofErr w:type="spellStart"/>
             <w:r>
               <w:rPr>
                 <w:sz w:val="20"/>
@@ -2884,16 +3425,17 @@
               </w:rPr>
               <w:t>vsanCongestionThresh</w:t>
             </w:r>
+            <w:proofErr w:type="spellEnd"/>
           </w:p>
         </w:tc>
         <w:tc>
           <w:tcPr>
             <w:tcW w:w="1100" w:type="dxa"/>
             <w:tcBorders>
-              <w:top w:val="single" w:sz="4" w:space="0" w:color="BFBFBF" w:themeColor="background1" w:themeShade="BF"/>
-              <w:left w:val="single" w:sz="4" w:space="0" w:color="BFBFBF" w:themeColor="background1" w:themeShade="BF"/>
-              <w:bottom w:val="single" w:sz="4" w:space="0" w:color="BFBFBF" w:themeColor="background1" w:themeShade="BF"/>
-              <w:right w:val="single" w:sz="4" w:space="0" w:color="BFBFBF" w:themeColor="background1" w:themeShade="BF"/>
+              <w:top w:val="single" w:color="BFBFBF" w:themeColor="background1" w:themeShade="BF" w:sz="4" w:space="0"/>
+              <w:left w:val="single" w:color="BFBFBF" w:themeColor="background1" w:themeShade="BF" w:sz="4" w:space="0"/>
+              <w:bottom w:val="single" w:color="BFBFBF" w:themeColor="background1" w:themeShade="BF" w:sz="4" w:space="0"/>
+              <w:right w:val="single" w:color="BFBFBF" w:themeColor="background1" w:themeShade="BF" w:sz="4" w:space="0"/>
             </w:tcBorders>
             <w:shd w:val="clear" w:color="auto" w:fill="F2F2F2" w:themeFill="background1" w:themeFillShade="F2"/>
             <w:tcMar>
@@ -2920,10 +3462,10 @@
           <w:tcPr>
             <w:tcW w:w="1100" w:type="dxa"/>
             <w:tcBorders>
-              <w:top w:val="single" w:sz="4" w:space="0" w:color="BFBFBF" w:themeColor="background1" w:themeShade="BF"/>
-              <w:left w:val="single" w:sz="4" w:space="0" w:color="BFBFBF" w:themeColor="background1" w:themeShade="BF"/>
-              <w:bottom w:val="single" w:sz="4" w:space="0" w:color="BFBFBF" w:themeColor="background1" w:themeShade="BF"/>
-              <w:right w:val="single" w:sz="4" w:space="0" w:color="BFBFBF" w:themeColor="background1" w:themeShade="BF"/>
+              <w:top w:val="single" w:color="BFBFBF" w:themeColor="background1" w:themeShade="BF" w:sz="4" w:space="0"/>
+              <w:left w:val="single" w:color="BFBFBF" w:themeColor="background1" w:themeShade="BF" w:sz="4" w:space="0"/>
+              <w:bottom w:val="single" w:color="BFBFBF" w:themeColor="background1" w:themeShade="BF" w:sz="4" w:space="0"/>
+              <w:right w:val="single" w:color="BFBFBF" w:themeColor="background1" w:themeShade="BF" w:sz="4" w:space="0"/>
             </w:tcBorders>
             <w:shd w:val="clear" w:color="auto" w:fill="F2F2F2" w:themeFill="background1" w:themeFillShade="F2"/>
             <w:tcMar>
@@ -2950,10 +3492,10 @@
           <w:tcPr>
             <w:tcW w:w="4760" w:type="dxa"/>
             <w:tcBorders>
-              <w:top w:val="single" w:sz="4" w:space="0" w:color="BFBFBF" w:themeColor="background1" w:themeShade="BF"/>
-              <w:left w:val="single" w:sz="4" w:space="0" w:color="BFBFBF" w:themeColor="background1" w:themeShade="BF"/>
-              <w:bottom w:val="single" w:sz="4" w:space="0" w:color="BFBFBF" w:themeColor="background1" w:themeShade="BF"/>
-              <w:right w:val="single" w:sz="4" w:space="0" w:color="BFBFBF" w:themeColor="background1" w:themeShade="BF"/>
+              <w:top w:val="single" w:color="BFBFBF" w:themeColor="background1" w:themeShade="BF" w:sz="4" w:space="0"/>
+              <w:left w:val="single" w:color="BFBFBF" w:themeColor="background1" w:themeShade="BF" w:sz="4" w:space="0"/>
+              <w:bottom w:val="single" w:color="BFBFBF" w:themeColor="background1" w:themeShade="BF" w:sz="4" w:space="0"/>
+              <w:right w:val="single" w:color="BFBFBF" w:themeColor="background1" w:themeShade="BF" w:sz="4" w:space="0"/>
             </w:tcBorders>
             <w:shd w:val="clear" w:color="auto" w:fill="F2F2F2" w:themeFill="background1" w:themeFillShade="F2"/>
             <w:tcMar>
@@ -2982,10 +3524,10 @@
           <w:tcPr>
             <w:tcW w:w="2400" w:type="dxa"/>
             <w:tcBorders>
-              <w:top w:val="single" w:sz="4" w:space="0" w:color="BFBFBF" w:themeColor="background1" w:themeShade="BF"/>
-              <w:left w:val="single" w:sz="4" w:space="0" w:color="BFBFBF" w:themeColor="background1" w:themeShade="BF"/>
-              <w:bottom w:val="single" w:sz="4" w:space="0" w:color="BFBFBF" w:themeColor="background1" w:themeShade="BF"/>
-              <w:right w:val="single" w:sz="4" w:space="0" w:color="BFBFBF" w:themeColor="background1" w:themeShade="BF"/>
+              <w:top w:val="single" w:color="BFBFBF" w:themeColor="background1" w:themeShade="BF" w:sz="4" w:space="0"/>
+              <w:left w:val="single" w:color="BFBFBF" w:themeColor="background1" w:themeShade="BF" w:sz="4" w:space="0"/>
+              <w:bottom w:val="single" w:color="BFBFBF" w:themeColor="background1" w:themeShade="BF" w:sz="4" w:space="0"/>
+              <w:right w:val="single" w:color="BFBFBF" w:themeColor="background1" w:themeShade="BF" w:sz="4" w:space="0"/>
             </w:tcBorders>
             <w:shd w:val="clear" w:color="auto" w:fill="FFFFFF" w:themeFill="background1"/>
             <w:tcMar>
@@ -3003,6 +3545,7 @@
                 <w:szCs w:val="20"/>
               </w:rPr>
             </w:pPr>
+            <w:proofErr w:type="spellStart"/>
             <w:r>
               <w:rPr>
                 <w:sz w:val="20"/>
@@ -3010,16 +3553,17 @@
               </w:rPr>
               <w:t>vsanResyncThresholdGB</w:t>
             </w:r>
+            <w:proofErr w:type="spellEnd"/>
           </w:p>
         </w:tc>
         <w:tc>
           <w:tcPr>
             <w:tcW w:w="1100" w:type="dxa"/>
             <w:tcBorders>
-              <w:top w:val="single" w:sz="4" w:space="0" w:color="BFBFBF" w:themeColor="background1" w:themeShade="BF"/>
-              <w:left w:val="single" w:sz="4" w:space="0" w:color="BFBFBF" w:themeColor="background1" w:themeShade="BF"/>
-              <w:bottom w:val="single" w:sz="4" w:space="0" w:color="BFBFBF" w:themeColor="background1" w:themeShade="BF"/>
-              <w:right w:val="single" w:sz="4" w:space="0" w:color="BFBFBF" w:themeColor="background1" w:themeShade="BF"/>
+              <w:top w:val="single" w:color="BFBFBF" w:themeColor="background1" w:themeShade="BF" w:sz="4" w:space="0"/>
+              <w:left w:val="single" w:color="BFBFBF" w:themeColor="background1" w:themeShade="BF" w:sz="4" w:space="0"/>
+              <w:bottom w:val="single" w:color="BFBFBF" w:themeColor="background1" w:themeShade="BF" w:sz="4" w:space="0"/>
+              <w:right w:val="single" w:color="BFBFBF" w:themeColor="background1" w:themeShade="BF" w:sz="4" w:space="0"/>
             </w:tcBorders>
             <w:shd w:val="clear" w:color="auto" w:fill="FFFFFF" w:themeFill="background1"/>
             <w:tcMar>
@@ -3046,10 +3590,10 @@
           <w:tcPr>
             <w:tcW w:w="1100" w:type="dxa"/>
             <w:tcBorders>
-              <w:top w:val="single" w:sz="4" w:space="0" w:color="BFBFBF" w:themeColor="background1" w:themeShade="BF"/>
-              <w:left w:val="single" w:sz="4" w:space="0" w:color="BFBFBF" w:themeColor="background1" w:themeShade="BF"/>
-              <w:bottom w:val="single" w:sz="4" w:space="0" w:color="BFBFBF" w:themeColor="background1" w:themeShade="BF"/>
-              <w:right w:val="single" w:sz="4" w:space="0" w:color="BFBFBF" w:themeColor="background1" w:themeShade="BF"/>
+              <w:top w:val="single" w:color="BFBFBF" w:themeColor="background1" w:themeShade="BF" w:sz="4" w:space="0"/>
+              <w:left w:val="single" w:color="BFBFBF" w:themeColor="background1" w:themeShade="BF" w:sz="4" w:space="0"/>
+              <w:bottom w:val="single" w:color="BFBFBF" w:themeColor="background1" w:themeShade="BF" w:sz="4" w:space="0"/>
+              <w:right w:val="single" w:color="BFBFBF" w:themeColor="background1" w:themeShade="BF" w:sz="4" w:space="0"/>
             </w:tcBorders>
             <w:shd w:val="clear" w:color="auto" w:fill="FFFFFF" w:themeFill="background1"/>
             <w:tcMar>
@@ -3076,10 +3620,10 @@
           <w:tcPr>
             <w:tcW w:w="4760" w:type="dxa"/>
             <w:tcBorders>
-              <w:top w:val="single" w:sz="4" w:space="0" w:color="BFBFBF" w:themeColor="background1" w:themeShade="BF"/>
-              <w:left w:val="single" w:sz="4" w:space="0" w:color="BFBFBF" w:themeColor="background1" w:themeShade="BF"/>
-              <w:bottom w:val="single" w:sz="4" w:space="0" w:color="BFBFBF" w:themeColor="background1" w:themeShade="BF"/>
-              <w:right w:val="single" w:sz="4" w:space="0" w:color="BFBFBF" w:themeColor="background1" w:themeShade="BF"/>
+              <w:top w:val="single" w:color="BFBFBF" w:themeColor="background1" w:themeShade="BF" w:sz="4" w:space="0"/>
+              <w:left w:val="single" w:color="BFBFBF" w:themeColor="background1" w:themeShade="BF" w:sz="4" w:space="0"/>
+              <w:bottom w:val="single" w:color="BFBFBF" w:themeColor="background1" w:themeShade="BF" w:sz="4" w:space="0"/>
+              <w:right w:val="single" w:color="BFBFBF" w:themeColor="background1" w:themeShade="BF" w:sz="4" w:space="0"/>
             </w:tcBorders>
             <w:shd w:val="clear" w:color="auto" w:fill="FFFFFF" w:themeFill="background1"/>
             <w:tcMar>
@@ -3108,10 +3652,10 @@
           <w:tcPr>
             <w:tcW w:w="2400" w:type="dxa"/>
             <w:tcBorders>
-              <w:top w:val="single" w:sz="4" w:space="0" w:color="BFBFBF" w:themeColor="background1" w:themeShade="BF"/>
-              <w:left w:val="single" w:sz="4" w:space="0" w:color="BFBFBF" w:themeColor="background1" w:themeShade="BF"/>
-              <w:bottom w:val="single" w:sz="4" w:space="0" w:color="BFBFBF" w:themeColor="background1" w:themeShade="BF"/>
-              <w:right w:val="single" w:sz="4" w:space="0" w:color="BFBFBF" w:themeColor="background1" w:themeShade="BF"/>
+              <w:top w:val="single" w:color="BFBFBF" w:themeColor="background1" w:themeShade="BF" w:sz="4" w:space="0"/>
+              <w:left w:val="single" w:color="BFBFBF" w:themeColor="background1" w:themeShade="BF" w:sz="4" w:space="0"/>
+              <w:bottom w:val="single" w:color="BFBFBF" w:themeColor="background1" w:themeShade="BF" w:sz="4" w:space="0"/>
+              <w:right w:val="single" w:color="BFBFBF" w:themeColor="background1" w:themeShade="BF" w:sz="4" w:space="0"/>
             </w:tcBorders>
             <w:shd w:val="clear" w:color="auto" w:fill="F2F2F2" w:themeFill="background1" w:themeFillShade="F2"/>
             <w:tcMar>
@@ -3129,6 +3673,7 @@
                 <w:szCs w:val="20"/>
               </w:rPr>
             </w:pPr>
+            <w:proofErr w:type="spellStart"/>
             <w:r>
               <w:rPr>
                 <w:sz w:val="20"/>
@@ -3136,16 +3681,17 @@
               </w:rPr>
               <w:t>maxParallelPerVcenter</w:t>
             </w:r>
+            <w:proofErr w:type="spellEnd"/>
           </w:p>
         </w:tc>
         <w:tc>
           <w:tcPr>
             <w:tcW w:w="1100" w:type="dxa"/>
             <w:tcBorders>
-              <w:top w:val="single" w:sz="4" w:space="0" w:color="BFBFBF" w:themeColor="background1" w:themeShade="BF"/>
-              <w:left w:val="single" w:sz="4" w:space="0" w:color="BFBFBF" w:themeColor="background1" w:themeShade="BF"/>
-              <w:bottom w:val="single" w:sz="4" w:space="0" w:color="BFBFBF" w:themeColor="background1" w:themeShade="BF"/>
-              <w:right w:val="single" w:sz="4" w:space="0" w:color="BFBFBF" w:themeColor="background1" w:themeShade="BF"/>
+              <w:top w:val="single" w:color="BFBFBF" w:themeColor="background1" w:themeShade="BF" w:sz="4" w:space="0"/>
+              <w:left w:val="single" w:color="BFBFBF" w:themeColor="background1" w:themeShade="BF" w:sz="4" w:space="0"/>
+              <w:bottom w:val="single" w:color="BFBFBF" w:themeColor="background1" w:themeShade="BF" w:sz="4" w:space="0"/>
+              <w:right w:val="single" w:color="BFBFBF" w:themeColor="background1" w:themeShade="BF" w:sz="4" w:space="0"/>
             </w:tcBorders>
             <w:shd w:val="clear" w:color="auto" w:fill="F2F2F2" w:themeFill="background1" w:themeFillShade="F2"/>
             <w:tcMar>
@@ -3172,10 +3718,10 @@
           <w:tcPr>
             <w:tcW w:w="1100" w:type="dxa"/>
             <w:tcBorders>
-              <w:top w:val="single" w:sz="4" w:space="0" w:color="BFBFBF" w:themeColor="background1" w:themeShade="BF"/>
-              <w:left w:val="single" w:sz="4" w:space="0" w:color="BFBFBF" w:themeColor="background1" w:themeShade="BF"/>
-              <w:bottom w:val="single" w:sz="4" w:space="0" w:color="BFBFBF" w:themeColor="background1" w:themeShade="BF"/>
-              <w:right w:val="single" w:sz="4" w:space="0" w:color="BFBFBF" w:themeColor="background1" w:themeShade="BF"/>
+              <w:top w:val="single" w:color="BFBFBF" w:themeColor="background1" w:themeShade="BF" w:sz="4" w:space="0"/>
+              <w:left w:val="single" w:color="BFBFBF" w:themeColor="background1" w:themeShade="BF" w:sz="4" w:space="0"/>
+              <w:bottom w:val="single" w:color="BFBFBF" w:themeColor="background1" w:themeShade="BF" w:sz="4" w:space="0"/>
+              <w:right w:val="single" w:color="BFBFBF" w:themeColor="background1" w:themeShade="BF" w:sz="4" w:space="0"/>
             </w:tcBorders>
             <w:shd w:val="clear" w:color="auto" w:fill="F2F2F2" w:themeFill="background1" w:themeFillShade="F2"/>
             <w:tcMar>
@@ -3202,10 +3748,10 @@
           <w:tcPr>
             <w:tcW w:w="4760" w:type="dxa"/>
             <w:tcBorders>
-              <w:top w:val="single" w:sz="4" w:space="0" w:color="BFBFBF" w:themeColor="background1" w:themeShade="BF"/>
-              <w:left w:val="single" w:sz="4" w:space="0" w:color="BFBFBF" w:themeColor="background1" w:themeShade="BF"/>
-              <w:bottom w:val="single" w:sz="4" w:space="0" w:color="BFBFBF" w:themeColor="background1" w:themeShade="BF"/>
-              <w:right w:val="single" w:sz="4" w:space="0" w:color="BFBFBF" w:themeColor="background1" w:themeShade="BF"/>
+              <w:top w:val="single" w:color="BFBFBF" w:themeColor="background1" w:themeShade="BF" w:sz="4" w:space="0"/>
+              <w:left w:val="single" w:color="BFBFBF" w:themeColor="background1" w:themeShade="BF" w:sz="4" w:space="0"/>
+              <w:bottom w:val="single" w:color="BFBFBF" w:themeColor="background1" w:themeShade="BF" w:sz="4" w:space="0"/>
+              <w:right w:val="single" w:color="BFBFBF" w:themeColor="background1" w:themeShade="BF" w:sz="4" w:space="0"/>
             </w:tcBorders>
             <w:shd w:val="clear" w:color="auto" w:fill="F2F2F2" w:themeFill="background1" w:themeFillShade="F2"/>
             <w:tcMar>
@@ -3234,10 +3780,10 @@
           <w:tcPr>
             <w:tcW w:w="2400" w:type="dxa"/>
             <w:tcBorders>
-              <w:top w:val="single" w:sz="4" w:space="0" w:color="BFBFBF" w:themeColor="background1" w:themeShade="BF"/>
-              <w:left w:val="single" w:sz="4" w:space="0" w:color="BFBFBF" w:themeColor="background1" w:themeShade="BF"/>
-              <w:bottom w:val="single" w:sz="4" w:space="0" w:color="BFBFBF" w:themeColor="background1" w:themeShade="BF"/>
-              <w:right w:val="single" w:sz="4" w:space="0" w:color="BFBFBF" w:themeColor="background1" w:themeShade="BF"/>
+              <w:top w:val="single" w:color="BFBFBF" w:themeColor="background1" w:themeShade="BF" w:sz="4" w:space="0"/>
+              <w:left w:val="single" w:color="BFBFBF" w:themeColor="background1" w:themeShade="BF" w:sz="4" w:space="0"/>
+              <w:bottom w:val="single" w:color="BFBFBF" w:themeColor="background1" w:themeShade="BF" w:sz="4" w:space="0"/>
+              <w:right w:val="single" w:color="BFBFBF" w:themeColor="background1" w:themeShade="BF" w:sz="4" w:space="0"/>
             </w:tcBorders>
             <w:shd w:val="clear" w:color="auto" w:fill="FFFFFF" w:themeFill="background1"/>
             <w:tcMar>
@@ -3255,6 +3801,7 @@
                 <w:szCs w:val="20"/>
               </w:rPr>
             </w:pPr>
+            <w:proofErr w:type="spellStart"/>
             <w:r>
               <w:rPr>
                 <w:sz w:val="20"/>
@@ -3262,16 +3809,17 @@
               </w:rPr>
               <w:t>governorPollIntervalSec</w:t>
             </w:r>
+            <w:proofErr w:type="spellEnd"/>
           </w:p>
         </w:tc>
         <w:tc>
           <w:tcPr>
             <w:tcW w:w="1100" w:type="dxa"/>
             <w:tcBorders>
-              <w:top w:val="single" w:sz="4" w:space="0" w:color="BFBFBF" w:themeColor="background1" w:themeShade="BF"/>
-              <w:left w:val="single" w:sz="4" w:space="0" w:color="BFBFBF" w:themeColor="background1" w:themeShade="BF"/>
-              <w:bottom w:val="single" w:sz="4" w:space="0" w:color="BFBFBF" w:themeColor="background1" w:themeShade="BF"/>
-              <w:right w:val="single" w:sz="4" w:space="0" w:color="BFBFBF" w:themeColor="background1" w:themeShade="BF"/>
+              <w:top w:val="single" w:color="BFBFBF" w:themeColor="background1" w:themeShade="BF" w:sz="4" w:space="0"/>
+              <w:left w:val="single" w:color="BFBFBF" w:themeColor="background1" w:themeShade="BF" w:sz="4" w:space="0"/>
+              <w:bottom w:val="single" w:color="BFBFBF" w:themeColor="background1" w:themeShade="BF" w:sz="4" w:space="0"/>
+              <w:right w:val="single" w:color="BFBFBF" w:themeColor="background1" w:themeShade="BF" w:sz="4" w:space="0"/>
             </w:tcBorders>
             <w:shd w:val="clear" w:color="auto" w:fill="FFFFFF" w:themeFill="background1"/>
             <w:tcMar>
@@ -3298,10 +3846,10 @@
           <w:tcPr>
             <w:tcW w:w="1100" w:type="dxa"/>
             <w:tcBorders>
-              <w:top w:val="single" w:sz="4" w:space="0" w:color="BFBFBF" w:themeColor="background1" w:themeShade="BF"/>
-              <w:left w:val="single" w:sz="4" w:space="0" w:color="BFBFBF" w:themeColor="background1" w:themeShade="BF"/>
-              <w:bottom w:val="single" w:sz="4" w:space="0" w:color="BFBFBF" w:themeColor="background1" w:themeShade="BF"/>
-              <w:right w:val="single" w:sz="4" w:space="0" w:color="BFBFBF" w:themeColor="background1" w:themeShade="BF"/>
+              <w:top w:val="single" w:color="BFBFBF" w:themeColor="background1" w:themeShade="BF" w:sz="4" w:space="0"/>
+              <w:left w:val="single" w:color="BFBFBF" w:themeColor="background1" w:themeShade="BF" w:sz="4" w:space="0"/>
+              <w:bottom w:val="single" w:color="BFBFBF" w:themeColor="background1" w:themeShade="BF" w:sz="4" w:space="0"/>
+              <w:right w:val="single" w:color="BFBFBF" w:themeColor="background1" w:themeShade="BF" w:sz="4" w:space="0"/>
             </w:tcBorders>
             <w:shd w:val="clear" w:color="auto" w:fill="FFFFFF" w:themeFill="background1"/>
             <w:tcMar>
@@ -3328,10 +3876,10 @@
           <w:tcPr>
             <w:tcW w:w="4760" w:type="dxa"/>
             <w:tcBorders>
-              <w:top w:val="single" w:sz="4" w:space="0" w:color="BFBFBF" w:themeColor="background1" w:themeShade="BF"/>
-              <w:left w:val="single" w:sz="4" w:space="0" w:color="BFBFBF" w:themeColor="background1" w:themeShade="BF"/>
-              <w:bottom w:val="single" w:sz="4" w:space="0" w:color="BFBFBF" w:themeColor="background1" w:themeShade="BF"/>
-              <w:right w:val="single" w:sz="4" w:space="0" w:color="BFBFBF" w:themeColor="background1" w:themeShade="BF"/>
+              <w:top w:val="single" w:color="BFBFBF" w:themeColor="background1" w:themeShade="BF" w:sz="4" w:space="0"/>
+              <w:left w:val="single" w:color="BFBFBF" w:themeColor="background1" w:themeShade="BF" w:sz="4" w:space="0"/>
+              <w:bottom w:val="single" w:color="BFBFBF" w:themeColor="background1" w:themeShade="BF" w:sz="4" w:space="0"/>
+              <w:right w:val="single" w:color="BFBFBF" w:themeColor="background1" w:themeShade="BF" w:sz="4" w:space="0"/>
             </w:tcBorders>
             <w:shd w:val="clear" w:color="auto" w:fill="FFFFFF" w:themeFill="background1"/>
             <w:tcMar>
@@ -3350,7 +3898,23 @@
                 <w:sz w:val="20"/>
                 <w:szCs w:val="20"/>
               </w:rPr>
-              <w:t>Re-check interval when the governor is on hold. Converted to ms by ST-01.</w:t>
+              <w:t xml:space="preserve">Re-check interval when the governor is on hold. Converted to </w:t>
+            </w:r>
+            <w:proofErr w:type="spellStart"/>
+            <w:r>
+              <w:rPr>
+                <w:sz w:val="20"/>
+                <w:szCs w:val="20"/>
+              </w:rPr>
+              <w:t>ms</w:t>
+            </w:r>
+            <w:proofErr w:type="spellEnd"/>
+            <w:r>
+              <w:rPr>
+                <w:sz w:val="20"/>
+                <w:szCs w:val="20"/>
+              </w:rPr>
+              <w:t xml:space="preserve"> by ST-01.</w:t>
             </w:r>
           </w:p>
         </w:tc>
@@ -3360,10 +3924,10 @@
           <w:tcPr>
             <w:tcW w:w="2400" w:type="dxa"/>
             <w:tcBorders>
-              <w:top w:val="single" w:sz="4" w:space="0" w:color="BFBFBF" w:themeColor="background1" w:themeShade="BF"/>
-              <w:left w:val="single" w:sz="4" w:space="0" w:color="BFBFBF" w:themeColor="background1" w:themeShade="BF"/>
-              <w:bottom w:val="single" w:sz="4" w:space="0" w:color="BFBFBF" w:themeColor="background1" w:themeShade="BF"/>
-              <w:right w:val="single" w:sz="4" w:space="0" w:color="BFBFBF" w:themeColor="background1" w:themeShade="BF"/>
+              <w:top w:val="single" w:color="BFBFBF" w:themeColor="background1" w:themeShade="BF" w:sz="4" w:space="0"/>
+              <w:left w:val="single" w:color="BFBFBF" w:themeColor="background1" w:themeShade="BF" w:sz="4" w:space="0"/>
+              <w:bottom w:val="single" w:color="BFBFBF" w:themeColor="background1" w:themeShade="BF" w:sz="4" w:space="0"/>
+              <w:right w:val="single" w:color="BFBFBF" w:themeColor="background1" w:themeShade="BF" w:sz="4" w:space="0"/>
             </w:tcBorders>
             <w:shd w:val="clear" w:color="auto" w:fill="F2F2F2" w:themeFill="background1" w:themeFillShade="F2"/>
             <w:tcMar>
@@ -3381,6 +3945,7 @@
                 <w:szCs w:val="20"/>
               </w:rPr>
             </w:pPr>
+            <w:proofErr w:type="spellStart"/>
             <w:r>
               <w:rPr>
                 <w:sz w:val="20"/>
@@ -3388,16 +3953,17 @@
               </w:rPr>
               <w:t>taskTimeoutSeconds</w:t>
             </w:r>
+            <w:proofErr w:type="spellEnd"/>
           </w:p>
         </w:tc>
         <w:tc>
           <w:tcPr>
             <w:tcW w:w="1100" w:type="dxa"/>
             <w:tcBorders>
-              <w:top w:val="single" w:sz="4" w:space="0" w:color="BFBFBF" w:themeColor="background1" w:themeShade="BF"/>
-              <w:left w:val="single" w:sz="4" w:space="0" w:color="BFBFBF" w:themeColor="background1" w:themeShade="BF"/>
-              <w:bottom w:val="single" w:sz="4" w:space="0" w:color="BFBFBF" w:themeColor="background1" w:themeShade="BF"/>
-              <w:right w:val="single" w:sz="4" w:space="0" w:color="BFBFBF" w:themeColor="background1" w:themeShade="BF"/>
+              <w:top w:val="single" w:color="BFBFBF" w:themeColor="background1" w:themeShade="BF" w:sz="4" w:space="0"/>
+              <w:left w:val="single" w:color="BFBFBF" w:themeColor="background1" w:themeShade="BF" w:sz="4" w:space="0"/>
+              <w:bottom w:val="single" w:color="BFBFBF" w:themeColor="background1" w:themeShade="BF" w:sz="4" w:space="0"/>
+              <w:right w:val="single" w:color="BFBFBF" w:themeColor="background1" w:themeShade="BF" w:sz="4" w:space="0"/>
             </w:tcBorders>
             <w:shd w:val="clear" w:color="auto" w:fill="F2F2F2" w:themeFill="background1" w:themeFillShade="F2"/>
             <w:tcMar>
@@ -3424,10 +3990,10 @@
           <w:tcPr>
             <w:tcW w:w="1100" w:type="dxa"/>
             <w:tcBorders>
-              <w:top w:val="single" w:sz="4" w:space="0" w:color="BFBFBF" w:themeColor="background1" w:themeShade="BF"/>
-              <w:left w:val="single" w:sz="4" w:space="0" w:color="BFBFBF" w:themeColor="background1" w:themeShade="BF"/>
-              <w:bottom w:val="single" w:sz="4" w:space="0" w:color="BFBFBF" w:themeColor="background1" w:themeShade="BF"/>
-              <w:right w:val="single" w:sz="4" w:space="0" w:color="BFBFBF" w:themeColor="background1" w:themeShade="BF"/>
+              <w:top w:val="single" w:color="BFBFBF" w:themeColor="background1" w:themeShade="BF" w:sz="4" w:space="0"/>
+              <w:left w:val="single" w:color="BFBFBF" w:themeColor="background1" w:themeShade="BF" w:sz="4" w:space="0"/>
+              <w:bottom w:val="single" w:color="BFBFBF" w:themeColor="background1" w:themeShade="BF" w:sz="4" w:space="0"/>
+              <w:right w:val="single" w:color="BFBFBF" w:themeColor="background1" w:themeShade="BF" w:sz="4" w:space="0"/>
             </w:tcBorders>
             <w:shd w:val="clear" w:color="auto" w:fill="F2F2F2" w:themeFill="background1" w:themeFillShade="F2"/>
             <w:tcMar>
@@ -3454,10 +4020,10 @@
           <w:tcPr>
             <w:tcW w:w="4760" w:type="dxa"/>
             <w:tcBorders>
-              <w:top w:val="single" w:sz="4" w:space="0" w:color="BFBFBF" w:themeColor="background1" w:themeShade="BF"/>
-              <w:left w:val="single" w:sz="4" w:space="0" w:color="BFBFBF" w:themeColor="background1" w:themeShade="BF"/>
-              <w:bottom w:val="single" w:sz="4" w:space="0" w:color="BFBFBF" w:themeColor="background1" w:themeShade="BF"/>
-              <w:right w:val="single" w:sz="4" w:space="0" w:color="BFBFBF" w:themeColor="background1" w:themeShade="BF"/>
+              <w:top w:val="single" w:color="BFBFBF" w:themeColor="background1" w:themeShade="BF" w:sz="4" w:space="0"/>
+              <w:left w:val="single" w:color="BFBFBF" w:themeColor="background1" w:themeShade="BF" w:sz="4" w:space="0"/>
+              <w:bottom w:val="single" w:color="BFBFBF" w:themeColor="background1" w:themeShade="BF" w:sz="4" w:space="0"/>
+              <w:right w:val="single" w:color="BFBFBF" w:themeColor="background1" w:themeShade="BF" w:sz="4" w:space="0"/>
             </w:tcBorders>
             <w:shd w:val="clear" w:color="auto" w:fill="F2F2F2" w:themeFill="background1" w:themeFillShade="F2"/>
             <w:tcMar>
@@ -3495,7 +4061,6 @@
         <w:pStyle w:val="heading20"/>
       </w:pPr>
       <w:r>
-        <w:lastRenderedPageBreak/>
         <w:t>3.3 Workflow Inputs</w:t>
       </w:r>
     </w:p>
@@ -3504,12 +4069,12 @@
         <w:tblW w:w="0" w:type="auto"/>
         <w:tblInd w:w="-3" w:type="dxa"/>
         <w:tblBorders>
-          <w:top w:val="single" w:sz="4" w:space="0" w:color="auto"/>
-          <w:left w:val="single" w:sz="4" w:space="0" w:color="auto"/>
-          <w:bottom w:val="single" w:sz="4" w:space="0" w:color="auto"/>
-          <w:right w:val="single" w:sz="4" w:space="0" w:color="auto"/>
-          <w:insideH w:val="single" w:sz="4" w:space="0" w:color="auto"/>
-          <w:insideV w:val="single" w:sz="4" w:space="0" w:color="auto"/>
+          <w:top w:val="single" w:color="auto" w:sz="4" w:space="0"/>
+          <w:left w:val="single" w:color="auto" w:sz="4" w:space="0"/>
+          <w:bottom w:val="single" w:color="auto" w:sz="4" w:space="0"/>
+          <w:right w:val="single" w:color="auto" w:sz="4" w:space="0"/>
+          <w:insideH w:val="single" w:color="auto" w:sz="4" w:space="0"/>
+          <w:insideV w:val="single" w:color="auto" w:sz="4" w:space="0"/>
         </w:tblBorders>
         <w:tblLook w:val="0000" w:firstRow="0" w:lastRow="0" w:firstColumn="0" w:lastColumn="0" w:noHBand="0" w:noVBand="0"/>
       </w:tblPr>
@@ -3527,10 +4092,10 @@
           <w:tcPr>
             <w:tcW w:w="2400" w:type="dxa"/>
             <w:tcBorders>
-              <w:top w:val="single" w:sz="4" w:space="0" w:color="BFBFBF" w:themeColor="background1" w:themeShade="BF"/>
-              <w:left w:val="single" w:sz="4" w:space="0" w:color="BFBFBF" w:themeColor="background1" w:themeShade="BF"/>
-              <w:bottom w:val="single" w:sz="4" w:space="0" w:color="BFBFBF" w:themeColor="background1" w:themeShade="BF"/>
-              <w:right w:val="single" w:sz="4" w:space="0" w:color="BFBFBF" w:themeColor="background1" w:themeShade="BF"/>
+              <w:top w:val="single" w:color="BFBFBF" w:themeColor="background1" w:themeShade="BF" w:sz="4" w:space="0"/>
+              <w:left w:val="single" w:color="BFBFBF" w:themeColor="background1" w:themeShade="BF" w:sz="4" w:space="0"/>
+              <w:bottom w:val="single" w:color="BFBFBF" w:themeColor="background1" w:themeShade="BF" w:sz="4" w:space="0"/>
+              <w:right w:val="single" w:color="BFBFBF" w:themeColor="background1" w:themeShade="BF" w:sz="4" w:space="0"/>
             </w:tcBorders>
             <w:shd w:val="clear" w:color="auto" w:fill="1F3864" w:themeFill="accent1" w:themeFillShade="80"/>
             <w:tcMar>
@@ -3555,10 +4120,10 @@
           <w:tcPr>
             <w:tcW w:w="1100" w:type="dxa"/>
             <w:tcBorders>
-              <w:top w:val="single" w:sz="4" w:space="0" w:color="BFBFBF" w:themeColor="background1" w:themeShade="BF"/>
-              <w:left w:val="single" w:sz="4" w:space="0" w:color="BFBFBF" w:themeColor="background1" w:themeShade="BF"/>
-              <w:bottom w:val="single" w:sz="4" w:space="0" w:color="BFBFBF" w:themeColor="background1" w:themeShade="BF"/>
-              <w:right w:val="single" w:sz="4" w:space="0" w:color="BFBFBF" w:themeColor="background1" w:themeShade="BF"/>
+              <w:top w:val="single" w:color="BFBFBF" w:themeColor="background1" w:themeShade="BF" w:sz="4" w:space="0"/>
+              <w:left w:val="single" w:color="BFBFBF" w:themeColor="background1" w:themeShade="BF" w:sz="4" w:space="0"/>
+              <w:bottom w:val="single" w:color="BFBFBF" w:themeColor="background1" w:themeShade="BF" w:sz="4" w:space="0"/>
+              <w:right w:val="single" w:color="BFBFBF" w:themeColor="background1" w:themeShade="BF" w:sz="4" w:space="0"/>
             </w:tcBorders>
             <w:shd w:val="clear" w:color="auto" w:fill="1F3864" w:themeFill="accent1" w:themeFillShade="80"/>
             <w:tcMar>
@@ -3583,10 +4148,10 @@
           <w:tcPr>
             <w:tcW w:w="1100" w:type="dxa"/>
             <w:tcBorders>
-              <w:top w:val="single" w:sz="4" w:space="0" w:color="BFBFBF" w:themeColor="background1" w:themeShade="BF"/>
-              <w:left w:val="single" w:sz="4" w:space="0" w:color="BFBFBF" w:themeColor="background1" w:themeShade="BF"/>
-              <w:bottom w:val="single" w:sz="4" w:space="0" w:color="BFBFBF" w:themeColor="background1" w:themeShade="BF"/>
-              <w:right w:val="single" w:sz="4" w:space="0" w:color="BFBFBF" w:themeColor="background1" w:themeShade="BF"/>
+              <w:top w:val="single" w:color="BFBFBF" w:themeColor="background1" w:themeShade="BF" w:sz="4" w:space="0"/>
+              <w:left w:val="single" w:color="BFBFBF" w:themeColor="background1" w:themeShade="BF" w:sz="4" w:space="0"/>
+              <w:bottom w:val="single" w:color="BFBFBF" w:themeColor="background1" w:themeShade="BF" w:sz="4" w:space="0"/>
+              <w:right w:val="single" w:color="BFBFBF" w:themeColor="background1" w:themeShade="BF" w:sz="4" w:space="0"/>
             </w:tcBorders>
             <w:shd w:val="clear" w:color="auto" w:fill="1F3864" w:themeFill="accent1" w:themeFillShade="80"/>
             <w:tcMar>
@@ -3611,10 +4176,10 @@
           <w:tcPr>
             <w:tcW w:w="4760" w:type="dxa"/>
             <w:tcBorders>
-              <w:top w:val="single" w:sz="4" w:space="0" w:color="BFBFBF" w:themeColor="background1" w:themeShade="BF"/>
-              <w:left w:val="single" w:sz="4" w:space="0" w:color="BFBFBF" w:themeColor="background1" w:themeShade="BF"/>
-              <w:bottom w:val="single" w:sz="4" w:space="0" w:color="BFBFBF" w:themeColor="background1" w:themeShade="BF"/>
-              <w:right w:val="single" w:sz="4" w:space="0" w:color="BFBFBF" w:themeColor="background1" w:themeShade="BF"/>
+              <w:top w:val="single" w:color="BFBFBF" w:themeColor="background1" w:themeShade="BF" w:sz="4" w:space="0"/>
+              <w:left w:val="single" w:color="BFBFBF" w:themeColor="background1" w:themeShade="BF" w:sz="4" w:space="0"/>
+              <w:bottom w:val="single" w:color="BFBFBF" w:themeColor="background1" w:themeShade="BF" w:sz="4" w:space="0"/>
+              <w:right w:val="single" w:color="BFBFBF" w:themeColor="background1" w:themeShade="BF" w:sz="4" w:space="0"/>
             </w:tcBorders>
             <w:shd w:val="clear" w:color="auto" w:fill="1F3864" w:themeFill="accent1" w:themeFillShade="80"/>
             <w:tcMar>
@@ -3644,10 +4209,10 @@
           <w:tcPr>
             <w:tcW w:w="2400" w:type="dxa"/>
             <w:tcBorders>
-              <w:top w:val="single" w:sz="4" w:space="0" w:color="BFBFBF" w:themeColor="background1" w:themeShade="BF"/>
-              <w:left w:val="single" w:sz="4" w:space="0" w:color="BFBFBF" w:themeColor="background1" w:themeShade="BF"/>
-              <w:bottom w:val="single" w:sz="4" w:space="0" w:color="BFBFBF" w:themeColor="background1" w:themeShade="BF"/>
-              <w:right w:val="single" w:sz="4" w:space="0" w:color="BFBFBF" w:themeColor="background1" w:themeShade="BF"/>
+              <w:top w:val="single" w:color="BFBFBF" w:themeColor="background1" w:themeShade="BF" w:sz="4" w:space="0"/>
+              <w:left w:val="single" w:color="BFBFBF" w:themeColor="background1" w:themeShade="BF" w:sz="4" w:space="0"/>
+              <w:bottom w:val="single" w:color="BFBFBF" w:themeColor="background1" w:themeShade="BF" w:sz="4" w:space="0"/>
+              <w:right w:val="single" w:color="BFBFBF" w:themeColor="background1" w:themeShade="BF" w:sz="4" w:space="0"/>
             </w:tcBorders>
             <w:shd w:val="clear" w:color="auto" w:fill="F2F2F2" w:themeFill="background1" w:themeFillShade="F2"/>
             <w:tcMar>
@@ -3665,6 +4230,7 @@
                 <w:szCs w:val="20"/>
               </w:rPr>
             </w:pPr>
+            <w:proofErr w:type="spellStart"/>
             <w:r>
               <w:rPr>
                 <w:sz w:val="20"/>
@@ -3672,16 +4238,17 @@
               </w:rPr>
               <w:t>nameMatchString</w:t>
             </w:r>
+            <w:proofErr w:type="spellEnd"/>
           </w:p>
         </w:tc>
         <w:tc>
           <w:tcPr>
             <w:tcW w:w="1100" w:type="dxa"/>
             <w:tcBorders>
-              <w:top w:val="single" w:sz="4" w:space="0" w:color="BFBFBF" w:themeColor="background1" w:themeShade="BF"/>
-              <w:left w:val="single" w:sz="4" w:space="0" w:color="BFBFBF" w:themeColor="background1" w:themeShade="BF"/>
-              <w:bottom w:val="single" w:sz="4" w:space="0" w:color="BFBFBF" w:themeColor="background1" w:themeShade="BF"/>
-              <w:right w:val="single" w:sz="4" w:space="0" w:color="BFBFBF" w:themeColor="background1" w:themeShade="BF"/>
+              <w:top w:val="single" w:color="BFBFBF" w:themeColor="background1" w:themeShade="BF" w:sz="4" w:space="0"/>
+              <w:left w:val="single" w:color="BFBFBF" w:themeColor="background1" w:themeShade="BF" w:sz="4" w:space="0"/>
+              <w:bottom w:val="single" w:color="BFBFBF" w:themeColor="background1" w:themeShade="BF" w:sz="4" w:space="0"/>
+              <w:right w:val="single" w:color="BFBFBF" w:themeColor="background1" w:themeShade="BF" w:sz="4" w:space="0"/>
             </w:tcBorders>
             <w:shd w:val="clear" w:color="auto" w:fill="F2F2F2" w:themeFill="background1" w:themeFillShade="F2"/>
             <w:tcMar>
@@ -3708,10 +4275,10 @@
           <w:tcPr>
             <w:tcW w:w="1100" w:type="dxa"/>
             <w:tcBorders>
-              <w:top w:val="single" w:sz="4" w:space="0" w:color="BFBFBF" w:themeColor="background1" w:themeShade="BF"/>
-              <w:left w:val="single" w:sz="4" w:space="0" w:color="BFBFBF" w:themeColor="background1" w:themeShade="BF"/>
-              <w:bottom w:val="single" w:sz="4" w:space="0" w:color="BFBFBF" w:themeColor="background1" w:themeShade="BF"/>
-              <w:right w:val="single" w:sz="4" w:space="0" w:color="BFBFBF" w:themeColor="background1" w:themeShade="BF"/>
+              <w:top w:val="single" w:color="BFBFBF" w:themeColor="background1" w:themeShade="BF" w:sz="4" w:space="0"/>
+              <w:left w:val="single" w:color="BFBFBF" w:themeColor="background1" w:themeShade="BF" w:sz="4" w:space="0"/>
+              <w:bottom w:val="single" w:color="BFBFBF" w:themeColor="background1" w:themeShade="BF" w:sz="4" w:space="0"/>
+              <w:right w:val="single" w:color="BFBFBF" w:themeColor="background1" w:themeShade="BF" w:sz="4" w:space="0"/>
             </w:tcBorders>
             <w:shd w:val="clear" w:color="auto" w:fill="F2F2F2" w:themeFill="background1" w:themeFillShade="F2"/>
             <w:tcMar>
@@ -3738,10 +4305,10 @@
           <w:tcPr>
             <w:tcW w:w="4760" w:type="dxa"/>
             <w:tcBorders>
-              <w:top w:val="single" w:sz="4" w:space="0" w:color="BFBFBF" w:themeColor="background1" w:themeShade="BF"/>
-              <w:left w:val="single" w:sz="4" w:space="0" w:color="BFBFBF" w:themeColor="background1" w:themeShade="BF"/>
-              <w:bottom w:val="single" w:sz="4" w:space="0" w:color="BFBFBF" w:themeColor="background1" w:themeShade="BF"/>
-              <w:right w:val="single" w:sz="4" w:space="0" w:color="BFBFBF" w:themeColor="background1" w:themeShade="BF"/>
+              <w:top w:val="single" w:color="BFBFBF" w:themeColor="background1" w:themeShade="BF" w:sz="4" w:space="0"/>
+              <w:left w:val="single" w:color="BFBFBF" w:themeColor="background1" w:themeShade="BF" w:sz="4" w:space="0"/>
+              <w:bottom w:val="single" w:color="BFBFBF" w:themeColor="background1" w:themeShade="BF" w:sz="4" w:space="0"/>
+              <w:right w:val="single" w:color="BFBFBF" w:themeColor="background1" w:themeShade="BF" w:sz="4" w:space="0"/>
             </w:tcBorders>
             <w:shd w:val="clear" w:color="auto" w:fill="F2F2F2" w:themeFill="background1" w:themeFillShade="F2"/>
             <w:tcMar>
@@ -3773,10 +4340,10 @@
           <w:tcPr>
             <w:tcW w:w="2400" w:type="dxa"/>
             <w:tcBorders>
-              <w:top w:val="single" w:sz="4" w:space="0" w:color="BFBFBF" w:themeColor="background1" w:themeShade="BF"/>
-              <w:left w:val="single" w:sz="4" w:space="0" w:color="BFBFBF" w:themeColor="background1" w:themeShade="BF"/>
-              <w:bottom w:val="single" w:sz="4" w:space="0" w:color="BFBFBF" w:themeColor="background1" w:themeShade="BF"/>
-              <w:right w:val="single" w:sz="4" w:space="0" w:color="BFBFBF" w:themeColor="background1" w:themeShade="BF"/>
+              <w:top w:val="single" w:color="BFBFBF" w:themeColor="background1" w:themeShade="BF" w:sz="4" w:space="0"/>
+              <w:left w:val="single" w:color="BFBFBF" w:themeColor="background1" w:themeShade="BF" w:sz="4" w:space="0"/>
+              <w:bottom w:val="single" w:color="BFBFBF" w:themeColor="background1" w:themeShade="BF" w:sz="4" w:space="0"/>
+              <w:right w:val="single" w:color="BFBFBF" w:themeColor="background1" w:themeShade="BF" w:sz="4" w:space="0"/>
             </w:tcBorders>
             <w:shd w:val="clear" w:color="auto" w:fill="F2F2F2" w:themeFill="background1" w:themeFillShade="F2"/>
             <w:tcMar>
@@ -3794,6 +4361,7 @@
                 <w:szCs w:val="20"/>
               </w:rPr>
             </w:pPr>
+            <w:proofErr w:type="spellStart"/>
             <w:r>
               <w:rPr>
                 <w:sz w:val="20"/>
@@ -3801,16 +4369,17 @@
               </w:rPr>
               <w:t>dryRun</w:t>
             </w:r>
+            <w:proofErr w:type="spellEnd"/>
           </w:p>
         </w:tc>
         <w:tc>
           <w:tcPr>
             <w:tcW w:w="1100" w:type="dxa"/>
             <w:tcBorders>
-              <w:top w:val="single" w:sz="4" w:space="0" w:color="BFBFBF" w:themeColor="background1" w:themeShade="BF"/>
-              <w:left w:val="single" w:sz="4" w:space="0" w:color="BFBFBF" w:themeColor="background1" w:themeShade="BF"/>
-              <w:bottom w:val="single" w:sz="4" w:space="0" w:color="BFBFBF" w:themeColor="background1" w:themeShade="BF"/>
-              <w:right w:val="single" w:sz="4" w:space="0" w:color="BFBFBF" w:themeColor="background1" w:themeShade="BF"/>
+              <w:top w:val="single" w:color="BFBFBF" w:themeColor="background1" w:themeShade="BF" w:sz="4" w:space="0"/>
+              <w:left w:val="single" w:color="BFBFBF" w:themeColor="background1" w:themeShade="BF" w:sz="4" w:space="0"/>
+              <w:bottom w:val="single" w:color="BFBFBF" w:themeColor="background1" w:themeShade="BF" w:sz="4" w:space="0"/>
+              <w:right w:val="single" w:color="BFBFBF" w:themeColor="background1" w:themeShade="BF" w:sz="4" w:space="0"/>
             </w:tcBorders>
             <w:shd w:val="clear" w:color="auto" w:fill="F2F2F2" w:themeFill="background1" w:themeFillShade="F2"/>
             <w:tcMar>
@@ -3828,6 +4397,7 @@
                 <w:szCs w:val="20"/>
               </w:rPr>
             </w:pPr>
+            <w:proofErr w:type="spellStart"/>
             <w:r>
               <w:rPr>
                 <w:sz w:val="20"/>
@@ -3835,16 +4405,17 @@
               </w:rPr>
               <w:t>boolean</w:t>
             </w:r>
+            <w:proofErr w:type="spellEnd"/>
           </w:p>
         </w:tc>
         <w:tc>
           <w:tcPr>
             <w:tcW w:w="1100" w:type="dxa"/>
             <w:tcBorders>
-              <w:top w:val="single" w:sz="4" w:space="0" w:color="BFBFBF" w:themeColor="background1" w:themeShade="BF"/>
-              <w:left w:val="single" w:sz="4" w:space="0" w:color="BFBFBF" w:themeColor="background1" w:themeShade="BF"/>
-              <w:bottom w:val="single" w:sz="4" w:space="0" w:color="BFBFBF" w:themeColor="background1" w:themeShade="BF"/>
-              <w:right w:val="single" w:sz="4" w:space="0" w:color="BFBFBF" w:themeColor="background1" w:themeShade="BF"/>
+              <w:top w:val="single" w:color="BFBFBF" w:themeColor="background1" w:themeShade="BF" w:sz="4" w:space="0"/>
+              <w:left w:val="single" w:color="BFBFBF" w:themeColor="background1" w:themeShade="BF" w:sz="4" w:space="0"/>
+              <w:bottom w:val="single" w:color="BFBFBF" w:themeColor="background1" w:themeShade="BF" w:sz="4" w:space="0"/>
+              <w:right w:val="single" w:color="BFBFBF" w:themeColor="background1" w:themeShade="BF" w:sz="4" w:space="0"/>
             </w:tcBorders>
             <w:shd w:val="clear" w:color="auto" w:fill="F2F2F2" w:themeFill="background1" w:themeFillShade="F2"/>
             <w:tcMar>
@@ -3871,10 +4442,10 @@
           <w:tcPr>
             <w:tcW w:w="4760" w:type="dxa"/>
             <w:tcBorders>
-              <w:top w:val="single" w:sz="4" w:space="0" w:color="BFBFBF" w:themeColor="background1" w:themeShade="BF"/>
-              <w:left w:val="single" w:sz="4" w:space="0" w:color="BFBFBF" w:themeColor="background1" w:themeShade="BF"/>
-              <w:bottom w:val="single" w:sz="4" w:space="0" w:color="BFBFBF" w:themeColor="background1" w:themeShade="BF"/>
-              <w:right w:val="single" w:sz="4" w:space="0" w:color="BFBFBF" w:themeColor="background1" w:themeShade="BF"/>
+              <w:top w:val="single" w:color="BFBFBF" w:themeColor="background1" w:themeShade="BF" w:sz="4" w:space="0"/>
+              <w:left w:val="single" w:color="BFBFBF" w:themeColor="background1" w:themeShade="BF" w:sz="4" w:space="0"/>
+              <w:bottom w:val="single" w:color="BFBFBF" w:themeColor="background1" w:themeShade="BF" w:sz="4" w:space="0"/>
+              <w:right w:val="single" w:color="BFBFBF" w:themeColor="background1" w:themeShade="BF" w:sz="4" w:space="0"/>
             </w:tcBorders>
             <w:shd w:val="clear" w:color="auto" w:fill="F2F2F2" w:themeFill="background1" w:themeFillShade="F2"/>
             <w:tcMar>
@@ -3928,14 +4499,24 @@
       <w:r>
         <w:t xml:space="preserve">Two scheduled runs must never execute concurrently — they would both try to consolidate the same chains and corrupt the calibration state. The mutex is implemented as the </w:t>
       </w:r>
+      <w:proofErr w:type="spellStart"/>
       <w:r>
         <w:rPr>
-          <w:rFonts w:ascii="Consolas" w:eastAsia="Consolas" w:hAnsi="Consolas" w:cs="Consolas"/>
+          <w:rFonts w:ascii="Consolas" w:hAnsi="Consolas" w:eastAsia="Consolas" w:cs="Consolas"/>
         </w:rPr>
         <w:t>runLock</w:t>
       </w:r>
-      <w:r>
-        <w:t xml:space="preserve"> attribute on the RuntimeState configuration element. Acquisition is a check-then-write performed by ST-02. Release is performed by ST-0</w:t>
+      <w:proofErr w:type="spellEnd"/>
+      <w:r>
+        <w:t xml:space="preserve"> attribute on the </w:t>
+      </w:r>
+      <w:proofErr w:type="spellStart"/>
+      <w:r>
+        <w:t>RuntimeState</w:t>
+      </w:r>
+      <w:proofErr w:type="spellEnd"/>
+      <w:r>
+        <w:t xml:space="preserve"> configuration element. Acquisition is a check-then-write performed by ST-02. Release is performed by ST-0</w:t>
       </w:r>
       <w:r>
         <w:t>8</w:t>
@@ -4002,7 +4583,17 @@
         <w:spacing w:after="80"/>
       </w:pPr>
       <w:r>
-        <w:t>Start with currentConcurrency = 1.</w:t>
+        <w:t xml:space="preserve">Start with </w:t>
+      </w:r>
+      <w:proofErr w:type="spellStart"/>
+      <w:proofErr w:type="gramStart"/>
+      <w:r>
+        <w:t>currentConcurrency</w:t>
+      </w:r>
+      <w:proofErr w:type="spellEnd"/>
+      <w:proofErr w:type="gramEnd"/>
+      <w:r>
+        <w:t xml:space="preserve"> = 1.</w:t>
       </w:r>
     </w:p>
     <w:p>
@@ -4028,7 +4619,25 @@
         <w:spacing w:after="80"/>
       </w:pPr>
       <w:r>
-        <w:t>After each task completes, harvest its result and re-evaluate: if the next candidate’s projected impact (current latency + observed delta) stays within threshold, ramp currentConcurrency by 1, capped at maxParallel.</w:t>
+        <w:t xml:space="preserve">After each task completes, harvest its result and re-evaluate: if the next candidate’s projected impact (current latency + observed delta) stays within threshold, ramp </w:t>
+      </w:r>
+      <w:proofErr w:type="spellStart"/>
+      <w:proofErr w:type="gramStart"/>
+      <w:r>
+        <w:t>currentConcurrency</w:t>
+      </w:r>
+      <w:proofErr w:type="spellEnd"/>
+      <w:proofErr w:type="gramEnd"/>
+      <w:r>
+        <w:t xml:space="preserve"> by 1, capped at </w:t>
+      </w:r>
+      <w:proofErr w:type="spellStart"/>
+      <w:r>
+        <w:t>maxParallel</w:t>
+      </w:r>
+      <w:proofErr w:type="spellEnd"/>
+      <w:r>
+        <w:t>.</w:t>
       </w:r>
     </w:p>
     <w:p>
@@ -4041,7 +4650,17 @@
         <w:spacing w:after="80"/>
       </w:pPr>
       <w:r>
-        <w:t>If projected impact would breach threshold, hold currentConcurrency at its current level and wait for an active task to complete.</w:t>
+        <w:t xml:space="preserve">If projected impact would breach threshold, hold </w:t>
+      </w:r>
+      <w:proofErr w:type="spellStart"/>
+      <w:proofErr w:type="gramStart"/>
+      <w:r>
+        <w:t>currentConcurrency</w:t>
+      </w:r>
+      <w:proofErr w:type="spellEnd"/>
+      <w:proofErr w:type="gramEnd"/>
+      <w:r>
+        <w:t xml:space="preserve"> at its current level and wait for an active task to complete.</w:t>
       </w:r>
     </w:p>
     <w:p>
@@ -4054,7 +4673,15 @@
         <w:spacing w:after="80"/>
       </w:pPr>
       <w:r>
-        <w:t>Hard constraint: never dispatch a second task for a VM that is already in flight (per-VM serialisation, regardless of concurrency level).</w:t>
+        <w:t xml:space="preserve">Hard constraint: never dispatch a second task for a VM that is already in flight (per-VM </w:t>
+      </w:r>
+      <w:proofErr w:type="spellStart"/>
+      <w:r>
+        <w:t>serialisation</w:t>
+      </w:r>
+      <w:proofErr w:type="spellEnd"/>
+      <w:r>
+        <w:t>, regardless of concurrency level).</w:t>
       </w:r>
     </w:p>
     <w:p>
@@ -4070,15 +4697,22 @@
         <w:spacing w:after="120"/>
       </w:pPr>
       <w:r>
-        <w:t xml:space="preserve">If the governor denies dispatch and there are no other tasks running, ST-06 polls every governorPollIntervalSec (default 30s) up to a hard cap of 120 attempts (one hour by default). After the </w:t>
-      </w:r>
-      <w:r>
-        <w:lastRenderedPageBreak/>
+        <w:t xml:space="preserve">If the governor denies dispatch and there are no other tasks running, ST-06 polls every </w:t>
+      </w:r>
+      <w:proofErr w:type="spellStart"/>
+      <w:r>
+        <w:t>governorPollIntervalSec</w:t>
+      </w:r>
+      <w:proofErr w:type="spellEnd"/>
+      <w:r>
+        <w:t xml:space="preserve"> (default 30s) up to a hard cap of 120 attempts (one hour by default). After the </w:t>
+      </w:r>
+      <w:r>
         <w:t xml:space="preserve">cap is exhausted the candidate is logged as </w:t>
       </w:r>
       <w:r>
         <w:rPr>
-          <w:rFonts w:ascii="Consolas" w:eastAsia="Consolas" w:hAnsi="Consolas" w:cs="Consolas"/>
+          <w:rFonts w:ascii="Consolas" w:hAnsi="Consolas" w:eastAsia="Consolas" w:cs="Consolas"/>
         </w:rPr>
         <w:t>deferred</w:t>
       </w:r>
@@ -4099,7 +4733,15 @@
         <w:spacing w:after="120"/>
       </w:pPr>
       <w:r>
-        <w:t>The governor is the heart of the design. It exists because consolidation cost is unknown until it has actually happened on this datastore: a 10 MB snapshot can take milliseconds; a 500 GB snapshot on a busy NFS array can take minutes and saturate the wire. Static thresholds always either underuse the available headroom or breach it.</w:t>
+        <w:t xml:space="preserve">The governor is the heart of the design. It exists because consolidation cost is unknown until it has </w:t>
+      </w:r>
+      <w:proofErr w:type="gramStart"/>
+      <w:r>
+        <w:t>actually happened</w:t>
+      </w:r>
+      <w:proofErr w:type="gramEnd"/>
+      <w:r>
+        <w:t xml:space="preserve"> on this datastore: a 10 MB snapshot can take milliseconds; a 500 GB snapshot on a busy NFS array can take minutes and saturate the wire. Static thresholds always either underuse the available headroom or breach it.</w:t>
       </w:r>
     </w:p>
     <w:p>
@@ -4124,8 +4766,45 @@
         <w:shd w:val="clear" w:color="auto" w:fill="F2F2F2"/>
         <w:spacing w:before="0" w:after="0"/>
       </w:pPr>
-      <w:r>
-        <w:t>projected_latency = current_latency + max(0, post_last - pre_last)</w:t>
+      <w:proofErr w:type="spellStart"/>
+      <w:r>
+        <w:t>projected_latency</w:t>
+      </w:r>
+      <w:proofErr w:type="spellEnd"/>
+      <w:r>
+        <w:t xml:space="preserve"> = </w:t>
+      </w:r>
+      <w:proofErr w:type="spellStart"/>
+      <w:r>
+        <w:t>current_latency</w:t>
+      </w:r>
+      <w:proofErr w:type="spellEnd"/>
+      <w:r>
+        <w:t xml:space="preserve"> + </w:t>
+      </w:r>
+      <w:proofErr w:type="gramStart"/>
+      <w:r>
+        <w:t>max(</w:t>
+      </w:r>
+      <w:proofErr w:type="gramEnd"/>
+      <w:r>
+        <w:t xml:space="preserve">0, </w:t>
+      </w:r>
+      <w:proofErr w:type="spellStart"/>
+      <w:r>
+        <w:t>post_last</w:t>
+      </w:r>
+      <w:proofErr w:type="spellEnd"/>
+      <w:r>
+        <w:t xml:space="preserve"> - </w:t>
+      </w:r>
+      <w:proofErr w:type="spellStart"/>
+      <w:r>
+        <w:t>pre_last</w:t>
+      </w:r>
+      <w:proofErr w:type="spellEnd"/>
+      <w:r>
+        <w:t>)</w:t>
       </w:r>
     </w:p>
     <w:p>
@@ -4135,15 +4814,44 @@
         <w:spacing w:before="0" w:after="0"/>
       </w:pPr>
       <w:r>
-        <w:t>approve if projected_latency &lt;= latencyThresholdMs</w:t>
-      </w:r>
+        <w:t xml:space="preserve">approve if </w:t>
+      </w:r>
+      <w:proofErr w:type="spellStart"/>
+      <w:r>
+        <w:t>projected_latency</w:t>
+      </w:r>
+      <w:proofErr w:type="spellEnd"/>
+      <w:r>
+        <w:t xml:space="preserve"> &lt;= </w:t>
+      </w:r>
+      <w:proofErr w:type="spellStart"/>
+      <w:r>
+        <w:t>latencyThresholdMs</w:t>
+      </w:r>
+      <w:proofErr w:type="spellEnd"/>
     </w:p>
     <w:p>
       <w:pPr>
         <w:spacing w:after="120"/>
       </w:pPr>
       <w:r>
-        <w:t>For vSAN, the same rule is applied to congestion and (when available) resync queue depth, against vsanCongestionThresh and vsanResyncThresholdGB respectively.</w:t>
+        <w:t xml:space="preserve">For vSAN, the same rule is applied to congestion and (when available) resync queue depth, against </w:t>
+      </w:r>
+      <w:proofErr w:type="spellStart"/>
+      <w:r>
+        <w:t>vsanCongestionThresh</w:t>
+      </w:r>
+      <w:proofErr w:type="spellEnd"/>
+      <w:r>
+        <w:t xml:space="preserve"> and </w:t>
+      </w:r>
+      <w:proofErr w:type="spellStart"/>
+      <w:r>
+        <w:t>vsanResyncThresholdGB</w:t>
+      </w:r>
+      <w:proofErr w:type="spellEnd"/>
+      <w:r>
+        <w:t xml:space="preserve"> respectively.</w:t>
       </w:r>
     </w:p>
     <w:p>
@@ -4159,7 +4867,39 @@
         <w:spacing w:after="120"/>
       </w:pPr>
       <w:r>
-        <w:t>The first task on any datastore has no calibration data. The governor approves automatically in this case (logged as “First task on these datastores”) because denying every first task would create a chicken-and-egg deadlock. After the first task completes, _deleteSnapshot writes pre/post metric snapshots into datastoreStateJson, and the governor uses the observed delta on every subsequent task targeting that datastore.</w:t>
+        <w:t xml:space="preserve">The first task on any </w:t>
+      </w:r>
+      <w:proofErr w:type="gramStart"/>
+      <w:r>
+        <w:t>datastore</w:t>
+      </w:r>
+      <w:proofErr w:type="gramEnd"/>
+      <w:r>
+        <w:t xml:space="preserve"> has no calibration data. The governor approves automatically in this case (logged as “First task on these datastores”) because denying every first task would create a chicken-and-egg deadlock. After the first task </w:t>
+      </w:r>
+      <w:proofErr w:type="gramStart"/>
+      <w:r>
+        <w:t>completes</w:t>
+      </w:r>
+      <w:proofErr w:type="gramEnd"/>
+      <w:r>
+        <w:t>, _</w:t>
+      </w:r>
+      <w:proofErr w:type="spellStart"/>
+      <w:r>
+        <w:t>deleteSnapshot</w:t>
+      </w:r>
+      <w:proofErr w:type="spellEnd"/>
+      <w:r>
+        <w:t xml:space="preserve"> writes pre/post metric snapshots into </w:t>
+      </w:r>
+      <w:proofErr w:type="spellStart"/>
+      <w:r>
+        <w:t>datastoreStateJson</w:t>
+      </w:r>
+      <w:proofErr w:type="spellEnd"/>
+      <w:r>
+        <w:t>, and the governor uses the observed delta on every subsequent task targeting that datastore.</w:t>
       </w:r>
     </w:p>
     <w:p>
@@ -4175,7 +4915,15 @@
         <w:spacing w:after="120"/>
       </w:pPr>
       <w:r>
-        <w:t>ST-07 (powered-off lane) inherits datastoreStateJson from ST-06. This matters because shared datastores are common: a powered-off VM may live on the same vSAN cluster as a powered-on VM whose consolidation just completed. Inheriting the calibration means ST-07 does not start blind on those datastores.</w:t>
+        <w:t xml:space="preserve">ST-07 (powered-off lane) inherits </w:t>
+      </w:r>
+      <w:proofErr w:type="spellStart"/>
+      <w:r>
+        <w:t>datastoreStateJson</w:t>
+      </w:r>
+      <w:proofErr w:type="spellEnd"/>
+      <w:r>
+        <w:t xml:space="preserve"> from ST-06. This matters because shared datastores are common: a powered-off VM may live on the same vSAN cluster as a powered-on VM whose consolidation just completed. Inheriting the calibration means ST-07 does not start blind on those datastores.</w:t>
       </w:r>
     </w:p>
     <w:p>
@@ -4191,7 +4939,31 @@
         <w:spacing w:after="120"/>
       </w:pPr>
       <w:r>
-        <w:t>VMFS and NFS metrics are read via PerformanceManager.queryPerf with intervalId=20 (real-time, 20-second buckets), falling back to intervalId=300 (5-minute aggregated) if real-time is unavailable. The counters used are:</w:t>
+        <w:t xml:space="preserve">VMFS and NFS metrics are read via </w:t>
+      </w:r>
+      <w:proofErr w:type="spellStart"/>
+      <w:r>
+        <w:t>PerformanceManager.queryPerf</w:t>
+      </w:r>
+      <w:proofErr w:type="spellEnd"/>
+      <w:r>
+        <w:t xml:space="preserve"> with </w:t>
+      </w:r>
+      <w:proofErr w:type="spellStart"/>
+      <w:r>
+        <w:t>intervalId</w:t>
+      </w:r>
+      <w:proofErr w:type="spellEnd"/>
+      <w:r>
+        <w:t xml:space="preserve">=20 (real-time, 20-second buckets), falling back to </w:t>
+      </w:r>
+      <w:proofErr w:type="spellStart"/>
+      <w:r>
+        <w:t>intervalId</w:t>
+      </w:r>
+      <w:proofErr w:type="spellEnd"/>
+      <w:r>
+        <w:t>=300 (5-minute aggregated) if real-time is unavailable. The counters used are:</w:t>
       </w:r>
     </w:p>
     <w:p>
@@ -4203,8 +4975,26 @@
         </w:numPr>
         <w:spacing w:after="80"/>
       </w:pPr>
-      <w:r>
-        <w:t>datastore:totalReadLatency:average (→ readLatencyMs)</w:t>
+      <w:proofErr w:type="spellStart"/>
+      <w:proofErr w:type="gramStart"/>
+      <w:r>
+        <w:t>datastore:totalReadLatency</w:t>
+      </w:r>
+      <w:proofErr w:type="gramEnd"/>
+      <w:r>
+        <w:t>:average</w:t>
+      </w:r>
+      <w:proofErr w:type="spellEnd"/>
+      <w:r>
+        <w:t xml:space="preserve"> (→ </w:t>
+      </w:r>
+      <w:proofErr w:type="spellStart"/>
+      <w:r>
+        <w:t>readLatencyMs</w:t>
+      </w:r>
+      <w:proofErr w:type="spellEnd"/>
+      <w:r>
+        <w:t>)</w:t>
       </w:r>
     </w:p>
     <w:p>
@@ -4216,8 +5006,26 @@
         </w:numPr>
         <w:spacing w:after="80"/>
       </w:pPr>
-      <w:r>
-        <w:t>datastore:totalWriteLatency:average (→ writeLatencyMs)</w:t>
+      <w:proofErr w:type="spellStart"/>
+      <w:proofErr w:type="gramStart"/>
+      <w:r>
+        <w:t>datastore:totalWriteLatency</w:t>
+      </w:r>
+      <w:proofErr w:type="gramEnd"/>
+      <w:r>
+        <w:t>:average</w:t>
+      </w:r>
+      <w:proofErr w:type="spellEnd"/>
+      <w:r>
+        <w:t xml:space="preserve"> (→ </w:t>
+      </w:r>
+      <w:proofErr w:type="spellStart"/>
+      <w:r>
+        <w:t>writeLatencyMs</w:t>
+      </w:r>
+      <w:proofErr w:type="spellEnd"/>
+      <w:r>
+        <w:t>)</w:t>
       </w:r>
     </w:p>
     <w:p>
@@ -4229,8 +5037,26 @@
         </w:numPr>
         <w:spacing w:after="80"/>
       </w:pPr>
-      <w:r>
-        <w:t>datastore:numberReadAveraged:average (→ iopsRead)</w:t>
+      <w:proofErr w:type="spellStart"/>
+      <w:proofErr w:type="gramStart"/>
+      <w:r>
+        <w:t>datastore:numberReadAveraged</w:t>
+      </w:r>
+      <w:proofErr w:type="gramEnd"/>
+      <w:r>
+        <w:t>:average</w:t>
+      </w:r>
+      <w:proofErr w:type="spellEnd"/>
+      <w:r>
+        <w:t xml:space="preserve"> (→ </w:t>
+      </w:r>
+      <w:proofErr w:type="spellStart"/>
+      <w:r>
+        <w:t>iopsRead</w:t>
+      </w:r>
+      <w:proofErr w:type="spellEnd"/>
+      <w:r>
+        <w:t>)</w:t>
       </w:r>
     </w:p>
     <w:p>
@@ -4242,8 +5068,26 @@
         </w:numPr>
         <w:spacing w:after="80"/>
       </w:pPr>
-      <w:r>
-        <w:t>datastore:numberWriteAveraged:average (→ iopsWrite)</w:t>
+      <w:proofErr w:type="spellStart"/>
+      <w:proofErr w:type="gramStart"/>
+      <w:r>
+        <w:t>datastore:numberWriteAveraged</w:t>
+      </w:r>
+      <w:proofErr w:type="gramEnd"/>
+      <w:r>
+        <w:t>:average</w:t>
+      </w:r>
+      <w:proofErr w:type="spellEnd"/>
+      <w:r>
+        <w:t xml:space="preserve"> (→ </w:t>
+      </w:r>
+      <w:proofErr w:type="spellStart"/>
+      <w:r>
+        <w:t>iopsWrite</w:t>
+      </w:r>
+      <w:proofErr w:type="spellEnd"/>
+      <w:r>
+        <w:t>)</w:t>
       </w:r>
     </w:p>
     <w:p>
@@ -4251,20 +5095,78 @@
         <w:spacing w:after="120"/>
       </w:pPr>
       <w:r>
-        <w:t xml:space="preserve">vSAN counters cannot be queried via queryPerf in vCenter 9. The action instead calls </w:t>
-      </w:r>
+        <w:t xml:space="preserve">vSAN counters cannot be queried via </w:t>
+      </w:r>
+      <w:proofErr w:type="spellStart"/>
+      <w:r>
+        <w:t>queryPerf</w:t>
+      </w:r>
+      <w:proofErr w:type="spellEnd"/>
+      <w:r>
+        <w:t xml:space="preserve"> in vCenter 9. The action instead calls </w:t>
+      </w:r>
+      <w:proofErr w:type="spellStart"/>
       <w:r>
         <w:rPr>
-          <w:rFonts w:ascii="Consolas" w:eastAsia="Consolas" w:hAnsi="Consolas" w:cs="Consolas"/>
+          <w:rFonts w:ascii="Consolas" w:hAnsi="Consolas" w:eastAsia="Consolas" w:cs="Consolas"/>
         </w:rPr>
-        <w:t>HostVsanInternalSystem.queryVsanStatistics(["dom"])</w:t>
-      </w:r>
-      <w:r>
-        <w:t xml:space="preserve"> on every host in the vSAN cluster, parses dom.owner.stats, takes two snapshots two seconds apart, and computes deltas to derive a point-</w:t>
-      </w:r>
-      <w:r>
-        <w:lastRenderedPageBreak/>
-        <w:t xml:space="preserve">in-time rate. Latency is high-depth duration divided by high-depth count; congestion is the sum of readCachedCongestionSum and proxyWriteCongestionSum delta, </w:t>
+        <w:t>HostVsanInternalSystem.queryVsanStatistics</w:t>
+      </w:r>
+      <w:proofErr w:type="spellEnd"/>
+      <w:r>
+        <w:rPr>
+          <w:rFonts w:ascii="Consolas" w:hAnsi="Consolas" w:eastAsia="Consolas" w:cs="Consolas"/>
+        </w:rPr>
+        <w:t>(["</w:t>
+      </w:r>
+      <w:proofErr w:type="spellStart"/>
+      <w:r>
+        <w:rPr>
+          <w:rFonts w:ascii="Consolas" w:hAnsi="Consolas" w:eastAsia="Consolas" w:cs="Consolas"/>
+        </w:rPr>
+        <w:t>dom</w:t>
+      </w:r>
+      <w:proofErr w:type="spellEnd"/>
+      <w:r>
+        <w:rPr>
+          <w:rFonts w:ascii="Consolas" w:hAnsi="Consolas" w:eastAsia="Consolas" w:cs="Consolas"/>
+        </w:rPr>
+        <w:t>"])</w:t>
+      </w:r>
+      <w:r>
+        <w:t xml:space="preserve"> on every host in the vSAN cluster, parses </w:t>
+      </w:r>
+      <w:proofErr w:type="spellStart"/>
+      <w:proofErr w:type="gramStart"/>
+      <w:r>
+        <w:t>dom.owner</w:t>
+      </w:r>
+      <w:proofErr w:type="gramEnd"/>
+      <w:r>
+        <w:t>.stats</w:t>
+      </w:r>
+      <w:proofErr w:type="spellEnd"/>
+      <w:r>
+        <w:t>, takes two snapshots two seconds apart, and computes deltas to derive a point-</w:t>
+      </w:r>
+      <w:r>
+        <w:t xml:space="preserve">in-time rate. Latency is high-depth duration divided by high-depth count; congestion is the sum of </w:t>
+      </w:r>
+      <w:proofErr w:type="spellStart"/>
+      <w:r>
+        <w:t>readCachedCongestionSum</w:t>
+      </w:r>
+      <w:proofErr w:type="spellEnd"/>
+      <w:r>
+        <w:t xml:space="preserve"> and </w:t>
+      </w:r>
+      <w:proofErr w:type="spellStart"/>
+      <w:r>
+        <w:t>proxyWriteCongestionSum</w:t>
+      </w:r>
+      <w:proofErr w:type="spellEnd"/>
+      <w:r>
+        <w:t xml:space="preserve"> delta, </w:t>
       </w:r>
       <w:r>
         <w:t>normalize</w:t>
@@ -4278,12 +5180,12 @@
         <w:tblW w:w="9360" w:type="dxa"/>
         <w:tblInd w:w="-3" w:type="dxa"/>
         <w:tblBorders>
-          <w:top w:val="single" w:sz="4" w:space="0" w:color="auto"/>
-          <w:left w:val="single" w:sz="4" w:space="0" w:color="auto"/>
-          <w:bottom w:val="single" w:sz="4" w:space="0" w:color="auto"/>
-          <w:right w:val="single" w:sz="4" w:space="0" w:color="auto"/>
-          <w:insideH w:val="single" w:sz="4" w:space="0" w:color="auto"/>
-          <w:insideV w:val="single" w:sz="4" w:space="0" w:color="auto"/>
+          <w:top w:val="single" w:color="auto" w:sz="4" w:space="0"/>
+          <w:left w:val="single" w:color="auto" w:sz="4" w:space="0"/>
+          <w:bottom w:val="single" w:color="auto" w:sz="4" w:space="0"/>
+          <w:right w:val="single" w:color="auto" w:sz="4" w:space="0"/>
+          <w:insideH w:val="single" w:color="auto" w:sz="4" w:space="0"/>
+          <w:insideV w:val="single" w:color="auto" w:sz="4" w:space="0"/>
         </w:tblBorders>
         <w:tblCellMar>
           <w:left w:w="10" w:type="dxa"/>
@@ -4339,7 +5241,15 @@
           </w:p>
           <w:p>
             <w:r>
-              <w:t>When there is no recent vSAN load, the high-depth counters do not increment between snapshots, so latency is reported as null (uncalibrated) rather than zero. The governor explicitly skips null fields rather than treating them as healthy. This is intentional: “no data” is not the same as “no load.”</w:t>
+              <w:t xml:space="preserve">When there is no recent vSAN load, the high-depth counters do not </w:t>
+            </w:r>
+            <w:proofErr w:type="gramStart"/>
+            <w:r>
+              <w:t>increment</w:t>
+            </w:r>
+            <w:proofErr w:type="gramEnd"/>
+            <w:r>
+              <w:t xml:space="preserve"> between snapshots, so latency is reported as null (uncalibrated) rather than zero. The governor explicitly skips null fields rather than treating them as healthy. This is intentional: “no data” is not the same as “no load.”</w:t>
             </w:r>
           </w:p>
         </w:tc>
@@ -4371,7 +5281,15 @@
         <w:spacing w:after="80"/>
       </w:pPr>
       <w:r>
-        <w:t>Group candidates by vmMoRef.</w:t>
+        <w:t xml:space="preserve">Group candidates by </w:t>
+      </w:r>
+      <w:proofErr w:type="spellStart"/>
+      <w:r>
+        <w:t>vmMoRef</w:t>
+      </w:r>
+      <w:proofErr w:type="spellEnd"/>
+      <w:r>
+        <w:t>.</w:t>
       </w:r>
     </w:p>
     <w:p>
@@ -4410,7 +5328,15 @@
         <w:spacing w:after="80"/>
       </w:pPr>
       <w:r>
-        <w:t>Within each “leaves” batch, sort by ageMinutes ascending (newest first) so the deepest snapshot in the chain is the first one removed.</w:t>
+        <w:t xml:space="preserve">Within each “leaves” batch, sort by </w:t>
+      </w:r>
+      <w:proofErr w:type="spellStart"/>
+      <w:r>
+        <w:t>ageMinutes</w:t>
+      </w:r>
+      <w:proofErr w:type="spellEnd"/>
+      <w:r>
+        <w:t xml:space="preserve"> ascending (newest first) so the deepest snapshot in the chain is the first one removed.</w:t>
       </w:r>
     </w:p>
     <w:p>
@@ -4431,7 +5357,23 @@
         <w:spacing w:after="120"/>
       </w:pPr>
       <w:r>
-        <w:t>After ordering, the result is split by power state into two lanes (onCandidatesJson and offCandidatesJson) for the dispatcher.</w:t>
+        <w:t>After ordering, the result is split by power state into two lanes (</w:t>
+      </w:r>
+      <w:proofErr w:type="spellStart"/>
+      <w:r>
+        <w:t>onCandidatesJson</w:t>
+      </w:r>
+      <w:proofErr w:type="spellEnd"/>
+      <w:r>
+        <w:t xml:space="preserve"> and </w:t>
+      </w:r>
+      <w:proofErr w:type="spellStart"/>
+      <w:r>
+        <w:t>offCandidatesJson</w:t>
+      </w:r>
+      <w:proofErr w:type="spellEnd"/>
+      <w:r>
+        <w:t>) for the dispatcher.</w:t>
       </w:r>
     </w:p>
     <w:p>
@@ -4447,7 +5389,31 @@
         <w:spacing w:after="120"/>
       </w:pPr>
       <w:r>
-        <w:t>_deleteSnapshot performs a sequence of safety checks before submitting the removeSnapshot_Task call. Any check that fails causes the candidate to be skipped (not failed) and logged with a skipReason:</w:t>
+        <w:t>_</w:t>
+      </w:r>
+      <w:proofErr w:type="spellStart"/>
+      <w:r>
+        <w:t>deleteSnapshot</w:t>
+      </w:r>
+      <w:proofErr w:type="spellEnd"/>
+      <w:r>
+        <w:t xml:space="preserve"> performs a sequence of safety checks before submitting the </w:t>
+      </w:r>
+      <w:proofErr w:type="spellStart"/>
+      <w:r>
+        <w:t>removeSnapshot_Task</w:t>
+      </w:r>
+      <w:proofErr w:type="spellEnd"/>
+      <w:r>
+        <w:t xml:space="preserve"> call. Any check that fails causes the candidate to be skipped (not failed) and logged with a </w:t>
+      </w:r>
+      <w:proofErr w:type="spellStart"/>
+      <w:r>
+        <w:t>skipReason</w:t>
+      </w:r>
+      <w:proofErr w:type="spellEnd"/>
+      <w:r>
+        <w:t>:</w:t>
       </w:r>
     </w:p>
     <w:tbl>
@@ -4455,12 +5421,12 @@
         <w:tblW w:w="9360" w:type="dxa"/>
         <w:tblInd w:w="-3" w:type="dxa"/>
         <w:tblBorders>
-          <w:top w:val="single" w:sz="4" w:space="0" w:color="auto"/>
-          <w:left w:val="single" w:sz="4" w:space="0" w:color="auto"/>
-          <w:bottom w:val="single" w:sz="4" w:space="0" w:color="auto"/>
-          <w:right w:val="single" w:sz="4" w:space="0" w:color="auto"/>
-          <w:insideH w:val="single" w:sz="4" w:space="0" w:color="auto"/>
-          <w:insideV w:val="single" w:sz="4" w:space="0" w:color="auto"/>
+          <w:top w:val="single" w:color="auto" w:sz="4" w:space="0"/>
+          <w:left w:val="single" w:color="auto" w:sz="4" w:space="0"/>
+          <w:bottom w:val="single" w:color="auto" w:sz="4" w:space="0"/>
+          <w:right w:val="single" w:color="auto" w:sz="4" w:space="0"/>
+          <w:insideH w:val="single" w:color="auto" w:sz="4" w:space="0"/>
+          <w:insideV w:val="single" w:color="auto" w:sz="4" w:space="0"/>
         </w:tblBorders>
         <w:tblCellMar>
           <w:left w:w="10" w:type="dxa"/>
@@ -4480,10 +5446,10 @@
           <w:tcPr>
             <w:tcW w:w="2400" w:type="dxa"/>
             <w:tcBorders>
-              <w:top w:val="single" w:sz="4" w:space="0" w:color="BFBFBF" w:themeColor="background1" w:themeShade="BF"/>
-              <w:left w:val="single" w:sz="4" w:space="0" w:color="BFBFBF" w:themeColor="background1" w:themeShade="BF"/>
-              <w:bottom w:val="single" w:sz="4" w:space="0" w:color="BFBFBF" w:themeColor="background1" w:themeShade="BF"/>
-              <w:right w:val="single" w:sz="4" w:space="0" w:color="BFBFBF" w:themeColor="background1" w:themeShade="BF"/>
+              <w:top w:val="single" w:color="BFBFBF" w:themeColor="background1" w:themeShade="BF" w:sz="4" w:space="0"/>
+              <w:left w:val="single" w:color="BFBFBF" w:themeColor="background1" w:themeShade="BF" w:sz="4" w:space="0"/>
+              <w:bottom w:val="single" w:color="BFBFBF" w:themeColor="background1" w:themeShade="BF" w:sz="4" w:space="0"/>
+              <w:right w:val="single" w:color="BFBFBF" w:themeColor="background1" w:themeShade="BF" w:sz="4" w:space="0"/>
             </w:tcBorders>
             <w:shd w:val="clear" w:color="auto" w:fill="1F3864" w:themeFill="accent1" w:themeFillShade="80"/>
             <w:tcMar>
@@ -4508,10 +5474,10 @@
           <w:tcPr>
             <w:tcW w:w="6960" w:type="dxa"/>
             <w:tcBorders>
-              <w:top w:val="single" w:sz="4" w:space="0" w:color="BFBFBF" w:themeColor="background1" w:themeShade="BF"/>
-              <w:left w:val="single" w:sz="4" w:space="0" w:color="BFBFBF" w:themeColor="background1" w:themeShade="BF"/>
-              <w:bottom w:val="single" w:sz="4" w:space="0" w:color="BFBFBF" w:themeColor="background1" w:themeShade="BF"/>
-              <w:right w:val="single" w:sz="4" w:space="0" w:color="BFBFBF" w:themeColor="background1" w:themeShade="BF"/>
+              <w:top w:val="single" w:color="BFBFBF" w:themeColor="background1" w:themeShade="BF" w:sz="4" w:space="0"/>
+              <w:left w:val="single" w:color="BFBFBF" w:themeColor="background1" w:themeShade="BF" w:sz="4" w:space="0"/>
+              <w:bottom w:val="single" w:color="BFBFBF" w:themeColor="background1" w:themeShade="BF" w:sz="4" w:space="0"/>
+              <w:right w:val="single" w:color="BFBFBF" w:themeColor="background1" w:themeShade="BF" w:sz="4" w:space="0"/>
             </w:tcBorders>
             <w:shd w:val="clear" w:color="auto" w:fill="1F3864" w:themeFill="accent1" w:themeFillShade="80"/>
             <w:tcMar>
@@ -4538,10 +5504,10 @@
           <w:tcPr>
             <w:tcW w:w="2400" w:type="dxa"/>
             <w:tcBorders>
-              <w:top w:val="single" w:sz="4" w:space="0" w:color="BFBFBF" w:themeColor="background1" w:themeShade="BF"/>
-              <w:left w:val="single" w:sz="4" w:space="0" w:color="BFBFBF" w:themeColor="background1" w:themeShade="BF"/>
-              <w:bottom w:val="single" w:sz="4" w:space="0" w:color="BFBFBF" w:themeColor="background1" w:themeShade="BF"/>
-              <w:right w:val="single" w:sz="4" w:space="0" w:color="BFBFBF" w:themeColor="background1" w:themeShade="BF"/>
+              <w:top w:val="single" w:color="BFBFBF" w:themeColor="background1" w:themeShade="BF" w:sz="4" w:space="0"/>
+              <w:left w:val="single" w:color="BFBFBF" w:themeColor="background1" w:themeShade="BF" w:sz="4" w:space="0"/>
+              <w:bottom w:val="single" w:color="BFBFBF" w:themeColor="background1" w:themeShade="BF" w:sz="4" w:space="0"/>
+              <w:right w:val="single" w:color="BFBFBF" w:themeColor="background1" w:themeShade="BF" w:sz="4" w:space="0"/>
             </w:tcBorders>
             <w:shd w:val="clear" w:color="auto" w:fill="FFFFFF" w:themeFill="background1"/>
             <w:tcMar>
@@ -4568,10 +5534,10 @@
           <w:tcPr>
             <w:tcW w:w="6960" w:type="dxa"/>
             <w:tcBorders>
-              <w:top w:val="single" w:sz="4" w:space="0" w:color="BFBFBF" w:themeColor="background1" w:themeShade="BF"/>
-              <w:left w:val="single" w:sz="4" w:space="0" w:color="BFBFBF" w:themeColor="background1" w:themeShade="BF"/>
-              <w:bottom w:val="single" w:sz="4" w:space="0" w:color="BFBFBF" w:themeColor="background1" w:themeShade="BF"/>
-              <w:right w:val="single" w:sz="4" w:space="0" w:color="BFBFBF" w:themeColor="background1" w:themeShade="BF"/>
+              <w:top w:val="single" w:color="BFBFBF" w:themeColor="background1" w:themeShade="BF" w:sz="4" w:space="0"/>
+              <w:left w:val="single" w:color="BFBFBF" w:themeColor="background1" w:themeShade="BF" w:sz="4" w:space="0"/>
+              <w:bottom w:val="single" w:color="BFBFBF" w:themeColor="background1" w:themeShade="BF" w:sz="4" w:space="0"/>
+              <w:right w:val="single" w:color="BFBFBF" w:themeColor="background1" w:themeShade="BF" w:sz="4" w:space="0"/>
             </w:tcBorders>
             <w:shd w:val="clear" w:color="auto" w:fill="FFFFFF" w:themeFill="background1"/>
             <w:tcMar>
@@ -4594,7 +5560,23 @@
                 <w:sz w:val="20"/>
                 <w:szCs w:val="20"/>
               </w:rPr>
-              <w:t xml:space="preserve">Resolves the vmMoRef (which is vm.id from </w:t>
+              <w:t xml:space="preserve">Resolves the </w:t>
+            </w:r>
+            <w:proofErr w:type="spellStart"/>
+            <w:r>
+              <w:rPr>
+                <w:sz w:val="20"/>
+                <w:szCs w:val="20"/>
+              </w:rPr>
+              <w:t>vmMoRef</w:t>
+            </w:r>
+            <w:proofErr w:type="spellEnd"/>
+            <w:r>
+              <w:rPr>
+                <w:sz w:val="20"/>
+                <w:szCs w:val="20"/>
+              </w:rPr>
+              <w:t xml:space="preserve"> (which is vm.id from </w:t>
             </w:r>
             <w:r>
               <w:rPr>
@@ -4618,10 +5600,10 @@
           <w:tcPr>
             <w:tcW w:w="2400" w:type="dxa"/>
             <w:tcBorders>
-              <w:top w:val="single" w:sz="4" w:space="0" w:color="BFBFBF" w:themeColor="background1" w:themeShade="BF"/>
-              <w:left w:val="single" w:sz="4" w:space="0" w:color="BFBFBF" w:themeColor="background1" w:themeShade="BF"/>
-              <w:bottom w:val="single" w:sz="4" w:space="0" w:color="BFBFBF" w:themeColor="background1" w:themeShade="BF"/>
-              <w:right w:val="single" w:sz="4" w:space="0" w:color="BFBFBF" w:themeColor="background1" w:themeShade="BF"/>
+              <w:top w:val="single" w:color="BFBFBF" w:themeColor="background1" w:themeShade="BF" w:sz="4" w:space="0"/>
+              <w:left w:val="single" w:color="BFBFBF" w:themeColor="background1" w:themeShade="BF" w:sz="4" w:space="0"/>
+              <w:bottom w:val="single" w:color="BFBFBF" w:themeColor="background1" w:themeShade="BF" w:sz="4" w:space="0"/>
+              <w:right w:val="single" w:color="BFBFBF" w:themeColor="background1" w:themeShade="BF" w:sz="4" w:space="0"/>
             </w:tcBorders>
             <w:shd w:val="clear" w:color="auto" w:fill="F2F2F2" w:themeFill="background1" w:themeFillShade="F2"/>
             <w:tcMar>
@@ -4648,10 +5630,10 @@
           <w:tcPr>
             <w:tcW w:w="6960" w:type="dxa"/>
             <w:tcBorders>
-              <w:top w:val="single" w:sz="4" w:space="0" w:color="BFBFBF" w:themeColor="background1" w:themeShade="BF"/>
-              <w:left w:val="single" w:sz="4" w:space="0" w:color="BFBFBF" w:themeColor="background1" w:themeShade="BF"/>
-              <w:bottom w:val="single" w:sz="4" w:space="0" w:color="BFBFBF" w:themeColor="background1" w:themeShade="BF"/>
-              <w:right w:val="single" w:sz="4" w:space="0" w:color="BFBFBF" w:themeColor="background1" w:themeShade="BF"/>
+              <w:top w:val="single" w:color="BFBFBF" w:themeColor="background1" w:themeShade="BF" w:sz="4" w:space="0"/>
+              <w:left w:val="single" w:color="BFBFBF" w:themeColor="background1" w:themeShade="BF" w:sz="4" w:space="0"/>
+              <w:bottom w:val="single" w:color="BFBFBF" w:themeColor="background1" w:themeShade="BF" w:sz="4" w:space="0"/>
+              <w:right w:val="single" w:color="BFBFBF" w:themeColor="background1" w:themeShade="BF" w:sz="4" w:space="0"/>
             </w:tcBorders>
             <w:shd w:val="clear" w:color="auto" w:fill="F2F2F2" w:themeFill="background1" w:themeFillShade="F2"/>
             <w:tcMar>
@@ -4680,10 +5662,10 @@
           <w:tcPr>
             <w:tcW w:w="2400" w:type="dxa"/>
             <w:tcBorders>
-              <w:top w:val="single" w:sz="4" w:space="0" w:color="BFBFBF" w:themeColor="background1" w:themeShade="BF"/>
-              <w:left w:val="single" w:sz="4" w:space="0" w:color="BFBFBF" w:themeColor="background1" w:themeShade="BF"/>
-              <w:bottom w:val="single" w:sz="4" w:space="0" w:color="BFBFBF" w:themeColor="background1" w:themeShade="BF"/>
-              <w:right w:val="single" w:sz="4" w:space="0" w:color="BFBFBF" w:themeColor="background1" w:themeShade="BF"/>
+              <w:top w:val="single" w:color="BFBFBF" w:themeColor="background1" w:themeShade="BF" w:sz="4" w:space="0"/>
+              <w:left w:val="single" w:color="BFBFBF" w:themeColor="background1" w:themeShade="BF" w:sz="4" w:space="0"/>
+              <w:bottom w:val="single" w:color="BFBFBF" w:themeColor="background1" w:themeShade="BF" w:sz="4" w:space="0"/>
+              <w:right w:val="single" w:color="BFBFBF" w:themeColor="background1" w:themeShade="BF" w:sz="4" w:space="0"/>
             </w:tcBorders>
             <w:shd w:val="clear" w:color="auto" w:fill="FFFFFF" w:themeFill="background1"/>
             <w:tcMar>
@@ -4710,10 +5692,10 @@
           <w:tcPr>
             <w:tcW w:w="6960" w:type="dxa"/>
             <w:tcBorders>
-              <w:top w:val="single" w:sz="4" w:space="0" w:color="BFBFBF" w:themeColor="background1" w:themeShade="BF"/>
-              <w:left w:val="single" w:sz="4" w:space="0" w:color="BFBFBF" w:themeColor="background1" w:themeShade="BF"/>
-              <w:bottom w:val="single" w:sz="4" w:space="0" w:color="BFBFBF" w:themeColor="background1" w:themeShade="BF"/>
-              <w:right w:val="single" w:sz="4" w:space="0" w:color="BFBFBF" w:themeColor="background1" w:themeShade="BF"/>
+              <w:top w:val="single" w:color="BFBFBF" w:themeColor="background1" w:themeShade="BF" w:sz="4" w:space="0"/>
+              <w:left w:val="single" w:color="BFBFBF" w:themeColor="background1" w:themeShade="BF" w:sz="4" w:space="0"/>
+              <w:bottom w:val="single" w:color="BFBFBF" w:themeColor="background1" w:themeShade="BF" w:sz="4" w:space="0"/>
+              <w:right w:val="single" w:color="BFBFBF" w:themeColor="background1" w:themeShade="BF" w:sz="4" w:space="0"/>
             </w:tcBorders>
             <w:shd w:val="clear" w:color="auto" w:fill="FFFFFF" w:themeFill="background1"/>
             <w:tcMar>
@@ -4732,7 +5714,41 @@
                 <w:sz w:val="20"/>
                 <w:szCs w:val="20"/>
               </w:rPr>
-              <w:t>Checks vm.recentTask for any running task whose descriptionId contains snapshot, backup, clone, migrate, or relocate.</w:t>
+              <w:t xml:space="preserve">Checks </w:t>
+            </w:r>
+            <w:proofErr w:type="spellStart"/>
+            <w:proofErr w:type="gramStart"/>
+            <w:r>
+              <w:rPr>
+                <w:sz w:val="20"/>
+                <w:szCs w:val="20"/>
+              </w:rPr>
+              <w:t>vm.recentTask</w:t>
+            </w:r>
+            <w:proofErr w:type="spellEnd"/>
+            <w:proofErr w:type="gramEnd"/>
+            <w:r>
+              <w:rPr>
+                <w:sz w:val="20"/>
+                <w:szCs w:val="20"/>
+              </w:rPr>
+              <w:t xml:space="preserve"> for any running task whose </w:t>
+            </w:r>
+            <w:proofErr w:type="spellStart"/>
+            <w:r>
+              <w:rPr>
+                <w:sz w:val="20"/>
+                <w:szCs w:val="20"/>
+              </w:rPr>
+              <w:t>descriptionId</w:t>
+            </w:r>
+            <w:proofErr w:type="spellEnd"/>
+            <w:r>
+              <w:rPr>
+                <w:sz w:val="20"/>
+                <w:szCs w:val="20"/>
+              </w:rPr>
+              <w:t xml:space="preserve"> contains snapshot, backup, clone, migrate, or relocate.</w:t>
             </w:r>
           </w:p>
         </w:tc>
@@ -4742,10 +5758,10 @@
           <w:tcPr>
             <w:tcW w:w="2400" w:type="dxa"/>
             <w:tcBorders>
-              <w:top w:val="single" w:sz="4" w:space="0" w:color="BFBFBF" w:themeColor="background1" w:themeShade="BF"/>
-              <w:left w:val="single" w:sz="4" w:space="0" w:color="BFBFBF" w:themeColor="background1" w:themeShade="BF"/>
-              <w:bottom w:val="single" w:sz="4" w:space="0" w:color="BFBFBF" w:themeColor="background1" w:themeShade="BF"/>
-              <w:right w:val="single" w:sz="4" w:space="0" w:color="BFBFBF" w:themeColor="background1" w:themeShade="BF"/>
+              <w:top w:val="single" w:color="BFBFBF" w:themeColor="background1" w:themeShade="BF" w:sz="4" w:space="0"/>
+              <w:left w:val="single" w:color="BFBFBF" w:themeColor="background1" w:themeShade="BF" w:sz="4" w:space="0"/>
+              <w:bottom w:val="single" w:color="BFBFBF" w:themeColor="background1" w:themeShade="BF" w:sz="4" w:space="0"/>
+              <w:right w:val="single" w:color="BFBFBF" w:themeColor="background1" w:themeShade="BF" w:sz="4" w:space="0"/>
             </w:tcBorders>
             <w:shd w:val="clear" w:color="auto" w:fill="F2F2F2" w:themeFill="background1" w:themeFillShade="F2"/>
             <w:tcMar>
@@ -4764,7 +5780,6 @@
                 <w:sz w:val="20"/>
                 <w:szCs w:val="20"/>
               </w:rPr>
-              <w:lastRenderedPageBreak/>
               <w:t>Host is reachable</w:t>
             </w:r>
           </w:p>
@@ -4773,10 +5788,10 @@
           <w:tcPr>
             <w:tcW w:w="6960" w:type="dxa"/>
             <w:tcBorders>
-              <w:top w:val="single" w:sz="4" w:space="0" w:color="BFBFBF" w:themeColor="background1" w:themeShade="BF"/>
-              <w:left w:val="single" w:sz="4" w:space="0" w:color="BFBFBF" w:themeColor="background1" w:themeShade="BF"/>
-              <w:bottom w:val="single" w:sz="4" w:space="0" w:color="BFBFBF" w:themeColor="background1" w:themeShade="BF"/>
-              <w:right w:val="single" w:sz="4" w:space="0" w:color="BFBFBF" w:themeColor="background1" w:themeShade="BF"/>
+              <w:top w:val="single" w:color="BFBFBF" w:themeColor="background1" w:themeShade="BF" w:sz="4" w:space="0"/>
+              <w:left w:val="single" w:color="BFBFBF" w:themeColor="background1" w:themeShade="BF" w:sz="4" w:space="0"/>
+              <w:bottom w:val="single" w:color="BFBFBF" w:themeColor="background1" w:themeShade="BF" w:sz="4" w:space="0"/>
+              <w:right w:val="single" w:color="BFBFBF" w:themeColor="background1" w:themeShade="BF" w:sz="4" w:space="0"/>
             </w:tcBorders>
             <w:shd w:val="clear" w:color="auto" w:fill="F2F2F2" w:themeFill="background1" w:themeFillShade="F2"/>
             <w:tcMar>
@@ -4795,7 +5810,64 @@
                 <w:sz w:val="20"/>
                 <w:szCs w:val="20"/>
               </w:rPr>
-              <w:t>If vm.runtime.host.runtime.connectionState is disconnected or notResponding, the action skips to avoid data loss during a possible HA event.</w:t>
+              <w:t xml:space="preserve">If </w:t>
+            </w:r>
+            <w:proofErr w:type="spellStart"/>
+            <w:proofErr w:type="gramStart"/>
+            <w:r>
+              <w:rPr>
+                <w:sz w:val="20"/>
+                <w:szCs w:val="20"/>
+              </w:rPr>
+              <w:t>vm.runtime</w:t>
+            </w:r>
+            <w:proofErr w:type="gramEnd"/>
+            <w:r>
+              <w:rPr>
+                <w:sz w:val="20"/>
+                <w:szCs w:val="20"/>
+              </w:rPr>
+              <w:t>.</w:t>
+            </w:r>
+            <w:proofErr w:type="gramStart"/>
+            <w:r>
+              <w:rPr>
+                <w:sz w:val="20"/>
+                <w:szCs w:val="20"/>
+              </w:rPr>
+              <w:t>host.runtime</w:t>
+            </w:r>
+            <w:proofErr w:type="gramEnd"/>
+            <w:r>
+              <w:rPr>
+                <w:sz w:val="20"/>
+                <w:szCs w:val="20"/>
+              </w:rPr>
+              <w:t>.connectionState</w:t>
+            </w:r>
+            <w:proofErr w:type="spellEnd"/>
+            <w:r>
+              <w:rPr>
+                <w:sz w:val="20"/>
+                <w:szCs w:val="20"/>
+              </w:rPr>
+              <w:t xml:space="preserve"> is disconnected or </w:t>
+            </w:r>
+            <w:proofErr w:type="spellStart"/>
+            <w:r>
+              <w:rPr>
+                <w:sz w:val="20"/>
+                <w:szCs w:val="20"/>
+              </w:rPr>
+              <w:t>notResponding</w:t>
+            </w:r>
+            <w:proofErr w:type="spellEnd"/>
+            <w:r>
+              <w:rPr>
+                <w:sz w:val="20"/>
+                <w:szCs w:val="20"/>
+              </w:rPr>
+              <w:t>, the action skips to avoid data loss during a possible HA event.</w:t>
             </w:r>
           </w:p>
         </w:tc>
@@ -4805,10 +5877,10 @@
           <w:tcPr>
             <w:tcW w:w="2400" w:type="dxa"/>
             <w:tcBorders>
-              <w:top w:val="single" w:sz="4" w:space="0" w:color="BFBFBF" w:themeColor="background1" w:themeShade="BF"/>
-              <w:left w:val="single" w:sz="4" w:space="0" w:color="BFBFBF" w:themeColor="background1" w:themeShade="BF"/>
-              <w:bottom w:val="single" w:sz="4" w:space="0" w:color="BFBFBF" w:themeColor="background1" w:themeShade="BF"/>
-              <w:right w:val="single" w:sz="4" w:space="0" w:color="BFBFBF" w:themeColor="background1" w:themeShade="BF"/>
+              <w:top w:val="single" w:color="BFBFBF" w:themeColor="background1" w:themeShade="BF" w:sz="4" w:space="0"/>
+              <w:left w:val="single" w:color="BFBFBF" w:themeColor="background1" w:themeShade="BF" w:sz="4" w:space="0"/>
+              <w:bottom w:val="single" w:color="BFBFBF" w:themeColor="background1" w:themeShade="BF" w:sz="4" w:space="0"/>
+              <w:right w:val="single" w:color="BFBFBF" w:themeColor="background1" w:themeShade="BF" w:sz="4" w:space="0"/>
             </w:tcBorders>
             <w:shd w:val="clear" w:color="auto" w:fill="FFFFFF" w:themeFill="background1"/>
             <w:tcMar>
@@ -4835,10 +5907,10 @@
           <w:tcPr>
             <w:tcW w:w="6960" w:type="dxa"/>
             <w:tcBorders>
-              <w:top w:val="single" w:sz="4" w:space="0" w:color="BFBFBF" w:themeColor="background1" w:themeShade="BF"/>
-              <w:left w:val="single" w:sz="4" w:space="0" w:color="BFBFBF" w:themeColor="background1" w:themeShade="BF"/>
-              <w:bottom w:val="single" w:sz="4" w:space="0" w:color="BFBFBF" w:themeColor="background1" w:themeShade="BF"/>
-              <w:right w:val="single" w:sz="4" w:space="0" w:color="BFBFBF" w:themeColor="background1" w:themeShade="BF"/>
+              <w:top w:val="single" w:color="BFBFBF" w:themeColor="background1" w:themeShade="BF" w:sz="4" w:space="0"/>
+              <w:left w:val="single" w:color="BFBFBF" w:themeColor="background1" w:themeShade="BF" w:sz="4" w:space="0"/>
+              <w:bottom w:val="single" w:color="BFBFBF" w:themeColor="background1" w:themeShade="BF" w:sz="4" w:space="0"/>
+              <w:right w:val="single" w:color="BFBFBF" w:themeColor="background1" w:themeShade="BF" w:sz="4" w:space="0"/>
             </w:tcBorders>
             <w:shd w:val="clear" w:color="auto" w:fill="FFFFFF" w:themeFill="background1"/>
             <w:tcMar>
@@ -4857,7 +5929,87 @@
                 <w:sz w:val="20"/>
                 <w:szCs w:val="20"/>
               </w:rPr>
-              <w:t>Primary lookup by MoRef. If the MoRef is stale (vCenter sometimes reorganises chains during consolidation), falls back to matching on snapshot name and createTime within a 60-second tolerance.</w:t>
+              <w:t xml:space="preserve">Primary lookup by </w:t>
+            </w:r>
+            <w:proofErr w:type="spellStart"/>
+            <w:r>
+              <w:rPr>
+                <w:sz w:val="20"/>
+                <w:szCs w:val="20"/>
+              </w:rPr>
+              <w:t>MoRef</w:t>
+            </w:r>
+            <w:proofErr w:type="spellEnd"/>
+            <w:r>
+              <w:rPr>
+                <w:sz w:val="20"/>
+                <w:szCs w:val="20"/>
+              </w:rPr>
+              <w:t xml:space="preserve">. If the </w:t>
+            </w:r>
+            <w:proofErr w:type="spellStart"/>
+            <w:r>
+              <w:rPr>
+                <w:sz w:val="20"/>
+                <w:szCs w:val="20"/>
+              </w:rPr>
+              <w:t>MoRef</w:t>
+            </w:r>
+            <w:proofErr w:type="spellEnd"/>
+            <w:r>
+              <w:rPr>
+                <w:sz w:val="20"/>
+                <w:szCs w:val="20"/>
+              </w:rPr>
+              <w:t xml:space="preserve"> is stale (vCenter sometimes </w:t>
+            </w:r>
+            <w:proofErr w:type="spellStart"/>
+            <w:r>
+              <w:rPr>
+                <w:sz w:val="20"/>
+                <w:szCs w:val="20"/>
+              </w:rPr>
+              <w:t>reorganises</w:t>
+            </w:r>
+            <w:proofErr w:type="spellEnd"/>
+            <w:r>
+              <w:rPr>
+                <w:sz w:val="20"/>
+                <w:szCs w:val="20"/>
+              </w:rPr>
+              <w:t xml:space="preserve"> chains during consolidation), </w:t>
+            </w:r>
+            <w:proofErr w:type="gramStart"/>
+            <w:r>
+              <w:rPr>
+                <w:sz w:val="20"/>
+                <w:szCs w:val="20"/>
+              </w:rPr>
+              <w:t>falls</w:t>
+            </w:r>
+            <w:proofErr w:type="gramEnd"/>
+            <w:r>
+              <w:rPr>
+                <w:sz w:val="20"/>
+                <w:szCs w:val="20"/>
+              </w:rPr>
+              <w:t xml:space="preserve"> back to matching on snapshot name and </w:t>
+            </w:r>
+            <w:proofErr w:type="spellStart"/>
+            <w:r>
+              <w:rPr>
+                <w:sz w:val="20"/>
+                <w:szCs w:val="20"/>
+              </w:rPr>
+              <w:t>createTime</w:t>
+            </w:r>
+            <w:proofErr w:type="spellEnd"/>
+            <w:r>
+              <w:rPr>
+                <w:sz w:val="20"/>
+                <w:szCs w:val="20"/>
+              </w:rPr>
+              <w:t xml:space="preserve"> within a 60-second tolerance.</w:t>
             </w:r>
           </w:p>
         </w:tc>
@@ -4914,7 +6066,7 @@
       </w:r>
       <w:r>
         <w:rPr>
-          <w:rFonts w:ascii="Consolas" w:eastAsia="Consolas" w:hAnsi="Consolas" w:cs="Consolas"/>
+          <w:rFonts w:ascii="Consolas" w:hAnsi="Consolas" w:eastAsia="Consolas" w:cs="Consolas"/>
         </w:rPr>
         <w:t>[SNAPSHOT-CLEANUP]</w:t>
       </w:r>
@@ -4935,7 +6087,39 @@
         <w:spacing w:after="120"/>
       </w:pPr>
       <w:r>
-        <w:t>Every log entry written to the runLog accumulator carries the runId. The final result block (RESULT marker) prints the runId in its header, so any line in the log can be traced back to the originating run.</w:t>
+        <w:t xml:space="preserve">Every log entry written to the </w:t>
+      </w:r>
+      <w:proofErr w:type="spellStart"/>
+      <w:r>
+        <w:t>runLog</w:t>
+      </w:r>
+      <w:proofErr w:type="spellEnd"/>
+      <w:r>
+        <w:t xml:space="preserve"> accumulator carries the </w:t>
+      </w:r>
+      <w:proofErr w:type="spellStart"/>
+      <w:r>
+        <w:t>runId</w:t>
+      </w:r>
+      <w:proofErr w:type="spellEnd"/>
+      <w:r>
+        <w:t xml:space="preserve">. </w:t>
+      </w:r>
+      <w:proofErr w:type="gramStart"/>
+      <w:r>
+        <w:t>The final result</w:t>
+      </w:r>
+      <w:proofErr w:type="gramEnd"/>
+      <w:r>
+        <w:t xml:space="preserve"> block (RESULT marker) prints the </w:t>
+      </w:r>
+      <w:proofErr w:type="spellStart"/>
+      <w:r>
+        <w:t>runId</w:t>
+      </w:r>
+      <w:proofErr w:type="spellEnd"/>
+      <w:r>
+        <w:t xml:space="preserve"> in its header, so any line in the log can be traced back to the originating run.</w:t>
       </w:r>
     </w:p>
     <w:p>
@@ -4951,13 +6135,24 @@
         <w:spacing w:after="120"/>
       </w:pPr>
       <w:r>
+        <w:rPr/>
         <w:t>ST-0</w:t>
       </w:r>
       <w:r>
+        <w:rPr/>
         <w:t>8</w:t>
       </w:r>
       <w:r>
-        <w:t xml:space="preserve"> writes runSummaryJson to a workflow output attribute. This is a machine-readable summary suitable for downstream automation:</w:t>
+        <w:rPr/>
+        <w:t xml:space="preserve"> writes </w:t>
+      </w:r>
+      <w:r>
+        <w:rPr/>
+        <w:t>runSummaryJson</w:t>
+      </w:r>
+      <w:r>
+        <w:rPr/>
+        <w:t xml:space="preserve"> to a workflow output attribute. This is a machine-readable summary suitable for downstream automation:</w:t>
       </w:r>
     </w:p>
     <w:p>
@@ -4977,7 +6172,15 @@
         <w:spacing w:before="0" w:after="0"/>
       </w:pPr>
       <w:r>
-        <w:t xml:space="preserve">  "runId": "SCR-2026-04-22T03-00-00",</w:t>
+        <w:t xml:space="preserve">  "</w:t>
+      </w:r>
+      <w:proofErr w:type="spellStart"/>
+      <w:r>
+        <w:t>runId</w:t>
+      </w:r>
+      <w:proofErr w:type="spellEnd"/>
+      <w:r>
+        <w:t>": "SCR-2026-04-22T03-00-00",</w:t>
       </w:r>
     </w:p>
     <w:p>
@@ -4987,7 +6190,15 @@
         <w:spacing w:before="0" w:after="0"/>
       </w:pPr>
       <w:r>
-        <w:t xml:space="preserve">  "completedAt": "2026-04-22T03:14:22.117Z",</w:t>
+        <w:t xml:space="preserve">  "</w:t>
+      </w:r>
+      <w:proofErr w:type="spellStart"/>
+      <w:r>
+        <w:t>completedAt</w:t>
+      </w:r>
+      <w:proofErr w:type="spellEnd"/>
+      <w:r>
+        <w:t>": "2026-04-22T03:14:22.117Z",</w:t>
       </w:r>
     </w:p>
     <w:p>
@@ -5007,7 +6218,15 @@
         <w:spacing w:before="0" w:after="0"/>
       </w:pPr>
       <w:r>
-        <w:t xml:space="preserve">  "dryRun": false,</w:t>
+        <w:t xml:space="preserve">  "</w:t>
+      </w:r>
+      <w:proofErr w:type="spellStart"/>
+      <w:r>
+        <w:t>dryRun</w:t>
+      </w:r>
+      <w:proofErr w:type="spellEnd"/>
+      <w:r>
+        <w:t>": false,</w:t>
       </w:r>
     </w:p>
     <w:p>
@@ -5017,7 +6236,15 @@
         <w:spacing w:before="0" w:after="0"/>
       </w:pPr>
       <w:r>
-        <w:t xml:space="preserve">  "lockReleased": true,</w:t>
+        <w:t xml:space="preserve">  "</w:t>
+      </w:r>
+      <w:proofErr w:type="spellStart"/>
+      <w:r>
+        <w:t>lockReleased</w:t>
+      </w:r>
+      <w:proofErr w:type="spellEnd"/>
+      <w:r>
+        <w:t>": true,</w:t>
       </w:r>
     </w:p>
     <w:p>
@@ -5027,8 +6254,13 @@
         <w:spacing w:before="0" w:after="0"/>
       </w:pPr>
       <w:r>
-        <w:t xml:space="preserve">  "filters": {</w:t>
-      </w:r>
+        <w:t xml:space="preserve">  "filters</w:t>
+      </w:r>
+      <w:proofErr w:type="gramStart"/>
+      <w:r>
+        <w:t>": {</w:t>
+      </w:r>
+      <w:proofErr w:type="gramEnd"/>
     </w:p>
     <w:p>
       <w:pPr>
@@ -5037,7 +6269,15 @@
         <w:spacing w:before="0" w:after="0"/>
       </w:pPr>
       <w:r>
-        <w:t xml:space="preserve">    "ageThresholdMinutes": 10080,</w:t>
+        <w:t xml:space="preserve">    "</w:t>
+      </w:r>
+      <w:proofErr w:type="spellStart"/>
+      <w:r>
+        <w:t>ageThresholdMinutes</w:t>
+      </w:r>
+      <w:proofErr w:type="spellEnd"/>
+      <w:r>
+        <w:t>": 10080,</w:t>
       </w:r>
     </w:p>
     <w:p>
@@ -5047,7 +6287,15 @@
         <w:spacing w:before="0" w:after="0"/>
       </w:pPr>
       <w:r>
-        <w:t xml:space="preserve">    "nameFilter": null,</w:t>
+        <w:t xml:space="preserve">    "</w:t>
+      </w:r>
+      <w:proofErr w:type="spellStart"/>
+      <w:r>
+        <w:t>nameFilter</w:t>
+      </w:r>
+      <w:proofErr w:type="spellEnd"/>
+      <w:r>
+        <w:t>": null,</w:t>
       </w:r>
     </w:p>
     <w:p>
@@ -5057,7 +6305,15 @@
         <w:spacing w:before="0" w:after="0"/>
       </w:pPr>
       <w:r>
-        <w:t xml:space="preserve">    "descIgnoreFilter": "BACKUP-DO-NOT-DELETE"</w:t>
+        <w:t xml:space="preserve">    "</w:t>
+      </w:r>
+      <w:proofErr w:type="spellStart"/>
+      <w:r>
+        <w:t>descIgnoreFilter</w:t>
+      </w:r>
+      <w:proofErr w:type="spellEnd"/>
+      <w:r>
+        <w:t>": "BACKUP-DO-NOT-DELETE"</w:t>
       </w:r>
     </w:p>
     <w:p>
@@ -5077,8 +6333,13 @@
         <w:spacing w:before="0" w:after="0"/>
       </w:pPr>
       <w:r>
-        <w:t xml:space="preserve">  "counts": {</w:t>
-      </w:r>
+        <w:t xml:space="preserve">  "counts</w:t>
+      </w:r>
+      <w:proofErr w:type="gramStart"/>
+      <w:r>
+        <w:t>": {</w:t>
+      </w:r>
+      <w:proofErr w:type="gramEnd"/>
     </w:p>
     <w:p>
       <w:pPr>
@@ -5087,7 +6348,15 @@
         <w:spacing w:before="0" w:after="0"/>
       </w:pPr>
       <w:r>
-        <w:t xml:space="preserve">    "deleted": 17, "dry_run": 0, "skipped": 2,</w:t>
+        <w:t xml:space="preserve">    "deleted": 17, "</w:t>
+      </w:r>
+      <w:proofErr w:type="spellStart"/>
+      <w:r>
+        <w:t>dry_run</w:t>
+      </w:r>
+      <w:proofErr w:type="spellEnd"/>
+      <w:r>
+        <w:t>": 0, "skipped": 2,</w:t>
       </w:r>
     </w:p>
     <w:p>
@@ -5097,7 +6366,15 @@
         <w:spacing w:before="0" w:after="0"/>
       </w:pPr>
       <w:r>
-        <w:t xml:space="preserve">    "deferred": 1, "errors": 0, "enumErrors": 0,</w:t>
+        <w:t xml:space="preserve">    "deferred": 1, "errors": 0, "</w:t>
+      </w:r>
+      <w:proofErr w:type="spellStart"/>
+      <w:r>
+        <w:t>enumErrors</w:t>
+      </w:r>
+      <w:proofErr w:type="spellEnd"/>
+      <w:r>
+        <w:t>": 0,</w:t>
       </w:r>
     </w:p>
     <w:p>
@@ -5127,7 +6404,15 @@
         <w:spacing w:before="0" w:after="0"/>
       </w:pPr>
       <w:r>
-        <w:t xml:space="preserve">  "vcenters": ["vc01.example.com", "vc02.example.com"],</w:t>
+        <w:t xml:space="preserve">  "</w:t>
+      </w:r>
+      <w:proofErr w:type="spellStart"/>
+      <w:r>
+        <w:t>vcenters</w:t>
+      </w:r>
+      <w:proofErr w:type="spellEnd"/>
+      <w:r>
+        <w:t>": ["vc01.example.com", "vc02.example.com"],</w:t>
       </w:r>
     </w:p>
     <w:p>
@@ -5137,7 +6422,15 @@
         <w:spacing w:before="0" w:after="0"/>
       </w:pPr>
       <w:r>
-        <w:t xml:space="preserve">  "datastoreCount": 14</w:t>
+        <w:t xml:space="preserve">  "</w:t>
+      </w:r>
+      <w:proofErr w:type="spellStart"/>
+      <w:r>
+        <w:t>datastoreCount</w:t>
+      </w:r>
+      <w:proofErr w:type="spellEnd"/>
+      <w:r>
+        <w:t>": 14</w:t>
       </w:r>
     </w:p>
     <w:p>
@@ -5155,7 +6448,6 @@
         <w:pStyle w:val="heading10"/>
       </w:pPr>
       <w:r>
-        <w:lastRenderedPageBreak/>
         <w:t>9. Known Issues and Technical Debt</w:t>
       </w:r>
     </w:p>
@@ -5164,12 +6456,12 @@
         <w:tblW w:w="9360" w:type="dxa"/>
         <w:tblInd w:w="-3" w:type="dxa"/>
         <w:tblBorders>
-          <w:top w:val="single" w:sz="4" w:space="0" w:color="auto"/>
-          <w:left w:val="single" w:sz="4" w:space="0" w:color="auto"/>
-          <w:bottom w:val="single" w:sz="4" w:space="0" w:color="auto"/>
-          <w:right w:val="single" w:sz="4" w:space="0" w:color="auto"/>
-          <w:insideH w:val="single" w:sz="4" w:space="0" w:color="auto"/>
-          <w:insideV w:val="single" w:sz="4" w:space="0" w:color="auto"/>
+          <w:top w:val="single" w:color="auto" w:sz="4" w:space="0"/>
+          <w:left w:val="single" w:color="auto" w:sz="4" w:space="0"/>
+          <w:bottom w:val="single" w:color="auto" w:sz="4" w:space="0"/>
+          <w:right w:val="single" w:color="auto" w:sz="4" w:space="0"/>
+          <w:insideH w:val="single" w:color="auto" w:sz="4" w:space="0"/>
+          <w:insideV w:val="single" w:color="auto" w:sz="4" w:space="0"/>
         </w:tblBorders>
         <w:tblCellMar>
           <w:left w:w="10" w:type="dxa"/>
@@ -5190,10 +6482,10 @@
           <w:tcPr>
             <w:tcW w:w="800" w:type="dxa"/>
             <w:tcBorders>
-              <w:top w:val="single" w:sz="4" w:space="0" w:color="BFBFBF" w:themeColor="background1" w:themeShade="BF"/>
-              <w:left w:val="single" w:sz="4" w:space="0" w:color="BFBFBF" w:themeColor="background1" w:themeShade="BF"/>
-              <w:bottom w:val="single" w:sz="4" w:space="0" w:color="BFBFBF" w:themeColor="background1" w:themeShade="BF"/>
-              <w:right w:val="single" w:sz="4" w:space="0" w:color="BFBFBF" w:themeColor="background1" w:themeShade="BF"/>
+              <w:top w:val="single" w:color="BFBFBF" w:themeColor="background1" w:themeShade="BF" w:sz="4" w:space="0"/>
+              <w:left w:val="single" w:color="BFBFBF" w:themeColor="background1" w:themeShade="BF" w:sz="4" w:space="0"/>
+              <w:bottom w:val="single" w:color="BFBFBF" w:themeColor="background1" w:themeShade="BF" w:sz="4" w:space="0"/>
+              <w:right w:val="single" w:color="BFBFBF" w:themeColor="background1" w:themeShade="BF" w:sz="4" w:space="0"/>
             </w:tcBorders>
             <w:shd w:val="clear" w:color="auto" w:fill="1F3864" w:themeFill="accent1" w:themeFillShade="80"/>
             <w:tcMar>
@@ -5218,10 +6510,10 @@
           <w:tcPr>
             <w:tcW w:w="2400" w:type="dxa"/>
             <w:tcBorders>
-              <w:top w:val="single" w:sz="4" w:space="0" w:color="BFBFBF" w:themeColor="background1" w:themeShade="BF"/>
-              <w:left w:val="single" w:sz="4" w:space="0" w:color="BFBFBF" w:themeColor="background1" w:themeShade="BF"/>
-              <w:bottom w:val="single" w:sz="4" w:space="0" w:color="BFBFBF" w:themeColor="background1" w:themeShade="BF"/>
-              <w:right w:val="single" w:sz="4" w:space="0" w:color="BFBFBF" w:themeColor="background1" w:themeShade="BF"/>
+              <w:top w:val="single" w:color="BFBFBF" w:themeColor="background1" w:themeShade="BF" w:sz="4" w:space="0"/>
+              <w:left w:val="single" w:color="BFBFBF" w:themeColor="background1" w:themeShade="BF" w:sz="4" w:space="0"/>
+              <w:bottom w:val="single" w:color="BFBFBF" w:themeColor="background1" w:themeShade="BF" w:sz="4" w:space="0"/>
+              <w:right w:val="single" w:color="BFBFBF" w:themeColor="background1" w:themeShade="BF" w:sz="4" w:space="0"/>
             </w:tcBorders>
             <w:shd w:val="clear" w:color="auto" w:fill="1F3864" w:themeFill="accent1" w:themeFillShade="80"/>
             <w:tcMar>
@@ -5246,10 +6538,10 @@
           <w:tcPr>
             <w:tcW w:w="6160" w:type="dxa"/>
             <w:tcBorders>
-              <w:top w:val="single" w:sz="4" w:space="0" w:color="BFBFBF" w:themeColor="background1" w:themeShade="BF"/>
-              <w:left w:val="single" w:sz="4" w:space="0" w:color="BFBFBF" w:themeColor="background1" w:themeShade="BF"/>
-              <w:bottom w:val="single" w:sz="4" w:space="0" w:color="BFBFBF" w:themeColor="background1" w:themeShade="BF"/>
-              <w:right w:val="single" w:sz="4" w:space="0" w:color="BFBFBF" w:themeColor="background1" w:themeShade="BF"/>
+              <w:top w:val="single" w:color="BFBFBF" w:themeColor="background1" w:themeShade="BF" w:sz="4" w:space="0"/>
+              <w:left w:val="single" w:color="BFBFBF" w:themeColor="background1" w:themeShade="BF" w:sz="4" w:space="0"/>
+              <w:bottom w:val="single" w:color="BFBFBF" w:themeColor="background1" w:themeShade="BF" w:sz="4" w:space="0"/>
+              <w:right w:val="single" w:color="BFBFBF" w:themeColor="background1" w:themeShade="BF" w:sz="4" w:space="0"/>
             </w:tcBorders>
             <w:shd w:val="clear" w:color="auto" w:fill="1F3864" w:themeFill="accent1" w:themeFillShade="80"/>
             <w:tcMar>
@@ -5276,10 +6568,10 @@
           <w:tcPr>
             <w:tcW w:w="800" w:type="dxa"/>
             <w:tcBorders>
-              <w:top w:val="single" w:sz="4" w:space="0" w:color="BFBFBF" w:themeColor="background1" w:themeShade="BF"/>
-              <w:left w:val="single" w:sz="4" w:space="0" w:color="BFBFBF" w:themeColor="background1" w:themeShade="BF"/>
-              <w:bottom w:val="single" w:sz="4" w:space="0" w:color="BFBFBF" w:themeColor="background1" w:themeShade="BF"/>
-              <w:right w:val="single" w:sz="4" w:space="0" w:color="BFBFBF" w:themeColor="background1" w:themeShade="BF"/>
+              <w:top w:val="single" w:color="BFBFBF" w:themeColor="background1" w:themeShade="BF" w:sz="4" w:space="0"/>
+              <w:left w:val="single" w:color="BFBFBF" w:themeColor="background1" w:themeShade="BF" w:sz="4" w:space="0"/>
+              <w:bottom w:val="single" w:color="BFBFBF" w:themeColor="background1" w:themeShade="BF" w:sz="4" w:space="0"/>
+              <w:right w:val="single" w:color="BFBFBF" w:themeColor="background1" w:themeShade="BF" w:sz="4" w:space="0"/>
             </w:tcBorders>
             <w:shd w:val="clear" w:color="auto" w:fill="F2F2F2" w:themeFill="background1" w:themeFillShade="F2"/>
             <w:tcMar>
@@ -5317,10 +6609,10 @@
           <w:tcPr>
             <w:tcW w:w="2400" w:type="dxa"/>
             <w:tcBorders>
-              <w:top w:val="single" w:sz="4" w:space="0" w:color="BFBFBF" w:themeColor="background1" w:themeShade="BF"/>
-              <w:left w:val="single" w:sz="4" w:space="0" w:color="BFBFBF" w:themeColor="background1" w:themeShade="BF"/>
-              <w:bottom w:val="single" w:sz="4" w:space="0" w:color="BFBFBF" w:themeColor="background1" w:themeShade="BF"/>
-              <w:right w:val="single" w:sz="4" w:space="0" w:color="BFBFBF" w:themeColor="background1" w:themeShade="BF"/>
+              <w:top w:val="single" w:color="BFBFBF" w:themeColor="background1" w:themeShade="BF" w:sz="4" w:space="0"/>
+              <w:left w:val="single" w:color="BFBFBF" w:themeColor="background1" w:themeShade="BF" w:sz="4" w:space="0"/>
+              <w:bottom w:val="single" w:color="BFBFBF" w:themeColor="background1" w:themeShade="BF" w:sz="4" w:space="0"/>
+              <w:right w:val="single" w:color="BFBFBF" w:themeColor="background1" w:themeShade="BF" w:sz="4" w:space="0"/>
             </w:tcBorders>
             <w:shd w:val="clear" w:color="auto" w:fill="F2F2F2" w:themeFill="background1" w:themeFillShade="F2"/>
             <w:tcMar>
@@ -5334,12 +6626,21 @@
             <w:pPr>
               <w:spacing w:after="40"/>
             </w:pPr>
-            <w:r>
-              <w:rPr>
-                <w:sz w:val="20"/>
-                <w:szCs w:val="20"/>
-              </w:rPr>
-              <w:t>MoRef matching includes substring fallback</w:t>
+            <w:proofErr w:type="spellStart"/>
+            <w:r>
+              <w:rPr>
+                <w:sz w:val="20"/>
+                <w:szCs w:val="20"/>
+              </w:rPr>
+              <w:t>MoRef</w:t>
+            </w:r>
+            <w:proofErr w:type="spellEnd"/>
+            <w:r>
+              <w:rPr>
+                <w:sz w:val="20"/>
+                <w:szCs w:val="20"/>
+              </w:rPr>
+              <w:t xml:space="preserve"> matching includes substring fallback</w:t>
             </w:r>
           </w:p>
         </w:tc>
@@ -5347,10 +6648,10 @@
           <w:tcPr>
             <w:tcW w:w="6160" w:type="dxa"/>
             <w:tcBorders>
-              <w:top w:val="single" w:sz="4" w:space="0" w:color="BFBFBF" w:themeColor="background1" w:themeShade="BF"/>
-              <w:left w:val="single" w:sz="4" w:space="0" w:color="BFBFBF" w:themeColor="background1" w:themeShade="BF"/>
-              <w:bottom w:val="single" w:sz="4" w:space="0" w:color="BFBFBF" w:themeColor="background1" w:themeShade="BF"/>
-              <w:right w:val="single" w:sz="4" w:space="0" w:color="BFBFBF" w:themeColor="background1" w:themeShade="BF"/>
+              <w:top w:val="single" w:color="BFBFBF" w:themeColor="background1" w:themeShade="BF" w:sz="4" w:space="0"/>
+              <w:left w:val="single" w:color="BFBFBF" w:themeColor="background1" w:themeShade="BF" w:sz="4" w:space="0"/>
+              <w:bottom w:val="single" w:color="BFBFBF" w:themeColor="background1" w:themeShade="BF" w:sz="4" w:space="0"/>
+              <w:right w:val="single" w:color="BFBFBF" w:themeColor="background1" w:themeShade="BF" w:sz="4" w:space="0"/>
             </w:tcBorders>
             <w:shd w:val="clear" w:color="auto" w:fill="F2F2F2" w:themeFill="background1" w:themeFillShade="F2"/>
             <w:tcMar>
@@ -5368,12 +6669,21 @@
                 <w:szCs w:val="20"/>
               </w:rPr>
             </w:pPr>
-            <w:r>
-              <w:rPr>
-                <w:sz w:val="20"/>
-                <w:szCs w:val="20"/>
-              </w:rPr>
-              <w:t xml:space="preserve">findSnapshot in </w:t>
+            <w:proofErr w:type="spellStart"/>
+            <w:r>
+              <w:rPr>
+                <w:sz w:val="20"/>
+                <w:szCs w:val="20"/>
+              </w:rPr>
+              <w:t>findSnapshot</w:t>
+            </w:r>
+            <w:proofErr w:type="spellEnd"/>
+            <w:r>
+              <w:rPr>
+                <w:sz w:val="20"/>
+                <w:szCs w:val="20"/>
+              </w:rPr>
+              <w:t xml:space="preserve"> in </w:t>
             </w:r>
             <w:r>
               <w:rPr>
@@ -5382,6 +6692,7 @@
               </w:rPr>
               <w:t>_</w:t>
             </w:r>
+            <w:proofErr w:type="spellStart"/>
             <w:r>
               <w:rPr>
                 <w:sz w:val="20"/>
@@ -5389,6 +6700,7 @@
               </w:rPr>
               <w:t>deleteSnapshot</w:t>
             </w:r>
+            <w:proofErr w:type="spellEnd"/>
             <w:r>
               <w:rPr>
                 <w:sz w:val="20"/>
@@ -5401,7 +6713,23 @@
                 <w:sz w:val="20"/>
                 <w:szCs w:val="20"/>
               </w:rPr>
-              <w:t xml:space="preserve"> attempts several MoRef coercions (string equality, then dash-suffix matching) to handle Polyglot seriali</w:t>
+              <w:t xml:space="preserve"> attempts several </w:t>
+            </w:r>
+            <w:proofErr w:type="spellStart"/>
+            <w:r>
+              <w:rPr>
+                <w:sz w:val="20"/>
+                <w:szCs w:val="20"/>
+              </w:rPr>
+              <w:t>MoRef</w:t>
+            </w:r>
+            <w:proofErr w:type="spellEnd"/>
+            <w:r>
+              <w:rPr>
+                <w:sz w:val="20"/>
+                <w:szCs w:val="20"/>
+              </w:rPr>
+              <w:t xml:space="preserve"> coercions (string equality, then dash-suffix matching) to handle Polyglot seriali</w:t>
             </w:r>
             <w:r>
               <w:rPr>
@@ -5443,7 +6771,23 @@
                 <w:sz w:val="20"/>
                 <w:szCs w:val="20"/>
               </w:rPr>
-              <w:t xml:space="preserve"> behavioand should be revisited if the runtime is upgraded.</w:t>
+              <w:t xml:space="preserve"> </w:t>
+            </w:r>
+            <w:proofErr w:type="spellStart"/>
+            <w:r>
+              <w:rPr>
+                <w:sz w:val="20"/>
+                <w:szCs w:val="20"/>
+              </w:rPr>
+              <w:t>behavioand</w:t>
+            </w:r>
+            <w:proofErr w:type="spellEnd"/>
+            <w:r>
+              <w:rPr>
+                <w:sz w:val="20"/>
+                <w:szCs w:val="20"/>
+              </w:rPr>
+              <w:t xml:space="preserve"> should be revisited if the runtime is upgraded.</w:t>
             </w:r>
           </w:p>
         </w:tc>
@@ -5470,12 +6814,12 @@
         <w:tblW w:w="9360" w:type="dxa"/>
         <w:tblInd w:w="-3" w:type="dxa"/>
         <w:tblBorders>
-          <w:top w:val="single" w:sz="4" w:space="0" w:color="auto"/>
-          <w:left w:val="single" w:sz="4" w:space="0" w:color="auto"/>
-          <w:bottom w:val="single" w:sz="4" w:space="0" w:color="auto"/>
-          <w:right w:val="single" w:sz="4" w:space="0" w:color="auto"/>
-          <w:insideH w:val="single" w:sz="4" w:space="0" w:color="auto"/>
-          <w:insideV w:val="single" w:sz="4" w:space="0" w:color="auto"/>
+          <w:top w:val="single" w:color="auto" w:sz="4" w:space="0"/>
+          <w:left w:val="single" w:color="auto" w:sz="4" w:space="0"/>
+          <w:bottom w:val="single" w:color="auto" w:sz="4" w:space="0"/>
+          <w:right w:val="single" w:color="auto" w:sz="4" w:space="0"/>
+          <w:insideH w:val="single" w:color="auto" w:sz="4" w:space="0"/>
+          <w:insideV w:val="single" w:color="auto" w:sz="4" w:space="0"/>
         </w:tblBorders>
         <w:tblCellMar>
           <w:left w:w="10" w:type="dxa"/>
@@ -5496,10 +6840,10 @@
           <w:tcPr>
             <w:tcW w:w="2400" w:type="dxa"/>
             <w:tcBorders>
-              <w:top w:val="single" w:sz="4" w:space="0" w:color="BFBFBF" w:themeColor="background1" w:themeShade="BF"/>
-              <w:left w:val="single" w:sz="4" w:space="0" w:color="BFBFBF" w:themeColor="background1" w:themeShade="BF"/>
-              <w:bottom w:val="single" w:sz="4" w:space="0" w:color="BFBFBF" w:themeColor="background1" w:themeShade="BF"/>
-              <w:right w:val="single" w:sz="4" w:space="0" w:color="BFBFBF" w:themeColor="background1" w:themeShade="BF"/>
+              <w:top w:val="single" w:color="BFBFBF" w:themeColor="background1" w:themeShade="BF" w:sz="4" w:space="0"/>
+              <w:left w:val="single" w:color="BFBFBF" w:themeColor="background1" w:themeShade="BF" w:sz="4" w:space="0"/>
+              <w:bottom w:val="single" w:color="BFBFBF" w:themeColor="background1" w:themeShade="BF" w:sz="4" w:space="0"/>
+              <w:right w:val="single" w:color="BFBFBF" w:themeColor="background1" w:themeShade="BF" w:sz="4" w:space="0"/>
             </w:tcBorders>
             <w:shd w:val="clear" w:color="auto" w:fill="1F3864" w:themeFill="accent1" w:themeFillShade="80"/>
             <w:tcMar>
@@ -5524,10 +6868,10 @@
           <w:tcPr>
             <w:tcW w:w="1500" w:type="dxa"/>
             <w:tcBorders>
-              <w:top w:val="single" w:sz="4" w:space="0" w:color="BFBFBF" w:themeColor="background1" w:themeShade="BF"/>
-              <w:left w:val="single" w:sz="4" w:space="0" w:color="BFBFBF" w:themeColor="background1" w:themeShade="BF"/>
-              <w:bottom w:val="single" w:sz="4" w:space="0" w:color="BFBFBF" w:themeColor="background1" w:themeShade="BF"/>
-              <w:right w:val="single" w:sz="4" w:space="0" w:color="BFBFBF" w:themeColor="background1" w:themeShade="BF"/>
+              <w:top w:val="single" w:color="BFBFBF" w:themeColor="background1" w:themeShade="BF" w:sz="4" w:space="0"/>
+              <w:left w:val="single" w:color="BFBFBF" w:themeColor="background1" w:themeShade="BF" w:sz="4" w:space="0"/>
+              <w:bottom w:val="single" w:color="BFBFBF" w:themeColor="background1" w:themeShade="BF" w:sz="4" w:space="0"/>
+              <w:right w:val="single" w:color="BFBFBF" w:themeColor="background1" w:themeShade="BF" w:sz="4" w:space="0"/>
             </w:tcBorders>
             <w:shd w:val="clear" w:color="auto" w:fill="1F3864" w:themeFill="accent1" w:themeFillShade="80"/>
             <w:tcMar>
@@ -5552,10 +6896,10 @@
           <w:tcPr>
             <w:tcW w:w="5460" w:type="dxa"/>
             <w:tcBorders>
-              <w:top w:val="single" w:sz="4" w:space="0" w:color="BFBFBF" w:themeColor="background1" w:themeShade="BF"/>
-              <w:left w:val="single" w:sz="4" w:space="0" w:color="BFBFBF" w:themeColor="background1" w:themeShade="BF"/>
-              <w:bottom w:val="single" w:sz="4" w:space="0" w:color="BFBFBF" w:themeColor="background1" w:themeShade="BF"/>
-              <w:right w:val="single" w:sz="4" w:space="0" w:color="BFBFBF" w:themeColor="background1" w:themeShade="BF"/>
+              <w:top w:val="single" w:color="BFBFBF" w:themeColor="background1" w:themeShade="BF" w:sz="4" w:space="0"/>
+              <w:left w:val="single" w:color="BFBFBF" w:themeColor="background1" w:themeShade="BF" w:sz="4" w:space="0"/>
+              <w:bottom w:val="single" w:color="BFBFBF" w:themeColor="background1" w:themeShade="BF" w:sz="4" w:space="0"/>
+              <w:right w:val="single" w:color="BFBFBF" w:themeColor="background1" w:themeShade="BF" w:sz="4" w:space="0"/>
             </w:tcBorders>
             <w:shd w:val="clear" w:color="auto" w:fill="1F3864" w:themeFill="accent1" w:themeFillShade="80"/>
             <w:tcMar>
@@ -5582,10 +6926,10 @@
           <w:tcPr>
             <w:tcW w:w="2400" w:type="dxa"/>
             <w:tcBorders>
-              <w:top w:val="single" w:sz="4" w:space="0" w:color="BFBFBF" w:themeColor="background1" w:themeShade="BF"/>
-              <w:left w:val="single" w:sz="4" w:space="0" w:color="BFBFBF" w:themeColor="background1" w:themeShade="BF"/>
-              <w:bottom w:val="single" w:sz="4" w:space="0" w:color="BFBFBF" w:themeColor="background1" w:themeShade="BF"/>
-              <w:right w:val="single" w:sz="4" w:space="0" w:color="BFBFBF" w:themeColor="background1" w:themeShade="BF"/>
+              <w:top w:val="single" w:color="BFBFBF" w:themeColor="background1" w:themeShade="BF" w:sz="4" w:space="0"/>
+              <w:left w:val="single" w:color="BFBFBF" w:themeColor="background1" w:themeShade="BF" w:sz="4" w:space="0"/>
+              <w:bottom w:val="single" w:color="BFBFBF" w:themeColor="background1" w:themeShade="BF" w:sz="4" w:space="0"/>
+              <w:right w:val="single" w:color="BFBFBF" w:themeColor="background1" w:themeShade="BF" w:sz="4" w:space="0"/>
             </w:tcBorders>
             <w:shd w:val="clear" w:color="auto" w:fill="FFFFFF" w:themeFill="background1"/>
             <w:tcMar>
@@ -5612,10 +6956,10 @@
           <w:tcPr>
             <w:tcW w:w="1500" w:type="dxa"/>
             <w:tcBorders>
-              <w:top w:val="single" w:sz="4" w:space="0" w:color="BFBFBF" w:themeColor="background1" w:themeShade="BF"/>
-              <w:left w:val="single" w:sz="4" w:space="0" w:color="BFBFBF" w:themeColor="background1" w:themeShade="BF"/>
-              <w:bottom w:val="single" w:sz="4" w:space="0" w:color="BFBFBF" w:themeColor="background1" w:themeShade="BF"/>
-              <w:right w:val="single" w:sz="4" w:space="0" w:color="BFBFBF" w:themeColor="background1" w:themeShade="BF"/>
+              <w:top w:val="single" w:color="BFBFBF" w:themeColor="background1" w:themeShade="BF" w:sz="4" w:space="0"/>
+              <w:left w:val="single" w:color="BFBFBF" w:themeColor="background1" w:themeShade="BF" w:sz="4" w:space="0"/>
+              <w:bottom w:val="single" w:color="BFBFBF" w:themeColor="background1" w:themeShade="BF" w:sz="4" w:space="0"/>
+              <w:right w:val="single" w:color="BFBFBF" w:themeColor="background1" w:themeShade="BF" w:sz="4" w:space="0"/>
             </w:tcBorders>
             <w:shd w:val="clear" w:color="auto" w:fill="FFFFFF" w:themeFill="background1"/>
             <w:tcMar>
@@ -5642,10 +6986,10 @@
           <w:tcPr>
             <w:tcW w:w="5460" w:type="dxa"/>
             <w:tcBorders>
-              <w:top w:val="single" w:sz="4" w:space="0" w:color="BFBFBF" w:themeColor="background1" w:themeShade="BF"/>
-              <w:left w:val="single" w:sz="4" w:space="0" w:color="BFBFBF" w:themeColor="background1" w:themeShade="BF"/>
-              <w:bottom w:val="single" w:sz="4" w:space="0" w:color="BFBFBF" w:themeColor="background1" w:themeShade="BF"/>
-              <w:right w:val="single" w:sz="4" w:space="0" w:color="BFBFBF" w:themeColor="background1" w:themeShade="BF"/>
+              <w:top w:val="single" w:color="BFBFBF" w:themeColor="background1" w:themeShade="BF" w:sz="4" w:space="0"/>
+              <w:left w:val="single" w:color="BFBFBF" w:themeColor="background1" w:themeShade="BF" w:sz="4" w:space="0"/>
+              <w:bottom w:val="single" w:color="BFBFBF" w:themeColor="background1" w:themeShade="BF" w:sz="4" w:space="0"/>
+              <w:right w:val="single" w:color="BFBFBF" w:themeColor="background1" w:themeShade="BF" w:sz="4" w:space="0"/>
             </w:tcBorders>
             <w:shd w:val="clear" w:color="auto" w:fill="FFFFFF" w:themeFill="background1"/>
             <w:tcMar>
@@ -5674,10 +7018,10 @@
           <w:tcPr>
             <w:tcW w:w="2400" w:type="dxa"/>
             <w:tcBorders>
-              <w:top w:val="single" w:sz="4" w:space="0" w:color="BFBFBF" w:themeColor="background1" w:themeShade="BF"/>
-              <w:left w:val="single" w:sz="4" w:space="0" w:color="BFBFBF" w:themeColor="background1" w:themeShade="BF"/>
-              <w:bottom w:val="single" w:sz="4" w:space="0" w:color="BFBFBF" w:themeColor="background1" w:themeShade="BF"/>
-              <w:right w:val="single" w:sz="4" w:space="0" w:color="BFBFBF" w:themeColor="background1" w:themeShade="BF"/>
+              <w:top w:val="single" w:color="BFBFBF" w:themeColor="background1" w:themeShade="BF" w:sz="4" w:space="0"/>
+              <w:left w:val="single" w:color="BFBFBF" w:themeColor="background1" w:themeShade="BF" w:sz="4" w:space="0"/>
+              <w:bottom w:val="single" w:color="BFBFBF" w:themeColor="background1" w:themeShade="BF" w:sz="4" w:space="0"/>
+              <w:right w:val="single" w:color="BFBFBF" w:themeColor="background1" w:themeShade="BF" w:sz="4" w:space="0"/>
             </w:tcBorders>
             <w:shd w:val="clear" w:color="auto" w:fill="F2F2F2" w:themeFill="background1" w:themeFillShade="F2"/>
             <w:tcMar>
@@ -5704,10 +7048,10 @@
           <w:tcPr>
             <w:tcW w:w="1500" w:type="dxa"/>
             <w:tcBorders>
-              <w:top w:val="single" w:sz="4" w:space="0" w:color="BFBFBF" w:themeColor="background1" w:themeShade="BF"/>
-              <w:left w:val="single" w:sz="4" w:space="0" w:color="BFBFBF" w:themeColor="background1" w:themeShade="BF"/>
-              <w:bottom w:val="single" w:sz="4" w:space="0" w:color="BFBFBF" w:themeColor="background1" w:themeShade="BF"/>
-              <w:right w:val="single" w:sz="4" w:space="0" w:color="BFBFBF" w:themeColor="background1" w:themeShade="BF"/>
+              <w:top w:val="single" w:color="BFBFBF" w:themeColor="background1" w:themeShade="BF" w:sz="4" w:space="0"/>
+              <w:left w:val="single" w:color="BFBFBF" w:themeColor="background1" w:themeShade="BF" w:sz="4" w:space="0"/>
+              <w:bottom w:val="single" w:color="BFBFBF" w:themeColor="background1" w:themeShade="BF" w:sz="4" w:space="0"/>
+              <w:right w:val="single" w:color="BFBFBF" w:themeColor="background1" w:themeShade="BF" w:sz="4" w:space="0"/>
             </w:tcBorders>
             <w:shd w:val="clear" w:color="auto" w:fill="F2F2F2" w:themeFill="background1" w:themeFillShade="F2"/>
             <w:tcMar>
@@ -5734,10 +7078,10 @@
           <w:tcPr>
             <w:tcW w:w="5460" w:type="dxa"/>
             <w:tcBorders>
-              <w:top w:val="single" w:sz="4" w:space="0" w:color="BFBFBF" w:themeColor="background1" w:themeShade="BF"/>
-              <w:left w:val="single" w:sz="4" w:space="0" w:color="BFBFBF" w:themeColor="background1" w:themeShade="BF"/>
-              <w:bottom w:val="single" w:sz="4" w:space="0" w:color="BFBFBF" w:themeColor="background1" w:themeShade="BF"/>
-              <w:right w:val="single" w:sz="4" w:space="0" w:color="BFBFBF" w:themeColor="background1" w:themeShade="BF"/>
+              <w:top w:val="single" w:color="BFBFBF" w:themeColor="background1" w:themeShade="BF" w:sz="4" w:space="0"/>
+              <w:left w:val="single" w:color="BFBFBF" w:themeColor="background1" w:themeShade="BF" w:sz="4" w:space="0"/>
+              <w:bottom w:val="single" w:color="BFBFBF" w:themeColor="background1" w:themeShade="BF" w:sz="4" w:space="0"/>
+              <w:right w:val="single" w:color="BFBFBF" w:themeColor="background1" w:themeShade="BF" w:sz="4" w:space="0"/>
             </w:tcBorders>
             <w:shd w:val="clear" w:color="auto" w:fill="F2F2F2" w:themeFill="background1" w:themeFillShade="F2"/>
             <w:tcMar>
@@ -5766,10 +7110,10 @@
           <w:tcPr>
             <w:tcW w:w="2400" w:type="dxa"/>
             <w:tcBorders>
-              <w:top w:val="single" w:sz="4" w:space="0" w:color="BFBFBF" w:themeColor="background1" w:themeShade="BF"/>
-              <w:left w:val="single" w:sz="4" w:space="0" w:color="BFBFBF" w:themeColor="background1" w:themeShade="BF"/>
-              <w:bottom w:val="single" w:sz="4" w:space="0" w:color="BFBFBF" w:themeColor="background1" w:themeShade="BF"/>
-              <w:right w:val="single" w:sz="4" w:space="0" w:color="BFBFBF" w:themeColor="background1" w:themeShade="BF"/>
+              <w:top w:val="single" w:color="BFBFBF" w:themeColor="background1" w:themeShade="BF" w:sz="4" w:space="0"/>
+              <w:left w:val="single" w:color="BFBFBF" w:themeColor="background1" w:themeShade="BF" w:sz="4" w:space="0"/>
+              <w:bottom w:val="single" w:color="BFBFBF" w:themeColor="background1" w:themeShade="BF" w:sz="4" w:space="0"/>
+              <w:right w:val="single" w:color="BFBFBF" w:themeColor="background1" w:themeShade="BF" w:sz="4" w:space="0"/>
             </w:tcBorders>
             <w:shd w:val="clear" w:color="auto" w:fill="FFFFFF" w:themeFill="background1"/>
             <w:tcMar>
@@ -5796,10 +7140,10 @@
           <w:tcPr>
             <w:tcW w:w="1500" w:type="dxa"/>
             <w:tcBorders>
-              <w:top w:val="single" w:sz="4" w:space="0" w:color="BFBFBF" w:themeColor="background1" w:themeShade="BF"/>
-              <w:left w:val="single" w:sz="4" w:space="0" w:color="BFBFBF" w:themeColor="background1" w:themeShade="BF"/>
-              <w:bottom w:val="single" w:sz="4" w:space="0" w:color="BFBFBF" w:themeColor="background1" w:themeShade="BF"/>
-              <w:right w:val="single" w:sz="4" w:space="0" w:color="BFBFBF" w:themeColor="background1" w:themeShade="BF"/>
+              <w:top w:val="single" w:color="BFBFBF" w:themeColor="background1" w:themeShade="BF" w:sz="4" w:space="0"/>
+              <w:left w:val="single" w:color="BFBFBF" w:themeColor="background1" w:themeShade="BF" w:sz="4" w:space="0"/>
+              <w:bottom w:val="single" w:color="BFBFBF" w:themeColor="background1" w:themeShade="BF" w:sz="4" w:space="0"/>
+              <w:right w:val="single" w:color="BFBFBF" w:themeColor="background1" w:themeShade="BF" w:sz="4" w:space="0"/>
             </w:tcBorders>
             <w:shd w:val="clear" w:color="auto" w:fill="FFFFFF" w:themeFill="background1"/>
             <w:tcMar>
@@ -5826,10 +7170,10 @@
           <w:tcPr>
             <w:tcW w:w="5460" w:type="dxa"/>
             <w:tcBorders>
-              <w:top w:val="single" w:sz="4" w:space="0" w:color="BFBFBF" w:themeColor="background1" w:themeShade="BF"/>
-              <w:left w:val="single" w:sz="4" w:space="0" w:color="BFBFBF" w:themeColor="background1" w:themeShade="BF"/>
-              <w:bottom w:val="single" w:sz="4" w:space="0" w:color="BFBFBF" w:themeColor="background1" w:themeShade="BF"/>
-              <w:right w:val="single" w:sz="4" w:space="0" w:color="BFBFBF" w:themeColor="background1" w:themeShade="BF"/>
+              <w:top w:val="single" w:color="BFBFBF" w:themeColor="background1" w:themeShade="BF" w:sz="4" w:space="0"/>
+              <w:left w:val="single" w:color="BFBFBF" w:themeColor="background1" w:themeShade="BF" w:sz="4" w:space="0"/>
+              <w:bottom w:val="single" w:color="BFBFBF" w:themeColor="background1" w:themeShade="BF" w:sz="4" w:space="0"/>
+              <w:right w:val="single" w:color="BFBFBF" w:themeColor="background1" w:themeShade="BF" w:sz="4" w:space="0"/>
             </w:tcBorders>
             <w:shd w:val="clear" w:color="auto" w:fill="FFFFFF" w:themeFill="background1"/>
             <w:tcMar>
@@ -5858,10 +7202,10 @@
           <w:tcPr>
             <w:tcW w:w="2400" w:type="dxa"/>
             <w:tcBorders>
-              <w:top w:val="single" w:sz="4" w:space="0" w:color="BFBFBF" w:themeColor="background1" w:themeShade="BF"/>
-              <w:left w:val="single" w:sz="4" w:space="0" w:color="BFBFBF" w:themeColor="background1" w:themeShade="BF"/>
-              <w:bottom w:val="single" w:sz="4" w:space="0" w:color="BFBFBF" w:themeColor="background1" w:themeShade="BF"/>
-              <w:right w:val="single" w:sz="4" w:space="0" w:color="BFBFBF" w:themeColor="background1" w:themeShade="BF"/>
+              <w:top w:val="single" w:color="BFBFBF" w:themeColor="background1" w:themeShade="BF" w:sz="4" w:space="0"/>
+              <w:left w:val="single" w:color="BFBFBF" w:themeColor="background1" w:themeShade="BF" w:sz="4" w:space="0"/>
+              <w:bottom w:val="single" w:color="BFBFBF" w:themeColor="background1" w:themeShade="BF" w:sz="4" w:space="0"/>
+              <w:right w:val="single" w:color="BFBFBF" w:themeColor="background1" w:themeShade="BF" w:sz="4" w:space="0"/>
             </w:tcBorders>
             <w:shd w:val="clear" w:color="auto" w:fill="F2F2F2" w:themeFill="background1" w:themeFillShade="F2"/>
             <w:tcMar>
@@ -5888,10 +7232,10 @@
           <w:tcPr>
             <w:tcW w:w="1500" w:type="dxa"/>
             <w:tcBorders>
-              <w:top w:val="single" w:sz="4" w:space="0" w:color="BFBFBF" w:themeColor="background1" w:themeShade="BF"/>
-              <w:left w:val="single" w:sz="4" w:space="0" w:color="BFBFBF" w:themeColor="background1" w:themeShade="BF"/>
-              <w:bottom w:val="single" w:sz="4" w:space="0" w:color="BFBFBF" w:themeColor="background1" w:themeShade="BF"/>
-              <w:right w:val="single" w:sz="4" w:space="0" w:color="BFBFBF" w:themeColor="background1" w:themeShade="BF"/>
+              <w:top w:val="single" w:color="BFBFBF" w:themeColor="background1" w:themeShade="BF" w:sz="4" w:space="0"/>
+              <w:left w:val="single" w:color="BFBFBF" w:themeColor="background1" w:themeShade="BF" w:sz="4" w:space="0"/>
+              <w:bottom w:val="single" w:color="BFBFBF" w:themeColor="background1" w:themeShade="BF" w:sz="4" w:space="0"/>
+              <w:right w:val="single" w:color="BFBFBF" w:themeColor="background1" w:themeShade="BF" w:sz="4" w:space="0"/>
             </w:tcBorders>
             <w:shd w:val="clear" w:color="auto" w:fill="F2F2F2" w:themeFill="background1" w:themeFillShade="F2"/>
             <w:tcMar>
@@ -5918,10 +7262,10 @@
           <w:tcPr>
             <w:tcW w:w="5460" w:type="dxa"/>
             <w:tcBorders>
-              <w:top w:val="single" w:sz="4" w:space="0" w:color="BFBFBF" w:themeColor="background1" w:themeShade="BF"/>
-              <w:left w:val="single" w:sz="4" w:space="0" w:color="BFBFBF" w:themeColor="background1" w:themeShade="BF"/>
-              <w:bottom w:val="single" w:sz="4" w:space="0" w:color="BFBFBF" w:themeColor="background1" w:themeShade="BF"/>
-              <w:right w:val="single" w:sz="4" w:space="0" w:color="BFBFBF" w:themeColor="background1" w:themeShade="BF"/>
+              <w:top w:val="single" w:color="BFBFBF" w:themeColor="background1" w:themeShade="BF" w:sz="4" w:space="0"/>
+              <w:left w:val="single" w:color="BFBFBF" w:themeColor="background1" w:themeShade="BF" w:sz="4" w:space="0"/>
+              <w:bottom w:val="single" w:color="BFBFBF" w:themeColor="background1" w:themeShade="BF" w:sz="4" w:space="0"/>
+              <w:right w:val="single" w:color="BFBFBF" w:themeColor="background1" w:themeShade="BF" w:sz="4" w:space="0"/>
             </w:tcBorders>
             <w:shd w:val="clear" w:color="auto" w:fill="F2F2F2" w:themeFill="background1" w:themeFillShade="F2"/>
             <w:tcMar>
@@ -5950,10 +7294,10 @@
           <w:tcPr>
             <w:tcW w:w="2400" w:type="dxa"/>
             <w:tcBorders>
-              <w:top w:val="single" w:sz="4" w:space="0" w:color="BFBFBF" w:themeColor="background1" w:themeShade="BF"/>
-              <w:left w:val="single" w:sz="4" w:space="0" w:color="BFBFBF" w:themeColor="background1" w:themeShade="BF"/>
-              <w:bottom w:val="single" w:sz="4" w:space="0" w:color="BFBFBF" w:themeColor="background1" w:themeShade="BF"/>
-              <w:right w:val="single" w:sz="4" w:space="0" w:color="BFBFBF" w:themeColor="background1" w:themeShade="BF"/>
+              <w:top w:val="single" w:color="BFBFBF" w:themeColor="background1" w:themeShade="BF" w:sz="4" w:space="0"/>
+              <w:left w:val="single" w:color="BFBFBF" w:themeColor="background1" w:themeShade="BF" w:sz="4" w:space="0"/>
+              <w:bottom w:val="single" w:color="BFBFBF" w:themeColor="background1" w:themeShade="BF" w:sz="4" w:space="0"/>
+              <w:right w:val="single" w:color="BFBFBF" w:themeColor="background1" w:themeShade="BF" w:sz="4" w:space="0"/>
             </w:tcBorders>
             <w:shd w:val="clear" w:color="auto" w:fill="FFFFFF" w:themeFill="background1"/>
             <w:tcMar>
@@ -5980,10 +7324,10 @@
           <w:tcPr>
             <w:tcW w:w="1500" w:type="dxa"/>
             <w:tcBorders>
-              <w:top w:val="single" w:sz="4" w:space="0" w:color="BFBFBF" w:themeColor="background1" w:themeShade="BF"/>
-              <w:left w:val="single" w:sz="4" w:space="0" w:color="BFBFBF" w:themeColor="background1" w:themeShade="BF"/>
-              <w:bottom w:val="single" w:sz="4" w:space="0" w:color="BFBFBF" w:themeColor="background1" w:themeShade="BF"/>
-              <w:right w:val="single" w:sz="4" w:space="0" w:color="BFBFBF" w:themeColor="background1" w:themeShade="BF"/>
+              <w:top w:val="single" w:color="BFBFBF" w:themeColor="background1" w:themeShade="BF" w:sz="4" w:space="0"/>
+              <w:left w:val="single" w:color="BFBFBF" w:themeColor="background1" w:themeShade="BF" w:sz="4" w:space="0"/>
+              <w:bottom w:val="single" w:color="BFBFBF" w:themeColor="background1" w:themeShade="BF" w:sz="4" w:space="0"/>
+              <w:right w:val="single" w:color="BFBFBF" w:themeColor="background1" w:themeShade="BF" w:sz="4" w:space="0"/>
             </w:tcBorders>
             <w:shd w:val="clear" w:color="auto" w:fill="FFFFFF" w:themeFill="background1"/>
             <w:tcMar>
@@ -6010,10 +7354,10 @@
           <w:tcPr>
             <w:tcW w:w="5460" w:type="dxa"/>
             <w:tcBorders>
-              <w:top w:val="single" w:sz="4" w:space="0" w:color="BFBFBF" w:themeColor="background1" w:themeShade="BF"/>
-              <w:left w:val="single" w:sz="4" w:space="0" w:color="BFBFBF" w:themeColor="background1" w:themeShade="BF"/>
-              <w:bottom w:val="single" w:sz="4" w:space="0" w:color="BFBFBF" w:themeColor="background1" w:themeShade="BF"/>
-              <w:right w:val="single" w:sz="4" w:space="0" w:color="BFBFBF" w:themeColor="background1" w:themeShade="BF"/>
+              <w:top w:val="single" w:color="BFBFBF" w:themeColor="background1" w:themeShade="BF" w:sz="4" w:space="0"/>
+              <w:left w:val="single" w:color="BFBFBF" w:themeColor="background1" w:themeShade="BF" w:sz="4" w:space="0"/>
+              <w:bottom w:val="single" w:color="BFBFBF" w:themeColor="background1" w:themeShade="BF" w:sz="4" w:space="0"/>
+              <w:right w:val="single" w:color="BFBFBF" w:themeColor="background1" w:themeShade="BF" w:sz="4" w:space="0"/>
             </w:tcBorders>
             <w:shd w:val="clear" w:color="auto" w:fill="FFFFFF" w:themeFill="background1"/>
             <w:tcMar>
@@ -6032,7 +7376,23 @@
                 <w:sz w:val="20"/>
                 <w:szCs w:val="20"/>
               </w:rPr>
-              <w:t>No candidates found; lock released; clean exit via the false branch of the candidates Decision element.</w:t>
+              <w:t xml:space="preserve">No candidates found; lock released; clean exit via the false branch of the </w:t>
+            </w:r>
+            <w:proofErr w:type="gramStart"/>
+            <w:r>
+              <w:rPr>
+                <w:sz w:val="20"/>
+                <w:szCs w:val="20"/>
+              </w:rPr>
+              <w:t>candidates</w:t>
+            </w:r>
+            <w:proofErr w:type="gramEnd"/>
+            <w:r>
+              <w:rPr>
+                <w:sz w:val="20"/>
+                <w:szCs w:val="20"/>
+              </w:rPr>
+              <w:t xml:space="preserve"> Decision element.</w:t>
             </w:r>
           </w:p>
         </w:tc>
@@ -6042,10 +7402,10 @@
           <w:tcPr>
             <w:tcW w:w="2400" w:type="dxa"/>
             <w:tcBorders>
-              <w:top w:val="single" w:sz="4" w:space="0" w:color="BFBFBF" w:themeColor="background1" w:themeShade="BF"/>
-              <w:left w:val="single" w:sz="4" w:space="0" w:color="BFBFBF" w:themeColor="background1" w:themeShade="BF"/>
-              <w:bottom w:val="single" w:sz="4" w:space="0" w:color="BFBFBF" w:themeColor="background1" w:themeShade="BF"/>
-              <w:right w:val="single" w:sz="4" w:space="0" w:color="BFBFBF" w:themeColor="background1" w:themeShade="BF"/>
+              <w:top w:val="single" w:color="BFBFBF" w:themeColor="background1" w:themeShade="BF" w:sz="4" w:space="0"/>
+              <w:left w:val="single" w:color="BFBFBF" w:themeColor="background1" w:themeShade="BF" w:sz="4" w:space="0"/>
+              <w:bottom w:val="single" w:color="BFBFBF" w:themeColor="background1" w:themeShade="BF" w:sz="4" w:space="0"/>
+              <w:right w:val="single" w:color="BFBFBF" w:themeColor="background1" w:themeShade="BF" w:sz="4" w:space="0"/>
             </w:tcBorders>
             <w:shd w:val="clear" w:color="auto" w:fill="F2F2F2" w:themeFill="background1" w:themeFillShade="F2"/>
             <w:tcMar>
@@ -6072,10 +7432,10 @@
           <w:tcPr>
             <w:tcW w:w="1500" w:type="dxa"/>
             <w:tcBorders>
-              <w:top w:val="single" w:sz="4" w:space="0" w:color="BFBFBF" w:themeColor="background1" w:themeShade="BF"/>
-              <w:left w:val="single" w:sz="4" w:space="0" w:color="BFBFBF" w:themeColor="background1" w:themeShade="BF"/>
-              <w:bottom w:val="single" w:sz="4" w:space="0" w:color="BFBFBF" w:themeColor="background1" w:themeShade="BF"/>
-              <w:right w:val="single" w:sz="4" w:space="0" w:color="BFBFBF" w:themeColor="background1" w:themeShade="BF"/>
+              <w:top w:val="single" w:color="BFBFBF" w:themeColor="background1" w:themeShade="BF" w:sz="4" w:space="0"/>
+              <w:left w:val="single" w:color="BFBFBF" w:themeColor="background1" w:themeShade="BF" w:sz="4" w:space="0"/>
+              <w:bottom w:val="single" w:color="BFBFBF" w:themeColor="background1" w:themeShade="BF" w:sz="4" w:space="0"/>
+              <w:right w:val="single" w:color="BFBFBF" w:themeColor="background1" w:themeShade="BF" w:sz="4" w:space="0"/>
             </w:tcBorders>
             <w:shd w:val="clear" w:color="auto" w:fill="F2F2F2" w:themeFill="background1" w:themeFillShade="F2"/>
             <w:tcMar>
@@ -6102,10 +7462,10 @@
           <w:tcPr>
             <w:tcW w:w="5460" w:type="dxa"/>
             <w:tcBorders>
-              <w:top w:val="single" w:sz="4" w:space="0" w:color="BFBFBF" w:themeColor="background1" w:themeShade="BF"/>
-              <w:left w:val="single" w:sz="4" w:space="0" w:color="BFBFBF" w:themeColor="background1" w:themeShade="BF"/>
-              <w:bottom w:val="single" w:sz="4" w:space="0" w:color="BFBFBF" w:themeColor="background1" w:themeShade="BF"/>
-              <w:right w:val="single" w:sz="4" w:space="0" w:color="BFBFBF" w:themeColor="background1" w:themeShade="BF"/>
+              <w:top w:val="single" w:color="BFBFBF" w:themeColor="background1" w:themeShade="BF" w:sz="4" w:space="0"/>
+              <w:left w:val="single" w:color="BFBFBF" w:themeColor="background1" w:themeShade="BF" w:sz="4" w:space="0"/>
+              <w:bottom w:val="single" w:color="BFBFBF" w:themeColor="background1" w:themeShade="BF" w:sz="4" w:space="0"/>
+              <w:right w:val="single" w:color="BFBFBF" w:themeColor="background1" w:themeShade="BF" w:sz="4" w:space="0"/>
             </w:tcBorders>
             <w:shd w:val="clear" w:color="auto" w:fill="F2F2F2" w:themeFill="background1" w:themeFillShade="F2"/>
             <w:tcMar>
@@ -6134,10 +7494,10 @@
           <w:tcPr>
             <w:tcW w:w="2400" w:type="dxa"/>
             <w:tcBorders>
-              <w:top w:val="single" w:sz="4" w:space="0" w:color="BFBFBF" w:themeColor="background1" w:themeShade="BF"/>
-              <w:left w:val="single" w:sz="4" w:space="0" w:color="BFBFBF" w:themeColor="background1" w:themeShade="BF"/>
-              <w:bottom w:val="single" w:sz="4" w:space="0" w:color="BFBFBF" w:themeColor="background1" w:themeShade="BF"/>
-              <w:right w:val="single" w:sz="4" w:space="0" w:color="BFBFBF" w:themeColor="background1" w:themeShade="BF"/>
+              <w:top w:val="single" w:color="BFBFBF" w:themeColor="background1" w:themeShade="BF" w:sz="4" w:space="0"/>
+              <w:left w:val="single" w:color="BFBFBF" w:themeColor="background1" w:themeShade="BF" w:sz="4" w:space="0"/>
+              <w:bottom w:val="single" w:color="BFBFBF" w:themeColor="background1" w:themeShade="BF" w:sz="4" w:space="0"/>
+              <w:right w:val="single" w:color="BFBFBF" w:themeColor="background1" w:themeShade="BF" w:sz="4" w:space="0"/>
             </w:tcBorders>
             <w:shd w:val="clear" w:color="auto" w:fill="FFFFFF" w:themeFill="background1"/>
             <w:tcMar>
@@ -6164,10 +7524,10 @@
           <w:tcPr>
             <w:tcW w:w="1500" w:type="dxa"/>
             <w:tcBorders>
-              <w:top w:val="single" w:sz="4" w:space="0" w:color="BFBFBF" w:themeColor="background1" w:themeShade="BF"/>
-              <w:left w:val="single" w:sz="4" w:space="0" w:color="BFBFBF" w:themeColor="background1" w:themeShade="BF"/>
-              <w:bottom w:val="single" w:sz="4" w:space="0" w:color="BFBFBF" w:themeColor="background1" w:themeShade="BF"/>
-              <w:right w:val="single" w:sz="4" w:space="0" w:color="BFBFBF" w:themeColor="background1" w:themeShade="BF"/>
+              <w:top w:val="single" w:color="BFBFBF" w:themeColor="background1" w:themeShade="BF" w:sz="4" w:space="0"/>
+              <w:left w:val="single" w:color="BFBFBF" w:themeColor="background1" w:themeShade="BF" w:sz="4" w:space="0"/>
+              <w:bottom w:val="single" w:color="BFBFBF" w:themeColor="background1" w:themeShade="BF" w:sz="4" w:space="0"/>
+              <w:right w:val="single" w:color="BFBFBF" w:themeColor="background1" w:themeShade="BF" w:sz="4" w:space="0"/>
             </w:tcBorders>
             <w:shd w:val="clear" w:color="auto" w:fill="FFFFFF" w:themeFill="background1"/>
             <w:tcMar>
@@ -6194,10 +7554,10 @@
           <w:tcPr>
             <w:tcW w:w="5460" w:type="dxa"/>
             <w:tcBorders>
-              <w:top w:val="single" w:sz="4" w:space="0" w:color="BFBFBF" w:themeColor="background1" w:themeShade="BF"/>
-              <w:left w:val="single" w:sz="4" w:space="0" w:color="BFBFBF" w:themeColor="background1" w:themeShade="BF"/>
-              <w:bottom w:val="single" w:sz="4" w:space="0" w:color="BFBFBF" w:themeColor="background1" w:themeShade="BF"/>
-              <w:right w:val="single" w:sz="4" w:space="0" w:color="BFBFBF" w:themeColor="background1" w:themeShade="BF"/>
+              <w:top w:val="single" w:color="BFBFBF" w:themeColor="background1" w:themeShade="BF" w:sz="4" w:space="0"/>
+              <w:left w:val="single" w:color="BFBFBF" w:themeColor="background1" w:themeShade="BF" w:sz="4" w:space="0"/>
+              <w:bottom w:val="single" w:color="BFBFBF" w:themeColor="background1" w:themeShade="BF" w:sz="4" w:space="0"/>
+              <w:right w:val="single" w:color="BFBFBF" w:themeColor="background1" w:themeShade="BF" w:sz="4" w:space="0"/>
             </w:tcBorders>
             <w:shd w:val="clear" w:color="auto" w:fill="FFFFFF" w:themeFill="background1"/>
             <w:tcMar>
@@ -6226,10 +7586,10 @@
           <w:tcPr>
             <w:tcW w:w="2400" w:type="dxa"/>
             <w:tcBorders>
-              <w:top w:val="single" w:sz="4" w:space="0" w:color="BFBFBF" w:themeColor="background1" w:themeShade="BF"/>
-              <w:left w:val="single" w:sz="4" w:space="0" w:color="BFBFBF" w:themeColor="background1" w:themeShade="BF"/>
-              <w:bottom w:val="single" w:sz="4" w:space="0" w:color="BFBFBF" w:themeColor="background1" w:themeShade="BF"/>
-              <w:right w:val="single" w:sz="4" w:space="0" w:color="BFBFBF" w:themeColor="background1" w:themeShade="BF"/>
+              <w:top w:val="single" w:color="BFBFBF" w:themeColor="background1" w:themeShade="BF" w:sz="4" w:space="0"/>
+              <w:left w:val="single" w:color="BFBFBF" w:themeColor="background1" w:themeShade="BF" w:sz="4" w:space="0"/>
+              <w:bottom w:val="single" w:color="BFBFBF" w:themeColor="background1" w:themeShade="BF" w:sz="4" w:space="0"/>
+              <w:right w:val="single" w:color="BFBFBF" w:themeColor="background1" w:themeShade="BF" w:sz="4" w:space="0"/>
             </w:tcBorders>
             <w:shd w:val="clear" w:color="auto" w:fill="F2F2F2" w:themeFill="background1" w:themeFillShade="F2"/>
             <w:tcMar>
@@ -6256,10 +7616,10 @@
           <w:tcPr>
             <w:tcW w:w="1500" w:type="dxa"/>
             <w:tcBorders>
-              <w:top w:val="single" w:sz="4" w:space="0" w:color="BFBFBF" w:themeColor="background1" w:themeShade="BF"/>
-              <w:left w:val="single" w:sz="4" w:space="0" w:color="BFBFBF" w:themeColor="background1" w:themeShade="BF"/>
-              <w:bottom w:val="single" w:sz="4" w:space="0" w:color="BFBFBF" w:themeColor="background1" w:themeShade="BF"/>
-              <w:right w:val="single" w:sz="4" w:space="0" w:color="BFBFBF" w:themeColor="background1" w:themeShade="BF"/>
+              <w:top w:val="single" w:color="BFBFBF" w:themeColor="background1" w:themeShade="BF" w:sz="4" w:space="0"/>
+              <w:left w:val="single" w:color="BFBFBF" w:themeColor="background1" w:themeShade="BF" w:sz="4" w:space="0"/>
+              <w:bottom w:val="single" w:color="BFBFBF" w:themeColor="background1" w:themeShade="BF" w:sz="4" w:space="0"/>
+              <w:right w:val="single" w:color="BFBFBF" w:themeColor="background1" w:themeShade="BF" w:sz="4" w:space="0"/>
             </w:tcBorders>
             <w:shd w:val="clear" w:color="auto" w:fill="F2F2F2" w:themeFill="background1" w:themeFillShade="F2"/>
             <w:tcMar>
@@ -6286,10 +7646,10 @@
           <w:tcPr>
             <w:tcW w:w="5460" w:type="dxa"/>
             <w:tcBorders>
-              <w:top w:val="single" w:sz="4" w:space="0" w:color="BFBFBF" w:themeColor="background1" w:themeShade="BF"/>
-              <w:left w:val="single" w:sz="4" w:space="0" w:color="BFBFBF" w:themeColor="background1" w:themeShade="BF"/>
-              <w:bottom w:val="single" w:sz="4" w:space="0" w:color="BFBFBF" w:themeColor="background1" w:themeShade="BF"/>
-              <w:right w:val="single" w:sz="4" w:space="0" w:color="BFBFBF" w:themeColor="background1" w:themeShade="BF"/>
+              <w:top w:val="single" w:color="BFBFBF" w:themeColor="background1" w:themeShade="BF" w:sz="4" w:space="0"/>
+              <w:left w:val="single" w:color="BFBFBF" w:themeColor="background1" w:themeShade="BF" w:sz="4" w:space="0"/>
+              <w:bottom w:val="single" w:color="BFBFBF" w:themeColor="background1" w:themeShade="BF" w:sz="4" w:space="0"/>
+              <w:right w:val="single" w:color="BFBFBF" w:themeColor="background1" w:themeShade="BF" w:sz="4" w:space="0"/>
             </w:tcBorders>
             <w:shd w:val="clear" w:color="auto" w:fill="F2F2F2" w:themeFill="background1" w:themeFillShade="F2"/>
             <w:tcMar>
@@ -6369,7 +7729,6 @@
         <w:pStyle w:val="heading30"/>
       </w:pPr>
       <w:r>
-        <w:lastRenderedPageBreak/>
         <w:t>Polling vs. event-driven completion</w:t>
       </w:r>
     </w:p>
@@ -6378,7 +7737,15 @@
         <w:spacing w:after="120"/>
       </w:pPr>
       <w:r>
-        <w:t xml:space="preserve">Both ST-06’s harvest loop and _deleteSnapshot’s task wait use polling. </w:t>
+        <w:t>Both ST-06’s harvest loop and _</w:t>
+      </w:r>
+      <w:proofErr w:type="spellStart"/>
+      <w:r>
+        <w:t>deleteSnapshot’s</w:t>
+      </w:r>
+      <w:proofErr w:type="spellEnd"/>
+      <w:r>
+        <w:t xml:space="preserve"> task wait use polling. </w:t>
       </w:r>
       <w:r>
         <w:t>VCF Orchestrator</w:t>
@@ -6390,7 +7757,23 @@
         <w:t>9.02</w:t>
       </w:r>
       <w:r>
-        <w:t xml:space="preserve"> Polyglot does not expose a reliable VcTask.update() or Server.getTask() API. Polling delTask.info every 5 seconds (which re-fetches transparently in Polyglot) was chosen over a more elaborate event subscription, with confirmation via VM snapshot list as a backstop if delTask.info access fails.</w:t>
+        <w:t xml:space="preserve"> Polyglot does not expose a reliable </w:t>
+      </w:r>
+      <w:proofErr w:type="spellStart"/>
+      <w:r>
+        <w:t>VcTask.update</w:t>
+      </w:r>
+      <w:proofErr w:type="spellEnd"/>
+      <w:r>
+        <w:t xml:space="preserve">() or </w:t>
+      </w:r>
+      <w:proofErr w:type="spellStart"/>
+      <w:r>
+        <w:t>Server.getTask</w:t>
+      </w:r>
+      <w:proofErr w:type="spellEnd"/>
+      <w:r>
+        <w:t>() API. Polling delTask.info every 5 seconds (which re-fetches transparently in Polyglot) was chosen over a more elaborate event subscription, with confirmation via VM snapshot list as a backstop if delTask.info access fails.</w:t>
       </w:r>
     </w:p>
     <w:p>
@@ -6406,7 +7789,15 @@
         <w:spacing w:after="120"/>
       </w:pPr>
       <w:r>
-        <w:t>When the governor times out a candidate is logged as deferred and skipped for this run, rather than retried with exponential backoff later in the same run. Reasons: keeps each run’s wall-clock bounded; surfaces persistent storage problems immediately rather than masking them; and the next scheduled run will retry naturally.</w:t>
+        <w:t xml:space="preserve">When the governor times out a candidate is logged as deferred and skipped for this run, rather than retried with exponential backoff later in the same run. Reasons: </w:t>
+      </w:r>
+      <w:proofErr w:type="gramStart"/>
+      <w:r>
+        <w:t>keeps</w:t>
+      </w:r>
+      <w:proofErr w:type="gramEnd"/>
+      <w:r>
+        <w:t xml:space="preserve"> each run’s wall-clock bounded; surfaces persistent storage problems immediately rather than masking them; and the next scheduled run will retry naturally.</w:t>
       </w:r>
     </w:p>
     <w:p>
@@ -6422,7 +7813,23 @@
         <w:spacing w:after="120"/>
       </w:pPr>
       <w:r>
-        <w:t>An earlier draft used a separate Thresholds configuration element. This was dropped in favour of workflow inputs with defaults on the Inputs tab so the entire policy is visible inside the workflow itself. It also lets schedules override defaults per environment without editing a global config element.</w:t>
+        <w:t xml:space="preserve">An earlier draft used a separate Thresholds configuration element. This was dropped in </w:t>
+      </w:r>
+      <w:proofErr w:type="spellStart"/>
+      <w:r>
+        <w:t>favour</w:t>
+      </w:r>
+      <w:proofErr w:type="spellEnd"/>
+      <w:r>
+        <w:t xml:space="preserve"> of workflow inputs with defaults on the Inputs </w:t>
+      </w:r>
+      <w:proofErr w:type="gramStart"/>
+      <w:r>
+        <w:t>tab</w:t>
+      </w:r>
+      <w:proofErr w:type="gramEnd"/>
+      <w:r>
+        <w:t xml:space="preserve"> so the entire policy is visible inside the workflow itself. It also lets schedules override defaults per environment without editing a global config element.</w:t>
       </w:r>
     </w:p>
     <w:p>
@@ -6494,7 +7901,7 @@
     <w:sectPr>
       <w:headerReference w:type="default" r:id="rId11"/>
       <w:footerReference w:type="default" r:id="rId12"/>
-      <w:pgSz w:w="12240" w:h="15840"/>
+      <w:pgSz w:w="12240" w:h="15840" w:orient="portrait"/>
       <w:pgMar w:top="1440" w:right="1440" w:bottom="1440" w:left="1440" w:header="708" w:footer="708" w:gutter="0"/>
       <w:cols w:space="720"/>
       <w:docGrid w:linePitch="360"/>
@@ -6654,7 +8061,7 @@
   <w:p>
     <w:pPr>
       <w:pBdr>
-        <w:bottom w:val="single" w:sz="6" w:space="4" w:color="2E75B6"/>
+        <w:bottom w:val="single" w:color="2E75B6" w:sz="6" w:space="4"/>
       </w:pBdr>
       <w:tabs>
         <w:tab w:val="right" w:pos="9026"/>
@@ -6677,6 +8084,15 @@
         <w:szCs w:val="18"/>
       </w:rPr>
       <w:tab/>
+    </w:r>
+    <w:r>
+      <w:rPr>
+        <w:i/>
+        <w:iCs/>
+        <w:color w:val="595959"/>
+        <w:sz w:val="18"/>
+        <w:szCs w:val="18"/>
+      </w:rPr>
       <w:t>Adaptive Snapshot Cleanup</w:t>
     </w:r>
   </w:p>
@@ -6905,11 +8321,11 @@
 </file>
 
 <file path=word/styles.xml><?xml version="1.0" encoding="utf-8"?>
-<w:styles xmlns:mc="http://schemas.openxmlformats.org/markup-compatibility/2006" xmlns:r="http://schemas.openxmlformats.org/officeDocument/2006/relationships" xmlns:w="http://schemas.openxmlformats.org/wordprocessingml/2006/main" xmlns:w14="http://schemas.microsoft.com/office/word/2010/wordml" xmlns:w15="http://schemas.microsoft.com/office/word/2012/wordml" xmlns:w16cex="http://schemas.microsoft.com/office/word/2018/wordml/cex" xmlns:w16cid="http://schemas.microsoft.com/office/word/2016/wordml/cid" xmlns:w16="http://schemas.microsoft.com/office/word/2018/wordml" xmlns:w16du="http://schemas.microsoft.com/office/word/2023/wordml/word16du" xmlns:w16sdtdh="http://schemas.microsoft.com/office/word/2020/wordml/sdtdatahash" xmlns:w16sdtfl="http://schemas.microsoft.com/office/word/2024/wordml/sdtformatlock" xmlns:w16se="http://schemas.microsoft.com/office/word/2015/wordml/symex" mc:Ignorable="w14 w15 w16se w16cid w16 w16cex w16sdtdh w16sdtfl w16du">
+<w:styles xmlns:wp14="http://schemas.microsoft.com/office/word/2010/wordprocessingDrawing" xmlns:mc="http://schemas.openxmlformats.org/markup-compatibility/2006" xmlns:r="http://schemas.openxmlformats.org/officeDocument/2006/relationships" xmlns:w="http://schemas.openxmlformats.org/wordprocessingml/2006/main" xmlns:w14="http://schemas.microsoft.com/office/word/2010/wordml" xmlns:w15="http://schemas.microsoft.com/office/word/2012/wordml" xmlns:w16cex="http://schemas.microsoft.com/office/word/2018/wordml/cex" xmlns:w16cid="http://schemas.microsoft.com/office/word/2016/wordml/cid" xmlns:w16="http://schemas.microsoft.com/office/word/2018/wordml" xmlns:w16du="http://schemas.microsoft.com/office/word/2023/wordml/word16du" xmlns:w16sdtdh="http://schemas.microsoft.com/office/word/2020/wordml/sdtdatahash" xmlns:w16sdtfl="http://schemas.microsoft.com/office/word/2024/wordml/sdtformatlock" xmlns:w16se="http://schemas.microsoft.com/office/word/2015/wordml/symex" mc:Ignorable="w14 w15 w16se w16cid w16 w16cex w16sdtdh w16sdtfl w16du wp14">
   <w:docDefaults>
     <w:rPrDefault>
       <w:rPr>
-        <w:rFonts w:ascii="Calibri" w:eastAsia="Calibri" w:hAnsi="Calibri" w:cs="Calibri"/>
+        <w:rFonts w:ascii="Calibri" w:hAnsi="Calibri" w:eastAsia="Calibri" w:cs="Calibri"/>
         <w:sz w:val="22"/>
         <w:szCs w:val="22"/>
         <w:lang w:val="en-US" w:eastAsia="ja-JP" w:bidi="ar-SA"/>
@@ -6920,14 +8336,14 @@
   <w:latentStyles w:defLockedState="0" w:defUIPriority="99" w:defSemiHidden="0" w:defUnhideWhenUsed="0" w:defQFormat="0" w:count="376">
     <w:lsdException w:name="Normal" w:uiPriority="0" w:qFormat="1"/>
     <w:lsdException w:name="heading 1" w:uiPriority="9" w:qFormat="1"/>
-    <w:lsdException w:name="heading 2" w:semiHidden="1" w:uiPriority="9" w:unhideWhenUsed="1" w:qFormat="1"/>
-    <w:lsdException w:name="heading 3" w:semiHidden="1" w:uiPriority="9" w:unhideWhenUsed="1" w:qFormat="1"/>
-    <w:lsdException w:name="heading 4" w:semiHidden="1" w:uiPriority="9" w:unhideWhenUsed="1" w:qFormat="1"/>
-    <w:lsdException w:name="heading 5" w:semiHidden="1" w:uiPriority="9" w:unhideWhenUsed="1" w:qFormat="1"/>
-    <w:lsdException w:name="heading 6" w:semiHidden="1" w:uiPriority="9" w:unhideWhenUsed="1" w:qFormat="1"/>
-    <w:lsdException w:name="heading 7" w:semiHidden="1" w:uiPriority="9" w:unhideWhenUsed="1" w:qFormat="1"/>
-    <w:lsdException w:name="heading 8" w:semiHidden="1" w:uiPriority="9" w:unhideWhenUsed="1" w:qFormat="1"/>
-    <w:lsdException w:name="heading 9" w:semiHidden="1" w:uiPriority="9" w:unhideWhenUsed="1" w:qFormat="1"/>
+    <w:lsdException w:name="heading 2" w:uiPriority="9" w:semiHidden="1" w:unhideWhenUsed="1" w:qFormat="1"/>
+    <w:lsdException w:name="heading 3" w:uiPriority="9" w:semiHidden="1" w:unhideWhenUsed="1" w:qFormat="1"/>
+    <w:lsdException w:name="heading 4" w:uiPriority="9" w:semiHidden="1" w:unhideWhenUsed="1" w:qFormat="1"/>
+    <w:lsdException w:name="heading 5" w:uiPriority="9" w:semiHidden="1" w:unhideWhenUsed="1" w:qFormat="1"/>
+    <w:lsdException w:name="heading 6" w:uiPriority="9" w:semiHidden="1" w:unhideWhenUsed="1" w:qFormat="1"/>
+    <w:lsdException w:name="heading 7" w:uiPriority="9" w:semiHidden="1" w:unhideWhenUsed="1" w:qFormat="1"/>
+    <w:lsdException w:name="heading 8" w:uiPriority="9" w:semiHidden="1" w:unhideWhenUsed="1" w:qFormat="1"/>
+    <w:lsdException w:name="heading 9" w:uiPriority="9" w:semiHidden="1" w:unhideWhenUsed="1" w:qFormat="1"/>
     <w:lsdException w:name="index 1" w:semiHidden="1" w:unhideWhenUsed="1"/>
     <w:lsdException w:name="index 2" w:semiHidden="1" w:unhideWhenUsed="1"/>
     <w:lsdException w:name="index 3" w:semiHidden="1" w:unhideWhenUsed="1"/>
@@ -6937,22 +8353,22 @@
     <w:lsdException w:name="index 7" w:semiHidden="1" w:unhideWhenUsed="1"/>
     <w:lsdException w:name="index 8" w:semiHidden="1" w:unhideWhenUsed="1"/>
     <w:lsdException w:name="index 9" w:semiHidden="1" w:unhideWhenUsed="1"/>
-    <w:lsdException w:name="toc 1" w:semiHidden="1" w:uiPriority="39" w:unhideWhenUsed="1"/>
-    <w:lsdException w:name="toc 2" w:semiHidden="1" w:uiPriority="39" w:unhideWhenUsed="1"/>
-    <w:lsdException w:name="toc 3" w:semiHidden="1" w:uiPriority="39" w:unhideWhenUsed="1"/>
-    <w:lsdException w:name="toc 4" w:semiHidden="1" w:uiPriority="39" w:unhideWhenUsed="1"/>
-    <w:lsdException w:name="toc 5" w:semiHidden="1" w:uiPriority="39" w:unhideWhenUsed="1"/>
-    <w:lsdException w:name="toc 6" w:semiHidden="1" w:uiPriority="39" w:unhideWhenUsed="1"/>
-    <w:lsdException w:name="toc 7" w:semiHidden="1" w:uiPriority="39" w:unhideWhenUsed="1"/>
-    <w:lsdException w:name="toc 8" w:semiHidden="1" w:uiPriority="39" w:unhideWhenUsed="1"/>
-    <w:lsdException w:name="toc 9" w:semiHidden="1" w:uiPriority="39" w:unhideWhenUsed="1"/>
+    <w:lsdException w:name="toc 1" w:uiPriority="39" w:semiHidden="1" w:unhideWhenUsed="1"/>
+    <w:lsdException w:name="toc 2" w:uiPriority="39" w:semiHidden="1" w:unhideWhenUsed="1"/>
+    <w:lsdException w:name="toc 3" w:uiPriority="39" w:semiHidden="1" w:unhideWhenUsed="1"/>
+    <w:lsdException w:name="toc 4" w:uiPriority="39" w:semiHidden="1" w:unhideWhenUsed="1"/>
+    <w:lsdException w:name="toc 5" w:uiPriority="39" w:semiHidden="1" w:unhideWhenUsed="1"/>
+    <w:lsdException w:name="toc 6" w:uiPriority="39" w:semiHidden="1" w:unhideWhenUsed="1"/>
+    <w:lsdException w:name="toc 7" w:uiPriority="39" w:semiHidden="1" w:unhideWhenUsed="1"/>
+    <w:lsdException w:name="toc 8" w:uiPriority="39" w:semiHidden="1" w:unhideWhenUsed="1"/>
+    <w:lsdException w:name="toc 9" w:uiPriority="39" w:semiHidden="1" w:unhideWhenUsed="1"/>
     <w:lsdException w:name="Normal Indent" w:semiHidden="1" w:unhideWhenUsed="1"/>
     <w:lsdException w:name="footnote text" w:semiHidden="1" w:unhideWhenUsed="1"/>
     <w:lsdException w:name="annotation text" w:semiHidden="1" w:unhideWhenUsed="1"/>
     <w:lsdException w:name="header" w:semiHidden="1" w:unhideWhenUsed="1"/>
     <w:lsdException w:name="footer" w:semiHidden="1" w:unhideWhenUsed="1"/>
     <w:lsdException w:name="index heading" w:semiHidden="1" w:unhideWhenUsed="1"/>
-    <w:lsdException w:name="caption" w:semiHidden="1" w:uiPriority="35" w:unhideWhenUsed="1" w:qFormat="1"/>
+    <w:lsdException w:name="caption" w:uiPriority="35" w:semiHidden="1" w:unhideWhenUsed="1" w:qFormat="1"/>
     <w:lsdException w:name="table of figures" w:semiHidden="1" w:unhideWhenUsed="1"/>
     <w:lsdException w:name="envelope address" w:semiHidden="1" w:unhideWhenUsed="1"/>
     <w:lsdException w:name="envelope return" w:semiHidden="1" w:unhideWhenUsed="1"/>
@@ -6983,7 +8399,7 @@
     <w:lsdException w:name="Title" w:uiPriority="10" w:qFormat="1"/>
     <w:lsdException w:name="Closing" w:semiHidden="1" w:unhideWhenUsed="1"/>
     <w:lsdException w:name="Signature" w:semiHidden="1" w:unhideWhenUsed="1"/>
-    <w:lsdException w:name="Default Paragraph Font" w:semiHidden="1" w:uiPriority="1" w:unhideWhenUsed="1"/>
+    <w:lsdException w:name="Default Paragraph Font" w:uiPriority="1" w:semiHidden="1" w:unhideWhenUsed="1"/>
     <w:lsdException w:name="Body Text" w:semiHidden="1" w:unhideWhenUsed="1"/>
     <w:lsdException w:name="Body Text Indent" w:semiHidden="1" w:unhideWhenUsed="1"/>
     <w:lsdException w:name="List Continue" w:semiHidden="1" w:unhideWhenUsed="1"/>
@@ -7183,8 +8599,8 @@
     <w:lsdException w:name="Subtle Reference" w:uiPriority="31" w:qFormat="1"/>
     <w:lsdException w:name="Intense Reference" w:uiPriority="32" w:qFormat="1"/>
     <w:lsdException w:name="Book Title" w:uiPriority="33" w:qFormat="1"/>
-    <w:lsdException w:name="Bibliography" w:semiHidden="1" w:uiPriority="37" w:unhideWhenUsed="1"/>
-    <w:lsdException w:name="TOC Heading" w:semiHidden="1" w:uiPriority="39" w:unhideWhenUsed="1" w:qFormat="1"/>
+    <w:lsdException w:name="Bibliography" w:uiPriority="37" w:semiHidden="1" w:unhideWhenUsed="1"/>
+    <w:lsdException w:name="TOC Heading" w:uiPriority="39" w:semiHidden="1" w:unhideWhenUsed="1" w:qFormat="1"/>
     <w:lsdException w:name="Plain Table 1" w:uiPriority="41"/>
     <w:lsdException w:name="Plain Table 2" w:uiPriority="42"/>
     <w:lsdException w:name="Plain Table 3" w:uiPriority="43"/>
@@ -7295,7 +8711,7 @@
     <w:lsdException w:name="Unresolved Mention" w:semiHidden="1" w:unhideWhenUsed="1"/>
     <w:lsdException w:name="Smart Link" w:semiHidden="1" w:unhideWhenUsed="1"/>
   </w:latentStyles>
-  <w:style w:type="paragraph" w:default="1" w:styleId="Normal">
+  <w:style w:type="paragraph" w:styleId="Normal" w:default="1">
     <w:name w:val="Normal"/>
     <w:qFormat/>
     <w:rsid w:val="008344EC"/>
@@ -7384,12 +8800,13 @@
       <w:color w:val="1F4D78"/>
     </w:rPr>
   </w:style>
-  <w:style w:type="character" w:default="1" w:styleId="DefaultParagraphFont">
+  <w:style w:type="character" w:styleId="DefaultParagraphFont" w:default="1">
     <w:name w:val="Default Paragraph Font"/>
     <w:uiPriority w:val="1"/>
+    <w:semiHidden/>
     <w:unhideWhenUsed/>
   </w:style>
-  <w:style w:type="table" w:default="1" w:styleId="TableNormal">
+  <w:style w:type="table" w:styleId="TableNormal" w:default="1">
     <w:name w:val="Normal Table"/>
     <w:uiPriority w:val="99"/>
     <w:semiHidden/>
@@ -7404,7 +8821,7 @@
       </w:tblCellMar>
     </w:tblPr>
   </w:style>
-  <w:style w:type="numbering" w:default="1" w:styleId="NoList">
+  <w:style w:type="numbering" w:styleId="NoList" w:default="1">
     <w:name w:val="No List"/>
     <w:uiPriority w:val="99"/>
     <w:semiHidden/>
@@ -7419,7 +8836,7 @@
       <w:szCs w:val="56"/>
     </w:rPr>
   </w:style>
-  <w:style w:type="paragraph" w:customStyle="1" w:styleId="Strong1">
+  <w:style w:type="paragraph" w:styleId="Strong1" w:customStyle="1">
     <w:name w:val="Strong1"/>
     <w:qFormat/>
     <w:rPr>
@@ -7460,7 +8877,7 @@
       <w:szCs w:val="20"/>
     </w:rPr>
   </w:style>
-  <w:style w:type="character" w:customStyle="1" w:styleId="FootnoteTextChar">
+  <w:style w:type="character" w:styleId="FootnoteTextChar" w:customStyle="1">
     <w:name w:val="Footnote Text Char"/>
     <w:link w:val="FootnoteText"/>
     <w:uiPriority w:val="99"/>
@@ -7491,7 +8908,7 @@
       <w:szCs w:val="20"/>
     </w:rPr>
   </w:style>
-  <w:style w:type="character" w:customStyle="1" w:styleId="EndnoteTextChar">
+  <w:style w:type="character" w:styleId="EndnoteTextChar" w:customStyle="1">
     <w:name w:val="Endnote Text Char"/>
     <w:link w:val="EndnoteText"/>
     <w:uiPriority w:val="99"/>
@@ -7502,7 +8919,7 @@
       <w:szCs w:val="20"/>
     </w:rPr>
   </w:style>
-  <w:style w:type="paragraph" w:customStyle="1" w:styleId="Title0">
+  <w:style w:type="paragraph" w:styleId="Title0" w:customStyle="1">
     <w:name w:val="Title0"/>
     <w:qFormat/>
     <w:pPr>
@@ -7531,12 +8948,12 @@
       <w:szCs w:val="28"/>
     </w:rPr>
   </w:style>
-  <w:style w:type="paragraph" w:customStyle="1" w:styleId="heading10">
+  <w:style w:type="paragraph" w:styleId="heading10" w:customStyle="1">
     <w:name w:val="heading 10"/>
     <w:qFormat/>
     <w:pPr>
       <w:pBdr>
-        <w:bottom w:val="single" w:sz="8" w:space="4" w:color="2E75B6"/>
+        <w:bottom w:val="single" w:color="2E75B6" w:sz="8" w:space="4"/>
       </w:pBdr>
       <w:spacing w:before="360" w:after="180"/>
       <w:outlineLvl w:val="0"/>
@@ -7549,7 +8966,7 @@
       <w:szCs w:val="36"/>
     </w:rPr>
   </w:style>
-  <w:style w:type="paragraph" w:customStyle="1" w:styleId="heading20">
+  <w:style w:type="paragraph" w:styleId="heading20" w:customStyle="1">
     <w:name w:val="heading 20"/>
     <w:qFormat/>
     <w:pPr>
@@ -7564,7 +8981,7 @@
       <w:szCs w:val="28"/>
     </w:rPr>
   </w:style>
-  <w:style w:type="paragraph" w:customStyle="1" w:styleId="heading30">
+  <w:style w:type="paragraph" w:styleId="heading30" w:customStyle="1">
     <w:name w:val="heading 30"/>
     <w:qFormat/>
     <w:pPr>
@@ -7579,13 +8996,13 @@
       <w:szCs w:val="24"/>
     </w:rPr>
   </w:style>
-  <w:style w:type="paragraph" w:customStyle="1" w:styleId="Code">
+  <w:style w:type="paragraph" w:styleId="Code" w:customStyle="1">
     <w:name w:val="Code"/>
     <w:pPr>
       <w:spacing w:before="80" w:after="80"/>
     </w:pPr>
     <w:rPr>
-      <w:rFonts w:ascii="Consolas" w:eastAsia="Consolas" w:hAnsi="Consolas" w:cs="Consolas"/>
+      <w:rFonts w:ascii="Consolas" w:hAnsi="Consolas" w:eastAsia="Consolas" w:cs="Consolas"/>
       <w:color w:val="1F1F1F"/>
       <w:sz w:val="18"/>
       <w:szCs w:val="18"/>
@@ -7598,12 +9015,12 @@
     <w:rsid w:val="00FB4123"/>
     <w:tblPr>
       <w:tblBorders>
-        <w:top w:val="single" w:sz="4" w:space="0" w:color="000000" w:themeColor="text1"/>
-        <w:left w:val="single" w:sz="4" w:space="0" w:color="000000" w:themeColor="text1"/>
-        <w:bottom w:val="single" w:sz="4" w:space="0" w:color="000000" w:themeColor="text1"/>
-        <w:right w:val="single" w:sz="4" w:space="0" w:color="000000" w:themeColor="text1"/>
-        <w:insideH w:val="single" w:sz="4" w:space="0" w:color="000000" w:themeColor="text1"/>
-        <w:insideV w:val="single" w:sz="4" w:space="0" w:color="000000" w:themeColor="text1"/>
+        <w:top w:val="single" w:color="000000" w:themeColor="text1" w:sz="4" w:space="0"/>
+        <w:left w:val="single" w:color="000000" w:themeColor="text1" w:sz="4" w:space="0"/>
+        <w:bottom w:val="single" w:color="000000" w:themeColor="text1" w:sz="4" w:space="0"/>
+        <w:right w:val="single" w:color="000000" w:themeColor="text1" w:sz="4" w:space="0"/>
+        <w:insideH w:val="single" w:color="000000" w:themeColor="text1" w:sz="4" w:space="0"/>
+        <w:insideV w:val="single" w:color="000000" w:themeColor="text1" w:sz="4" w:space="0"/>
       </w:tblBorders>
     </w:tblPr>
   </w:style>
@@ -7611,7 +9028,7 @@
 </file>
 
 <file path=word/theme/theme1.xml><?xml version="1.0" encoding="utf-8"?>
-<a:theme xmlns:a="http://schemas.openxmlformats.org/drawingml/2006/main" name="Office Theme">
+<a:theme xmlns:a="http://schemas.openxmlformats.org/drawingml/2006/main" xmlns:thm15="http://schemas.microsoft.com/office/thememl/2012/main" name="Office Theme">
   <a:themeElements>
     <a:clrScheme name="Office">
       <a:dk1>
@@ -7906,18 +9323,18 @@
 </file>
 
 <file path=customXml/item1.xml><?xml version="1.0" encoding="utf-8"?>
-<p:properties xmlns:p="http://schemas.microsoft.com/office/2006/metadata/properties" xmlns:xsi="http://www.w3.org/2001/XMLSchema-instance" xmlns:pc="http://schemas.microsoft.com/office/infopath/2007/PartnerControls">
-  <documentManagement/>
-</p:properties>
-</file>
-
-<file path=customXml/item2.xml><?xml version="1.0" encoding="utf-8"?>
 <?mso-contentType ?>
 <FormTemplates xmlns="http://schemas.microsoft.com/sharepoint/v3/contenttype/forms">
   <Display>DocumentLibraryForm</Display>
   <Edit>DocumentLibraryForm</Edit>
   <New>DocumentLibraryForm</New>
 </FormTemplates>
+</file>
+
+<file path=customXml/item2.xml><?xml version="1.0" encoding="utf-8"?>
+<p:properties xmlns:p="http://schemas.microsoft.com/office/2006/metadata/properties" xmlns:xsi="http://www.w3.org/2001/XMLSchema-instance" xmlns:pc="http://schemas.microsoft.com/office/infopath/2007/PartnerControls">
+  <documentManagement/>
+</p:properties>
 </file>
 
 <file path=customXml/item3.xml><?xml version="1.0" encoding="utf-8"?>
@@ -8059,18 +9476,18 @@
 </file>
 
 <file path=customXml/itemProps1.xml><?xml version="1.0" encoding="utf-8"?>
-<ds:datastoreItem xmlns:ds="http://schemas.openxmlformats.org/officeDocument/2006/customXml" ds:itemID="{6524CB50-A16F-4308-B1BD-8A05F96E4374}">
+<ds:datastoreItem xmlns:ds="http://schemas.openxmlformats.org/officeDocument/2006/customXml" ds:itemID="{6EE07340-72C8-408A-A496-AC7882974724}">
   <ds:schemaRefs>
-    <ds:schemaRef ds:uri="http://schemas.microsoft.com/office/2006/metadata/properties"/>
-    <ds:schemaRef ds:uri="http://schemas.microsoft.com/office/infopath/2007/PartnerControls"/>
+    <ds:schemaRef ds:uri="http://schemas.microsoft.com/sharepoint/v3/contenttype/forms"/>
   </ds:schemaRefs>
 </ds:datastoreItem>
 </file>
 
 <file path=customXml/itemProps2.xml><?xml version="1.0" encoding="utf-8"?>
-<ds:datastoreItem xmlns:ds="http://schemas.openxmlformats.org/officeDocument/2006/customXml" ds:itemID="{6EE07340-72C8-408A-A496-AC7882974724}">
+<ds:datastoreItem xmlns:ds="http://schemas.openxmlformats.org/officeDocument/2006/customXml" ds:itemID="{6524CB50-A16F-4308-B1BD-8A05F96E4374}">
   <ds:schemaRefs>
-    <ds:schemaRef ds:uri="http://schemas.microsoft.com/sharepoint/v3/contenttype/forms"/>
+    <ds:schemaRef ds:uri="http://schemas.microsoft.com/office/2006/metadata/properties"/>
+    <ds:schemaRef ds:uri="http://schemas.microsoft.com/office/infopath/2007/PartnerControls"/>
   </ds:schemaRefs>
 </ds:datastoreItem>
 </file>

--- a/Ansible to Orchestrator Transition/vmops/Cleanup VM Snapshots/Documentation/02_Design_Document.docx
+++ b/Ansible to Orchestrator Transition/vmops/Cleanup VM Snapshots/Documentation/02_Design_Document.docx
@@ -77,7 +77,31 @@
           <w:sz w:val="20"/>
           <w:szCs w:val="20"/>
         </w:rPr>
-        <w:t>TECHNICAL ADVISORY  ·  PRIVATE CLOUD OPERATIONS</w:t>
+        <w:t xml:space="preserve">TECHNICAL </w:t>
+      </w:r>
+      <w:proofErr w:type="gramStart"/>
+      <w:r>
+        <w:rPr>
+          <w:rFonts w:ascii="Arial" w:eastAsia="Arial" w:hAnsi="Arial" w:cs="Arial"/>
+          <w:b/>
+          <w:bCs/>
+          <w:color w:val="5BA3E8"/>
+          <w:sz w:val="20"/>
+          <w:szCs w:val="20"/>
+        </w:rPr>
+        <w:t>ADVISORY  ·</w:t>
+      </w:r>
+      <w:proofErr w:type="gramEnd"/>
+      <w:r>
+        <w:rPr>
+          <w:rFonts w:ascii="Arial" w:eastAsia="Arial" w:hAnsi="Arial" w:cs="Arial"/>
+          <w:b/>
+          <w:bCs/>
+          <w:color w:val="5BA3E8"/>
+          <w:sz w:val="20"/>
+          <w:szCs w:val="20"/>
+        </w:rPr>
+        <w:t xml:space="preserve">  PRIVATE CLOUD OPERATIONS</w:t>
       </w:r>
     </w:p>
     <w:p>
@@ -217,7 +241,31 @@
           <w:sz w:val="18"/>
           <w:szCs w:val="18"/>
         </w:rPr>
-        <w:t>AUDIENCE:  &lt;customer&gt;, &lt;groups&gt;</w:t>
+        <w:t>AUDIENCE</w:t>
+      </w:r>
+      <w:proofErr w:type="gramStart"/>
+      <w:r>
+        <w:rPr>
+          <w:rFonts w:ascii="Arial" w:eastAsia="Arial" w:hAnsi="Arial" w:cs="Arial"/>
+          <w:b/>
+          <w:bCs/>
+          <w:color w:val="707070"/>
+          <w:sz w:val="18"/>
+          <w:szCs w:val="18"/>
+        </w:rPr>
+        <w:t>:  &lt;</w:t>
+      </w:r>
+      <w:proofErr w:type="gramEnd"/>
+      <w:r>
+        <w:rPr>
+          <w:rFonts w:ascii="Arial" w:eastAsia="Arial" w:hAnsi="Arial" w:cs="Arial"/>
+          <w:b/>
+          <w:bCs/>
+          <w:color w:val="707070"/>
+          <w:sz w:val="18"/>
+          <w:szCs w:val="18"/>
+        </w:rPr>
+        <w:t>customer&gt;, &lt;groups&gt;</w:t>
       </w:r>
     </w:p>
     <w:p>
@@ -239,8 +287,13 @@
       </w:pPr>
       <w:r>
         <w:lastRenderedPageBreak/>
-        <w:t>1. Goals and Non-Goals</w:t>
-      </w:r>
+        <w:t xml:space="preserve">1. Goals and </w:t>
+      </w:r>
+      <w:proofErr w:type="gramStart"/>
+      <w:r>
+        <w:t>Non-Goals</w:t>
+      </w:r>
+      <w:proofErr w:type="gramEnd"/>
     </w:p>
     <w:p>
       <w:pPr>
@@ -260,13 +313,7 @@
         <w:spacing w:after="80"/>
       </w:pPr>
       <w:r>
-        <w:t xml:space="preserve">Periodically remove VM snapshots that exceed a configurable age across every vCenter registered with the embedded </w:t>
-      </w:r>
-      <w:r>
-        <w:t>VCF Orchestrator</w:t>
-      </w:r>
-      <w:r>
-        <w:t xml:space="preserve"> appliance.</w:t>
+        <w:t>Periodically remove VM snapshots that exceed a configurable age across every vCenter registered with the embedded VCF Orchestrator appliance.</w:t>
       </w:r>
     </w:p>
     <w:p>
@@ -292,13 +339,7 @@
         <w:spacing w:after="80"/>
       </w:pPr>
       <w:r>
-        <w:t xml:space="preserve">Preserve a per-snapshot audit trail in the </w:t>
-      </w:r>
-      <w:r>
-        <w:t>VCF Orchestrator</w:t>
-      </w:r>
-      <w:r>
-        <w:t xml:space="preserve"> workflow log, ingestible by Aria Operations for Logs.</w:t>
+        <w:t>Preserve a per-snapshot audit trail in the VCF Orchestrator workflow log, ingestible by Aria Operations for Logs.</w:t>
       </w:r>
     </w:p>
     <w:p>
@@ -324,13 +365,7 @@
         <w:spacing w:after="80"/>
       </w:pPr>
       <w:r>
-        <w:t xml:space="preserve">Single workflow per environment, with the embedded </w:t>
-      </w:r>
-      <w:r>
-        <w:t>VCF Orchestrator</w:t>
-      </w:r>
-      <w:r>
-        <w:t xml:space="preserve"> instance as the only execution platform. No external services, no network shares, no separate credential stores.</w:t>
+        <w:t>Single workflow per environment, with the embedded VCF Orchestrator instance as the only execution platform. No external services, no network shares, no separate credential stores.</w:t>
       </w:r>
     </w:p>
     <w:p>
@@ -338,8 +373,13 @@
         <w:pStyle w:val="heading20"/>
       </w:pPr>
       <w:r>
-        <w:t>1.2 Non-Goals</w:t>
-      </w:r>
+        <w:t xml:space="preserve">1.2 </w:t>
+      </w:r>
+      <w:proofErr w:type="gramStart"/>
+      <w:r>
+        <w:t>Non-Goals</w:t>
+      </w:r>
+      <w:proofErr w:type="gramEnd"/>
     </w:p>
     <w:p>
       <w:pPr>
@@ -406,25 +446,15 @@
         <w:spacing w:after="120"/>
       </w:pPr>
       <w:r>
-        <w:t xml:space="preserve">The solution is implemented as a single </w:t>
-      </w:r>
-      <w:r>
-        <w:t>VCF Orchestrator</w:t>
-      </w:r>
-      <w:r>
-        <w:t xml:space="preserve"> workflow composed of nine scriptable tasks (ST-01 through </w:t>
-      </w:r>
-      <w:r>
-        <w:t>ST-08</w:t>
-      </w:r>
-      <w:r>
-        <w:t xml:space="preserve">) and one exception handler. Each scriptable task is a self-contained JavaScript program that reads workflow attributes, performs one logical step, and writes attributes for the next task to consume. Three of the steps delegate to </w:t>
-      </w:r>
-      <w:r>
-        <w:t>VCF Orchestrator</w:t>
-      </w:r>
-      <w:r>
-        <w:t xml:space="preserve"> actions packaged in two action modules.</w:t>
+        <w:t xml:space="preserve">The solution is implemented as a single VCF Orchestrator workflow composed of eight scriptable tasks (ST-01 through ST-08) and one exception handler. Each scriptable task is a self-contained JavaScript program that reads workflow attributes, performs one logical step, and writes attributes for the next task to consume. Three of the steps </w:t>
+      </w:r>
+      <w:proofErr w:type="gramStart"/>
+      <w:r>
+        <w:t>delegate</w:t>
+      </w:r>
+      <w:proofErr w:type="gramEnd"/>
+      <w:r>
+        <w:t xml:space="preserve"> to VCF Orchestrator actions packaged in two action modules.</w:t>
       </w:r>
     </w:p>
     <w:p>
@@ -608,14 +638,7 @@
                 <w:sz w:val="20"/>
                 <w:szCs w:val="20"/>
               </w:rPr>
-              <w:t>Initialize</w:t>
-            </w:r>
-            <w:r>
-              <w:rPr>
-                <w:sz w:val="20"/>
-                <w:szCs w:val="20"/>
-              </w:rPr>
-              <w:t xml:space="preserve"> Run</w:t>
+              <w:t>Initialize Run</w:t>
             </w:r>
           </w:p>
         </w:tc>
@@ -649,35 +672,39 @@
                 <w:sz w:val="20"/>
                 <w:szCs w:val="20"/>
               </w:rPr>
-              <w:t xml:space="preserve">Generate a unique run ID (SCR-YYYY-MM-DDTHH-MM-SS), </w:t>
-            </w:r>
-            <w:r>
-              <w:rPr>
-                <w:sz w:val="20"/>
-                <w:szCs w:val="20"/>
-              </w:rPr>
-              <w:t>normalize</w:t>
-            </w:r>
-            <w:r>
-              <w:rPr>
-                <w:sz w:val="20"/>
-                <w:szCs w:val="20"/>
-              </w:rPr>
-              <w:t xml:space="preserve"> human-readable input thresholds into internal units (bytes, ms), </w:t>
-            </w:r>
-            <w:r>
-              <w:rPr>
-                <w:sz w:val="20"/>
-                <w:szCs w:val="20"/>
-              </w:rPr>
-              <w:t>Initialize</w:t>
-            </w:r>
-            <w:r>
-              <w:rPr>
-                <w:sz w:val="20"/>
-                <w:szCs w:val="20"/>
-              </w:rPr>
-              <w:t xml:space="preserve"> the runLog accumulator.</w:t>
+              <w:t xml:space="preserve">Generate a unique run ID (SCR-YYYY-MM-DDTHH-MM-SS), normalize human-readable input thresholds into internal units (bytes, </w:t>
+            </w:r>
+            <w:proofErr w:type="spellStart"/>
+            <w:r>
+              <w:rPr>
+                <w:sz w:val="20"/>
+                <w:szCs w:val="20"/>
+              </w:rPr>
+              <w:t>ms</w:t>
+            </w:r>
+            <w:proofErr w:type="spellEnd"/>
+            <w:r>
+              <w:rPr>
+                <w:sz w:val="20"/>
+                <w:szCs w:val="20"/>
+              </w:rPr>
+              <w:t xml:space="preserve">), Initialize the </w:t>
+            </w:r>
+            <w:proofErr w:type="spellStart"/>
+            <w:r>
+              <w:rPr>
+                <w:sz w:val="20"/>
+                <w:szCs w:val="20"/>
+              </w:rPr>
+              <w:t>runLog</w:t>
+            </w:r>
+            <w:proofErr w:type="spellEnd"/>
+            <w:r>
+              <w:rPr>
+                <w:sz w:val="20"/>
+                <w:szCs w:val="20"/>
+              </w:rPr>
+              <w:t xml:space="preserve"> accumulator.</w:t>
             </w:r>
           </w:p>
         </w:tc>
@@ -769,7 +796,71 @@
                 <w:sz w:val="20"/>
                 <w:szCs w:val="20"/>
               </w:rPr>
-              <w:t>Read the runLock attribute from the RuntimeState configuration element. If non-empty, throw to route via the Exception Handler as MUTEX_ABORT. Otherwise write runId into runLock to claim it.</w:t>
+              <w:t xml:space="preserve">Read the </w:t>
+            </w:r>
+            <w:proofErr w:type="spellStart"/>
+            <w:r>
+              <w:rPr>
+                <w:sz w:val="20"/>
+                <w:szCs w:val="20"/>
+              </w:rPr>
+              <w:t>runLock</w:t>
+            </w:r>
+            <w:proofErr w:type="spellEnd"/>
+            <w:r>
+              <w:rPr>
+                <w:sz w:val="20"/>
+                <w:szCs w:val="20"/>
+              </w:rPr>
+              <w:t xml:space="preserve"> attribute from the </w:t>
+            </w:r>
+            <w:proofErr w:type="spellStart"/>
+            <w:r>
+              <w:rPr>
+                <w:sz w:val="20"/>
+                <w:szCs w:val="20"/>
+              </w:rPr>
+              <w:t>RuntimeState</w:t>
+            </w:r>
+            <w:proofErr w:type="spellEnd"/>
+            <w:r>
+              <w:rPr>
+                <w:sz w:val="20"/>
+                <w:szCs w:val="20"/>
+              </w:rPr>
+              <w:t xml:space="preserve"> configuration element. If non-empty, throw to route via the Exception Handler as MUTEX_ABORT. Otherwise write </w:t>
+            </w:r>
+            <w:proofErr w:type="spellStart"/>
+            <w:r>
+              <w:rPr>
+                <w:sz w:val="20"/>
+                <w:szCs w:val="20"/>
+              </w:rPr>
+              <w:t>runId</w:t>
+            </w:r>
+            <w:proofErr w:type="spellEnd"/>
+            <w:r>
+              <w:rPr>
+                <w:sz w:val="20"/>
+                <w:szCs w:val="20"/>
+              </w:rPr>
+              <w:t xml:space="preserve"> into </w:t>
+            </w:r>
+            <w:proofErr w:type="spellStart"/>
+            <w:r>
+              <w:rPr>
+                <w:sz w:val="20"/>
+                <w:szCs w:val="20"/>
+              </w:rPr>
+              <w:t>runLock</w:t>
+            </w:r>
+            <w:proofErr w:type="spellEnd"/>
+            <w:r>
+              <w:rPr>
+                <w:sz w:val="20"/>
+                <w:szCs w:val="20"/>
+              </w:rPr>
+              <w:t xml:space="preserve"> to claim it.</w:t>
             </w:r>
           </w:p>
         </w:tc>
@@ -836,8 +927,17 @@
                 <w:sz w:val="20"/>
                 <w:szCs w:val="20"/>
               </w:rPr>
-              <w:t>Enumerate vCenters</w:t>
-            </w:r>
+              <w:t xml:space="preserve">Enumerate </w:t>
+            </w:r>
+            <w:proofErr w:type="spellStart"/>
+            <w:r>
+              <w:rPr>
+                <w:sz w:val="20"/>
+                <w:szCs w:val="20"/>
+              </w:rPr>
+              <w:t>vCenters</w:t>
+            </w:r>
+            <w:proofErr w:type="spellEnd"/>
           </w:p>
         </w:tc>
         <w:tc>
@@ -866,7 +966,55 @@
                 <w:sz w:val="20"/>
                 <w:szCs w:val="20"/>
               </w:rPr>
-              <w:t>Iterate VcPlugin.allSdkConnections; for each, call _getSnapshotCandidates and merge results into a single flat array. Per-vCenter failures are isolated as enum_error log entries; they do not abort the run.</w:t>
+              <w:t xml:space="preserve">Iterate </w:t>
+            </w:r>
+            <w:proofErr w:type="spellStart"/>
+            <w:r>
+              <w:rPr>
+                <w:sz w:val="20"/>
+                <w:szCs w:val="20"/>
+              </w:rPr>
+              <w:t>VcPlugin.allSdkConnections</w:t>
+            </w:r>
+            <w:proofErr w:type="spellEnd"/>
+            <w:r>
+              <w:rPr>
+                <w:sz w:val="20"/>
+                <w:szCs w:val="20"/>
+              </w:rPr>
+              <w:t>; for each, call _</w:t>
+            </w:r>
+            <w:proofErr w:type="spellStart"/>
+            <w:r>
+              <w:rPr>
+                <w:sz w:val="20"/>
+                <w:szCs w:val="20"/>
+              </w:rPr>
+              <w:t>getSnapshotCandidates</w:t>
+            </w:r>
+            <w:proofErr w:type="spellEnd"/>
+            <w:r>
+              <w:rPr>
+                <w:sz w:val="20"/>
+                <w:szCs w:val="20"/>
+              </w:rPr>
+              <w:t xml:space="preserve"> and merge results into a single flat array. Per-vCenter failures are isolated as </w:t>
+            </w:r>
+            <w:proofErr w:type="spellStart"/>
+            <w:r>
+              <w:rPr>
+                <w:sz w:val="20"/>
+                <w:szCs w:val="20"/>
+              </w:rPr>
+              <w:t>enum_error</w:t>
+            </w:r>
+            <w:proofErr w:type="spellEnd"/>
+            <w:r>
+              <w:rPr>
+                <w:sz w:val="20"/>
+                <w:szCs w:val="20"/>
+              </w:rPr>
+              <w:t xml:space="preserve"> log entries; they do not abort the run.</w:t>
             </w:r>
           </w:p>
         </w:tc>
@@ -958,21 +1106,23 @@
                 <w:sz w:val="20"/>
                 <w:szCs w:val="20"/>
               </w:rPr>
-              <w:t>Early-exit gate. Sets candidatesFound=true/false. A Decision element after this task routes false directly to ST-0</w:t>
-            </w:r>
-            <w:r>
-              <w:rPr>
-                <w:sz w:val="20"/>
-                <w:szCs w:val="20"/>
-              </w:rPr>
-              <w:t>8</w:t>
-            </w:r>
-            <w:r>
-              <w:rPr>
-                <w:sz w:val="20"/>
-                <w:szCs w:val="20"/>
-              </w:rPr>
-              <w:t>.</w:t>
+              <w:t xml:space="preserve">Early-exit gate. Sets </w:t>
+            </w:r>
+            <w:proofErr w:type="spellStart"/>
+            <w:r>
+              <w:rPr>
+                <w:sz w:val="20"/>
+                <w:szCs w:val="20"/>
+              </w:rPr>
+              <w:t>candidatesFound</w:t>
+            </w:r>
+            <w:proofErr w:type="spellEnd"/>
+            <w:r>
+              <w:rPr>
+                <w:sz w:val="20"/>
+                <w:szCs w:val="20"/>
+              </w:rPr>
+              <w:t>=true/false. A Decision element after this task routes false directly to ST-08.</w:t>
             </w:r>
           </w:p>
         </w:tc>
@@ -1064,7 +1214,7 @@
                 <w:sz w:val="20"/>
                 <w:szCs w:val="20"/>
               </w:rPr>
-              <w:t>Group candidates by VM. Within each VM, topologically sort newest-first using Kahn’s algorithm so leaf snapshots are removed before their parents. Split the result into two lanes by power state.</w:t>
+              <w:t>Group candidates by VM. Within each VM, sort newest-first by creation timestamp so the most recently created snapshot is deleted first (leaf before parent). Split the result into two lanes by power state.</w:t>
             </w:r>
           </w:p>
         </w:tc>
@@ -1156,7 +1306,39 @@
                 <w:sz w:val="20"/>
                 <w:szCs w:val="20"/>
               </w:rPr>
-              <w:t>Adaptive dispatch: start with concurrency 1, ramp up to maxParallel as the governor approves. Hard constraint: at most one task per VM at a time. Captures pre/post metrics into datastoreStateJson for governor calibration.</w:t>
+              <w:t xml:space="preserve">Adaptive dispatch: start with concurrency 1, ramp up to </w:t>
+            </w:r>
+            <w:proofErr w:type="spellStart"/>
+            <w:r>
+              <w:rPr>
+                <w:sz w:val="20"/>
+                <w:szCs w:val="20"/>
+              </w:rPr>
+              <w:t>maxParallel</w:t>
+            </w:r>
+            <w:proofErr w:type="spellEnd"/>
+            <w:r>
+              <w:rPr>
+                <w:sz w:val="20"/>
+                <w:szCs w:val="20"/>
+              </w:rPr>
+              <w:t xml:space="preserve"> as the governor approves. Hard constraint: at most one task per VM at a time. Captures pre/post metrics into </w:t>
+            </w:r>
+            <w:proofErr w:type="spellStart"/>
+            <w:r>
+              <w:rPr>
+                <w:sz w:val="20"/>
+                <w:szCs w:val="20"/>
+              </w:rPr>
+              <w:t>datastoreStateJson</w:t>
+            </w:r>
+            <w:proofErr w:type="spellEnd"/>
+            <w:r>
+              <w:rPr>
+                <w:sz w:val="20"/>
+                <w:szCs w:val="20"/>
+              </w:rPr>
+              <w:t xml:space="preserve"> for governor calibration.</w:t>
             </w:r>
           </w:p>
         </w:tc>
@@ -1248,7 +1430,23 @@
                 <w:sz w:val="20"/>
                 <w:szCs w:val="20"/>
               </w:rPr>
-              <w:t>Sequential processing with no per-VM concurrency limit (no stun risk on powered-off VMs). Inherits dsState calibration from ST-06 so shared datastores do not start blind.</w:t>
+              <w:t xml:space="preserve">Sequential processing with no per-VM concurrency limit (no stun risk on powered-off VMs). Inherits </w:t>
+            </w:r>
+            <w:proofErr w:type="spellStart"/>
+            <w:r>
+              <w:rPr>
+                <w:sz w:val="20"/>
+                <w:szCs w:val="20"/>
+              </w:rPr>
+              <w:t>dsState</w:t>
+            </w:r>
+            <w:proofErr w:type="spellEnd"/>
+            <w:r>
+              <w:rPr>
+                <w:sz w:val="20"/>
+                <w:szCs w:val="20"/>
+              </w:rPr>
+              <w:t xml:space="preserve"> calibration from ST-06 so shared datastores do not start blind.</w:t>
             </w:r>
           </w:p>
         </w:tc>
@@ -1310,8 +1508,17 @@
                 <w:sz w:val="20"/>
                 <w:szCs w:val="20"/>
               </w:rPr>
-              <w:t>Release Mutex &amp; Finalise</w:t>
-            </w:r>
+              <w:t xml:space="preserve">Release Mutex &amp; </w:t>
+            </w:r>
+            <w:proofErr w:type="spellStart"/>
+            <w:r>
+              <w:rPr>
+                <w:sz w:val="20"/>
+                <w:szCs w:val="20"/>
+              </w:rPr>
+              <w:t>Finalise</w:t>
+            </w:r>
+            <w:proofErr w:type="spellEnd"/>
           </w:p>
         </w:tc>
         <w:tc>
@@ -1344,7 +1551,39 @@
                 <w:sz w:val="20"/>
                 <w:szCs w:val="20"/>
               </w:rPr>
-              <w:t>Always-executes terminal task. Releases the lock, tallies counts, emits the SNAPSHOT CLEANUP COMPLETE result block, writes the structured runSummaryJson output.</w:t>
+              <w:t xml:space="preserve">Always-executes terminal task. Releases the lock, tallies </w:t>
+            </w:r>
+            <w:proofErr w:type="gramStart"/>
+            <w:r>
+              <w:rPr>
+                <w:sz w:val="20"/>
+                <w:szCs w:val="20"/>
+              </w:rPr>
+              <w:t>counts</w:t>
+            </w:r>
+            <w:proofErr w:type="gramEnd"/>
+            <w:r>
+              <w:rPr>
+                <w:sz w:val="20"/>
+                <w:szCs w:val="20"/>
+              </w:rPr>
+              <w:t xml:space="preserve">, emits the SNAPSHOT CLEANUP COMPLETE result block, writes the structured </w:t>
+            </w:r>
+            <w:proofErr w:type="spellStart"/>
+            <w:r>
+              <w:rPr>
+                <w:sz w:val="20"/>
+                <w:szCs w:val="20"/>
+              </w:rPr>
+              <w:t>runSummaryJson</w:t>
+            </w:r>
+            <w:proofErr w:type="spellEnd"/>
+            <w:r>
+              <w:rPr>
+                <w:sz w:val="20"/>
+                <w:szCs w:val="20"/>
+              </w:rPr>
+              <w:t xml:space="preserve"> output.</w:t>
             </w:r>
           </w:p>
         </w:tc>
@@ -1442,7 +1681,39 @@
                 <w:sz w:val="20"/>
                 <w:szCs w:val="20"/>
               </w:rPr>
-              <w:t>Connected to the error output of every scriptable task. Classifies errors as MUTEX_ABORT, CLEAN_EXIT, or ERROR. Releases the lock if it was held by this run; re-throws real errors so VCF Orchestrator marks the run failed.</w:t>
+              <w:t xml:space="preserve">Connected to the error output of every scriptable task. </w:t>
+            </w:r>
+            <w:proofErr w:type="gramStart"/>
+            <w:r>
+              <w:rPr>
+                <w:sz w:val="20"/>
+                <w:szCs w:val="20"/>
+              </w:rPr>
+              <w:t>Classifies</w:t>
+            </w:r>
+            <w:proofErr w:type="gramEnd"/>
+            <w:r>
+              <w:rPr>
+                <w:sz w:val="20"/>
+                <w:szCs w:val="20"/>
+              </w:rPr>
+              <w:t xml:space="preserve"> errors as MUTEX_ABORT, CLEAN_EXIT, or ERROR. </w:t>
+            </w:r>
+            <w:proofErr w:type="gramStart"/>
+            <w:r>
+              <w:rPr>
+                <w:sz w:val="20"/>
+                <w:szCs w:val="20"/>
+              </w:rPr>
+              <w:t>Releases</w:t>
+            </w:r>
+            <w:proofErr w:type="gramEnd"/>
+            <w:r>
+              <w:rPr>
+                <w:sz w:val="20"/>
+                <w:szCs w:val="20"/>
+              </w:rPr>
+              <w:t xml:space="preserve"> the lock if it was held by this run; re-throws real errors so VCF Orchestrator marks the run failed.</w:t>
             </w:r>
           </w:p>
         </w:tc>
@@ -1573,6 +1844,8 @@
                 <w:szCs w:val="20"/>
               </w:rPr>
             </w:pPr>
+            <w:proofErr w:type="spellStart"/>
+            <w:proofErr w:type="gramStart"/>
             <w:r>
               <w:rPr>
                 <w:sz w:val="20"/>
@@ -1580,6 +1853,8 @@
               </w:rPr>
               <w:t>com.broadcom.pso.vc.vm.snapshots</w:t>
             </w:r>
+            <w:proofErr w:type="spellEnd"/>
+            <w:proofErr w:type="gramEnd"/>
           </w:p>
         </w:tc>
         <w:tc>
@@ -1612,21 +1887,73 @@
                 <w:sz w:val="20"/>
                 <w:szCs w:val="20"/>
               </w:rPr>
-              <w:t xml:space="preserve">_getSnapshotCandidates, _deleteSnapshot — VM and snapshot enumeration and deletion. Operate against VC:SdkConnection objects through the </w:t>
-            </w:r>
-            <w:r>
-              <w:rPr>
-                <w:sz w:val="20"/>
-                <w:szCs w:val="20"/>
-              </w:rPr>
-              <w:t>VCF Orchestrator</w:t>
-            </w:r>
-            <w:r>
-              <w:rPr>
-                <w:sz w:val="20"/>
-                <w:szCs w:val="20"/>
-              </w:rPr>
-              <w:t xml:space="preserve"> inventory tree (no REST, no MoRef construction).</w:t>
+              <w:t>_</w:t>
+            </w:r>
+            <w:proofErr w:type="spellStart"/>
+            <w:r>
+              <w:rPr>
+                <w:sz w:val="20"/>
+                <w:szCs w:val="20"/>
+              </w:rPr>
+              <w:t>getSnapshotCandidates</w:t>
+            </w:r>
+            <w:proofErr w:type="spellEnd"/>
+            <w:r>
+              <w:rPr>
+                <w:sz w:val="20"/>
+                <w:szCs w:val="20"/>
+              </w:rPr>
+              <w:t>, _</w:t>
+            </w:r>
+            <w:proofErr w:type="spellStart"/>
+            <w:r>
+              <w:rPr>
+                <w:sz w:val="20"/>
+                <w:szCs w:val="20"/>
+              </w:rPr>
+              <w:t>deleteSnapshot</w:t>
+            </w:r>
+            <w:proofErr w:type="spellEnd"/>
+            <w:r>
+              <w:rPr>
+                <w:sz w:val="20"/>
+                <w:szCs w:val="20"/>
+              </w:rPr>
+              <w:t xml:space="preserve"> — VM and snapshot enumeration and deletion. Operate against </w:t>
+            </w:r>
+            <w:proofErr w:type="spellStart"/>
+            <w:proofErr w:type="gramStart"/>
+            <w:r>
+              <w:rPr>
+                <w:sz w:val="20"/>
+                <w:szCs w:val="20"/>
+              </w:rPr>
+              <w:t>VC:SdkConnection</w:t>
+            </w:r>
+            <w:proofErr w:type="spellEnd"/>
+            <w:proofErr w:type="gramEnd"/>
+            <w:r>
+              <w:rPr>
+                <w:sz w:val="20"/>
+                <w:szCs w:val="20"/>
+              </w:rPr>
+              <w:t xml:space="preserve"> objects through the VCF Orchestrator inventory tree (no REST, no </w:t>
+            </w:r>
+            <w:proofErr w:type="spellStart"/>
+            <w:r>
+              <w:rPr>
+                <w:sz w:val="20"/>
+                <w:szCs w:val="20"/>
+              </w:rPr>
+              <w:t>MoRef</w:t>
+            </w:r>
+            <w:proofErr w:type="spellEnd"/>
+            <w:r>
+              <w:rPr>
+                <w:sz w:val="20"/>
+                <w:szCs w:val="20"/>
+              </w:rPr>
+              <w:t xml:space="preserve"> construction).</w:t>
             </w:r>
           </w:p>
         </w:tc>
@@ -1657,6 +1984,8 @@
                 <w:szCs w:val="20"/>
               </w:rPr>
             </w:pPr>
+            <w:proofErr w:type="spellStart"/>
+            <w:proofErr w:type="gramStart"/>
             <w:r>
               <w:rPr>
                 <w:sz w:val="20"/>
@@ -1664,6 +1993,8 @@
               </w:rPr>
               <w:t>com.broadcom.pso.vc.storage</w:t>
             </w:r>
+            <w:proofErr w:type="spellEnd"/>
+            <w:proofErr w:type="gramEnd"/>
           </w:p>
         </w:tc>
         <w:tc>
@@ -1696,21 +2027,71 @@
                 <w:sz w:val="20"/>
                 <w:szCs w:val="20"/>
               </w:rPr>
-              <w:t xml:space="preserve">_getDatastoreMetrics, </w:t>
-            </w:r>
-            <w:r>
-              <w:rPr>
-                <w:sz w:val="20"/>
-                <w:szCs w:val="20"/>
-              </w:rPr>
               <w:t>_</w:t>
             </w:r>
-            <w:r>
-              <w:rPr>
-                <w:sz w:val="20"/>
-                <w:szCs w:val="20"/>
-              </w:rPr>
-              <w:t>adaptiveGovernorCheck — datastore performance sampling (VMFS/NFS via PerformanceManager.queryPerf, vSAN via HostVsanInternalSystem.queryVsanStatistics) and the governor decision engine.</w:t>
+            <w:proofErr w:type="spellStart"/>
+            <w:r>
+              <w:rPr>
+                <w:sz w:val="20"/>
+                <w:szCs w:val="20"/>
+              </w:rPr>
+              <w:t>getDatastoreMetrics</w:t>
+            </w:r>
+            <w:proofErr w:type="spellEnd"/>
+            <w:r>
+              <w:rPr>
+                <w:sz w:val="20"/>
+                <w:szCs w:val="20"/>
+              </w:rPr>
+              <w:t xml:space="preserve">, </w:t>
+            </w:r>
+            <w:proofErr w:type="spellStart"/>
+            <w:r>
+              <w:rPr>
+                <w:sz w:val="20"/>
+                <w:szCs w:val="20"/>
+              </w:rPr>
+              <w:t>adaptiveGovernorCheck</w:t>
+            </w:r>
+            <w:proofErr w:type="spellEnd"/>
+            <w:r>
+              <w:rPr>
+                <w:sz w:val="20"/>
+                <w:szCs w:val="20"/>
+              </w:rPr>
+              <w:t xml:space="preserve"> — datastore performance sampling (VMFS/NFS via </w:t>
+            </w:r>
+            <w:proofErr w:type="spellStart"/>
+            <w:r>
+              <w:rPr>
+                <w:sz w:val="20"/>
+                <w:szCs w:val="20"/>
+              </w:rPr>
+              <w:t>PerformanceManager.queryPerf</w:t>
+            </w:r>
+            <w:proofErr w:type="spellEnd"/>
+            <w:r>
+              <w:rPr>
+                <w:sz w:val="20"/>
+                <w:szCs w:val="20"/>
+              </w:rPr>
+              <w:t xml:space="preserve">, vSAN via </w:t>
+            </w:r>
+            <w:proofErr w:type="spellStart"/>
+            <w:r>
+              <w:rPr>
+                <w:sz w:val="20"/>
+                <w:szCs w:val="20"/>
+              </w:rPr>
+              <w:t>HostVsanInternalSystem.queryVsanStatistics</w:t>
+            </w:r>
+            <w:proofErr w:type="spellEnd"/>
+            <w:r>
+              <w:rPr>
+                <w:sz w:val="20"/>
+                <w:szCs w:val="20"/>
+              </w:rPr>
+              <w:t>) and the governor decision engine.</w:t>
             </w:r>
           </w:p>
         </w:tc>
@@ -1738,23 +2119,20 @@
       </w:pPr>
       <w:r>
         <w:lastRenderedPageBreak/>
-        <w:t xml:space="preserve">There is exactly one </w:t>
-      </w:r>
-      <w:r>
-        <w:t>VCF Orchestrator</w:t>
-      </w:r>
-      <w:r>
-        <w:t xml:space="preserve"> Configuration Element required by this solution, under category </w:t>
-      </w:r>
+        <w:t xml:space="preserve">There is exactly one VCF Orchestrator Configuration Element required by this solution, under category </w:t>
+      </w:r>
+      <w:proofErr w:type="spellStart"/>
       <w:r>
         <w:rPr>
           <w:rFonts w:ascii="Consolas" w:eastAsia="Consolas" w:hAnsi="Consolas" w:cs="Consolas"/>
         </w:rPr>
         <w:t>SnapshotCleanup</w:t>
       </w:r>
+      <w:proofErr w:type="spellEnd"/>
       <w:r>
         <w:t xml:space="preserve">: </w:t>
       </w:r>
+      <w:proofErr w:type="spellStart"/>
       <w:r>
         <w:rPr>
           <w:rFonts w:ascii="Consolas" w:eastAsia="Consolas" w:hAnsi="Consolas" w:cs="Consolas"/>
@@ -1763,14 +2141,9 @@
         </w:rPr>
         <w:t>RuntimeState</w:t>
       </w:r>
-      <w:r>
-        <w:t xml:space="preserve">. All threshold and policy values are workflow input parameters, set as defaults on the workflow Inputs tab and overridable per schedule. There is no separate file-logging configuration; all audit output goes to the </w:t>
-      </w:r>
-      <w:r>
-        <w:t>VCF Orchestrator</w:t>
-      </w:r>
-      <w:r>
-        <w:t xml:space="preserve"> workflow log.</w:t>
+      <w:proofErr w:type="spellEnd"/>
+      <w:r>
+        <w:t>. All threshold and policy values are workflow input parameters, set as defaults on the workflow Inputs tab and overridable per schedule. There is no separate file-logging configuration; all audit output goes to the VCF Orchestrator workflow log.</w:t>
       </w:r>
     </w:p>
     <w:p>
@@ -1778,7 +2151,15 @@
         <w:pStyle w:val="heading20"/>
       </w:pPr>
       <w:r>
-        <w:t>3.1 RuntimeState attributes</w:t>
+        <w:t xml:space="preserve">3.1 </w:t>
+      </w:r>
+      <w:proofErr w:type="spellStart"/>
+      <w:r>
+        <w:t>RuntimeState</w:t>
+      </w:r>
+      <w:proofErr w:type="spellEnd"/>
+      <w:r>
+        <w:t xml:space="preserve"> attributes</w:t>
       </w:r>
     </w:p>
     <w:tbl>
@@ -1919,6 +2300,7 @@
                 <w:szCs w:val="20"/>
               </w:rPr>
             </w:pPr>
+            <w:proofErr w:type="spellStart"/>
             <w:r>
               <w:rPr>
                 <w:sz w:val="20"/>
@@ -1926,6 +2308,7 @@
               </w:rPr>
               <w:t>runLock</w:t>
             </w:r>
+            <w:proofErr w:type="spellEnd"/>
           </w:p>
         </w:tc>
         <w:tc>
@@ -1988,35 +2371,7 @@
                 <w:sz w:val="20"/>
                 <w:szCs w:val="20"/>
               </w:rPr>
-              <w:t>Active run ID while a workflow run is in progress, format SCR-YYYY-MM-DDTHH-MM-SS. Empty string when no run is active. Written by ST-02 on acquire, cleared by ST-0</w:t>
-            </w:r>
-            <w:r>
-              <w:rPr>
-                <w:sz w:val="20"/>
-                <w:szCs w:val="20"/>
-              </w:rPr>
-              <w:t>8</w:t>
-            </w:r>
-            <w:r>
-              <w:rPr>
-                <w:sz w:val="20"/>
-                <w:szCs w:val="20"/>
-              </w:rPr>
-              <w:t xml:space="preserve"> and the Exception Handler on release. </w:t>
-            </w:r>
-            <w:r>
-              <w:rPr>
-                <w:sz w:val="20"/>
-                <w:szCs w:val="20"/>
-              </w:rPr>
-              <w:t>Initialize</w:t>
-            </w:r>
-            <w:r>
-              <w:rPr>
-                <w:sz w:val="20"/>
-                <w:szCs w:val="20"/>
-              </w:rPr>
-              <w:t xml:space="preserve"> as empty string, never null.</w:t>
+              <w:t>Active run ID while a workflow run is in progress, format SCR-YYYY-MM-DDTHH-MM-SS. Empty string when no run is active. Written by ST-02 on acquire, cleared by ST-08 and the Exception Handler on release. Initialize as empty string, never null.</w:t>
             </w:r>
           </w:p>
         </w:tc>
@@ -2047,6 +2402,7 @@
                 <w:szCs w:val="20"/>
               </w:rPr>
             </w:pPr>
+            <w:proofErr w:type="spellStart"/>
             <w:r>
               <w:rPr>
                 <w:sz w:val="20"/>
@@ -2054,6 +2410,7 @@
               </w:rPr>
               <w:t>lastRunId</w:t>
             </w:r>
+            <w:proofErr w:type="spellEnd"/>
           </w:p>
         </w:tc>
         <w:tc>
@@ -2143,6 +2500,7 @@
                 <w:szCs w:val="20"/>
               </w:rPr>
             </w:pPr>
+            <w:proofErr w:type="spellStart"/>
             <w:r>
               <w:rPr>
                 <w:sz w:val="20"/>
@@ -2150,6 +2508,7 @@
               </w:rPr>
               <w:t>lastRunCompletedAt</w:t>
             </w:r>
+            <w:proofErr w:type="spellEnd"/>
           </w:p>
         </w:tc>
         <w:tc>
@@ -2239,6 +2598,7 @@
                 <w:szCs w:val="20"/>
               </w:rPr>
             </w:pPr>
+            <w:proofErr w:type="spellStart"/>
             <w:r>
               <w:rPr>
                 <w:sz w:val="20"/>
@@ -2246,6 +2606,7 @@
               </w:rPr>
               <w:t>lastRunOutcome</w:t>
             </w:r>
+            <w:proofErr w:type="spellEnd"/>
           </w:p>
         </w:tc>
         <w:tc>
@@ -2323,13 +2684,7 @@
         <w:pStyle w:val="heading20"/>
       </w:pPr>
       <w:r>
-        <w:t xml:space="preserve">3.2 Workflow </w:t>
-      </w:r>
-      <w:r>
-        <w:t>Variable</w:t>
-      </w:r>
-      <w:r>
-        <w:t>s</w:t>
+        <w:t>3.2 Workflow Variables</w:t>
       </w:r>
     </w:p>
     <w:tbl>
@@ -2499,6 +2854,7 @@
                 <w:szCs w:val="20"/>
               </w:rPr>
             </w:pPr>
+            <w:proofErr w:type="spellStart"/>
             <w:r>
               <w:rPr>
                 <w:sz w:val="20"/>
@@ -2506,6 +2862,7 @@
               </w:rPr>
               <w:t>maxAgeMinutes</w:t>
             </w:r>
+            <w:proofErr w:type="spellEnd"/>
           </w:p>
         </w:tc>
         <w:tc>
@@ -2625,13 +2982,15 @@
                 <w:szCs w:val="20"/>
               </w:rPr>
             </w:pPr>
-            <w:r>
-              <w:rPr>
-                <w:sz w:val="20"/>
-                <w:szCs w:val="20"/>
-              </w:rPr>
-              <w:t>descIgnoreString</w:t>
-            </w:r>
+            <w:proofErr w:type="spellStart"/>
+            <w:r>
+              <w:rPr>
+                <w:sz w:val="20"/>
+                <w:szCs w:val="20"/>
+              </w:rPr>
+              <w:t>descIgnoreStrings</w:t>
+            </w:r>
+            <w:proofErr w:type="spellEnd"/>
           </w:p>
         </w:tc>
         <w:tc>
@@ -2655,12 +3014,21 @@
             <w:pPr>
               <w:spacing w:after="40"/>
             </w:pPr>
-            <w:r>
-              <w:rPr>
-                <w:sz w:val="20"/>
-                <w:szCs w:val="20"/>
-              </w:rPr>
-              <w:t>string</w:t>
+            <w:proofErr w:type="gramStart"/>
+            <w:r>
+              <w:rPr>
+                <w:sz w:val="20"/>
+                <w:szCs w:val="20"/>
+              </w:rPr>
+              <w:t>string[</w:t>
+            </w:r>
+            <w:proofErr w:type="gramEnd"/>
+            <w:r>
+              <w:rPr>
+                <w:sz w:val="20"/>
+                <w:szCs w:val="20"/>
+              </w:rPr>
+              <w:t>]</w:t>
             </w:r>
           </w:p>
         </w:tc>
@@ -2690,7 +3058,7 @@
                 <w:sz w:val="20"/>
                 <w:szCs w:val="20"/>
               </w:rPr>
-              <w:t>(empty)</w:t>
+              <w:t>[]</w:t>
             </w:r>
           </w:p>
         </w:tc>
@@ -2720,7 +3088,7 @@
                 <w:sz w:val="20"/>
                 <w:szCs w:val="20"/>
               </w:rPr>
-              <w:t>Skip filter (case-insensitive substring). Backup tools should embed this string in their snapshot descriptions to opt out.</w:t>
+              <w:t>Skip filter array (case-insensitive substring). Snapshot skipped if description contains ANY element. Backup tools should embed an agreed keyword in their snapshot descriptions to opt out.</w:t>
             </w:r>
           </w:p>
         </w:tc>
@@ -2751,6 +3119,7 @@
                 <w:szCs w:val="20"/>
               </w:rPr>
             </w:pPr>
+            <w:proofErr w:type="spellStart"/>
             <w:r>
               <w:rPr>
                 <w:sz w:val="20"/>
@@ -2758,6 +3127,7 @@
               </w:rPr>
               <w:t>latencyThresholdMs</w:t>
             </w:r>
+            <w:proofErr w:type="spellEnd"/>
           </w:p>
         </w:tc>
         <w:tc>
@@ -2877,6 +3247,7 @@
                 <w:szCs w:val="20"/>
               </w:rPr>
             </w:pPr>
+            <w:proofErr w:type="spellStart"/>
             <w:r>
               <w:rPr>
                 <w:sz w:val="20"/>
@@ -2884,6 +3255,7 @@
               </w:rPr>
               <w:t>vsanCongestionThresh</w:t>
             </w:r>
+            <w:proofErr w:type="spellEnd"/>
           </w:p>
         </w:tc>
         <w:tc>
@@ -3003,6 +3375,7 @@
                 <w:szCs w:val="20"/>
               </w:rPr>
             </w:pPr>
+            <w:proofErr w:type="spellStart"/>
             <w:r>
               <w:rPr>
                 <w:sz w:val="20"/>
@@ -3010,6 +3383,7 @@
               </w:rPr>
               <w:t>vsanResyncThresholdGB</w:t>
             </w:r>
+            <w:proofErr w:type="spellEnd"/>
           </w:p>
         </w:tc>
         <w:tc>
@@ -3129,6 +3503,7 @@
                 <w:szCs w:val="20"/>
               </w:rPr>
             </w:pPr>
+            <w:proofErr w:type="spellStart"/>
             <w:r>
               <w:rPr>
                 <w:sz w:val="20"/>
@@ -3136,6 +3511,7 @@
               </w:rPr>
               <w:t>maxParallelPerVcenter</w:t>
             </w:r>
+            <w:proofErr w:type="spellEnd"/>
           </w:p>
         </w:tc>
         <w:tc>
@@ -3255,6 +3631,7 @@
                 <w:szCs w:val="20"/>
               </w:rPr>
             </w:pPr>
+            <w:proofErr w:type="spellStart"/>
             <w:r>
               <w:rPr>
                 <w:sz w:val="20"/>
@@ -3262,6 +3639,7 @@
               </w:rPr>
               <w:t>governorPollIntervalSec</w:t>
             </w:r>
+            <w:proofErr w:type="spellEnd"/>
           </w:p>
         </w:tc>
         <w:tc>
@@ -3350,7 +3728,23 @@
                 <w:sz w:val="20"/>
                 <w:szCs w:val="20"/>
               </w:rPr>
-              <w:t>Re-check interval when the governor is on hold. Converted to ms by ST-01.</w:t>
+              <w:t xml:space="preserve">Re-check interval when the governor is on hold. Converted to </w:t>
+            </w:r>
+            <w:proofErr w:type="spellStart"/>
+            <w:r>
+              <w:rPr>
+                <w:sz w:val="20"/>
+                <w:szCs w:val="20"/>
+              </w:rPr>
+              <w:t>ms</w:t>
+            </w:r>
+            <w:proofErr w:type="spellEnd"/>
+            <w:r>
+              <w:rPr>
+                <w:sz w:val="20"/>
+                <w:szCs w:val="20"/>
+              </w:rPr>
+              <w:t xml:space="preserve"> by ST-01.</w:t>
             </w:r>
           </w:p>
         </w:tc>
@@ -3381,6 +3775,7 @@
                 <w:szCs w:val="20"/>
               </w:rPr>
             </w:pPr>
+            <w:proofErr w:type="spellStart"/>
             <w:r>
               <w:rPr>
                 <w:sz w:val="20"/>
@@ -3388,6 +3783,7 @@
               </w:rPr>
               <w:t>taskTimeoutSeconds</w:t>
             </w:r>
+            <w:proofErr w:type="spellEnd"/>
           </w:p>
         </w:tc>
         <w:tc>
@@ -3665,6 +4061,7 @@
                 <w:szCs w:val="20"/>
               </w:rPr>
             </w:pPr>
+            <w:proofErr w:type="spellStart"/>
             <w:r>
               <w:rPr>
                 <w:sz w:val="20"/>
@@ -3672,6 +4069,7 @@
               </w:rPr>
               <w:t>nameMatchString</w:t>
             </w:r>
+            <w:proofErr w:type="spellEnd"/>
           </w:p>
         </w:tc>
         <w:tc>
@@ -3794,6 +4192,7 @@
                 <w:szCs w:val="20"/>
               </w:rPr>
             </w:pPr>
+            <w:proofErr w:type="spellStart"/>
             <w:r>
               <w:rPr>
                 <w:sz w:val="20"/>
@@ -3801,6 +4200,7 @@
               </w:rPr>
               <w:t>dryRun</w:t>
             </w:r>
+            <w:proofErr w:type="spellEnd"/>
           </w:p>
         </w:tc>
         <w:tc>
@@ -3828,6 +4228,7 @@
                 <w:szCs w:val="20"/>
               </w:rPr>
             </w:pPr>
+            <w:proofErr w:type="spellStart"/>
             <w:r>
               <w:rPr>
                 <w:sz w:val="20"/>
@@ -3835,6 +4236,7 @@
               </w:rPr>
               <w:t>boolean</w:t>
             </w:r>
+            <w:proofErr w:type="spellEnd"/>
           </w:p>
         </w:tc>
         <w:tc>
@@ -3902,21 +4304,16 @@
     <w:p/>
     <w:p>
       <w:pPr>
+        <w:pStyle w:val="heading10"/>
+      </w:pPr>
+      <w:r>
+        <w:t>4. Concurrency and Locking</w:t>
+      </w:r>
+    </w:p>
+    <w:p>
+      <w:pPr>
         <w:pStyle w:val="heading20"/>
       </w:pPr>
-    </w:p>
-    <w:p>
-      <w:pPr>
-        <w:pStyle w:val="heading10"/>
-      </w:pPr>
-      <w:r>
-        <w:t>4. Concurrency and Locking</w:t>
-      </w:r>
-    </w:p>
-    <w:p>
-      <w:pPr>
-        <w:pStyle w:val="heading20"/>
-      </w:pPr>
       <w:r>
         <w:t>4.1 Distributed mutex</w:t>
       </w:r>
@@ -3928,20 +4325,24 @@
       <w:r>
         <w:t xml:space="preserve">Two scheduled runs must never execute concurrently — they would both try to consolidate the same chains and corrupt the calibration state. The mutex is implemented as the </w:t>
       </w:r>
+      <w:proofErr w:type="spellStart"/>
       <w:r>
         <w:rPr>
           <w:rFonts w:ascii="Consolas" w:eastAsia="Consolas" w:hAnsi="Consolas" w:cs="Consolas"/>
         </w:rPr>
         <w:t>runLock</w:t>
       </w:r>
-      <w:r>
-        <w:t xml:space="preserve"> attribute on the RuntimeState configuration element. Acquisition is a check-then-write performed by ST-02. Release is performed by ST-0</w:t>
-      </w:r>
-      <w:r>
-        <w:t>8</w:t>
-      </w:r>
-      <w:r>
-        <w:t xml:space="preserve"> on the success path and by the Exception Handler on any non-MUTEX_ABORT exit.</w:t>
+      <w:proofErr w:type="spellEnd"/>
+      <w:r>
+        <w:t xml:space="preserve"> attribute on the </w:t>
+      </w:r>
+      <w:proofErr w:type="spellStart"/>
+      <w:r>
+        <w:t>RuntimeState</w:t>
+      </w:r>
+      <w:proofErr w:type="spellEnd"/>
+      <w:r>
+        <w:t xml:space="preserve"> configuration element. Acquisition is a check-then-write performed by ST-02. Release is performed by ST-08 on the success path and by the Exception Handler on any non-MUTEX_ABORT exit.</w:t>
       </w:r>
     </w:p>
     <w:p>
@@ -3949,13 +4350,7 @@
         <w:spacing w:after="120"/>
       </w:pPr>
       <w:r>
-        <w:t xml:space="preserve">Configuration elements are global to the </w:t>
-      </w:r>
-      <w:r>
-        <w:t>VCF Orchestrator</w:t>
-      </w:r>
-      <w:r>
-        <w:t xml:space="preserve"> instance and persist across workflow restarts, so the lock survives appliance reboots.</w:t>
+        <w:t>Configuration elements are global to the VCF Orchestrator instance and persist across workflow restarts, so the lock survives appliance reboots.</w:t>
       </w:r>
     </w:p>
     <w:p>
@@ -4002,7 +4397,17 @@
         <w:spacing w:after="80"/>
       </w:pPr>
       <w:r>
-        <w:t>Start with currentConcurrency = 1.</w:t>
+        <w:t xml:space="preserve">Start with </w:t>
+      </w:r>
+      <w:proofErr w:type="spellStart"/>
+      <w:proofErr w:type="gramStart"/>
+      <w:r>
+        <w:t>currentConcurrency</w:t>
+      </w:r>
+      <w:proofErr w:type="spellEnd"/>
+      <w:proofErr w:type="gramEnd"/>
+      <w:r>
+        <w:t xml:space="preserve"> = 1.</w:t>
       </w:r>
     </w:p>
     <w:p>
@@ -4028,7 +4433,25 @@
         <w:spacing w:after="80"/>
       </w:pPr>
       <w:r>
-        <w:t>After each task completes, harvest its result and re-evaluate: if the next candidate’s projected impact (current latency + observed delta) stays within threshold, ramp currentConcurrency by 1, capped at maxParallel.</w:t>
+        <w:t xml:space="preserve">After each task completes, harvest its result and re-evaluate: if the next candidate’s projected impact (current latency + observed delta) stays within threshold, ramp </w:t>
+      </w:r>
+      <w:proofErr w:type="spellStart"/>
+      <w:proofErr w:type="gramStart"/>
+      <w:r>
+        <w:t>currentConcurrency</w:t>
+      </w:r>
+      <w:proofErr w:type="spellEnd"/>
+      <w:proofErr w:type="gramEnd"/>
+      <w:r>
+        <w:t xml:space="preserve"> by 1, capped at </w:t>
+      </w:r>
+      <w:proofErr w:type="spellStart"/>
+      <w:r>
+        <w:t>maxParallel</w:t>
+      </w:r>
+      <w:proofErr w:type="spellEnd"/>
+      <w:r>
+        <w:t>.</w:t>
       </w:r>
     </w:p>
     <w:p>
@@ -4041,7 +4464,17 @@
         <w:spacing w:after="80"/>
       </w:pPr>
       <w:r>
-        <w:t>If projected impact would breach threshold, hold currentConcurrency at its current level and wait for an active task to complete.</w:t>
+        <w:t xml:space="preserve">If projected impact would breach threshold, hold </w:t>
+      </w:r>
+      <w:proofErr w:type="spellStart"/>
+      <w:proofErr w:type="gramStart"/>
+      <w:r>
+        <w:t>currentConcurrency</w:t>
+      </w:r>
+      <w:proofErr w:type="spellEnd"/>
+      <w:proofErr w:type="gramEnd"/>
+      <w:r>
+        <w:t xml:space="preserve"> at its current level and wait for an active task to complete.</w:t>
       </w:r>
     </w:p>
     <w:p>
@@ -4054,7 +4487,15 @@
         <w:spacing w:after="80"/>
       </w:pPr>
       <w:r>
-        <w:t>Hard constraint: never dispatch a second task for a VM that is already in flight (per-VM serialisation, regardless of concurrency level).</w:t>
+        <w:t xml:space="preserve">Hard constraint: never dispatch a second task for a VM that is already in flight (per-VM </w:t>
+      </w:r>
+      <w:proofErr w:type="spellStart"/>
+      <w:r>
+        <w:t>serialisation</w:t>
+      </w:r>
+      <w:proofErr w:type="spellEnd"/>
+      <w:r>
+        <w:t>, regardless of concurrency level).</w:t>
       </w:r>
     </w:p>
     <w:p>
@@ -4070,11 +4511,15 @@
         <w:spacing w:after="120"/>
       </w:pPr>
       <w:r>
-        <w:t xml:space="preserve">If the governor denies dispatch and there are no other tasks running, ST-06 polls every governorPollIntervalSec (default 30s) up to a hard cap of 120 attempts (one hour by default). After the </w:t>
-      </w:r>
-      <w:r>
-        <w:lastRenderedPageBreak/>
-        <w:t xml:space="preserve">cap is exhausted the candidate is logged as </w:t>
+        <w:t xml:space="preserve">If the governor denies dispatch and there are no other tasks running, ST-06 polls every </w:t>
+      </w:r>
+      <w:proofErr w:type="spellStart"/>
+      <w:r>
+        <w:t>governorPollIntervalSec</w:t>
+      </w:r>
+      <w:proofErr w:type="spellEnd"/>
+      <w:r>
+        <w:t xml:space="preserve"> (default 30s) up to a hard cap of 120 attempts (one hour by default). After the cap is exhausted the candidate is logged as </w:t>
       </w:r>
       <w:r>
         <w:rPr>
@@ -4091,6 +4536,7 @@
         <w:pStyle w:val="heading10"/>
       </w:pPr>
       <w:r>
+        <w:lastRenderedPageBreak/>
         <w:t>5. Adaptive I/O Governor</w:t>
       </w:r>
     </w:p>
@@ -4099,7 +4545,15 @@
         <w:spacing w:after="120"/>
       </w:pPr>
       <w:r>
-        <w:t>The governor is the heart of the design. It exists because consolidation cost is unknown until it has actually happened on this datastore: a 10 MB snapshot can take milliseconds; a 500 GB snapshot on a busy NFS array can take minutes and saturate the wire. Static thresholds always either underuse the available headroom or breach it.</w:t>
+        <w:t xml:space="preserve">The governor is the heart of the design. It exists because consolidation cost is unknown until it has </w:t>
+      </w:r>
+      <w:proofErr w:type="gramStart"/>
+      <w:r>
+        <w:t>actually happened</w:t>
+      </w:r>
+      <w:proofErr w:type="gramEnd"/>
+      <w:r>
+        <w:t xml:space="preserve"> on this datastore: a 10 MB snapshot can take milliseconds; a 500 GB snapshot on a busy NFS array can take minutes and saturate the wire. Static thresholds always either underuse the available headroom or breach it.</w:t>
       </w:r>
     </w:p>
     <w:p>
@@ -4124,8 +4578,45 @@
         <w:shd w:val="clear" w:color="auto" w:fill="F2F2F2"/>
         <w:spacing w:before="0" w:after="0"/>
       </w:pPr>
-      <w:r>
-        <w:t>projected_latency = current_latency + max(0, post_last - pre_last)</w:t>
+      <w:proofErr w:type="spellStart"/>
+      <w:r>
+        <w:t>projected_latency</w:t>
+      </w:r>
+      <w:proofErr w:type="spellEnd"/>
+      <w:r>
+        <w:t xml:space="preserve"> = </w:t>
+      </w:r>
+      <w:proofErr w:type="spellStart"/>
+      <w:r>
+        <w:t>current_latency</w:t>
+      </w:r>
+      <w:proofErr w:type="spellEnd"/>
+      <w:r>
+        <w:t xml:space="preserve"> + </w:t>
+      </w:r>
+      <w:proofErr w:type="gramStart"/>
+      <w:r>
+        <w:t>max(</w:t>
+      </w:r>
+      <w:proofErr w:type="gramEnd"/>
+      <w:r>
+        <w:t xml:space="preserve">0, </w:t>
+      </w:r>
+      <w:proofErr w:type="spellStart"/>
+      <w:r>
+        <w:t>post_last</w:t>
+      </w:r>
+      <w:proofErr w:type="spellEnd"/>
+      <w:r>
+        <w:t xml:space="preserve"> - </w:t>
+      </w:r>
+      <w:proofErr w:type="spellStart"/>
+      <w:r>
+        <w:t>pre_last</w:t>
+      </w:r>
+      <w:proofErr w:type="spellEnd"/>
+      <w:r>
+        <w:t>)</w:t>
       </w:r>
     </w:p>
     <w:p>
@@ -4135,15 +4626,49 @@
         <w:spacing w:before="0" w:after="0"/>
       </w:pPr>
       <w:r>
-        <w:t>approve if projected_latency &lt;= latencyThresholdMs</w:t>
-      </w:r>
+        <w:t xml:space="preserve">approve if </w:t>
+      </w:r>
+      <w:proofErr w:type="spellStart"/>
+      <w:r>
+        <w:t>projected_latency</w:t>
+      </w:r>
+      <w:proofErr w:type="spellEnd"/>
+      <w:r>
+        <w:t xml:space="preserve"> &lt;= </w:t>
+      </w:r>
+      <w:proofErr w:type="spellStart"/>
+      <w:r>
+        <w:t>latencyThresholdMs</w:t>
+      </w:r>
+      <w:proofErr w:type="spellEnd"/>
     </w:p>
     <w:p>
       <w:pPr>
         <w:spacing w:after="120"/>
       </w:pPr>
-      <w:r>
-        <w:t>For vSAN, the same rule is applied to congestion and (when available) resync queue depth, against vsanCongestionThresh and vsanResyncThresholdGB respectively.</w:t>
+    </w:p>
+    <w:p>
+      <w:pPr>
+        <w:spacing w:after="120"/>
+      </w:pPr>
+      <w:r>
+        <w:t xml:space="preserve">For vSAN, the same rule is applied to congestion and (when available) resync queue depth, against </w:t>
+      </w:r>
+      <w:proofErr w:type="spellStart"/>
+      <w:r>
+        <w:t>vsanCongestionThresh</w:t>
+      </w:r>
+      <w:proofErr w:type="spellEnd"/>
+      <w:r>
+        <w:t xml:space="preserve"> and </w:t>
+      </w:r>
+      <w:proofErr w:type="spellStart"/>
+      <w:r>
+        <w:t>vsanResyncThresholdGB</w:t>
+      </w:r>
+      <w:proofErr w:type="spellEnd"/>
+      <w:r>
+        <w:t xml:space="preserve"> respectively.</w:t>
       </w:r>
     </w:p>
     <w:p>
@@ -4159,7 +4684,39 @@
         <w:spacing w:after="120"/>
       </w:pPr>
       <w:r>
-        <w:t>The first task on any datastore has no calibration data. The governor approves automatically in this case (logged as “First task on these datastores”) because denying every first task would create a chicken-and-egg deadlock. After the first task completes, _deleteSnapshot writes pre/post metric snapshots into datastoreStateJson, and the governor uses the observed delta on every subsequent task targeting that datastore.</w:t>
+        <w:t xml:space="preserve">The first task on any </w:t>
+      </w:r>
+      <w:proofErr w:type="gramStart"/>
+      <w:r>
+        <w:t>datastore</w:t>
+      </w:r>
+      <w:proofErr w:type="gramEnd"/>
+      <w:r>
+        <w:t xml:space="preserve"> has no calibration data. The governor approves automatically in this case (logged as “First task on these datastores”) because denying every first task would create a chicken-and-egg deadlock. After the first task </w:t>
+      </w:r>
+      <w:proofErr w:type="gramStart"/>
+      <w:r>
+        <w:t>completes</w:t>
+      </w:r>
+      <w:proofErr w:type="gramEnd"/>
+      <w:r>
+        <w:t>, _</w:t>
+      </w:r>
+      <w:proofErr w:type="spellStart"/>
+      <w:r>
+        <w:t>deleteSnapshot</w:t>
+      </w:r>
+      <w:proofErr w:type="spellEnd"/>
+      <w:r>
+        <w:t xml:space="preserve"> writes pre/post metric snapshots into </w:t>
+      </w:r>
+      <w:proofErr w:type="spellStart"/>
+      <w:r>
+        <w:t>datastoreStateJson</w:t>
+      </w:r>
+      <w:proofErr w:type="spellEnd"/>
+      <w:r>
+        <w:t>, and the governor uses the observed delta on every subsequent task targeting that datastore.</w:t>
       </w:r>
     </w:p>
     <w:p>
@@ -4175,7 +4732,15 @@
         <w:spacing w:after="120"/>
       </w:pPr>
       <w:r>
-        <w:t>ST-07 (powered-off lane) inherits datastoreStateJson from ST-06. This matters because shared datastores are common: a powered-off VM may live on the same vSAN cluster as a powered-on VM whose consolidation just completed. Inheriting the calibration means ST-07 does not start blind on those datastores.</w:t>
+        <w:t xml:space="preserve">ST-07 (powered-off lane) inherits </w:t>
+      </w:r>
+      <w:proofErr w:type="spellStart"/>
+      <w:r>
+        <w:t>datastoreStateJson</w:t>
+      </w:r>
+      <w:proofErr w:type="spellEnd"/>
+      <w:r>
+        <w:t xml:space="preserve"> from ST-06. This matters because shared datastores are common: a powered-off VM may live on the same vSAN cluster as a powered-on VM whose consolidation just completed. Inheriting the calibration means ST-07 does not start blind on those datastores.</w:t>
       </w:r>
     </w:p>
     <w:p>
@@ -4191,7 +4756,31 @@
         <w:spacing w:after="120"/>
       </w:pPr>
       <w:r>
-        <w:t>VMFS and NFS metrics are read via PerformanceManager.queryPerf with intervalId=20 (real-time, 20-second buckets), falling back to intervalId=300 (5-minute aggregated) if real-time is unavailable. The counters used are:</w:t>
+        <w:t xml:space="preserve">VMFS and NFS metrics are read via </w:t>
+      </w:r>
+      <w:proofErr w:type="spellStart"/>
+      <w:r>
+        <w:t>PerformanceManager.queryPerf</w:t>
+      </w:r>
+      <w:proofErr w:type="spellEnd"/>
+      <w:r>
+        <w:t xml:space="preserve"> with </w:t>
+      </w:r>
+      <w:proofErr w:type="spellStart"/>
+      <w:r>
+        <w:t>intervalId</w:t>
+      </w:r>
+      <w:proofErr w:type="spellEnd"/>
+      <w:r>
+        <w:t xml:space="preserve">=20 (real-time, 20-second buckets), falling back to </w:t>
+      </w:r>
+      <w:proofErr w:type="spellStart"/>
+      <w:r>
+        <w:t>intervalId</w:t>
+      </w:r>
+      <w:proofErr w:type="spellEnd"/>
+      <w:r>
+        <w:t>=300 (5-minute aggregated) if real-time is unavailable. The counters used are:</w:t>
       </w:r>
     </w:p>
     <w:p>
@@ -4203,8 +4792,26 @@
         </w:numPr>
         <w:spacing w:after="80"/>
       </w:pPr>
-      <w:r>
-        <w:t>datastore:totalReadLatency:average (→ readLatencyMs)</w:t>
+      <w:proofErr w:type="spellStart"/>
+      <w:proofErr w:type="gramStart"/>
+      <w:r>
+        <w:t>datastore:totalReadLatency</w:t>
+      </w:r>
+      <w:proofErr w:type="gramEnd"/>
+      <w:r>
+        <w:t>:average</w:t>
+      </w:r>
+      <w:proofErr w:type="spellEnd"/>
+      <w:r>
+        <w:t xml:space="preserve"> (→ </w:t>
+      </w:r>
+      <w:proofErr w:type="spellStart"/>
+      <w:r>
+        <w:t>readLatencyMs</w:t>
+      </w:r>
+      <w:proofErr w:type="spellEnd"/>
+      <w:r>
+        <w:t>)</w:t>
       </w:r>
     </w:p>
     <w:p>
@@ -4216,8 +4823,26 @@
         </w:numPr>
         <w:spacing w:after="80"/>
       </w:pPr>
-      <w:r>
-        <w:t>datastore:totalWriteLatency:average (→ writeLatencyMs)</w:t>
+      <w:proofErr w:type="spellStart"/>
+      <w:proofErr w:type="gramStart"/>
+      <w:r>
+        <w:t>datastore:totalWriteLatency</w:t>
+      </w:r>
+      <w:proofErr w:type="gramEnd"/>
+      <w:r>
+        <w:t>:average</w:t>
+      </w:r>
+      <w:proofErr w:type="spellEnd"/>
+      <w:r>
+        <w:t xml:space="preserve"> (→ </w:t>
+      </w:r>
+      <w:proofErr w:type="spellStart"/>
+      <w:r>
+        <w:t>writeLatencyMs</w:t>
+      </w:r>
+      <w:proofErr w:type="spellEnd"/>
+      <w:r>
+        <w:t>)</w:t>
       </w:r>
     </w:p>
     <w:p>
@@ -4229,8 +4854,26 @@
         </w:numPr>
         <w:spacing w:after="80"/>
       </w:pPr>
-      <w:r>
-        <w:t>datastore:numberReadAveraged:average (→ iopsRead)</w:t>
+      <w:proofErr w:type="spellStart"/>
+      <w:proofErr w:type="gramStart"/>
+      <w:r>
+        <w:t>datastore:numberReadAveraged</w:t>
+      </w:r>
+      <w:proofErr w:type="gramEnd"/>
+      <w:r>
+        <w:t>:average</w:t>
+      </w:r>
+      <w:proofErr w:type="spellEnd"/>
+      <w:r>
+        <w:t xml:space="preserve"> (→ </w:t>
+      </w:r>
+      <w:proofErr w:type="spellStart"/>
+      <w:r>
+        <w:t>iopsRead</w:t>
+      </w:r>
+      <w:proofErr w:type="spellEnd"/>
+      <w:r>
+        <w:t>)</w:t>
       </w:r>
     </w:p>
     <w:p>
@@ -4242,8 +4885,26 @@
         </w:numPr>
         <w:spacing w:after="80"/>
       </w:pPr>
-      <w:r>
-        <w:t>datastore:numberWriteAveraged:average (→ iopsWrite)</w:t>
+      <w:proofErr w:type="spellStart"/>
+      <w:proofErr w:type="gramStart"/>
+      <w:r>
+        <w:t>datastore:numberWriteAveraged</w:t>
+      </w:r>
+      <w:proofErr w:type="gramEnd"/>
+      <w:r>
+        <w:t>:average</w:t>
+      </w:r>
+      <w:proofErr w:type="spellEnd"/>
+      <w:r>
+        <w:t xml:space="preserve"> (→ </w:t>
+      </w:r>
+      <w:proofErr w:type="spellStart"/>
+      <w:r>
+        <w:t>iopsWrite</w:t>
+      </w:r>
+      <w:proofErr w:type="spellEnd"/>
+      <w:r>
+        <w:t>)</w:t>
       </w:r>
     </w:p>
     <w:p>
@@ -4251,26 +4912,75 @@
         <w:spacing w:after="120"/>
       </w:pPr>
       <w:r>
-        <w:t xml:space="preserve">vSAN counters cannot be queried via queryPerf in vCenter 9. The action instead calls </w:t>
-      </w:r>
+        <w:t xml:space="preserve">vSAN counters cannot be queried via </w:t>
+      </w:r>
+      <w:proofErr w:type="spellStart"/>
+      <w:r>
+        <w:t>queryPerf</w:t>
+      </w:r>
+      <w:proofErr w:type="spellEnd"/>
+      <w:r>
+        <w:t xml:space="preserve"> in vCenter 9. The action instead calls </w:t>
+      </w:r>
+      <w:proofErr w:type="spellStart"/>
       <w:r>
         <w:rPr>
           <w:rFonts w:ascii="Consolas" w:eastAsia="Consolas" w:hAnsi="Consolas" w:cs="Consolas"/>
         </w:rPr>
-        <w:t>HostVsanInternalSystem.queryVsanStatistics(["dom"])</w:t>
-      </w:r>
-      <w:r>
-        <w:t xml:space="preserve"> on every host in the vSAN cluster, parses dom.owner.stats, takes two snapshots two seconds apart, and computes deltas to derive a point-</w:t>
-      </w:r>
-      <w:r>
-        <w:lastRenderedPageBreak/>
-        <w:t xml:space="preserve">in-time rate. Latency is high-depth duration divided by high-depth count; congestion is the sum of readCachedCongestionSum and proxyWriteCongestionSum delta, </w:t>
-      </w:r>
-      <w:r>
-        <w:t>normalize</w:t>
-      </w:r>
-      <w:r>
-        <w:t>d by host count.</w:t>
+        <w:t>HostVsanInternalSystem.queryVsanStatistics</w:t>
+      </w:r>
+      <w:proofErr w:type="spellEnd"/>
+      <w:r>
+        <w:rPr>
+          <w:rFonts w:ascii="Consolas" w:eastAsia="Consolas" w:hAnsi="Consolas" w:cs="Consolas"/>
+        </w:rPr>
+        <w:t>(["</w:t>
+      </w:r>
+      <w:proofErr w:type="spellStart"/>
+      <w:r>
+        <w:rPr>
+          <w:rFonts w:ascii="Consolas" w:eastAsia="Consolas" w:hAnsi="Consolas" w:cs="Consolas"/>
+        </w:rPr>
+        <w:t>dom</w:t>
+      </w:r>
+      <w:proofErr w:type="spellEnd"/>
+      <w:r>
+        <w:rPr>
+          <w:rFonts w:ascii="Consolas" w:eastAsia="Consolas" w:hAnsi="Consolas" w:cs="Consolas"/>
+        </w:rPr>
+        <w:t>"])</w:t>
+      </w:r>
+      <w:r>
+        <w:t xml:space="preserve"> on every host in the vSAN cluster, parses </w:t>
+      </w:r>
+      <w:proofErr w:type="spellStart"/>
+      <w:proofErr w:type="gramStart"/>
+      <w:r>
+        <w:t>dom.owner</w:t>
+      </w:r>
+      <w:proofErr w:type="gramEnd"/>
+      <w:r>
+        <w:t>.stats</w:t>
+      </w:r>
+      <w:proofErr w:type="spellEnd"/>
+      <w:r>
+        <w:t xml:space="preserve">, takes two snapshots two seconds apart, and computes deltas to derive a point-in-time rate. Latency is high-depth duration divided by high-depth count; congestion is the sum of </w:t>
+      </w:r>
+      <w:proofErr w:type="spellStart"/>
+      <w:r>
+        <w:t>readCachedCongestionSum</w:t>
+      </w:r>
+      <w:proofErr w:type="spellEnd"/>
+      <w:r>
+        <w:t xml:space="preserve"> and </w:t>
+      </w:r>
+      <w:proofErr w:type="spellStart"/>
+      <w:r>
+        <w:t>proxyWriteCongestionSum</w:t>
+      </w:r>
+      <w:proofErr w:type="spellEnd"/>
+      <w:r>
+        <w:t xml:space="preserve"> delta, normalized by host count.</w:t>
       </w:r>
     </w:p>
     <w:tbl>
@@ -4309,6 +5019,7 @@
           </w:tcPr>
           <w:p>
             <w:r>
+              <w:lastRenderedPageBreak/>
               <w:t xml:space="preserve"> </w:t>
             </w:r>
           </w:p>
@@ -4339,7 +5050,15 @@
           </w:p>
           <w:p>
             <w:r>
-              <w:t>When there is no recent vSAN load, the high-depth counters do not increment between snapshots, so latency is reported as null (uncalibrated) rather than zero. The governor explicitly skips null fields rather than treating them as healthy. This is intentional: “no data” is not the same as “no load.”</w:t>
+              <w:t xml:space="preserve">When there is no recent vSAN load, the high-depth counters do not </w:t>
+            </w:r>
+            <w:proofErr w:type="gramStart"/>
+            <w:r>
+              <w:t>increment</w:t>
+            </w:r>
+            <w:proofErr w:type="gramEnd"/>
+            <w:r>
+              <w:t xml:space="preserve"> between snapshots, so latency is reported as null (uncalibrated) rather than zero. The governor explicitly skips null fields rather than treating them as healthy. This is intentional: “no data” is not the same as “no load.”</w:t>
             </w:r>
           </w:p>
         </w:tc>
@@ -4358,7 +5077,7 @@
         <w:spacing w:after="120"/>
       </w:pPr>
       <w:r>
-        <w:t>vCenter rejects deletion of a snapshot if it has live children, so the workflow must always remove leaves first. ST-05 implements this as a topological sort over each VM’s candidate set:</w:t>
+        <w:t>vCenter rejects deletion of a snapshot if it has live children, so the workflow must always remove leaves first. ST-05 implements this by sorting each VM’s candidate set newest-first by creation timestamp:</w:t>
       </w:r>
     </w:p>
     <w:p>
@@ -4371,7 +5090,15 @@
         <w:spacing w:after="80"/>
       </w:pPr>
       <w:r>
-        <w:t>Group candidates by vmMoRef.</w:t>
+        <w:t xml:space="preserve">Group candidates by </w:t>
+      </w:r>
+      <w:proofErr w:type="spellStart"/>
+      <w:r>
+        <w:t>vmMoRef</w:t>
+      </w:r>
+      <w:proofErr w:type="spellEnd"/>
+      <w:r>
+        <w:t>.</w:t>
       </w:r>
     </w:p>
     <w:p>
@@ -4384,7 +5111,15 @@
         <w:spacing w:after="80"/>
       </w:pPr>
       <w:r>
-        <w:t>For each group, build a set of “is a parent of another candidate” references. Crucially, only consider parent links pointing to other candidates in this group — filtered-out snapshots are invisible to the sort, which prevents the sort from getting stuck when a filtered snapshot sits in the middle of a chain.</w:t>
+        <w:t xml:space="preserve">For each group, sort snapshots newest-first by </w:t>
+      </w:r>
+      <w:proofErr w:type="spellStart"/>
+      <w:r>
+        <w:t>snapshotCreatedMs</w:t>
+      </w:r>
+      <w:proofErr w:type="spellEnd"/>
+      <w:r>
+        <w:t xml:space="preserve"> (descending). This ensures the most recently created snapshot in each VM’s chain is processed first, which is the safe deletion order regardless of chain depth.</w:t>
       </w:r>
     </w:p>
     <w:p>
@@ -4397,7 +5132,7 @@
         <w:spacing w:after="80"/>
       </w:pPr>
       <w:r>
-        <w:t>Apply Kahn’s algorithm: emit leaves (no remaining children), then unmark their parents. Repeat until the set is empty.</w:t>
+        <w:t>Concatenate all groups into a single sorted list, maintaining the newest-first order within each VM.</w:t>
       </w:r>
     </w:p>
     <w:p>
@@ -4410,7 +5145,23 @@
         <w:spacing w:after="80"/>
       </w:pPr>
       <w:r>
-        <w:t>Within each “leaves” batch, sort by ageMinutes ascending (newest first) so the deepest snapshot in the chain is the first one removed.</w:t>
+        <w:t>Split the sorted list by power state into two lanes: powered-on/suspended VMs (</w:t>
+      </w:r>
+      <w:proofErr w:type="spellStart"/>
+      <w:r>
+        <w:t>onCandidatesJson</w:t>
+      </w:r>
+      <w:proofErr w:type="spellEnd"/>
+      <w:r>
+        <w:t>) and powered-off VMs (</w:t>
+      </w:r>
+      <w:proofErr w:type="spellStart"/>
+      <w:r>
+        <w:t>offCandidatesJson</w:t>
+      </w:r>
+      <w:proofErr w:type="spellEnd"/>
+      <w:r>
+        <w:t>).</w:t>
       </w:r>
     </w:p>
     <w:p>
@@ -4423,7 +5174,15 @@
         <w:spacing w:after="80"/>
       </w:pPr>
       <w:r>
-        <w:t>If a cycle is detected (which should be impossible for a real snapshot chain), emit the remainder unsorted with a warning rather than hanging.</w:t>
+        <w:t xml:space="preserve">No topology analysis or parent-link resolution is needed. Candidates are identified by name only and resolved at deletion time, so there are no </w:t>
+      </w:r>
+      <w:proofErr w:type="spellStart"/>
+      <w:r>
+        <w:t>MoRef</w:t>
+      </w:r>
+      <w:proofErr w:type="spellEnd"/>
+      <w:r>
+        <w:t xml:space="preserve"> chains to sort.</w:t>
       </w:r>
     </w:p>
     <w:p>
@@ -4431,7 +5190,7 @@
         <w:spacing w:after="120"/>
       </w:pPr>
       <w:r>
-        <w:t>After ordering, the result is split by power state into two lanes (onCandidatesJson and offCandidatesJson) for the dispatcher.</w:t>
+        <w:t>The dispatcher then processes the two lanes independently: ST-06 handles the powered-on lane with I/O throttling, and ST-07 handles the powered-off lane sequentially.</w:t>
       </w:r>
     </w:p>
     <w:p>
@@ -4447,7 +5206,31 @@
         <w:spacing w:after="120"/>
       </w:pPr>
       <w:r>
-        <w:t>_deleteSnapshot performs a sequence of safety checks before submitting the removeSnapshot_Task call. Any check that fails causes the candidate to be skipped (not failed) and logged with a skipReason:</w:t>
+        <w:t>_</w:t>
+      </w:r>
+      <w:proofErr w:type="spellStart"/>
+      <w:r>
+        <w:t>deleteSnapshot</w:t>
+      </w:r>
+      <w:proofErr w:type="spellEnd"/>
+      <w:r>
+        <w:t xml:space="preserve"> performs a sequence of safety checks before submitting the </w:t>
+      </w:r>
+      <w:proofErr w:type="spellStart"/>
+      <w:r>
+        <w:t>removeSnapshot_Task</w:t>
+      </w:r>
+      <w:proofErr w:type="spellEnd"/>
+      <w:r>
+        <w:t xml:space="preserve"> call. Any check that fails causes the candidate to be skipped (not failed) and logged with a </w:t>
+      </w:r>
+      <w:proofErr w:type="spellStart"/>
+      <w:r>
+        <w:t>skipReason</w:t>
+      </w:r>
+      <w:proofErr w:type="spellEnd"/>
+      <w:r>
+        <w:t>:</w:t>
       </w:r>
     </w:p>
     <w:tbl>
@@ -4594,21 +5377,23 @@
                 <w:sz w:val="20"/>
                 <w:szCs w:val="20"/>
               </w:rPr>
-              <w:t xml:space="preserve">Resolves the vmMoRef (which is vm.id from </w:t>
-            </w:r>
-            <w:r>
-              <w:rPr>
-                <w:sz w:val="20"/>
-                <w:szCs w:val="20"/>
-              </w:rPr>
-              <w:t>VCF Orchestrator</w:t>
-            </w:r>
-            <w:r>
-              <w:rPr>
-                <w:sz w:val="20"/>
-                <w:szCs w:val="20"/>
-              </w:rPr>
-              <w:t xml:space="preserve"> inventory) by traversing the same tree used during enumeration. If not found, the VM was deleted or moved since the scan.</w:t>
+              <w:t xml:space="preserve">Resolves the </w:t>
+            </w:r>
+            <w:proofErr w:type="spellStart"/>
+            <w:r>
+              <w:rPr>
+                <w:sz w:val="20"/>
+                <w:szCs w:val="20"/>
+              </w:rPr>
+              <w:t>vmMoRef</w:t>
+            </w:r>
+            <w:proofErr w:type="spellEnd"/>
+            <w:r>
+              <w:rPr>
+                <w:sz w:val="20"/>
+                <w:szCs w:val="20"/>
+              </w:rPr>
+              <w:t xml:space="preserve"> (which is vm.id from VCF Orchestrator inventory) by traversing the same tree used during enumeration. If not found, the VM was deleted or moved since the scan.</w:t>
             </w:r>
           </w:p>
         </w:tc>
@@ -4732,7 +5517,41 @@
                 <w:sz w:val="20"/>
                 <w:szCs w:val="20"/>
               </w:rPr>
-              <w:t>Checks vm.recentTask for any running task whose descriptionId contains snapshot, backup, clone, migrate, or relocate.</w:t>
+              <w:t xml:space="preserve">Checks </w:t>
+            </w:r>
+            <w:proofErr w:type="spellStart"/>
+            <w:proofErr w:type="gramStart"/>
+            <w:r>
+              <w:rPr>
+                <w:sz w:val="20"/>
+                <w:szCs w:val="20"/>
+              </w:rPr>
+              <w:t>vm.recentTask</w:t>
+            </w:r>
+            <w:proofErr w:type="spellEnd"/>
+            <w:proofErr w:type="gramEnd"/>
+            <w:r>
+              <w:rPr>
+                <w:sz w:val="20"/>
+                <w:szCs w:val="20"/>
+              </w:rPr>
+              <w:t xml:space="preserve"> for any running task whose </w:t>
+            </w:r>
+            <w:proofErr w:type="spellStart"/>
+            <w:r>
+              <w:rPr>
+                <w:sz w:val="20"/>
+                <w:szCs w:val="20"/>
+              </w:rPr>
+              <w:t>descriptionId</w:t>
+            </w:r>
+            <w:proofErr w:type="spellEnd"/>
+            <w:r>
+              <w:rPr>
+                <w:sz w:val="20"/>
+                <w:szCs w:val="20"/>
+              </w:rPr>
+              <w:t xml:space="preserve"> contains snapshot, backup, clone, migrate, or relocate.</w:t>
             </w:r>
           </w:p>
         </w:tc>
@@ -4764,7 +5583,6 @@
                 <w:sz w:val="20"/>
                 <w:szCs w:val="20"/>
               </w:rPr>
-              <w:lastRenderedPageBreak/>
               <w:t>Host is reachable</w:t>
             </w:r>
           </w:p>
@@ -4795,7 +5613,64 @@
                 <w:sz w:val="20"/>
                 <w:szCs w:val="20"/>
               </w:rPr>
-              <w:t>If vm.runtime.host.runtime.connectionState is disconnected or notResponding, the action skips to avoid data loss during a possible HA event.</w:t>
+              <w:t xml:space="preserve">If </w:t>
+            </w:r>
+            <w:proofErr w:type="spellStart"/>
+            <w:proofErr w:type="gramStart"/>
+            <w:r>
+              <w:rPr>
+                <w:sz w:val="20"/>
+                <w:szCs w:val="20"/>
+              </w:rPr>
+              <w:t>vm.runtime</w:t>
+            </w:r>
+            <w:proofErr w:type="gramEnd"/>
+            <w:r>
+              <w:rPr>
+                <w:sz w:val="20"/>
+                <w:szCs w:val="20"/>
+              </w:rPr>
+              <w:t>.</w:t>
+            </w:r>
+            <w:proofErr w:type="gramStart"/>
+            <w:r>
+              <w:rPr>
+                <w:sz w:val="20"/>
+                <w:szCs w:val="20"/>
+              </w:rPr>
+              <w:t>host.runtime</w:t>
+            </w:r>
+            <w:proofErr w:type="gramEnd"/>
+            <w:r>
+              <w:rPr>
+                <w:sz w:val="20"/>
+                <w:szCs w:val="20"/>
+              </w:rPr>
+              <w:t>.connectionState</w:t>
+            </w:r>
+            <w:proofErr w:type="spellEnd"/>
+            <w:r>
+              <w:rPr>
+                <w:sz w:val="20"/>
+                <w:szCs w:val="20"/>
+              </w:rPr>
+              <w:t xml:space="preserve"> is disconnected or </w:t>
+            </w:r>
+            <w:proofErr w:type="spellStart"/>
+            <w:r>
+              <w:rPr>
+                <w:sz w:val="20"/>
+                <w:szCs w:val="20"/>
+              </w:rPr>
+              <w:t>notResponding</w:t>
+            </w:r>
+            <w:proofErr w:type="spellEnd"/>
+            <w:r>
+              <w:rPr>
+                <w:sz w:val="20"/>
+                <w:szCs w:val="20"/>
+              </w:rPr>
+              <w:t>, the action skips to avoid data loss during a possible HA event.</w:t>
             </w:r>
           </w:p>
         </w:tc>
@@ -4827,6 +5702,7 @@
                 <w:sz w:val="20"/>
                 <w:szCs w:val="20"/>
               </w:rPr>
+              <w:lastRenderedPageBreak/>
               <w:t>Snapshot still exists</w:t>
             </w:r>
           </w:p>
@@ -4857,7 +5733,55 @@
                 <w:sz w:val="20"/>
                 <w:szCs w:val="20"/>
               </w:rPr>
-              <w:t>Primary lookup by MoRef. If the MoRef is stale (vCenter sometimes reorganises chains during consolidation), falls back to matching on snapshot name and createTime within a 60-second tolerance.</w:t>
+              <w:t xml:space="preserve">Resolves the snapshot by name from the VM’s live snapshot tree at deletion time. If multiple snapshots share the same name, the one closest to the original </w:t>
+            </w:r>
+            <w:proofErr w:type="spellStart"/>
+            <w:r>
+              <w:rPr>
+                <w:sz w:val="20"/>
+                <w:szCs w:val="20"/>
+              </w:rPr>
+              <w:t>createTime</w:t>
+            </w:r>
+            <w:proofErr w:type="spellEnd"/>
+            <w:r>
+              <w:rPr>
+                <w:sz w:val="20"/>
+                <w:szCs w:val="20"/>
+              </w:rPr>
+              <w:t xml:space="preserve"> (within 60-second tolerance) is chosen. If none </w:t>
+            </w:r>
+            <w:proofErr w:type="gramStart"/>
+            <w:r>
+              <w:rPr>
+                <w:sz w:val="20"/>
+                <w:szCs w:val="20"/>
+              </w:rPr>
+              <w:t>match</w:t>
+            </w:r>
+            <w:proofErr w:type="gramEnd"/>
+            <w:r>
+              <w:rPr>
+                <w:sz w:val="20"/>
+                <w:szCs w:val="20"/>
+              </w:rPr>
+              <w:t xml:space="preserve"> within tolerance, the newest match is used. If the snapshot is not found, it was likely </w:t>
+            </w:r>
+            <w:proofErr w:type="gramStart"/>
+            <w:r>
+              <w:rPr>
+                <w:sz w:val="20"/>
+                <w:szCs w:val="20"/>
+              </w:rPr>
+              <w:t>deleted</w:t>
+            </w:r>
+            <w:proofErr w:type="gramEnd"/>
+            <w:r>
+              <w:rPr>
+                <w:sz w:val="20"/>
+                <w:szCs w:val="20"/>
+              </w:rPr>
+              <w:t xml:space="preserve"> or consolidated by a prior operation.</w:t>
             </w:r>
           </w:p>
         </w:tc>
@@ -4935,7 +5859,39 @@
         <w:spacing w:after="120"/>
       </w:pPr>
       <w:r>
-        <w:t>Every log entry written to the runLog accumulator carries the runId. The final result block (RESULT marker) prints the runId in its header, so any line in the log can be traced back to the originating run.</w:t>
+        <w:t xml:space="preserve">Every log entry written to the </w:t>
+      </w:r>
+      <w:proofErr w:type="spellStart"/>
+      <w:r>
+        <w:t>runLog</w:t>
+      </w:r>
+      <w:proofErr w:type="spellEnd"/>
+      <w:r>
+        <w:t xml:space="preserve"> accumulator carries the </w:t>
+      </w:r>
+      <w:proofErr w:type="spellStart"/>
+      <w:r>
+        <w:t>runId</w:t>
+      </w:r>
+      <w:proofErr w:type="spellEnd"/>
+      <w:r>
+        <w:t xml:space="preserve">. </w:t>
+      </w:r>
+      <w:proofErr w:type="gramStart"/>
+      <w:r>
+        <w:t>The final result</w:t>
+      </w:r>
+      <w:proofErr w:type="gramEnd"/>
+      <w:r>
+        <w:t xml:space="preserve"> block (RESULT marker) prints the </w:t>
+      </w:r>
+      <w:proofErr w:type="spellStart"/>
+      <w:r>
+        <w:t>runId</w:t>
+      </w:r>
+      <w:proofErr w:type="spellEnd"/>
+      <w:r>
+        <w:t xml:space="preserve"> in its header, so any line in the log can be traced back to the originating run.</w:t>
       </w:r>
     </w:p>
     <w:p>
@@ -4951,13 +5907,15 @@
         <w:spacing w:after="120"/>
       </w:pPr>
       <w:r>
-        <w:t>ST-0</w:t>
-      </w:r>
-      <w:r>
-        <w:t>8</w:t>
-      </w:r>
-      <w:r>
-        <w:t xml:space="preserve"> writes runSummaryJson to a workflow output attribute. This is a machine-readable summary suitable for downstream automation:</w:t>
+        <w:t xml:space="preserve">ST-08 writes </w:t>
+      </w:r>
+      <w:proofErr w:type="spellStart"/>
+      <w:r>
+        <w:t>runSummaryJson</w:t>
+      </w:r>
+      <w:proofErr w:type="spellEnd"/>
+      <w:r>
+        <w:t xml:space="preserve"> to a workflow output attribute. This is a machine-readable summary suitable for downstream automation:</w:t>
       </w:r>
     </w:p>
     <w:p>
@@ -4977,7 +5935,15 @@
         <w:spacing w:before="0" w:after="0"/>
       </w:pPr>
       <w:r>
-        <w:t xml:space="preserve">  "runId": "SCR-2026-04-22T03-00-00",</w:t>
+        <w:t xml:space="preserve">  "</w:t>
+      </w:r>
+      <w:proofErr w:type="spellStart"/>
+      <w:r>
+        <w:t>runId</w:t>
+      </w:r>
+      <w:proofErr w:type="spellEnd"/>
+      <w:r>
+        <w:t>": "SCR-2026-04-22T03-00-00",</w:t>
       </w:r>
     </w:p>
     <w:p>
@@ -4987,7 +5953,15 @@
         <w:spacing w:before="0" w:after="0"/>
       </w:pPr>
       <w:r>
-        <w:t xml:space="preserve">  "completedAt": "2026-04-22T03:14:22.117Z",</w:t>
+        <w:t xml:space="preserve">  "</w:t>
+      </w:r>
+      <w:proofErr w:type="spellStart"/>
+      <w:r>
+        <w:t>completedAt</w:t>
+      </w:r>
+      <w:proofErr w:type="spellEnd"/>
+      <w:r>
+        <w:t>": "2026-04-22T03:14:22.117Z",</w:t>
       </w:r>
     </w:p>
     <w:p>
@@ -5007,7 +5981,15 @@
         <w:spacing w:before="0" w:after="0"/>
       </w:pPr>
       <w:r>
-        <w:t xml:space="preserve">  "dryRun": false,</w:t>
+        <w:t xml:space="preserve">  "</w:t>
+      </w:r>
+      <w:proofErr w:type="spellStart"/>
+      <w:r>
+        <w:t>dryRun</w:t>
+      </w:r>
+      <w:proofErr w:type="spellEnd"/>
+      <w:r>
+        <w:t>": false,</w:t>
       </w:r>
     </w:p>
     <w:p>
@@ -5017,7 +5999,15 @@
         <w:spacing w:before="0" w:after="0"/>
       </w:pPr>
       <w:r>
-        <w:t xml:space="preserve">  "lockReleased": true,</w:t>
+        <w:t xml:space="preserve">  "</w:t>
+      </w:r>
+      <w:proofErr w:type="spellStart"/>
+      <w:r>
+        <w:t>lockReleased</w:t>
+      </w:r>
+      <w:proofErr w:type="spellEnd"/>
+      <w:r>
+        <w:t>": true,</w:t>
       </w:r>
     </w:p>
     <w:p>
@@ -5027,8 +6017,13 @@
         <w:spacing w:before="0" w:after="0"/>
       </w:pPr>
       <w:r>
-        <w:t xml:space="preserve">  "filters": {</w:t>
-      </w:r>
+        <w:t xml:space="preserve">  "filters</w:t>
+      </w:r>
+      <w:proofErr w:type="gramStart"/>
+      <w:r>
+        <w:t>": {</w:t>
+      </w:r>
+      <w:proofErr w:type="gramEnd"/>
     </w:p>
     <w:p>
       <w:pPr>
@@ -5037,7 +6032,15 @@
         <w:spacing w:before="0" w:after="0"/>
       </w:pPr>
       <w:r>
-        <w:t xml:space="preserve">    "ageThresholdMinutes": 10080,</w:t>
+        <w:t xml:space="preserve">    "</w:t>
+      </w:r>
+      <w:proofErr w:type="spellStart"/>
+      <w:r>
+        <w:t>ageThresholdMinutes</w:t>
+      </w:r>
+      <w:proofErr w:type="spellEnd"/>
+      <w:r>
+        <w:t>": 10080,</w:t>
       </w:r>
     </w:p>
     <w:p>
@@ -5047,7 +6050,15 @@
         <w:spacing w:before="0" w:after="0"/>
       </w:pPr>
       <w:r>
-        <w:t xml:space="preserve">    "nameFilter": null,</w:t>
+        <w:t xml:space="preserve">    "</w:t>
+      </w:r>
+      <w:proofErr w:type="spellStart"/>
+      <w:r>
+        <w:t>nameFilter</w:t>
+      </w:r>
+      <w:proofErr w:type="spellEnd"/>
+      <w:r>
+        <w:t>": null,</w:t>
       </w:r>
     </w:p>
     <w:p>
@@ -5057,7 +6068,15 @@
         <w:spacing w:before="0" w:after="0"/>
       </w:pPr>
       <w:r>
-        <w:t xml:space="preserve">    "descIgnoreFilter": "BACKUP-DO-NOT-DELETE"</w:t>
+        <w:t xml:space="preserve">    "</w:t>
+      </w:r>
+      <w:proofErr w:type="spellStart"/>
+      <w:r>
+        <w:t>descIgnoreFilter</w:t>
+      </w:r>
+      <w:proofErr w:type="spellEnd"/>
+      <w:r>
+        <w:t>": ["BACKUP-DO-NOT-DELETE"]</w:t>
       </w:r>
     </w:p>
     <w:p>
@@ -5077,8 +6096,13 @@
         <w:spacing w:before="0" w:after="0"/>
       </w:pPr>
       <w:r>
-        <w:t xml:space="preserve">  "counts": {</w:t>
-      </w:r>
+        <w:t xml:space="preserve">  "counts</w:t>
+      </w:r>
+      <w:proofErr w:type="gramStart"/>
+      <w:r>
+        <w:t>": {</w:t>
+      </w:r>
+      <w:proofErr w:type="gramEnd"/>
     </w:p>
     <w:p>
       <w:pPr>
@@ -5087,7 +6111,15 @@
         <w:spacing w:before="0" w:after="0"/>
       </w:pPr>
       <w:r>
-        <w:t xml:space="preserve">    "deleted": 17, "dry_run": 0, "skipped": 2,</w:t>
+        <w:t xml:space="preserve">    "deleted": 17, "</w:t>
+      </w:r>
+      <w:proofErr w:type="spellStart"/>
+      <w:r>
+        <w:t>dry_run</w:t>
+      </w:r>
+      <w:proofErr w:type="spellEnd"/>
+      <w:r>
+        <w:t>": 0, "skipped": 2,</w:t>
       </w:r>
     </w:p>
     <w:p>
@@ -5097,7 +6129,15 @@
         <w:spacing w:before="0" w:after="0"/>
       </w:pPr>
       <w:r>
-        <w:t xml:space="preserve">    "deferred": 1, "errors": 0, "enumErrors": 0,</w:t>
+        <w:t xml:space="preserve">    "deferred": 1, "errors": 0, "</w:t>
+      </w:r>
+      <w:proofErr w:type="spellStart"/>
+      <w:r>
+        <w:t>enumErrors</w:t>
+      </w:r>
+      <w:proofErr w:type="spellEnd"/>
+      <w:r>
+        <w:t>": 0,</w:t>
       </w:r>
     </w:p>
     <w:p>
@@ -5127,7 +6167,15 @@
         <w:spacing w:before="0" w:after="0"/>
       </w:pPr>
       <w:r>
-        <w:t xml:space="preserve">  "vcenters": ["vc01.example.com", "vc02.example.com"],</w:t>
+        <w:t xml:space="preserve">  "</w:t>
+      </w:r>
+      <w:proofErr w:type="spellStart"/>
+      <w:r>
+        <w:t>vcenters</w:t>
+      </w:r>
+      <w:proofErr w:type="spellEnd"/>
+      <w:r>
+        <w:t>": ["vc01.example.com", "vc02.example.com"],</w:t>
       </w:r>
     </w:p>
     <w:p>
@@ -5137,7 +6185,15 @@
         <w:spacing w:before="0" w:after="0"/>
       </w:pPr>
       <w:r>
-        <w:t xml:space="preserve">  "datastoreCount": 14</w:t>
+        <w:t xml:space="preserve">  "</w:t>
+      </w:r>
+      <w:proofErr w:type="spellStart"/>
+      <w:r>
+        <w:t>datastoreCount</w:t>
+      </w:r>
+      <w:proofErr w:type="spellEnd"/>
+      <w:r>
+        <w:t>": 14</w:t>
       </w:r>
     </w:p>
     <w:p>
@@ -5155,7 +6211,6 @@
         <w:pStyle w:val="heading10"/>
       </w:pPr>
       <w:r>
-        <w:lastRenderedPageBreak/>
         <w:t>9. Known Issues and Technical Debt</w:t>
       </w:r>
     </w:p>
@@ -5210,6 +6265,7 @@
                 <w:bCs/>
                 <w:color w:val="FFFFFF"/>
               </w:rPr>
+              <w:lastRenderedPageBreak/>
               <w:t>#</w:t>
             </w:r>
           </w:p>
@@ -5302,14 +6358,7 @@
                 <w:sz w:val="20"/>
                 <w:szCs w:val="20"/>
               </w:rPr>
-              <w:t>9.</w:t>
-            </w:r>
-            <w:r>
-              <w:rPr>
-                <w:sz w:val="20"/>
-                <w:szCs w:val="20"/>
-              </w:rPr>
-              <w:t>1</w:t>
+              <w:t>9.1</w:t>
             </w:r>
           </w:p>
         </w:tc>
@@ -5334,12 +6383,21 @@
             <w:pPr>
               <w:spacing w:after="40"/>
             </w:pPr>
-            <w:r>
-              <w:rPr>
-                <w:sz w:val="20"/>
-                <w:szCs w:val="20"/>
-              </w:rPr>
-              <w:t>MoRef matching includes substring fallback</w:t>
+            <w:proofErr w:type="spellStart"/>
+            <w:r>
+              <w:rPr>
+                <w:sz w:val="20"/>
+                <w:szCs w:val="20"/>
+              </w:rPr>
+              <w:t>MoRef</w:t>
+            </w:r>
+            <w:proofErr w:type="spellEnd"/>
+            <w:r>
+              <w:rPr>
+                <w:sz w:val="20"/>
+                <w:szCs w:val="20"/>
+              </w:rPr>
+              <w:t xml:space="preserve"> matching includes substring fallback</w:t>
             </w:r>
           </w:p>
         </w:tc>
@@ -5373,77 +6431,57 @@
                 <w:sz w:val="20"/>
                 <w:szCs w:val="20"/>
               </w:rPr>
-              <w:t xml:space="preserve">findSnapshot in </w:t>
-            </w:r>
-            <w:r>
-              <w:rPr>
-                <w:sz w:val="20"/>
-                <w:szCs w:val="20"/>
-              </w:rPr>
-              <w:t>_</w:t>
-            </w:r>
-            <w:r>
-              <w:rPr>
-                <w:sz w:val="20"/>
-                <w:szCs w:val="20"/>
-              </w:rPr>
-              <w:t>deleteSnapshot</w:t>
-            </w:r>
-            <w:r>
-              <w:rPr>
-                <w:sz w:val="20"/>
-                <w:szCs w:val="20"/>
-              </w:rPr>
-              <w:t xml:space="preserve"> action</w:t>
-            </w:r>
-            <w:r>
-              <w:rPr>
-                <w:sz w:val="20"/>
-                <w:szCs w:val="20"/>
-              </w:rPr>
-              <w:t xml:space="preserve"> attempts several MoRef coercions (string equality, then dash-suffix matching) to handle Polyglot seriali</w:t>
-            </w:r>
-            <w:r>
-              <w:rPr>
-                <w:sz w:val="20"/>
-                <w:szCs w:val="20"/>
-              </w:rPr>
-              <w:t xml:space="preserve">zation </w:t>
-            </w:r>
-            <w:r>
-              <w:rPr>
-                <w:sz w:val="20"/>
-                <w:szCs w:val="20"/>
-              </w:rPr>
-              <w:t xml:space="preserve">differences. This is a workaround for a </w:t>
-            </w:r>
-            <w:r>
-              <w:rPr>
-                <w:sz w:val="20"/>
-                <w:szCs w:val="20"/>
-              </w:rPr>
-              <w:t>VCF Orchestrator</w:t>
-            </w:r>
-            <w:r>
-              <w:rPr>
-                <w:sz w:val="20"/>
-                <w:szCs w:val="20"/>
-              </w:rPr>
-              <w:t xml:space="preserve"> </w:t>
-            </w:r>
-            <w:r>
-              <w:rPr>
-                <w:sz w:val="20"/>
-                <w:szCs w:val="20"/>
-              </w:rPr>
-              <w:t>9.02</w:t>
-            </w:r>
-            <w:r>
-              <w:rPr>
-                <w:sz w:val="20"/>
-                <w:szCs w:val="20"/>
-              </w:rPr>
-              <w:t xml:space="preserve"> behavioand should be revisited if the runtime is upgraded.</w:t>
+              <w:t>ST-03 calls _</w:t>
+            </w:r>
+            <w:proofErr w:type="spellStart"/>
+            <w:r>
+              <w:rPr>
+                <w:sz w:val="20"/>
+                <w:szCs w:val="20"/>
+              </w:rPr>
+              <w:t>getSnapshotCandidates</w:t>
+            </w:r>
+            <w:proofErr w:type="spellEnd"/>
+            <w:r>
+              <w:rPr>
+                <w:sz w:val="20"/>
+                <w:szCs w:val="20"/>
+              </w:rPr>
+              <w:t xml:space="preserve"> via </w:t>
+            </w:r>
+            <w:proofErr w:type="spellStart"/>
+            <w:r>
+              <w:rPr>
+                <w:sz w:val="20"/>
+                <w:szCs w:val="20"/>
+              </w:rPr>
+              <w:t>System.getModule</w:t>
+            </w:r>
+            <w:proofErr w:type="spellEnd"/>
+            <w:r>
+              <w:rPr>
+                <w:sz w:val="20"/>
+                <w:szCs w:val="20"/>
+              </w:rPr>
+              <w:t xml:space="preserve"> with a concatenated method name that may need correction if the action name changes in future releases. Verify the action name in the </w:t>
+            </w:r>
+            <w:proofErr w:type="spellStart"/>
+            <w:proofErr w:type="gramStart"/>
+            <w:r>
+              <w:rPr>
+                <w:sz w:val="20"/>
+                <w:szCs w:val="20"/>
+              </w:rPr>
+              <w:t>com.broadcom.pso.vc.vm.snapshots</w:t>
+            </w:r>
+            <w:proofErr w:type="spellEnd"/>
+            <w:proofErr w:type="gramEnd"/>
+            <w:r>
+              <w:rPr>
+                <w:sz w:val="20"/>
+                <w:szCs w:val="20"/>
+              </w:rPr>
+              <w:t xml:space="preserve"> module matches the call site.</w:t>
             </w:r>
           </w:p>
         </w:tc>
@@ -6032,7 +7070,23 @@
                 <w:sz w:val="20"/>
                 <w:szCs w:val="20"/>
               </w:rPr>
-              <w:t>No candidates found; lock released; clean exit via the false branch of the candidates Decision element.</w:t>
+              <w:t xml:space="preserve">No candidates found; lock released; clean exit via the false branch of the </w:t>
+            </w:r>
+            <w:proofErr w:type="gramStart"/>
+            <w:r>
+              <w:rPr>
+                <w:sz w:val="20"/>
+                <w:szCs w:val="20"/>
+              </w:rPr>
+              <w:t>candidates</w:t>
+            </w:r>
+            <w:proofErr w:type="gramEnd"/>
+            <w:r>
+              <w:rPr>
+                <w:sz w:val="20"/>
+                <w:szCs w:val="20"/>
+              </w:rPr>
+              <w:t xml:space="preserve"> Decision element.</w:t>
             </w:r>
           </w:p>
         </w:tc>
@@ -6312,21 +7366,7 @@
                 <w:sz w:val="20"/>
                 <w:szCs w:val="20"/>
               </w:rPr>
-              <w:t xml:space="preserve">Unexpected exception during execution. Lock released if held by this run; partial results logged; </w:t>
-            </w:r>
-            <w:r>
-              <w:rPr>
-                <w:sz w:val="20"/>
-                <w:szCs w:val="20"/>
-              </w:rPr>
-              <w:t>VCF Orchestrator</w:t>
-            </w:r>
-            <w:r>
-              <w:rPr>
-                <w:sz w:val="20"/>
-                <w:szCs w:val="20"/>
-              </w:rPr>
-              <w:t xml:space="preserve"> marks run as failed.</w:t>
+              <w:t>Unexpected exception during execution. Lock released if held by this run; partial results logged; VCF Orchestrator marks run as failed.</w:t>
             </w:r>
           </w:p>
         </w:tc>
@@ -6369,8 +7409,48 @@
         <w:pStyle w:val="heading30"/>
       </w:pPr>
       <w:r>
+        <w:t>Polling vs. event-driven completion</w:t>
+      </w:r>
+    </w:p>
+    <w:p>
+      <w:pPr>
+        <w:spacing w:after="120"/>
+      </w:pPr>
+      <w:r>
         <w:lastRenderedPageBreak/>
-        <w:t>Polling vs. event-driven completion</w:t>
+        <w:t>Both ST-06’s harvest loop and _</w:t>
+      </w:r>
+      <w:proofErr w:type="spellStart"/>
+      <w:r>
+        <w:t>deleteSnapshot’s</w:t>
+      </w:r>
+      <w:proofErr w:type="spellEnd"/>
+      <w:r>
+        <w:t xml:space="preserve"> task wait use polling. VCF Orchestrator 9.02 Polyglot does not expose a reliable </w:t>
+      </w:r>
+      <w:proofErr w:type="spellStart"/>
+      <w:r>
+        <w:t>VcTask.update</w:t>
+      </w:r>
+      <w:proofErr w:type="spellEnd"/>
+      <w:r>
+        <w:t xml:space="preserve">() or </w:t>
+      </w:r>
+      <w:proofErr w:type="spellStart"/>
+      <w:r>
+        <w:t>Server.getTask</w:t>
+      </w:r>
+      <w:proofErr w:type="spellEnd"/>
+      <w:r>
+        <w:t>() API. Polling delTask.info every 5 seconds (which re-fetches transparently in Polyglot) was chosen over a more elaborate event subscription, with confirmation via VM snapshot list as a backstop if delTask.info access fails.</w:t>
+      </w:r>
+    </w:p>
+    <w:p>
+      <w:pPr>
+        <w:pStyle w:val="heading30"/>
+      </w:pPr>
+      <w:r>
+        <w:t>Hold-and-defer vs. retry-with-backoff</w:t>
       </w:r>
     </w:p>
     <w:p>
@@ -6378,19 +7458,15 @@
         <w:spacing w:after="120"/>
       </w:pPr>
       <w:r>
-        <w:t xml:space="preserve">Both ST-06’s harvest loop and _deleteSnapshot’s task wait use polling. </w:t>
-      </w:r>
-      <w:r>
-        <w:t>VCF Orchestrator</w:t>
-      </w:r>
-      <w:r>
-        <w:t xml:space="preserve"> </w:t>
-      </w:r>
-      <w:r>
-        <w:t>9.02</w:t>
-      </w:r>
-      <w:r>
-        <w:t xml:space="preserve"> Polyglot does not expose a reliable VcTask.update() or Server.getTask() API. Polling delTask.info every 5 seconds (which re-fetches transparently in Polyglot) was chosen over a more elaborate event subscription, with confirmation via VM snapshot list as a backstop if delTask.info access fails.</w:t>
+        <w:t xml:space="preserve">When the governor times out a candidate is logged as deferred and skipped for this run, rather than retried with exponential backoff later in the same run. Reasons: </w:t>
+      </w:r>
+      <w:proofErr w:type="gramStart"/>
+      <w:r>
+        <w:t>keeps</w:t>
+      </w:r>
+      <w:proofErr w:type="gramEnd"/>
+      <w:r>
+        <w:t xml:space="preserve"> each run’s wall-clock bounded; surfaces persistent storage problems immediately rather than masking them; and the next scheduled run will retry naturally.</w:t>
       </w:r>
     </w:p>
     <w:p>
@@ -6398,7 +7474,7 @@
         <w:pStyle w:val="heading30"/>
       </w:pPr>
       <w:r>
-        <w:t>Hold-and-defer vs. retry-with-backoff</w:t>
+        <w:t>All thresholds as workflow inputs</w:t>
       </w:r>
     </w:p>
     <w:p>
@@ -6406,23 +7482,23 @@
         <w:spacing w:after="120"/>
       </w:pPr>
       <w:r>
-        <w:t>When the governor times out a candidate is logged as deferred and skipped for this run, rather than retried with exponential backoff later in the same run. Reasons: keeps each run’s wall-clock bounded; surfaces persistent storage problems immediately rather than masking them; and the next scheduled run will retry naturally.</w:t>
-      </w:r>
-    </w:p>
-    <w:p>
-      <w:pPr>
-        <w:pStyle w:val="heading30"/>
-      </w:pPr>
-      <w:r>
-        <w:t>All thresholds as workflow inputs</w:t>
-      </w:r>
-    </w:p>
-    <w:p>
-      <w:pPr>
-        <w:spacing w:after="120"/>
-      </w:pPr>
-      <w:r>
-        <w:t>An earlier draft used a separate Thresholds configuration element. This was dropped in favour of workflow inputs with defaults on the Inputs tab so the entire policy is visible inside the workflow itself. It also lets schedules override defaults per environment without editing a global config element.</w:t>
+        <w:t xml:space="preserve">An earlier draft used a separate Thresholds configuration element. This was dropped in </w:t>
+      </w:r>
+      <w:proofErr w:type="spellStart"/>
+      <w:r>
+        <w:t>favour</w:t>
+      </w:r>
+      <w:proofErr w:type="spellEnd"/>
+      <w:r>
+        <w:t xml:space="preserve"> of workflow inputs with defaults on the Inputs </w:t>
+      </w:r>
+      <w:proofErr w:type="gramStart"/>
+      <w:r>
+        <w:t>tab</w:t>
+      </w:r>
+      <w:proofErr w:type="gramEnd"/>
+      <w:r>
+        <w:t xml:space="preserve"> so the entire policy is visible inside the workflow itself. It also lets schedules override defaults per environment without editing a global config element.</w:t>
       </w:r>
     </w:p>
     <w:p>
@@ -6456,13 +7532,7 @@
         <w:spacing w:after="80"/>
       </w:pPr>
       <w:r>
-        <w:t>ST-08</w:t>
-      </w:r>
-      <w:r>
-        <w:t>a</w:t>
-      </w:r>
-      <w:r>
-        <w:t>: optional capacity reclamation summary that diffs datastore free space against the previous run.</w:t>
+        <w:t>ST-08a: optional capacity reclamation summary that diffs datastore free space against the previous run.</w:t>
       </w:r>
     </w:p>
     <w:p>
@@ -6475,7 +7545,7 @@
         <w:spacing w:after="80"/>
       </w:pPr>
       <w:r>
-        <w:t>Slack/Teams notification action wired into ST-09 result emission.</w:t>
+        <w:t>Slack/Teams notification action wired into ST-08 result emission.</w:t>
       </w:r>
     </w:p>
     <w:p>
@@ -7387,6 +8457,7 @@
   <w:style w:type="character" w:default="1" w:styleId="DefaultParagraphFont">
     <w:name w:val="Default Paragraph Font"/>
     <w:uiPriority w:val="1"/>
+    <w:semiHidden/>
     <w:unhideWhenUsed/>
   </w:style>
   <w:style w:type="table" w:default="1" w:styleId="TableNormal">
@@ -7906,21 +8977,6 @@
 </file>
 
 <file path=customXml/item1.xml><?xml version="1.0" encoding="utf-8"?>
-<p:properties xmlns:p="http://schemas.microsoft.com/office/2006/metadata/properties" xmlns:xsi="http://www.w3.org/2001/XMLSchema-instance" xmlns:pc="http://schemas.microsoft.com/office/infopath/2007/PartnerControls">
-  <documentManagement/>
-</p:properties>
-</file>
-
-<file path=customXml/item2.xml><?xml version="1.0" encoding="utf-8"?>
-<?mso-contentType ?>
-<FormTemplates xmlns="http://schemas.microsoft.com/sharepoint/v3/contenttype/forms">
-  <Display>DocumentLibraryForm</Display>
-  <Edit>DocumentLibraryForm</Edit>
-  <New>DocumentLibraryForm</New>
-</FormTemplates>
-</file>
-
-<file path=customXml/item3.xml><?xml version="1.0" encoding="utf-8"?>
 <ct:contentTypeSchema xmlns:ct="http://schemas.microsoft.com/office/2006/metadata/contentType" xmlns:ma="http://schemas.microsoft.com/office/2006/metadata/properties/metaAttributes" ct:_="" ma:_="" ma:contentTypeName="Document" ma:contentTypeID="0x010100F31F3E2BDF57D84FBD1940DB5BFE70A1" ma:contentTypeVersion="3" ma:contentTypeDescription="Create a new document." ma:contentTypeScope="" ma:versionID="39fcf3856f7d4bce19b1a7baee24e2fb">
   <xsd:schema xmlns:xsd="http://www.w3.org/2001/XMLSchema" xmlns:xs="http://www.w3.org/2001/XMLSchema" xmlns:p="http://schemas.microsoft.com/office/2006/metadata/properties" xmlns:ns2="214119f6-a8cf-4ab0-bc74-24d72ad44cda" targetNamespace="http://schemas.microsoft.com/office/2006/metadata/properties" ma:root="true" ma:fieldsID="18390e324b02758fffdb74a4b908be18" ns2:_="">
     <xsd:import namespace="214119f6-a8cf-4ab0-bc74-24d72ad44cda"/>
@@ -8058,24 +9114,22 @@
 </ct:contentTypeSchema>
 </file>
 
-<file path=customXml/itemProps1.xml><?xml version="1.0" encoding="utf-8"?>
-<ds:datastoreItem xmlns:ds="http://schemas.openxmlformats.org/officeDocument/2006/customXml" ds:itemID="{6524CB50-A16F-4308-B1BD-8A05F96E4374}">
-  <ds:schemaRefs>
-    <ds:schemaRef ds:uri="http://schemas.microsoft.com/office/2006/metadata/properties"/>
-    <ds:schemaRef ds:uri="http://schemas.microsoft.com/office/infopath/2007/PartnerControls"/>
-  </ds:schemaRefs>
-</ds:datastoreItem>
+<file path=customXml/item2.xml><?xml version="1.0" encoding="utf-8"?>
+<?mso-contentType ?>
+<FormTemplates xmlns="http://schemas.microsoft.com/sharepoint/v3/contenttype/forms">
+  <Display>DocumentLibraryForm</Display>
+  <Edit>DocumentLibraryForm</Edit>
+  <New>DocumentLibraryForm</New>
+</FormTemplates>
 </file>
 
-<file path=customXml/itemProps2.xml><?xml version="1.0" encoding="utf-8"?>
-<ds:datastoreItem xmlns:ds="http://schemas.openxmlformats.org/officeDocument/2006/customXml" ds:itemID="{6EE07340-72C8-408A-A496-AC7882974724}">
-  <ds:schemaRefs>
-    <ds:schemaRef ds:uri="http://schemas.microsoft.com/sharepoint/v3/contenttype/forms"/>
-  </ds:schemaRefs>
-</ds:datastoreItem>
+<file path=customXml/item3.xml><?xml version="1.0" encoding="utf-8"?>
+<p:properties xmlns:p="http://schemas.microsoft.com/office/2006/metadata/properties" xmlns:xsi="http://www.w3.org/2001/XMLSchema-instance" xmlns:pc="http://schemas.microsoft.com/office/infopath/2007/PartnerControls">
+  <documentManagement/>
+</p:properties>
 </file>
 
-<file path=customXml/itemProps3.xml><?xml version="1.0" encoding="utf-8"?>
+<file path=customXml/itemProps1.xml><?xml version="1.0" encoding="utf-8"?>
 <ds:datastoreItem xmlns:ds="http://schemas.openxmlformats.org/officeDocument/2006/customXml" ds:itemID="{F42C6108-8CED-499A-AECE-54FD94756E26}">
   <ds:schemaRefs>
     <ds:schemaRef ds:uri="http://schemas.microsoft.com/office/2006/metadata/contentType"/>
@@ -8091,4 +9145,21 @@
     <ds:schemaRef ds:uri="http://schemas.microsoft.com/internal/obd"/>
   </ds:schemaRefs>
 </ds:datastoreItem>
+</file>
+
+<file path=customXml/itemProps2.xml><?xml version="1.0" encoding="utf-8"?>
+<ds:datastoreItem xmlns:ds="http://schemas.openxmlformats.org/officeDocument/2006/customXml" ds:itemID="{6EE07340-72C8-408A-A496-AC7882974724}">
+  <ds:schemaRefs>
+    <ds:schemaRef ds:uri="http://schemas.microsoft.com/sharepoint/v3/contenttype/forms"/>
+  </ds:schemaRefs>
+</ds:datastoreItem>
+</file>
+
+<file path=customXml/itemProps3.xml><?xml version="1.0" encoding="utf-8"?>
+<ds:datastoreItem xmlns:ds="http://schemas.openxmlformats.org/officeDocument/2006/customXml" ds:itemID="{6524CB50-A16F-4308-B1BD-8A05F96E4374}">
+  <ds:schemaRefs>
+    <ds:schemaRef ds:uri="http://schemas.microsoft.com/office/2006/metadata/properties"/>
+    <ds:schemaRef ds:uri="http://schemas.microsoft.com/office/infopath/2007/PartnerControls"/>
+  </ds:schemaRefs>
+</ds:datastoreItem>
 </file>